--- a/The Pragmatic Hive v1.docx
+++ b/The Pragmatic Hive v1.docx
@@ -113,151 +113,6 @@
       <w:r>
         <w:rPr/>
         <w:t>Accept that your first duty is to your own "life support system." Selfishness is not a moral failing; it is a biological requirement.</w:t>
-      </w:r>
-    </w:p>
-    <w:p>
-      <w:pPr>
-        <w:pStyle w:val="BodyText"/>
-        <w:numPr>
-          <w:ilvl w:val="0"/>
-          <w:numId w:val="83"/>
-        </w:numPr>
-        <w:tabs>
-          <w:tab w:val="left" w:pos="709" w:leader="none"/>
-        </w:tabs>
-        <w:bidi w:val="0"/>
-        <w:spacing w:before="0" w:after="0"/>
-        <w:ind w:hanging="283" w:start="709" w:end="0"/>
-        <w:jc w:val="start"/>
-        <w:rPr/>
-      </w:pPr>
-      <w:r>
-        <w:rPr/>
-        <w:t>The Guard: Secure your health, finances, and mental peace first. If you are vulnerable, you are easily corrupted or coerced.</w:t>
-      </w:r>
-    </w:p>
-    <w:p>
-      <w:pPr>
-        <w:pStyle w:val="BodyText"/>
-        <w:numPr>
-          <w:ilvl w:val="0"/>
-          <w:numId w:val="84"/>
-        </w:numPr>
-        <w:tabs>
-          <w:tab w:val="left" w:pos="709" w:leader="none"/>
-        </w:tabs>
-        <w:bidi w:val="0"/>
-        <w:ind w:hanging="283" w:start="709" w:end="0"/>
-        <w:jc w:val="start"/>
-        <w:rPr/>
-      </w:pPr>
-      <w:r>
-        <w:rPr/>
-        <w:t>The Shift: Once your "surplus" begins (security, time, or wealth), selfishness becomes "hoarding." At this stage, personal growth is only found in outward expansion.</w:t>
-      </w:r>
-    </w:p>
-    <w:p>
-      <w:pPr>
-        <w:pStyle w:val="Heading2"/>
-        <w:bidi w:val="0"/>
-        <w:ind w:hanging="0" w:start="0" w:end="0"/>
-        <w:jc w:val="start"/>
-        <w:rPr/>
-      </w:pPr>
-      <w:r>
-        <w:rPr/>
-        <w:t>The Logic: The Hive-Self Symbiosis</w:t>
-      </w:r>
-    </w:p>
-    <w:p>
-      <w:pPr>
-        <w:pStyle w:val="BodyText"/>
-        <w:bidi w:val="0"/>
-        <w:ind w:hanging="0" w:start="0" w:end="0"/>
-        <w:jc w:val="start"/>
-        <w:rPr/>
-      </w:pPr>
-      <w:r>
-        <w:rPr/>
-        <w:t xml:space="preserve">This replaces the idea of "self-sacrifice" with "self-extension." You aren't serving others </w:t>
-      </w:r>
-      <w:r>
-        <w:rPr>
-          <w:rStyle w:val="Emphasis"/>
-          <w:i/>
-        </w:rPr>
-        <w:t>instead</w:t>
-      </w:r>
-      <w:r>
-        <w:rPr/>
-        <w:t xml:space="preserve"> of yourself; you are serving the systems that sustain you.</w:t>
-      </w:r>
-    </w:p>
-    <w:p>
-      <w:pPr>
-        <w:pStyle w:val="BodyText"/>
-        <w:numPr>
-          <w:ilvl w:val="0"/>
-          <w:numId w:val="85"/>
-        </w:numPr>
-        <w:tabs>
-          <w:tab w:val="left" w:pos="709" w:leader="none"/>
-        </w:tabs>
-        <w:bidi w:val="0"/>
-        <w:spacing w:before="0" w:after="0"/>
-        <w:ind w:hanging="283" w:start="709" w:end="0"/>
-        <w:jc w:val="start"/>
-        <w:rPr/>
-      </w:pPr>
-      <w:r>
-        <w:rPr/>
-        <w:t>The Principle: "What hurts the hive hurts the bee." If the public infrastructure, social trust, or environment collapses, your personal wealth cannot save you.</w:t>
-      </w:r>
-    </w:p>
-    <w:p>
-      <w:pPr>
-        <w:pStyle w:val="BodyText"/>
-        <w:numPr>
-          <w:ilvl w:val="0"/>
-          <w:numId w:val="86"/>
-        </w:numPr>
-        <w:tabs>
-          <w:tab w:val="left" w:pos="709" w:leader="none"/>
-        </w:tabs>
-        <w:bidi w:val="0"/>
-        <w:ind w:hanging="283" w:start="709" w:end="0"/>
-        <w:jc w:val="start"/>
-        <w:rPr/>
-      </w:pPr>
-      <w:r>
-        <w:rPr/>
-        <w:t>The Strategy: Invest in the "commons." By making your community safer or more educated, you are indirectly hardening your own security.</w:t>
-      </w:r>
-    </w:p>
-    <w:p>
-      <w:pPr>
-        <w:pStyle w:val="Heading2"/>
-        <w:bidi w:val="0"/>
-        <w:ind w:hanging="0" w:start="0" w:end="0"/>
-        <w:jc w:val="start"/>
-        <w:rPr/>
-      </w:pPr>
-      <w:r>
-        <w:rPr/>
-        <w:t>The Reality: Managing Inevitable Corruption</w:t>
-      </w:r>
-    </w:p>
-    <w:p>
-      <w:pPr>
-        <w:pStyle w:val="BodyText"/>
-        <w:bidi w:val="0"/>
-        <w:ind w:hanging="0" w:start="0" w:end="0"/>
-        <w:jc w:val="start"/>
-        <w:rPr/>
-      </w:pPr>
-      <w:r>
-        <w:rPr/>
-        <w:t>Because survival is an instinct, people will always be tempted to take shortcuts (corruption) when they feel threatened or greedy.</w:t>
       </w:r>
     </w:p>
     <w:p>
@@ -278,7 +133,7 @@
       </w:pPr>
       <w:r>
         <w:rPr/>
-        <w:t>The Guard: Never assume a system is "fixed." Build "Trust but Verify" into your interactions.</w:t>
+        <w:t>The Guard: Secure your health, finances, and mental peace first. If you are vulnerable, you are easily corrupted or coerced.</w:t>
       </w:r>
     </w:p>
     <w:p>
@@ -298,7 +153,7 @@
       </w:pPr>
       <w:r>
         <w:rPr/>
-        <w:t>The Philosophy: Expect the "corrupting element" as a natural weather pattern. Don't be cynical when it happens; be prepared. Use your "met needs" to build systems (laws, checks and balances, transparency) that make being "good" the easiest path for the "selfish" man.</w:t>
+        <w:t>The Shift: Once your "surplus" begins (security, time, or wealth), selfishness becomes "hoarding." At this stage, personal growth is only found in outward expansion.</w:t>
       </w:r>
     </w:p>
     <w:p>
@@ -311,7 +166,7 @@
       </w:pPr>
       <w:r>
         <w:rPr/>
-        <w:t>The Practice: The "Concentric Circles" of Service</w:t>
+        <w:t>The Logic: The Hive-Self Symbiosis</w:t>
       </w:r>
     </w:p>
     <w:p>
@@ -324,7 +179,18 @@
       </w:pPr>
       <w:r>
         <w:rPr/>
-        <w:t>Draft your daily life around three circles:</w:t>
+        <w:t xml:space="preserve">This replaces the idea of "self-sacrifice" with "self-extension." You aren't serving others </w:t>
+      </w:r>
+      <w:r>
+        <w:rPr>
+          <w:rStyle w:val="Emphasis"/>
+          <w:i/>
+        </w:rPr>
+        <w:t>instead</w:t>
+      </w:r>
+      <w:r>
+        <w:rPr/>
+        <w:t xml:space="preserve"> of yourself; you are serving the systems that sustain you.</w:t>
       </w:r>
     </w:p>
     <w:p>
@@ -345,7 +211,7 @@
       </w:pPr>
       <w:r>
         <w:rPr/>
-        <w:t>The Core (Self): Maintenance of the vessel. (Guard)</w:t>
+        <w:t>The Principle: "What hurts the hive hurts the bee." If the public infrastructure, social trust, or environment collapses, your personal wealth cannot save you.</w:t>
       </w:r>
     </w:p>
     <w:p>
@@ -359,14 +225,39 @@
           <w:tab w:val="left" w:pos="709" w:leader="none"/>
         </w:tabs>
         <w:bidi w:val="0"/>
-        <w:spacing w:before="0" w:after="0"/>
         <w:ind w:hanging="283" w:start="709" w:end="0"/>
         <w:jc w:val="start"/>
         <w:rPr/>
       </w:pPr>
       <w:r>
         <w:rPr/>
-        <w:t>The Inner Ring (Tribe): Protecting those who protect you. (Reciprocity)</w:t>
+        <w:t>The Strategy: Invest in the "commons." By making your community safer or more educated, you are indirectly hardening your own security.</w:t>
+      </w:r>
+    </w:p>
+    <w:p>
+      <w:pPr>
+        <w:pStyle w:val="Heading2"/>
+        <w:bidi w:val="0"/>
+        <w:ind w:hanging="0" w:start="0" w:end="0"/>
+        <w:jc w:val="start"/>
+        <w:rPr/>
+      </w:pPr>
+      <w:r>
+        <w:rPr/>
+        <w:t>The Reality: Managing Inevitable Corruption</w:t>
+      </w:r>
+    </w:p>
+    <w:p>
+      <w:pPr>
+        <w:pStyle w:val="BodyText"/>
+        <w:bidi w:val="0"/>
+        <w:ind w:hanging="0" w:start="0" w:end="0"/>
+        <w:jc w:val="start"/>
+        <w:rPr/>
+      </w:pPr>
+      <w:r>
+        <w:rPr/>
+        <w:t>Because survival is an instinct, people will always be tempted to take shortcuts (corruption) when they feel threatened or greedy.</w:t>
       </w:r>
     </w:p>
     <w:p>
@@ -380,85 +271,14 @@
           <w:tab w:val="left" w:pos="709" w:leader="none"/>
         </w:tabs>
         <w:bidi w:val="0"/>
+        <w:spacing w:before="0" w:after="0"/>
         <w:ind w:hanging="283" w:start="709" w:end="0"/>
         <w:jc w:val="start"/>
         <w:rPr/>
       </w:pPr>
       <w:r>
         <w:rPr/>
-        <w:t>The Outer Ring (The Hive): Building the world you want to live in. (Service)</w:t>
-      </w:r>
-    </w:p>
-    <w:p>
-      <w:pPr>
-        <w:pStyle w:val="BodyText"/>
-        <w:bidi w:val="0"/>
-        <w:ind w:hanging="0" w:start="0" w:end="0"/>
-        <w:jc w:val="start"/>
-        <w:rPr/>
-      </w:pPr>
-      <w:r>
-        <w:rPr/>
-        <w:t xml:space="preserve">The Mantra: </w:t>
-      </w:r>
-      <w:r>
-        <w:rPr>
-          <w:rStyle w:val="Emphasis"/>
-          <w:i/>
-        </w:rPr>
-        <w:t>"I secure myself so that I may be a pillar, not a burden; I serve the whole because I am inseparable from it."</w:t>
-      </w:r>
-    </w:p>
-    <w:p>
-      <w:pPr>
-        <w:pStyle w:val="Heading1"/>
-        <w:bidi w:val="0"/>
-        <w:ind w:hanging="0" w:start="0" w:end="0"/>
-        <w:jc w:val="start"/>
-        <w:rPr/>
-      </w:pPr>
-      <w:r>
-        <w:rPr/>
-        <w:t>Where does survival end and service begin?</w:t>
-      </w:r>
-    </w:p>
-    <w:p>
-      <w:pPr>
-        <w:pStyle w:val="BodyText"/>
-        <w:bidi w:val="0"/>
-        <w:ind w:hanging="0" w:start="0" w:end="0"/>
-        <w:jc w:val="start"/>
-        <w:rPr/>
-      </w:pPr>
-      <w:r>
-        <w:rPr/>
-        <w:t>In the framework of Pragmatic Hive, the boundary between "survival" and "service" is not a fixed line, but a transition of motives. Psychologically, this occurs when an individual moves from Deficiency-based thinking to Growth-based thinking.</w:t>
-      </w:r>
-    </w:p>
-    <w:p>
-      <w:pPr>
-        <w:pStyle w:val="Heading2"/>
-        <w:bidi w:val="0"/>
-        <w:ind w:hanging="0" w:start="0" w:end="0"/>
-        <w:jc w:val="start"/>
-        <w:rPr/>
-      </w:pPr>
-      <w:r>
-        <w:rPr/>
-        <w:t>The Threshold of Sufficiency (Survival Ends)</w:t>
-      </w:r>
-    </w:p>
-    <w:p>
-      <w:pPr>
-        <w:pStyle w:val="BodyText"/>
-        <w:bidi w:val="0"/>
-        <w:ind w:hanging="0" w:start="0" w:end="0"/>
-        <w:jc w:val="start"/>
-        <w:rPr/>
-      </w:pPr>
-      <w:r>
-        <w:rPr/>
-        <w:t>Survival ends when your resources—time, energy, and wealth—exceed your immediate and foreseeable "Deficiency Needs".</w:t>
+        <w:t>The Guard: Never assume a system is "fixed." Build "Trust but Verify" into your interactions.</w:t>
       </w:r>
     </w:p>
     <w:p>
@@ -472,14 +292,39 @@
           <w:tab w:val="left" w:pos="709" w:leader="none"/>
         </w:tabs>
         <w:bidi w:val="0"/>
-        <w:spacing w:before="0" w:after="0"/>
         <w:ind w:hanging="283" w:start="709" w:end="0"/>
         <w:jc w:val="start"/>
         <w:rPr/>
       </w:pPr>
       <w:r>
         <w:rPr/>
-        <w:t>Physical Satiation: Your body is not in a state of stress due to lack of food, sleep, or shelter.</w:t>
+        <w:t>The Philosophy: Expect the "corrupting element" as a natural weather pattern. Don't be cynical when it happens; be prepared. Use your "met needs" to build systems (laws, checks and balances, transparency) that make being "good" the easiest path for the "selfish" man.</w:t>
+      </w:r>
+    </w:p>
+    <w:p>
+      <w:pPr>
+        <w:pStyle w:val="Heading2"/>
+        <w:bidi w:val="0"/>
+        <w:ind w:hanging="0" w:start="0" w:end="0"/>
+        <w:jc w:val="start"/>
+        <w:rPr/>
+      </w:pPr>
+      <w:r>
+        <w:rPr/>
+        <w:t>The Practice: The "Concentric Circles" of Service</w:t>
+      </w:r>
+    </w:p>
+    <w:p>
+      <w:pPr>
+        <w:pStyle w:val="BodyText"/>
+        <w:bidi w:val="0"/>
+        <w:ind w:hanging="0" w:start="0" w:end="0"/>
+        <w:jc w:val="start"/>
+        <w:rPr/>
+      </w:pPr>
+      <w:r>
+        <w:rPr/>
+        <w:t>Draft your daily life around three circles:</w:t>
       </w:r>
     </w:p>
     <w:p>
@@ -500,7 +345,7 @@
       </w:pPr>
       <w:r>
         <w:rPr/>
-        <w:t>Security Margin: You have reached a "supra-optimum" level of basic need satisfaction. This isn't just having enough for today; it is the psychological stability of knowing you can cope with "various challenges in life" without immediate collapse.</w:t>
+        <w:t>The Core (Self): Maintenance of the vessel. (Guard)</w:t>
       </w:r>
     </w:p>
     <w:p>
@@ -514,39 +359,14 @@
           <w:tab w:val="left" w:pos="709" w:leader="none"/>
         </w:tabs>
         <w:bidi w:val="0"/>
+        <w:spacing w:before="0" w:after="0"/>
         <w:ind w:hanging="283" w:start="709" w:end="0"/>
         <w:jc w:val="start"/>
         <w:rPr/>
       </w:pPr>
       <w:r>
         <w:rPr/>
-        <w:t>The Guard Constraint: In this philosophy, you must never "sacrifice" below this threshold. True survival needs are objective organic requirements. If you drop below this line to serve others, you become a "burden" to the hive rather than a "pillar," undermining the very system you wish to support.</w:t>
-      </w:r>
-    </w:p>
-    <w:p>
-      <w:pPr>
-        <w:pStyle w:val="Heading2"/>
-        <w:bidi w:val="0"/>
-        <w:ind w:hanging="0" w:start="0" w:end="0"/>
-        <w:jc w:val="start"/>
-        <w:rPr/>
-      </w:pPr>
-      <w:r>
-        <w:rPr/>
-        <w:t>The Transition: "Enlightened Self-Interest"</w:t>
-      </w:r>
-    </w:p>
-    <w:p>
-      <w:pPr>
-        <w:pStyle w:val="BodyText"/>
-        <w:bidi w:val="0"/>
-        <w:ind w:hanging="0" w:start="0" w:end="0"/>
-        <w:jc w:val="start"/>
-        <w:rPr/>
-      </w:pPr>
-      <w:r>
-        <w:rPr/>
-        <w:t xml:space="preserve">The bridge between the two is the realization that individual fitness is tied to group fitness. </w:t>
+        <w:t>The Inner Ring (Tribe): Protecting those who protect you. (Reciprocity)</w:t>
       </w:r>
     </w:p>
     <w:p>
@@ -560,14 +380,85 @@
           <w:tab w:val="left" w:pos="709" w:leader="none"/>
         </w:tabs>
         <w:bidi w:val="0"/>
-        <w:spacing w:before="0" w:after="0"/>
         <w:ind w:hanging="283" w:start="709" w:end="0"/>
         <w:jc w:val="start"/>
         <w:rPr/>
       </w:pPr>
       <w:r>
         <w:rPr/>
-        <w:t>The Hive Logic: You begin to see that "what hurts the hive hurts the bee." Helping others is not "pure altruism" (which some argue doesn't exist) but rather a sophisticated form of survival.</w:t>
+        <w:t>The Outer Ring (The Hive): Building the world you want to live in. (Service)</w:t>
+      </w:r>
+    </w:p>
+    <w:p>
+      <w:pPr>
+        <w:pStyle w:val="BodyText"/>
+        <w:bidi w:val="0"/>
+        <w:ind w:hanging="0" w:start="0" w:end="0"/>
+        <w:jc w:val="start"/>
+        <w:rPr/>
+      </w:pPr>
+      <w:r>
+        <w:rPr/>
+        <w:t xml:space="preserve">The Mantra: </w:t>
+      </w:r>
+      <w:r>
+        <w:rPr>
+          <w:rStyle w:val="Emphasis"/>
+          <w:i/>
+        </w:rPr>
+        <w:t>"I secure myself so that I may be a pillar, not a burden; I serve the whole because I am inseparable from it."</w:t>
+      </w:r>
+    </w:p>
+    <w:p>
+      <w:pPr>
+        <w:pStyle w:val="Heading1"/>
+        <w:bidi w:val="0"/>
+        <w:ind w:hanging="0" w:start="0" w:end="0"/>
+        <w:jc w:val="start"/>
+        <w:rPr/>
+      </w:pPr>
+      <w:r>
+        <w:rPr/>
+        <w:t>Where does survival end and service begin?</w:t>
+      </w:r>
+    </w:p>
+    <w:p>
+      <w:pPr>
+        <w:pStyle w:val="BodyText"/>
+        <w:bidi w:val="0"/>
+        <w:ind w:hanging="0" w:start="0" w:end="0"/>
+        <w:jc w:val="start"/>
+        <w:rPr/>
+      </w:pPr>
+      <w:r>
+        <w:rPr/>
+        <w:t>In the framework of Pragmatic Hive, the boundary between "survival" and "service" is not a fixed line, but a transition of motives. Psychologically, this occurs when an individual moves from Deficiency-based thinking to Growth-based thinking.</w:t>
+      </w:r>
+    </w:p>
+    <w:p>
+      <w:pPr>
+        <w:pStyle w:val="Heading2"/>
+        <w:bidi w:val="0"/>
+        <w:ind w:hanging="0" w:start="0" w:end="0"/>
+        <w:jc w:val="start"/>
+        <w:rPr/>
+      </w:pPr>
+      <w:r>
+        <w:rPr/>
+        <w:t>The Threshold of Sufficiency (Survival Ends)</w:t>
+      </w:r>
+    </w:p>
+    <w:p>
+      <w:pPr>
+        <w:pStyle w:val="BodyText"/>
+        <w:bidi w:val="0"/>
+        <w:ind w:hanging="0" w:start="0" w:end="0"/>
+        <w:jc w:val="start"/>
+        <w:rPr/>
+      </w:pPr>
+      <w:r>
+        <w:rPr/>
+        <w:t>Survival ends when your resources—time, energy, and wealth—exceed your immediate and foreseeable "Deficiency Needs".</w:t>
       </w:r>
     </w:p>
     <w:p>
@@ -581,39 +472,14 @@
           <w:tab w:val="left" w:pos="709" w:leader="none"/>
         </w:tabs>
         <w:bidi w:val="0"/>
+        <w:spacing w:before="0" w:after="0"/>
         <w:ind w:hanging="283" w:start="709" w:end="0"/>
         <w:jc w:val="start"/>
         <w:rPr/>
       </w:pPr>
       <w:r>
         <w:rPr/>
-        <w:t xml:space="preserve">Psychological Reward: Service begins when you start deriving "personal satisfaction" or a "warm glow" from prosocial acts. At this point, your "self-interest" has expanded to include the well-being of the collective because their stability ensures your own continued flourishing. </w:t>
-      </w:r>
-    </w:p>
-    <w:p>
-      <w:pPr>
-        <w:pStyle w:val="Heading2"/>
-        <w:bidi w:val="0"/>
-        <w:ind w:hanging="0" w:start="0" w:end="0"/>
-        <w:jc w:val="start"/>
-        <w:rPr/>
-      </w:pPr>
-      <w:r>
-        <w:rPr/>
-        <w:t>The Activation of Service (Service Begins)</w:t>
-      </w:r>
-    </w:p>
-    <w:p>
-      <w:pPr>
-        <w:pStyle w:val="BodyText"/>
-        <w:bidi w:val="0"/>
-        <w:ind w:hanging="0" w:start="0" w:end="0"/>
-        <w:jc w:val="start"/>
-        <w:rPr/>
-      </w:pPr>
-      <w:r>
-        <w:rPr/>
-        <w:t>Service officially begins at the level of Self-Transcendence, the highest tier of Maslow's revised hierarchy.</w:t>
+        <w:t>Physical Satiation: Your body is not in a state of stress due to lack of food, sleep, or shelter.</w:t>
       </w:r>
     </w:p>
     <w:p>
@@ -634,29 +500,7 @@
       </w:pPr>
       <w:r>
         <w:rPr/>
-        <w:t xml:space="preserve">From "Getting" to "Being": Survival is about </w:t>
-      </w:r>
-      <w:r>
-        <w:rPr>
-          <w:rStyle w:val="Emphasis"/>
-          <w:i/>
-        </w:rPr>
-        <w:t>acquisition</w:t>
-      </w:r>
-      <w:r>
-        <w:rPr/>
-        <w:t xml:space="preserve"> (status, possessions, safety). Service is about </w:t>
-      </w:r>
-      <w:r>
-        <w:rPr>
-          <w:rStyle w:val="Emphasis"/>
-          <w:i/>
-        </w:rPr>
-        <w:t>contribution</w:t>
-      </w:r>
-      <w:r>
-        <w:rPr/>
-        <w:t xml:space="preserve"> and "realizing one's potential" for the good of the whole.</w:t>
+        <w:t>Security Margin: You have reached a "supra-optimum" level of basic need satisfaction. This isn't just having enough for today; it is the psychological stability of knowing you can cope with "various challenges in life" without immediate collapse.</w:t>
       </w:r>
     </w:p>
     <w:p>
@@ -665,6 +509,162 @@
         <w:numPr>
           <w:ilvl w:val="0"/>
           <w:numId w:val="98"/>
+        </w:numPr>
+        <w:tabs>
+          <w:tab w:val="left" w:pos="709" w:leader="none"/>
+        </w:tabs>
+        <w:bidi w:val="0"/>
+        <w:ind w:hanging="283" w:start="709" w:end="0"/>
+        <w:jc w:val="start"/>
+        <w:rPr/>
+      </w:pPr>
+      <w:r>
+        <w:rPr/>
+        <w:t>The Guard Constraint: In this philosophy, you must never "sacrifice" below this threshold. True survival needs are objective organic requirements. If you drop below this line to serve others, you become a "burden" to the hive rather than a "pillar," undermining the very system you wish to support.</w:t>
+      </w:r>
+    </w:p>
+    <w:p>
+      <w:pPr>
+        <w:pStyle w:val="Heading2"/>
+        <w:bidi w:val="0"/>
+        <w:ind w:hanging="0" w:start="0" w:end="0"/>
+        <w:jc w:val="start"/>
+        <w:rPr/>
+      </w:pPr>
+      <w:r>
+        <w:rPr/>
+        <w:t>The Transition: "Enlightened Self-Interest"</w:t>
+      </w:r>
+    </w:p>
+    <w:p>
+      <w:pPr>
+        <w:pStyle w:val="BodyText"/>
+        <w:bidi w:val="0"/>
+        <w:ind w:hanging="0" w:start="0" w:end="0"/>
+        <w:jc w:val="start"/>
+        <w:rPr/>
+      </w:pPr>
+      <w:r>
+        <w:rPr/>
+        <w:t xml:space="preserve">The bridge between the two is the realization that individual fitness is tied to group fitness. </w:t>
+      </w:r>
+    </w:p>
+    <w:p>
+      <w:pPr>
+        <w:pStyle w:val="BodyText"/>
+        <w:numPr>
+          <w:ilvl w:val="0"/>
+          <w:numId w:val="99"/>
+        </w:numPr>
+        <w:tabs>
+          <w:tab w:val="left" w:pos="709" w:leader="none"/>
+        </w:tabs>
+        <w:bidi w:val="0"/>
+        <w:spacing w:before="0" w:after="0"/>
+        <w:ind w:hanging="283" w:start="709" w:end="0"/>
+        <w:jc w:val="start"/>
+        <w:rPr/>
+      </w:pPr>
+      <w:r>
+        <w:rPr/>
+        <w:t>The Hive Logic: You begin to see that "what hurts the hive hurts the bee." Helping others is not "pure altruism" (which some argue doesn't exist) but rather a sophisticated form of survival.</w:t>
+      </w:r>
+    </w:p>
+    <w:p>
+      <w:pPr>
+        <w:pStyle w:val="BodyText"/>
+        <w:numPr>
+          <w:ilvl w:val="0"/>
+          <w:numId w:val="100"/>
+        </w:numPr>
+        <w:tabs>
+          <w:tab w:val="left" w:pos="709" w:leader="none"/>
+        </w:tabs>
+        <w:bidi w:val="0"/>
+        <w:ind w:hanging="283" w:start="709" w:end="0"/>
+        <w:jc w:val="start"/>
+        <w:rPr/>
+      </w:pPr>
+      <w:r>
+        <w:rPr/>
+        <w:t xml:space="preserve">Psychological Reward: Service begins when you start deriving "personal satisfaction" or a "warm glow" from prosocial acts. At this point, your "self-interest" has expanded to include the well-being of the collective because their stability ensures your own continued flourishing. </w:t>
+      </w:r>
+    </w:p>
+    <w:p>
+      <w:pPr>
+        <w:pStyle w:val="Heading2"/>
+        <w:bidi w:val="0"/>
+        <w:ind w:hanging="0" w:start="0" w:end="0"/>
+        <w:jc w:val="start"/>
+        <w:rPr/>
+      </w:pPr>
+      <w:r>
+        <w:rPr/>
+        <w:t>The Activation of Service (Service Begins)</w:t>
+      </w:r>
+    </w:p>
+    <w:p>
+      <w:pPr>
+        <w:pStyle w:val="BodyText"/>
+        <w:bidi w:val="0"/>
+        <w:ind w:hanging="0" w:start="0" w:end="0"/>
+        <w:jc w:val="start"/>
+        <w:rPr/>
+      </w:pPr>
+      <w:r>
+        <w:rPr/>
+        <w:t>Service officially begins at the level of Self-Transcendence, the highest tier of Maslow's revised hierarchy.</w:t>
+      </w:r>
+    </w:p>
+    <w:p>
+      <w:pPr>
+        <w:pStyle w:val="BodyText"/>
+        <w:numPr>
+          <w:ilvl w:val="0"/>
+          <w:numId w:val="101"/>
+        </w:numPr>
+        <w:tabs>
+          <w:tab w:val="left" w:pos="709" w:leader="none"/>
+        </w:tabs>
+        <w:bidi w:val="0"/>
+        <w:spacing w:before="0" w:after="0"/>
+        <w:ind w:hanging="283" w:start="709" w:end="0"/>
+        <w:jc w:val="start"/>
+        <w:rPr/>
+      </w:pPr>
+      <w:r>
+        <w:rPr/>
+        <w:t xml:space="preserve">From "Getting" to "Being": Survival is about </w:t>
+      </w:r>
+      <w:r>
+        <w:rPr>
+          <w:rStyle w:val="Emphasis"/>
+          <w:i/>
+        </w:rPr>
+        <w:t>acquisition</w:t>
+      </w:r>
+      <w:r>
+        <w:rPr/>
+        <w:t xml:space="preserve"> (status, possessions, safety). Service is about </w:t>
+      </w:r>
+      <w:r>
+        <w:rPr>
+          <w:rStyle w:val="Emphasis"/>
+          <w:i/>
+        </w:rPr>
+        <w:t>contribution</w:t>
+      </w:r>
+      <w:r>
+        <w:rPr/>
+        <w:t xml:space="preserve"> and "realizing one's potential" for the good of the whole.</w:t>
+      </w:r>
+    </w:p>
+    <w:p>
+      <w:pPr>
+        <w:pStyle w:val="BodyText"/>
+        <w:numPr>
+          <w:ilvl w:val="0"/>
+          <w:numId w:val="102"/>
         </w:numPr>
         <w:tabs>
           <w:tab w:val="left" w:pos="709" w:leader="none"/>
@@ -1204,7 +1204,7 @@
         <w:pStyle w:val="BodyText"/>
         <w:numPr>
           <w:ilvl w:val="0"/>
-          <w:numId w:val="99"/>
+          <w:numId w:val="103"/>
         </w:numPr>
         <w:tabs>
           <w:tab w:val="left" w:pos="709" w:leader="none"/>
@@ -1225,130 +1225,6 @@
       <w:r>
         <w:rPr/>
         <w:t> A sick bee cannot fly; a starving bee cannot forage.</w:t>
-      </w:r>
-    </w:p>
-    <w:p>
-      <w:pPr>
-        <w:pStyle w:val="BodyText"/>
-        <w:numPr>
-          <w:ilvl w:val="0"/>
-          <w:numId w:val="100"/>
-        </w:numPr>
-        <w:tabs>
-          <w:tab w:val="left" w:pos="709" w:leader="none"/>
-        </w:tabs>
-        <w:bidi w:val="0"/>
-        <w:spacing w:before="0" w:after="0"/>
-        <w:ind w:hanging="283" w:start="709" w:end="0"/>
-        <w:jc w:val="start"/>
-        <w:rPr/>
-      </w:pPr>
-      <w:r>
-        <w:rPr>
-          <w:rStyle w:val="Strong"/>
-          <w:b/>
-        </w:rPr>
-        <w:t>The Mandate:</w:t>
-      </w:r>
-      <w:r>
-        <w:rPr/>
-        <w:t> You have a moral and practical obligation to secure your own "base." This includes financial solvency, physical health, and emotional boundaries.</w:t>
-      </w:r>
-    </w:p>
-    <w:p>
-      <w:pPr>
-        <w:pStyle w:val="BodyText"/>
-        <w:numPr>
-          <w:ilvl w:val="0"/>
-          <w:numId w:val="101"/>
-        </w:numPr>
-        <w:tabs>
-          <w:tab w:val="left" w:pos="709" w:leader="none"/>
-        </w:tabs>
-        <w:bidi w:val="0"/>
-        <w:ind w:hanging="283" w:start="709" w:end="0"/>
-        <w:jc w:val="start"/>
-        <w:rPr/>
-      </w:pPr>
-      <w:r>
-        <w:rPr>
-          <w:rStyle w:val="Strong"/>
-          <w:b/>
-        </w:rPr>
-        <w:t>The Defense:</w:t>
-      </w:r>
-      <w:r>
-        <w:rPr/>
-        <w:t> You must ruthlessly protect your resources from "parasitic" elements—those who consume without contributing—because wasting your surplus on the void diminishes your ability to serve the Hive later.</w:t>
-      </w:r>
-    </w:p>
-    <w:p>
-      <w:pPr>
-        <w:pStyle w:val="Heading2"/>
-        <w:bidi w:val="0"/>
-        <w:ind w:hanging="0" w:start="0" w:end="0"/>
-        <w:jc w:val="start"/>
-        <w:rPr/>
-      </w:pPr>
-      <w:r>
-        <w:rPr/>
-        <w:t>II. The Strategic Surplus (The Transition)</w:t>
-      </w:r>
-    </w:p>
-    <w:p>
-      <w:pPr>
-        <w:pStyle w:val="BodyText"/>
-        <w:numPr>
-          <w:ilvl w:val="0"/>
-          <w:numId w:val="102"/>
-        </w:numPr>
-        <w:tabs>
-          <w:tab w:val="left" w:pos="709" w:leader="none"/>
-        </w:tabs>
-        <w:bidi w:val="0"/>
-        <w:spacing w:before="0" w:after="0"/>
-        <w:ind w:hanging="283" w:start="709" w:end="0"/>
-        <w:jc w:val="start"/>
-        <w:rPr/>
-      </w:pPr>
-      <w:r>
-        <w:rPr>
-          <w:rStyle w:val="Strong"/>
-          <w:b/>
-        </w:rPr>
-        <w:t>The Principle:</w:t>
-      </w:r>
-      <w:r>
-        <w:rPr/>
-        <w:t> Wealth and power are tools for environmental stabilization.</w:t>
-      </w:r>
-    </w:p>
-    <w:p>
-      <w:pPr>
-        <w:pStyle w:val="BodyText"/>
-        <w:numPr>
-          <w:ilvl w:val="0"/>
-          <w:numId w:val="103"/>
-        </w:numPr>
-        <w:tabs>
-          <w:tab w:val="left" w:pos="709" w:leader="none"/>
-        </w:tabs>
-        <w:bidi w:val="0"/>
-        <w:spacing w:before="0" w:after="0"/>
-        <w:ind w:hanging="283" w:start="709" w:end="0"/>
-        <w:jc w:val="start"/>
-        <w:rPr/>
-      </w:pPr>
-      <w:r>
-        <w:rPr>
-          <w:rStyle w:val="Strong"/>
-          <w:b/>
-        </w:rPr>
-        <w:t>The Mandate:</w:t>
-      </w:r>
-      <w:r>
-        <w:rPr/>
-        <w:t> Once your "Sovereign Cell" is secure, your focus shifts to the "Buffer." You don't just stack gold; you build systems.</w:t>
       </w:r>
     </w:p>
     <w:p>
@@ -1362,6 +1238,7 @@
           <w:tab w:val="left" w:pos="709" w:leader="none"/>
         </w:tabs>
         <w:bidi w:val="0"/>
+        <w:spacing w:before="0" w:after="0"/>
         <w:ind w:hanging="283" w:start="709" w:end="0"/>
         <w:jc w:val="start"/>
         <w:rPr/>
@@ -1371,24 +1248,11 @@
           <w:rStyle w:val="Strong"/>
           <w:b/>
         </w:rPr>
-        <w:t>The Defense:</w:t>
-      </w:r>
-      <w:r>
-        <w:rPr/>
-        <w:t> You invest in your immediate "cluster" (family, mentors, reliable peers). By strengthening those closest to you, you create a localized shield against broader societal decay.</w:t>
-      </w:r>
-    </w:p>
-    <w:p>
-      <w:pPr>
-        <w:pStyle w:val="Heading2"/>
-        <w:bidi w:val="0"/>
-        <w:ind w:hanging="0" w:start="0" w:end="0"/>
-        <w:jc w:val="start"/>
-        <w:rPr/>
-      </w:pPr>
-      <w:r>
-        <w:rPr/>
-        <w:t>III. The Hive-Minded Contribution (The Service)</w:t>
+        <w:t>The Mandate:</w:t>
+      </w:r>
+      <w:r>
+        <w:rPr/>
+        <w:t> You have a moral and practical obligation to secure your own "base." This includes financial solvency, physical health, and emotional boundaries.</w:t>
       </w:r>
     </w:p>
     <w:p>
@@ -1402,7 +1266,6 @@
           <w:tab w:val="left" w:pos="709" w:leader="none"/>
         </w:tabs>
         <w:bidi w:val="0"/>
-        <w:spacing w:before="0" w:after="0"/>
         <w:ind w:hanging="283" w:start="709" w:end="0"/>
         <w:jc w:val="start"/>
         <w:rPr/>
@@ -1412,11 +1275,24 @@
           <w:rStyle w:val="Strong"/>
           <w:b/>
         </w:rPr>
-        <w:t>The Principle:</w:t>
-      </w:r>
-      <w:r>
-        <w:rPr/>
-        <w:t> Individual flourishing is capped by the health of the environment.</w:t>
+        <w:t>The Defense:</w:t>
+      </w:r>
+      <w:r>
+        <w:rPr/>
+        <w:t> You must ruthlessly protect your resources from "parasitic" elements—those who consume without contributing—because wasting your surplus on the void diminishes your ability to serve the Hive later.</w:t>
+      </w:r>
+    </w:p>
+    <w:p>
+      <w:pPr>
+        <w:pStyle w:val="Heading2"/>
+        <w:bidi w:val="0"/>
+        <w:ind w:hanging="0" w:start="0" w:end="0"/>
+        <w:jc w:val="start"/>
+        <w:rPr/>
+      </w:pPr>
+      <w:r>
+        <w:rPr/>
+        <w:t>II. The Strategic Surplus (The Transition)</w:t>
       </w:r>
     </w:p>
     <w:p>
@@ -1440,11 +1316,11 @@
           <w:rStyle w:val="Strong"/>
           <w:b/>
         </w:rPr>
-        <w:t>The Mandate:</w:t>
-      </w:r>
-      <w:r>
-        <w:rPr/>
-        <w:t> True service is "Macro-Maintenance." You contribute to the public good (justice, education, infrastructure) not out of "pity," but out of the logical conclusion that a collapsing society will eventually breach even the strongest Sovereign Cell.</w:t>
+        <w:t>The Principle:</w:t>
+      </w:r>
+      <w:r>
+        <w:rPr/>
+        <w:t> Wealth and power are tools for environmental stabilization.</w:t>
       </w:r>
     </w:p>
     <w:p>
@@ -1458,6 +1334,7 @@
           <w:tab w:val="left" w:pos="709" w:leader="none"/>
         </w:tabs>
         <w:bidi w:val="0"/>
+        <w:spacing w:before="0" w:after="0"/>
         <w:ind w:hanging="283" w:start="709" w:end="0"/>
         <w:jc w:val="start"/>
         <w:rPr/>
@@ -1467,140 +1344,11 @@
           <w:rStyle w:val="Strong"/>
           <w:b/>
         </w:rPr>
-        <w:t>The Defense:</w:t>
-      </w:r>
-      <w:r>
-        <w:rPr/>
-        <w:t> You serve the "whole" to ensure that the "corrupting elements" (the selfish-only actors) have less room to operate. You are essentially "cleaning the water" you have to drink.</w:t>
-      </w:r>
-    </w:p>
-    <w:p>
-      <w:pPr>
-        <w:pStyle w:val="Heading2"/>
-        <w:bidi w:val="0"/>
-        <w:ind w:hanging="0" w:start="0" w:end="0"/>
-        <w:jc w:val="start"/>
-        <w:rPr/>
-      </w:pPr>
-      <w:r>
-        <w:rPr>
-          <w:rStyle w:val="Strong"/>
-          <w:b/>
-          <w:bCs/>
-        </w:rPr>
-        <w:t>The Pragmatic Hive Creed</w:t>
-      </w:r>
-      <w:r>
-        <w:rPr/>
-        <w:br/>
-      </w:r>
-      <w:r>
-        <w:rPr>
-          <w:rStyle w:val="Emphasis"/>
-          <w:i/>
-        </w:rPr>
-        <w:t>"I am the center of my world, but my world is a cell in a larger body. I secure my cell so that I may strengthen the body; I protect the body so that my cell remains safe."</w:t>
-      </w:r>
-    </w:p>
-    <w:p>
-      <w:pPr>
-        <w:pStyle w:val="BodyText"/>
-        <w:bidi w:val="0"/>
-        <w:jc w:val="start"/>
-        <w:rPr/>
-      </w:pPr>
-      <w:r>
-        <w:rPr/>
-      </w:r>
-    </w:p>
-    <w:p>
-      <w:pPr>
-        <w:pStyle w:val="Heading1"/>
-        <w:bidi w:val="0"/>
-        <w:ind w:hanging="0" w:start="0" w:end="0"/>
-        <w:jc w:val="start"/>
-        <w:rPr/>
-      </w:pPr>
-      <w:r>
-        <w:rPr/>
-        <w:t>Sociopathy Explained</w:t>
-      </w:r>
-    </w:p>
-    <w:p>
-      <w:pPr>
-        <w:pStyle w:val="BodyText"/>
-        <w:bidi w:val="0"/>
-        <w:ind w:hanging="0" w:start="0" w:end="0"/>
-        <w:jc w:val="start"/>
-        <w:rPr/>
-      </w:pPr>
-      <w:r>
-        <w:rPr/>
-        <w:br/>
-        <w:t>So when someone has a psychological surplus to focus on goals outside oneself, and that person instead feeds more greed, sociopathy, and self-betterment (at the cost of others), how is this pathology explained under Pragmatic Hive?</w:t>
-      </w:r>
-    </w:p>
-    <w:p>
-      <w:pPr>
-        <w:pStyle w:val="BodyText"/>
-        <w:bidi w:val="0"/>
-        <w:ind w:hanging="0" w:start="0" w:end="0"/>
-        <w:jc w:val="start"/>
-        <w:rPr/>
-      </w:pPr>
-      <w:r>
-        <w:rPr/>
-        <w:t xml:space="preserve">This behavior is categorized as </w:t>
-      </w:r>
-      <w:r>
-        <w:rPr>
-          <w:rStyle w:val="Strong"/>
-          <w:b/>
-        </w:rPr>
-        <w:t>Cancerous Egoism</w:t>
-      </w:r>
-      <w:r>
-        <w:rPr/>
-        <w:t>. It is a biological and systemic failure where a "cell" (the individual) forgets it is part of a "body" (the collective) and begins to consume the host to its own eventual demise.</w:t>
-      </w:r>
-    </w:p>
-    <w:p>
-      <w:pPr>
-        <w:pStyle w:val="BodyText"/>
-        <w:bidi w:val="0"/>
-        <w:ind w:hanging="0" w:start="0" w:end="0"/>
-        <w:jc w:val="start"/>
-        <w:rPr/>
-      </w:pPr>
-      <w:r>
-        <w:rPr/>
-        <w:t>Under this philosophy, this pathology is explained through three specific lenses:</w:t>
-      </w:r>
-    </w:p>
-    <w:p>
-      <w:pPr>
-        <w:pStyle w:val="Heading2"/>
-        <w:bidi w:val="0"/>
-        <w:ind w:hanging="0" w:start="0" w:end="0"/>
-        <w:jc w:val="start"/>
-        <w:rPr/>
-      </w:pPr>
-      <w:r>
-        <w:rPr/>
-        <w:t>1. The Infinity Trap (Resource Dysmorphia)</w:t>
-      </w:r>
-    </w:p>
-    <w:p>
-      <w:pPr>
-        <w:pStyle w:val="BodyText"/>
-        <w:bidi w:val="0"/>
-        <w:ind w:hanging="0" w:start="0" w:end="0"/>
-        <w:jc w:val="start"/>
-        <w:rPr/>
-      </w:pPr>
-      <w:r>
-        <w:rPr/>
-        <w:t>In a healthy Pragmatic Hive, "Survival" has a ceiling. However, the greedy individual suffers from Resource Dysmorphia—a psychological glitch where they cannot perceive "enough."</w:t>
+        <w:t>The Mandate:</w:t>
+      </w:r>
+      <w:r>
+        <w:rPr/>
+        <w:t> Once your "Sovereign Cell" is secure, your focus shifts to the "Buffer." You don't just stack gold; you build systems.</w:t>
       </w:r>
     </w:p>
     <w:p>
@@ -1614,25 +1362,33 @@
           <w:tab w:val="left" w:pos="709" w:leader="none"/>
         </w:tabs>
         <w:bidi w:val="0"/>
-        <w:spacing w:before="0" w:after="0"/>
         <w:ind w:hanging="283" w:start="709" w:end="0"/>
         <w:jc w:val="start"/>
         <w:rPr/>
       </w:pPr>
-      <w:r>
-        <w:rPr/>
-        <w:t xml:space="preserve">The Pathology: Even with a massive surplus, their brain remains stuck in </w:t>
-      </w:r>
       <w:r>
         <w:rPr>
           <w:rStyle w:val="Strong"/>
           <w:b/>
         </w:rPr>
-        <w:t>scarcity mode</w:t>
-      </w:r>
-      <w:r>
-        <w:rPr/>
-        <w:t>. They continue to hoard as if they are starving.</w:t>
+        <w:t>The Defense:</w:t>
+      </w:r>
+      <w:r>
+        <w:rPr/>
+        <w:t> You invest in your immediate "cluster" (family, mentors, reliable peers). By strengthening those closest to you, you create a localized shield against broader societal decay.</w:t>
+      </w:r>
+    </w:p>
+    <w:p>
+      <w:pPr>
+        <w:pStyle w:val="Heading2"/>
+        <w:bidi w:val="0"/>
+        <w:ind w:hanging="0" w:start="0" w:end="0"/>
+        <w:jc w:val="start"/>
+        <w:rPr/>
+      </w:pPr>
+      <w:r>
+        <w:rPr/>
+        <w:t>III. The Hive-Minded Contribution (The Service)</w:t>
       </w:r>
     </w:p>
     <w:p>
@@ -1646,39 +1402,21 @@
           <w:tab w:val="left" w:pos="709" w:leader="none"/>
         </w:tabs>
         <w:bidi w:val="0"/>
+        <w:spacing w:before="0" w:after="0"/>
         <w:ind w:hanging="283" w:start="709" w:end="0"/>
         <w:jc w:val="start"/>
         <w:rPr/>
       </w:pPr>
       <w:r>
-        <w:rPr/>
-        <w:t>The Result: They treat the Hive’s infrastructure not as a habitat to be maintained, but as a mine to be stripped. They are like a bee that drinks so much nectar it becomes too heavy to fly back to the hive.</w:t>
-      </w:r>
-    </w:p>
-    <w:p>
-      <w:pPr>
-        <w:pStyle w:val="Heading2"/>
-        <w:bidi w:val="0"/>
-        <w:ind w:hanging="0" w:start="0" w:end="0"/>
-        <w:jc w:val="start"/>
-        <w:rPr/>
-      </w:pPr>
-      <w:r>
-        <w:rPr/>
-        <w:t>2. The Parasitic Shortcut</w:t>
-      </w:r>
-    </w:p>
-    <w:p>
-      <w:pPr>
-        <w:pStyle w:val="BodyText"/>
-        <w:bidi w:val="0"/>
-        <w:ind w:hanging="0" w:start="0" w:end="0"/>
-        <w:jc w:val="start"/>
-        <w:rPr/>
-      </w:pPr>
-      <w:r>
-        <w:rPr/>
-        <w:t>Sociopathy, in this context, is a maladaptive survival strategy. The individual realizes that it is faster to extract value from others than to create value for the whole.</w:t>
+        <w:rPr>
+          <w:rStyle w:val="Strong"/>
+          <w:b/>
+        </w:rPr>
+        <w:t>The Principle:</w:t>
+      </w:r>
+      <w:r>
+        <w:rPr/>
+        <w:t> Individual flourishing is capped by the health of the environment.</w:t>
       </w:r>
     </w:p>
     <w:p>
@@ -1698,8 +1436,15 @@
         <w:rPr/>
       </w:pPr>
       <w:r>
-        <w:rPr/>
-        <w:t>The Logic: They believe they are "winning" the game of life.</w:t>
+        <w:rPr>
+          <w:rStyle w:val="Strong"/>
+          <w:b/>
+        </w:rPr>
+        <w:t>The Mandate:</w:t>
+      </w:r>
+      <w:r>
+        <w:rPr/>
+        <w:t> True service is "Macro-Maintenance." You contribute to the public good (justice, education, infrastructure) not out of "pity," but out of the logical conclusion that a collapsing society will eventually breach even the strongest Sovereign Cell.</w:t>
       </w:r>
     </w:p>
     <w:p>
@@ -1718,56 +1463,144 @@
         <w:rPr/>
       </w:pPr>
       <w:r>
-        <w:rPr/>
-        <w:t>The Hive Reality: By weakening the Hive (through corruption or exploitation), they are actually lowering their own long-term security. If the Hive collapses, their hoarded wealth becomes worthless. They are "winning" a race toward a cliff.</w:t>
-      </w:r>
-    </w:p>
-    <w:p>
-      <w:pPr>
-        <w:pStyle w:val="Heading2"/>
-        <w:bidi w:val="0"/>
-        <w:ind w:hanging="0" w:start="0" w:end="0"/>
-        <w:jc w:val="start"/>
-        <w:rPr/>
-      </w:pPr>
-      <w:r>
-        <w:rPr/>
-        <w:t>3. The Feedback Loop Failure</w:t>
-      </w:r>
-    </w:p>
-    <w:p>
-      <w:pPr>
-        <w:pStyle w:val="BodyText"/>
-        <w:bidi w:val="0"/>
-        <w:ind w:hanging="0" w:start="0" w:end="0"/>
-        <w:jc w:val="start"/>
-        <w:rPr/>
-      </w:pPr>
-      <w:r>
-        <w:rPr/>
-        <w:t xml:space="preserve">The Pragmatic Hive relies on </w:t>
-      </w:r>
-      <w:r>
         <w:rPr>
           <w:rStyle w:val="Strong"/>
           <w:b/>
         </w:rPr>
-        <w:t>reciprocity</w:t>
-      </w:r>
-      <w:r>
-        <w:rPr/>
-        <w:t xml:space="preserve">. A person feeding greed at the cost of others has a broken feedback loop; they lack the </w:t>
-      </w:r>
+        <w:t>The Defense:</w:t>
+      </w:r>
+      <w:r>
+        <w:rPr/>
+        <w:t> You serve the "whole" to ensure that the "corrupting elements" (the selfish-only actors) have less room to operate. You are essentially "cleaning the water" you have to drink.</w:t>
+      </w:r>
+    </w:p>
+    <w:p>
+      <w:pPr>
+        <w:pStyle w:val="Heading2"/>
+        <w:bidi w:val="0"/>
+        <w:ind w:hanging="0" w:start="0" w:end="0"/>
+        <w:jc w:val="start"/>
+        <w:rPr/>
+      </w:pPr>
       <w:r>
         <w:rPr>
           <w:rStyle w:val="Strong"/>
           <w:b/>
-        </w:rPr>
-        <w:t>systemic intelligence</w:t>
-      </w:r>
-      <w:r>
-        <w:rPr/>
-        <w:t xml:space="preserve"> to realize that their well-being is tied to the public whole.</w:t>
+          <w:bCs/>
+        </w:rPr>
+        <w:t>The Pragmatic Hive Creed</w:t>
+      </w:r>
+      <w:r>
+        <w:rPr/>
+        <w:br/>
+      </w:r>
+      <w:r>
+        <w:rPr>
+          <w:rStyle w:val="Emphasis"/>
+          <w:i/>
+        </w:rPr>
+        <w:t>"I am the center of my world, but my world is a cell in a larger body. I secure my cell so that I may strengthen the body; I protect the body so that my cell remains safe."</w:t>
+      </w:r>
+    </w:p>
+    <w:p>
+      <w:pPr>
+        <w:pStyle w:val="BodyText"/>
+        <w:bidi w:val="0"/>
+        <w:jc w:val="start"/>
+        <w:rPr/>
+      </w:pPr>
+      <w:r>
+        <w:rPr/>
+      </w:r>
+    </w:p>
+    <w:p>
+      <w:pPr>
+        <w:pStyle w:val="Heading1"/>
+        <w:bidi w:val="0"/>
+        <w:ind w:hanging="0" w:start="0" w:end="0"/>
+        <w:jc w:val="start"/>
+        <w:rPr/>
+      </w:pPr>
+      <w:r>
+        <w:rPr/>
+        <w:t>Sociopathy Explained</w:t>
+      </w:r>
+    </w:p>
+    <w:p>
+      <w:pPr>
+        <w:pStyle w:val="BodyText"/>
+        <w:bidi w:val="0"/>
+        <w:ind w:hanging="0" w:start="0" w:end="0"/>
+        <w:jc w:val="start"/>
+        <w:rPr/>
+      </w:pPr>
+      <w:r>
+        <w:rPr/>
+        <w:br/>
+        <w:t>So when someone has a psychological surplus to focus on goals outside oneself, and that person instead feeds more greed, sociopathy, and self-betterment (at the cost of others), how is this pathology explained under Pragmatic Hive?</w:t>
+      </w:r>
+    </w:p>
+    <w:p>
+      <w:pPr>
+        <w:pStyle w:val="BodyText"/>
+        <w:bidi w:val="0"/>
+        <w:ind w:hanging="0" w:start="0" w:end="0"/>
+        <w:jc w:val="start"/>
+        <w:rPr/>
+      </w:pPr>
+      <w:r>
+        <w:rPr/>
+        <w:t xml:space="preserve">This behavior is categorized as </w:t>
+      </w:r>
+      <w:r>
+        <w:rPr>
+          <w:rStyle w:val="Strong"/>
+          <w:b/>
+        </w:rPr>
+        <w:t>Cancerous Egoism</w:t>
+      </w:r>
+      <w:r>
+        <w:rPr/>
+        <w:t>. It is a biological and systemic failure where a "cell" (the individual) forgets it is part of a "body" (the collective) and begins to consume the host to its own eventual demise.</w:t>
+      </w:r>
+    </w:p>
+    <w:p>
+      <w:pPr>
+        <w:pStyle w:val="BodyText"/>
+        <w:bidi w:val="0"/>
+        <w:ind w:hanging="0" w:start="0" w:end="0"/>
+        <w:jc w:val="start"/>
+        <w:rPr/>
+      </w:pPr>
+      <w:r>
+        <w:rPr/>
+        <w:t>Under this philosophy, this pathology is explained through three specific lenses:</w:t>
+      </w:r>
+    </w:p>
+    <w:p>
+      <w:pPr>
+        <w:pStyle w:val="Heading2"/>
+        <w:bidi w:val="0"/>
+        <w:ind w:hanging="0" w:start="0" w:end="0"/>
+        <w:jc w:val="start"/>
+        <w:rPr/>
+      </w:pPr>
+      <w:r>
+        <w:rPr/>
+        <w:t>1. The Infinity Trap (Resource Dysmorphia)</w:t>
+      </w:r>
+    </w:p>
+    <w:p>
+      <w:pPr>
+        <w:pStyle w:val="BodyText"/>
+        <w:bidi w:val="0"/>
+        <w:ind w:hanging="0" w:start="0" w:end="0"/>
+        <w:jc w:val="start"/>
+        <w:rPr/>
+      </w:pPr>
+      <w:r>
+        <w:rPr/>
+        <w:t>In a healthy Pragmatic Hive, "Survival" has a ceiling. However, the greedy individual suffers from Resource Dysmorphia—a psychological glitch where they cannot perceive "enough."</w:t>
       </w:r>
     </w:p>
     <w:p>
@@ -1788,29 +1621,18 @@
       </w:pPr>
       <w:r>
         <w:rPr/>
-        <w:t xml:space="preserve">The Pathology: They view themselves as an </w:t>
+        <w:t xml:space="preserve">The Pathology: Even with a massive surplus, their brain remains stuck in </w:t>
       </w:r>
       <w:r>
         <w:rPr>
           <w:rStyle w:val="Strong"/>
           <w:b/>
         </w:rPr>
-        <w:t>island</w:t>
-      </w:r>
-      <w:r>
-        <w:rPr/>
-        <w:t xml:space="preserve"> rather than a </w:t>
-      </w:r>
-      <w:r>
-        <w:rPr>
-          <w:rStyle w:val="Strong"/>
-          <w:b/>
-        </w:rPr>
-        <w:t>node</w:t>
-      </w:r>
-      <w:r>
-        <w:rPr/>
-        <w:t>.</w:t>
+        <w:t>scarcity mode</w:t>
+      </w:r>
+      <w:r>
+        <w:rPr/>
+        <w:t>. They continue to hoard as if they are starving.</w:t>
       </w:r>
     </w:p>
     <w:p>
@@ -1830,18 +1652,7 @@
       </w:pPr>
       <w:r>
         <w:rPr/>
-        <w:t xml:space="preserve">The Social Consequence: This creates a </w:t>
-      </w:r>
-      <w:r>
-        <w:rPr>
-          <w:rStyle w:val="Strong"/>
-          <w:b/>
-        </w:rPr>
-        <w:t>corrupting element</w:t>
-      </w:r>
-      <w:r>
-        <w:rPr/>
-        <w:t>. When one bee hoards and suffers no consequence, other bees stop foraging and start hoarding too. This is how a society (the Hive) enters a death spiral.</w:t>
+        <w:t>The Result: They treat the Hive’s infrastructure not as a habitat to be maintained, but as a mine to be stripped. They are like a bee that drinks so much nectar it becomes too heavy to fly back to the hive.</w:t>
       </w:r>
     </w:p>
     <w:p>
@@ -1854,7 +1665,7 @@
       </w:pPr>
       <w:r>
         <w:rPr/>
-        <w:t>How the Pragmatic Hive Responds (The Guard)</w:t>
+        <w:t>2. The Parasitic Shortcut</w:t>
       </w:r>
     </w:p>
     <w:p>
@@ -1867,18 +1678,7 @@
       </w:pPr>
       <w:r>
         <w:rPr/>
-        <w:t xml:space="preserve">Because the Pragmatic Hive acknowledges that people are </w:t>
-      </w:r>
-      <w:r>
-        <w:rPr>
-          <w:rStyle w:val="Emphasis"/>
-          <w:i/>
-        </w:rPr>
-        <w:t>inherently</w:t>
-      </w:r>
-      <w:r>
-        <w:rPr/>
-        <w:t xml:space="preserve"> self-serving, it does not expect these people to "be better" out of kindness. Instead, the philosophy dictates:</w:t>
+        <w:t>Sociopathy, in this context, is a maladaptive survival strategy. The individual realizes that it is faster to extract value from others than to create value for the whole.</w:t>
       </w:r>
     </w:p>
     <w:p>
@@ -1899,7 +1699,7 @@
       </w:pPr>
       <w:r>
         <w:rPr/>
-        <w:t>External Constraints: The Hive must create "immune responses" (laws, social ostracization, transparency) that make greed mathematically unprofitable.</w:t>
+        <w:t>The Logic: They believe they are "winning" the game of life.</w:t>
       </w:r>
     </w:p>
     <w:p>
@@ -1919,7 +1719,20 @@
       </w:pPr>
       <w:r>
         <w:rPr/>
-        <w:t>The Individual Guard: You, as a practitioner of this philosophy, must identify these "Cancerous Cells" early. You do not serve them; you isolate your interests from them. You recognize that their pathology makes them a threat to the environment that sustains you.</w:t>
+        <w:t>The Hive Reality: By weakening the Hive (through corruption or exploitation), they are actually lowering their own long-term security. If the Hive collapses, their hoarded wealth becomes worthless. They are "winning" a race toward a cliff.</w:t>
+      </w:r>
+    </w:p>
+    <w:p>
+      <w:pPr>
+        <w:pStyle w:val="Heading2"/>
+        <w:bidi w:val="0"/>
+        <w:ind w:hanging="0" w:start="0" w:end="0"/>
+        <w:jc w:val="start"/>
+        <w:rPr/>
+      </w:pPr>
+      <w:r>
+        <w:rPr/>
+        <w:t>3. The Feedback Loop Failure</w:t>
       </w:r>
     </w:p>
     <w:p>
@@ -1932,94 +1745,29 @@
       </w:pPr>
       <w:r>
         <w:rPr/>
-        <w:t>In short, the pathology is a failure of logic. The greedy person thinks they are being "supremely ambitious," but they are actually being "suicidally short-sighted."</w:t>
-      </w:r>
-    </w:p>
-    <w:p>
-      <w:pPr>
-        <w:pStyle w:val="Heading1"/>
-        <w:bidi w:val="0"/>
-        <w:ind w:hanging="0" w:start="0" w:end="0"/>
-        <w:jc w:val="start"/>
-        <w:rPr/>
-      </w:pPr>
-      <w:r>
-        <w:rPr/>
-        <w:t>The Immune Response</w:t>
-      </w:r>
-    </w:p>
-    <w:p>
-      <w:pPr>
-        <w:pStyle w:val="BodyText"/>
-        <w:bidi w:val="0"/>
-        <w:ind w:hanging="0" w:start="0" w:end="0"/>
-        <w:jc w:val="start"/>
-        <w:rPr/>
-      </w:pPr>
-      <w:r>
-        <w:rPr/>
-        <w:t>Much like in nature, there must be an immune response. To execute an </w:t>
+        <w:t xml:space="preserve">The Pragmatic Hive relies on </w:t>
       </w:r>
       <w:r>
         <w:rPr>
           <w:rStyle w:val="Strong"/>
           <w:b/>
         </w:rPr>
-        <w:t>Immune Response</w:t>
-      </w:r>
-      <w:r>
-        <w:rPr/>
-        <w:t> within the Pragmatic Hive, you must move past moral outrage and into </w:t>
+        <w:t>reciprocity</w:t>
+      </w:r>
+      <w:r>
+        <w:rPr/>
+        <w:t xml:space="preserve">. A person feeding greed at the cost of others has a broken feedback loop; they lack the </w:t>
       </w:r>
       <w:r>
         <w:rPr>
           <w:rStyle w:val="Strong"/>
           <w:b/>
         </w:rPr>
-        <w:t>systemic containment</w:t>
-      </w:r>
-      <w:r>
-        <w:rPr/>
-        <w:t>. You don't try to "fix" the corrupting element (the Parasite); you change the environment so their strategy fails.</w:t>
-      </w:r>
-    </w:p>
-    <w:p>
-      <w:pPr>
-        <w:pStyle w:val="BodyText"/>
-        <w:bidi w:val="0"/>
-        <w:ind w:hanging="0" w:start="0" w:end="0"/>
-        <w:jc w:val="start"/>
-        <w:rPr/>
-      </w:pPr>
-      <w:r>
-        <w:rPr/>
-        <w:t>Here is how you neutralize these elements while guarding your own cell:</w:t>
-      </w:r>
-    </w:p>
-    <w:p>
-      <w:pPr>
-        <w:pStyle w:val="Heading2"/>
-        <w:bidi w:val="0"/>
-        <w:ind w:hanging="0" w:start="0" w:end="0"/>
-        <w:jc w:val="start"/>
-        <w:rPr/>
-      </w:pPr>
-      <w:r>
-        <w:rPr/>
-        <w:t>The Transparency Shield (Professional)</w:t>
-      </w:r>
-    </w:p>
-    <w:p>
-      <w:pPr>
-        <w:pStyle w:val="BodyText"/>
-        <w:bidi w:val="0"/>
-        <w:ind w:hanging="0" w:start="0" w:end="0"/>
-        <w:jc w:val="start"/>
-        <w:rPr/>
-      </w:pPr>
-      <w:r>
-        <w:rPr/>
-        <w:t>Parasites thrive in shadows—vague verbal agreements, lack of documentation, and gatekept information.</w:t>
+        <w:t>systemic intelligence</w:t>
+      </w:r>
+      <w:r>
+        <w:rPr/>
+        <w:t xml:space="preserve"> to realize that their well-being is tied to the public whole.</w:t>
       </w:r>
     </w:p>
     <w:p>
@@ -2039,15 +1787,30 @@
         <w:rPr/>
       </w:pPr>
       <w:r>
+        <w:rPr/>
+        <w:t xml:space="preserve">The Pathology: They view themselves as an </w:t>
+      </w:r>
+      <w:r>
         <w:rPr>
           <w:rStyle w:val="Strong"/>
           <w:b/>
         </w:rPr>
-        <w:t>The Response:</w:t>
-      </w:r>
-      <w:r>
-        <w:rPr/>
-        <w:t> Force every interaction into the light. Follow up every handshake conversation with a summary email. Use CC strategically.</w:t>
+        <w:t>island</w:t>
+      </w:r>
+      <w:r>
+        <w:rPr/>
+        <w:t xml:space="preserve"> rather than a </w:t>
+      </w:r>
+      <w:r>
+        <w:rPr>
+          <w:rStyle w:val="Strong"/>
+          <w:b/>
+        </w:rPr>
+        <w:t>node</w:t>
+      </w:r>
+      <w:r>
+        <w:rPr/>
+        <w:t>.</w:t>
       </w:r>
     </w:p>
     <w:p>
@@ -2066,26 +1829,19 @@
         <w:rPr/>
       </w:pPr>
       <w:r>
+        <w:rPr/>
+        <w:t xml:space="preserve">The Social Consequence: This creates a </w:t>
+      </w:r>
+      <w:r>
         <w:rPr>
           <w:rStyle w:val="Strong"/>
           <w:b/>
         </w:rPr>
-        <w:t>The Logic:</w:t>
-      </w:r>
-      <w:r>
-        <w:rPr/>
-        <w:t> A corrupt actor cannot easily exploit a system where every move is logged. By creating a paper trail, you aren't being petty; you are building an </w:t>
-      </w:r>
-      <w:r>
-        <w:rPr>
-          <w:rStyle w:val="Strong"/>
-          <w:b/>
-        </w:rPr>
-        <w:t>immune barrier</w:t>
-      </w:r>
-      <w:r>
-        <w:rPr/>
-        <w:t> that makes you a high-effort, low-reward target.</w:t>
+        <w:t>corrupting element</w:t>
+      </w:r>
+      <w:r>
+        <w:rPr/>
+        <w:t>. When one bee hoards and suffers no consequence, other bees stop foraging and start hoarding too. This is how a society (the Hive) enters a death spiral.</w:t>
       </w:r>
     </w:p>
     <w:p>
@@ -2098,7 +1854,7 @@
       </w:pPr>
       <w:r>
         <w:rPr/>
-        <w:t>High-Friction Reciprocity (Social)</w:t>
+        <w:t>How the Pragmatic Hive Responds (The Guard)</w:t>
       </w:r>
     </w:p>
     <w:p>
@@ -2111,18 +1867,18 @@
       </w:pPr>
       <w:r>
         <w:rPr/>
-        <w:t>In the Pragmatic Hive, "service" is for those who contribute. If you identify a "taker" who feeds their greed at your expense, you must immediately apply </w:t>
-      </w:r>
-      <w:r>
-        <w:rPr>
-          <w:rStyle w:val="Strong"/>
-          <w:b/>
-        </w:rPr>
-        <w:t>Strategic Friction</w:t>
-      </w:r>
-      <w:r>
-        <w:rPr/>
-        <w:t>.</w:t>
+        <w:t xml:space="preserve">Because the Pragmatic Hive acknowledges that people are </w:t>
+      </w:r>
+      <w:r>
+        <w:rPr>
+          <w:rStyle w:val="Emphasis"/>
+          <w:i/>
+        </w:rPr>
+        <w:t>inherently</w:t>
+      </w:r>
+      <w:r>
+        <w:rPr/>
+        <w:t xml:space="preserve"> self-serving, it does not expect these people to "be better" out of kindness. Instead, the philosophy dictates:</w:t>
       </w:r>
     </w:p>
     <w:p>
@@ -2142,26 +1898,8 @@
         <w:rPr/>
       </w:pPr>
       <w:r>
-        <w:rPr>
-          <w:rStyle w:val="Strong"/>
-          <w:b/>
-        </w:rPr>
-        <w:t>The Response:</w:t>
-      </w:r>
-      <w:r>
-        <w:rPr/>
-        <w:t> Stop providing "unearned surplus." If they ask for a favor, ask for one in return </w:t>
-      </w:r>
-      <w:r>
-        <w:rPr>
-          <w:rStyle w:val="Emphasis"/>
-          <w:i/>
-        </w:rPr>
-        <w:t>first</w:t>
-      </w:r>
-      <w:r>
-        <w:rPr/>
-        <w:t>.</w:t>
+        <w:rPr/>
+        <w:t>External Constraints: The Hive must create "immune responses" (laws, social ostracization, transparency) that make greed mathematically unprofitable.</w:t>
       </w:r>
     </w:p>
     <w:p>
@@ -2180,26 +1918,82 @@
         <w:rPr/>
       </w:pPr>
       <w:r>
+        <w:rPr/>
+        <w:t>The Individual Guard: You, as a practitioner of this philosophy, must identify these "Cancerous Cells" early. You do not serve them; you isolate your interests from them. You recognize that their pathology makes them a threat to the environment that sustains you.</w:t>
+      </w:r>
+    </w:p>
+    <w:p>
+      <w:pPr>
+        <w:pStyle w:val="BodyText"/>
+        <w:bidi w:val="0"/>
+        <w:ind w:hanging="0" w:start="0" w:end="0"/>
+        <w:jc w:val="start"/>
+        <w:rPr/>
+      </w:pPr>
+      <w:r>
+        <w:rPr/>
+        <w:t>In short, the pathology is a failure of logic. The greedy person thinks they are being "supremely ambitious," but they are actually being "suicidally short-sighted."</w:t>
+      </w:r>
+    </w:p>
+    <w:p>
+      <w:pPr>
+        <w:pStyle w:val="Heading1"/>
+        <w:bidi w:val="0"/>
+        <w:ind w:hanging="0" w:start="0" w:end="0"/>
+        <w:jc w:val="start"/>
+        <w:rPr/>
+      </w:pPr>
+      <w:r>
+        <w:rPr/>
+        <w:t>The Immune Response</w:t>
+      </w:r>
+    </w:p>
+    <w:p>
+      <w:pPr>
+        <w:pStyle w:val="BodyText"/>
+        <w:bidi w:val="0"/>
+        <w:ind w:hanging="0" w:start="0" w:end="0"/>
+        <w:jc w:val="start"/>
+        <w:rPr/>
+      </w:pPr>
+      <w:r>
+        <w:rPr/>
+        <w:t>Much like in nature, there must be an immune response. To execute an </w:t>
+      </w:r>
+      <w:r>
         <w:rPr>
           <w:rStyle w:val="Strong"/>
           <w:b/>
         </w:rPr>
-        <w:t>The Logic:</w:t>
-      </w:r>
-      <w:r>
-        <w:rPr/>
-        <w:t> A social parasite seeks the path of least resistance. When you introduce "cost" or "effort" to their extraction, they will naturally migrate toward an easier host. You haven't started a fight; you've simply become </w:t>
+        <w:t>Immune Response</w:t>
+      </w:r>
+      <w:r>
+        <w:rPr/>
+        <w:t> within the Pragmatic Hive, you must move past moral outrage and into </w:t>
       </w:r>
       <w:r>
         <w:rPr>
           <w:rStyle w:val="Strong"/>
           <w:b/>
         </w:rPr>
-        <w:t>harder to exploit</w:t>
-      </w:r>
-      <w:r>
-        <w:rPr/>
-        <w:t>.</w:t>
+        <w:t>systemic containment</w:t>
+      </w:r>
+      <w:r>
+        <w:rPr/>
+        <w:t>. You don't try to "fix" the corrupting element (the Parasite); you change the environment so their strategy fails.</w:t>
+      </w:r>
+    </w:p>
+    <w:p>
+      <w:pPr>
+        <w:pStyle w:val="BodyText"/>
+        <w:bidi w:val="0"/>
+        <w:ind w:hanging="0" w:start="0" w:end="0"/>
+        <w:jc w:val="start"/>
+        <w:rPr/>
+      </w:pPr>
+      <w:r>
+        <w:rPr/>
+        <w:t>Here is how you neutralize these elements while guarding your own cell:</w:t>
       </w:r>
     </w:p>
     <w:p>
@@ -2212,7 +2006,7 @@
       </w:pPr>
       <w:r>
         <w:rPr/>
-        <w:t>Gray Rock Insulation (Personal/Emotional)</w:t>
+        <w:t>The Transparency Shield (Professional)</w:t>
       </w:r>
     </w:p>
     <w:p>
@@ -2225,7 +2019,7 @@
       </w:pPr>
       <w:r>
         <w:rPr/>
-        <w:t>Sociopathic or hyper-greedy elements often use emotional manipulation or "status games" to destabilize your sovereign cell.</w:t>
+        <w:t>Parasites thrive in shadows—vague verbal agreements, lack of documentation, and gatekept information.</w:t>
       </w:r>
     </w:p>
     <w:p>
@@ -2253,18 +2047,7 @@
       </w:r>
       <w:r>
         <w:rPr/>
-        <w:t> Become as uninteresting as a </w:t>
-      </w:r>
-      <w:r>
-        <w:rPr>
-          <w:rStyle w:val="Strong"/>
-          <w:b/>
-        </w:rPr>
-        <w:t>gray rock.</w:t>
-      </w:r>
-      <w:r>
-        <w:rPr/>
-        <w:t> Give short, non-committal answers. Do not share your wins, your vulnerabilities, or your surplus.</w:t>
+        <w:t> Force every interaction into the light. Follow up every handshake conversation with a summary email. Use CC strategically.</w:t>
       </w:r>
     </w:p>
     <w:p>
@@ -2291,7 +2074,18 @@
       </w:r>
       <w:r>
         <w:rPr/>
-        <w:t> If they cannot find a hook into your ego or your resources, they cannot manipulate you. You are essentially cloaking your cell from their radar.</w:t>
+        <w:t> A corrupt actor cannot easily exploit a system where every move is logged. By creating a paper trail, you aren't being petty; you are building an </w:t>
+      </w:r>
+      <w:r>
+        <w:rPr>
+          <w:rStyle w:val="Strong"/>
+          <w:b/>
+        </w:rPr>
+        <w:t>immune barrier</w:t>
+      </w:r>
+      <w:r>
+        <w:rPr/>
+        <w:t> that makes you a high-effort, low-reward target.</w:t>
       </w:r>
     </w:p>
     <w:p>
@@ -2304,7 +2098,7 @@
       </w:pPr>
       <w:r>
         <w:rPr/>
-        <w:t>The Coalition of the Foragers (Systemic)</w:t>
+        <w:t>High-Friction Reciprocity (Social)</w:t>
       </w:r>
     </w:p>
     <w:p>
@@ -2317,7 +2111,18 @@
       </w:pPr>
       <w:r>
         <w:rPr/>
-        <w:t>One bee cannot stop a hornet, but the Hive can.</w:t>
+        <w:t>In the Pragmatic Hive, "service" is for those who contribute. If you identify a "taker" who feeds their greed at your expense, you must immediately apply </w:t>
+      </w:r>
+      <w:r>
+        <w:rPr>
+          <w:rStyle w:val="Strong"/>
+          <w:b/>
+        </w:rPr>
+        <w:t>Strategic Friction</w:t>
+      </w:r>
+      <w:r>
+        <w:rPr/>
+        <w:t>.</w:t>
       </w:r>
     </w:p>
     <w:p>
@@ -2345,7 +2150,18 @@
       </w:r>
       <w:r>
         <w:rPr/>
-        <w:t> Quietly identify other foragers—people who are also focused on Hive health and mutual growth. Form tight, high-trust alliances with them.</w:t>
+        <w:t> Stop providing "unearned surplus." If they ask for a favor, ask for one in return </w:t>
+      </w:r>
+      <w:r>
+        <w:rPr>
+          <w:rStyle w:val="Emphasis"/>
+          <w:i/>
+        </w:rPr>
+        <w:t>first</w:t>
+      </w:r>
+      <w:r>
+        <w:rPr/>
+        <w:t>.</w:t>
       </w:r>
     </w:p>
     <w:p>
@@ -2372,7 +2188,18 @@
       </w:r>
       <w:r>
         <w:rPr/>
-        <w:t> By building a sub-hive of reliable peers, you create a collective immune system. You share warnings about corrupting elements ("Heads up, X takes credit for others' work") and pool your surplus to protect one another.</w:t>
+        <w:t> A social parasite seeks the path of least resistance. When you introduce "cost" or "effort" to their extraction, they will naturally migrate toward an easier host. You haven't started a fight; you've simply become </w:t>
+      </w:r>
+      <w:r>
+        <w:rPr>
+          <w:rStyle w:val="Strong"/>
+          <w:b/>
+        </w:rPr>
+        <w:t>harder to exploit</w:t>
+      </w:r>
+      <w:r>
+        <w:rPr/>
+        <w:t>.</w:t>
       </w:r>
     </w:p>
     <w:p>
@@ -2385,7 +2212,7 @@
       </w:pPr>
       <w:r>
         <w:rPr/>
-        <w:t>Calculated Exit (The Last Resort)</w:t>
+        <w:t>Gray Rock Insulation (Personal/Emotional)</w:t>
       </w:r>
     </w:p>
     <w:p>
@@ -2398,7 +2225,7 @@
       </w:pPr>
       <w:r>
         <w:rPr/>
-        <w:t>Sometimes a specific hive (a company, a friend group, a city) becomes so infested with Cancerous Egoism that the cost of maintenance exceeds the benefit of staying.</w:t>
+        <w:t>Sociopathic or hyper-greedy elements often use emotional manipulation or "status games" to destabilize your sovereign cell.</w:t>
       </w:r>
     </w:p>
     <w:p>
@@ -2426,7 +2253,18 @@
       </w:r>
       <w:r>
         <w:rPr/>
-        <w:t> Identify the tipping point. If the system is 51% parasitic, your service is actually just fueling the decay.</w:t>
+        <w:t> Become as uninteresting as a </w:t>
+      </w:r>
+      <w:r>
+        <w:rPr>
+          <w:rStyle w:val="Strong"/>
+          <w:b/>
+        </w:rPr>
+        <w:t>gray rock.</w:t>
+      </w:r>
+      <w:r>
+        <w:rPr/>
+        <w:t> Give short, non-committal answers. Do not share your wins, your vulnerabilities, or your surplus.</w:t>
       </w:r>
     </w:p>
     <w:p>
@@ -2453,142 +2291,33 @@
       </w:r>
       <w:r>
         <w:rPr/>
-        <w:t> A Pragmatic Hive practitioner knows when to </w:t>
-      </w:r>
-      <w:r>
-        <w:rPr>
-          <w:rStyle w:val="Strong"/>
-          <w:b/>
-        </w:rPr>
-        <w:t>swarm</w:t>
-      </w:r>
-      <w:r>
-        <w:rPr/>
-        <w:t>. You take your Sovereign Cell and your surplus, and you move to a healthier environment where your service can actually take root and produce benefit.</w:t>
+        <w:t> If they cannot find a hook into your ego or your resources, they cannot manipulate you. You are essentially cloaking your cell from their radar.</w:t>
+      </w:r>
+    </w:p>
+    <w:p>
+      <w:pPr>
+        <w:pStyle w:val="Heading2"/>
+        <w:bidi w:val="0"/>
+        <w:ind w:hanging="0" w:start="0" w:end="0"/>
+        <w:jc w:val="start"/>
+        <w:rPr/>
+      </w:pPr>
+      <w:r>
+        <w:rPr/>
+        <w:t>The Coalition of the Foragers (Systemic)</w:t>
       </w:r>
     </w:p>
     <w:p>
       <w:pPr>
         <w:pStyle w:val="BodyText"/>
         <w:bidi w:val="0"/>
-        <w:jc w:val="start"/>
-        <w:rPr/>
-      </w:pPr>
-      <w:r>
-        <w:rPr/>
-      </w:r>
-    </w:p>
-    <w:p>
-      <w:pPr>
-        <w:pStyle w:val="BodyText"/>
-        <w:bidi w:val="0"/>
         <w:ind w:hanging="0" w:start="0" w:end="0"/>
         <w:jc w:val="start"/>
         <w:rPr/>
       </w:pPr>
       <w:r>
-        <w:rPr>
-          <w:rStyle w:val="Strong"/>
-          <w:b/>
-        </w:rPr>
-        <w:t>The Strategic Filter:</w:t>
-      </w:r>
-      <w:r>
-        <w:rPr/>
-        <w:br/>
-        <w:t>Before every interaction with a suspected corrupting element, ask: </w:t>
-      </w:r>
-      <w:r>
-        <w:rPr>
-          <w:rStyle w:val="Emphasis"/>
-          <w:i/>
-        </w:rPr>
-        <w:t>"Am I feeding a fellow forager, or am I being mined by a parasite?"</w:t>
-      </w:r>
-    </w:p>
-    <w:p>
-      <w:pPr>
-        <w:pStyle w:val="BodyText"/>
-        <w:bidi w:val="0"/>
-        <w:jc w:val="start"/>
-        <w:rPr/>
-      </w:pPr>
-      <w:r>
-        <w:rPr/>
-      </w:r>
-    </w:p>
-    <w:p>
-      <w:pPr>
-        <w:pStyle w:val="Heading1"/>
-        <w:bidi w:val="0"/>
-        <w:ind w:hanging="0" w:start="0" w:end="0"/>
-        <w:jc w:val="start"/>
-        <w:rPr/>
-      </w:pPr>
-      <w:r>
-        <w:rPr/>
-        <w:t>Vetting Protocol</w:t>
-      </w:r>
-    </w:p>
-    <w:p>
-      <w:pPr>
-        <w:pStyle w:val="BodyText"/>
-        <w:bidi w:val="0"/>
-        <w:ind w:hanging="0" w:start="0" w:end="0"/>
-        <w:jc w:val="start"/>
-        <w:rPr/>
-      </w:pPr>
-      <w:r>
-        <w:rPr/>
-        <w:t>To maintain the </w:t>
-      </w:r>
-      <w:r>
-        <w:rPr>
-          <w:rStyle w:val="Strong"/>
-          <w:b/>
-        </w:rPr>
-        <w:t>Pragmatic Hive</w:t>
-      </w:r>
-      <w:r>
-        <w:rPr/>
-        <w:t>, your vetting protocol must bypass "polite talk" and look for </w:t>
-      </w:r>
-      <w:r>
-        <w:rPr>
-          <w:rStyle w:val="Strong"/>
-          <w:b/>
-        </w:rPr>
-        <w:t>systemic behavior</w:t>
-      </w:r>
-      <w:r>
-        <w:rPr/>
-        <w:t>. In a professional/public setting these questions (and the behaviors they reveal) will tell you if you're dealing with a fellow forager or a parasite.</w:t>
-      </w:r>
-    </w:p>
-    <w:p>
-      <w:pPr>
-        <w:pStyle w:val="Heading2"/>
-        <w:bidi w:val="0"/>
-        <w:ind w:hanging="0" w:start="0" w:end="0"/>
-        <w:jc w:val="start"/>
-        <w:rPr/>
-      </w:pPr>
-      <w:r>
-        <w:rPr/>
-        <w:t>The Hive-Compatibility Vetting Protocol</w:t>
-      </w:r>
-    </w:p>
-    <w:p>
-      <w:pPr>
-        <w:pStyle w:val="BodyText"/>
-        <w:bidi w:val="0"/>
-        <w:ind w:hanging="0" w:start="0" w:end="0"/>
-        <w:jc w:val="start"/>
-        <w:rPr/>
-      </w:pPr>
-      <w:r>
-        <w:rPr/>
-        <w:t>1. The Reciprocity Test (The "Give-and-Take" Ratio)</w:t>
+        <w:rPr/>
+        <w:t>One bee cannot stop a hornet, but the Hive can.</w:t>
       </w:r>
     </w:p>
     <w:p>
@@ -2612,18 +2341,11 @@
           <w:rStyle w:val="Strong"/>
           <w:b/>
         </w:rPr>
-        <w:t>The Question:</w:t>
-      </w:r>
-      <w:r>
-        <w:rPr/>
-        <w:t> </w:t>
-      </w:r>
-      <w:r>
-        <w:rPr>
-          <w:rStyle w:val="Emphasis"/>
-          <w:i/>
-        </w:rPr>
-        <w:t>"In our previous collaborations/projects, how did the team handle a situation where someone went above and beyond?"</w:t>
+        <w:t>The Response:</w:t>
+      </w:r>
+      <w:r>
+        <w:rPr/>
+        <w:t> Quietly identify other foragers—people who are also focused on Hive health and mutual growth. Form tight, high-trust alliances with them.</w:t>
       </w:r>
     </w:p>
     <w:p>
@@ -2646,11 +2368,24 @@
           <w:rStyle w:val="Strong"/>
           <w:b/>
         </w:rPr>
-        <w:t>What to look for:</w:t>
-      </w:r>
-      <w:r>
-        <w:rPr/>
-        <w:t> Listen for credit-sharing. Do they name-drop the contributors, or do they take the "we/I" glory? A Hive-compatible person recognizes that rewarding the "extra mile" keeps the hive strong. A parasite views someone else's extra effort as a "free resource" to be exploited.</w:t>
+        <w:t>The Logic:</w:t>
+      </w:r>
+      <w:r>
+        <w:rPr/>
+        <w:t> By building a sub-hive of reliable peers, you create a collective immune system. You share warnings about corrupting elements ("Heads up, X takes credit for others' work") and pool your surplus to protect one another.</w:t>
+      </w:r>
+    </w:p>
+    <w:p>
+      <w:pPr>
+        <w:pStyle w:val="Heading2"/>
+        <w:bidi w:val="0"/>
+        <w:ind w:hanging="0" w:start="0" w:end="0"/>
+        <w:jc w:val="start"/>
+        <w:rPr/>
+      </w:pPr>
+      <w:r>
+        <w:rPr/>
+        <w:t>Calculated Exit (The Last Resort)</w:t>
       </w:r>
     </w:p>
     <w:p>
@@ -2663,7 +2398,7 @@
       </w:pPr>
       <w:r>
         <w:rPr/>
-        <w:t>2. The Maintenance Check (The "Commons" Philosophy)</w:t>
+        <w:t>Sometimes a specific hive (a company, a friend group, a city) becomes so infested with Cancerous Egoism that the cost of maintenance exceeds the benefit of staying.</w:t>
       </w:r>
     </w:p>
     <w:p>
@@ -2687,18 +2422,11 @@
           <w:rStyle w:val="Strong"/>
           <w:b/>
         </w:rPr>
-        <w:t>The Question:</w:t>
-      </w:r>
-      <w:r>
-        <w:rPr/>
-        <w:t> </w:t>
-      </w:r>
-      <w:r>
-        <w:rPr>
-          <w:rStyle w:val="Emphasis"/>
-          <w:i/>
-        </w:rPr>
-        <w:t>"What is the biggest (unseen) problem in your current environment, and what are you doing to prepare for it?"</w:t>
+        <w:t>The Response:</w:t>
+      </w:r>
+      <w:r>
+        <w:rPr/>
+        <w:t> Identify the tipping point. If the system is 51% parasitic, your service is actually just fueling the decay.</w:t>
       </w:r>
     </w:p>
     <w:p>
@@ -2721,24 +2449,146 @@
           <w:rStyle w:val="Strong"/>
           <w:b/>
         </w:rPr>
-        <w:t>What to look for:</w:t>
-      </w:r>
-      <w:r>
-        <w:rPr/>
-        <w:t> Does the person care about the "infrastructure" (culture, workflow, morale, ethics), or do they only care about their specific output? A forager invests in the environment; a parasite only cares about their personal harvest.</w:t>
+        <w:t>The Logic:</w:t>
+      </w:r>
+      <w:r>
+        <w:rPr/>
+        <w:t> A Pragmatic Hive practitioner knows when to </w:t>
+      </w:r>
+      <w:r>
+        <w:rPr>
+          <w:rStyle w:val="Strong"/>
+          <w:b/>
+        </w:rPr>
+        <w:t>swarm</w:t>
+      </w:r>
+      <w:r>
+        <w:rPr/>
+        <w:t>. You take your Sovereign Cell and your surplus, and you move to a healthier environment where your service can actually take root and produce benefit.</w:t>
       </w:r>
     </w:p>
     <w:p>
       <w:pPr>
         <w:pStyle w:val="BodyText"/>
         <w:bidi w:val="0"/>
+        <w:jc w:val="start"/>
+        <w:rPr/>
+      </w:pPr>
+      <w:r>
+        <w:rPr/>
+      </w:r>
+    </w:p>
+    <w:p>
+      <w:pPr>
+        <w:pStyle w:val="BodyText"/>
+        <w:bidi w:val="0"/>
         <w:ind w:hanging="0" w:start="0" w:end="0"/>
         <w:jc w:val="start"/>
         <w:rPr/>
       </w:pPr>
       <w:r>
-        <w:rPr/>
-        <w:t>3. The Crisis Response (The "What Hurts the Bee" Metric)</w:t>
+        <w:rPr>
+          <w:rStyle w:val="Strong"/>
+          <w:b/>
+        </w:rPr>
+        <w:t>The Strategic Filter:</w:t>
+      </w:r>
+      <w:r>
+        <w:rPr/>
+        <w:br/>
+        <w:t>Before every interaction with a suspected corrupting element, ask: </w:t>
+      </w:r>
+      <w:r>
+        <w:rPr>
+          <w:rStyle w:val="Emphasis"/>
+          <w:i/>
+        </w:rPr>
+        <w:t>"Am I feeding a fellow forager, or am I being mined by a parasite?"</w:t>
+      </w:r>
+    </w:p>
+    <w:p>
+      <w:pPr>
+        <w:pStyle w:val="BodyText"/>
+        <w:bidi w:val="0"/>
+        <w:jc w:val="start"/>
+        <w:rPr/>
+      </w:pPr>
+      <w:r>
+        <w:rPr/>
+      </w:r>
+    </w:p>
+    <w:p>
+      <w:pPr>
+        <w:pStyle w:val="Heading1"/>
+        <w:bidi w:val="0"/>
+        <w:ind w:hanging="0" w:start="0" w:end="0"/>
+        <w:jc w:val="start"/>
+        <w:rPr/>
+      </w:pPr>
+      <w:r>
+        <w:rPr/>
+        <w:t>Vetting Protocol</w:t>
+      </w:r>
+    </w:p>
+    <w:p>
+      <w:pPr>
+        <w:pStyle w:val="BodyText"/>
+        <w:bidi w:val="0"/>
+        <w:ind w:hanging="0" w:start="0" w:end="0"/>
+        <w:jc w:val="start"/>
+        <w:rPr/>
+      </w:pPr>
+      <w:r>
+        <w:rPr/>
+        <w:t>To maintain the </w:t>
+      </w:r>
+      <w:r>
+        <w:rPr>
+          <w:rStyle w:val="Strong"/>
+          <w:b/>
+        </w:rPr>
+        <w:t>Pragmatic Hive</w:t>
+      </w:r>
+      <w:r>
+        <w:rPr/>
+        <w:t>, your vetting protocol must bypass "polite talk" and look for </w:t>
+      </w:r>
+      <w:r>
+        <w:rPr>
+          <w:rStyle w:val="Strong"/>
+          <w:b/>
+        </w:rPr>
+        <w:t>systemic behavior</w:t>
+      </w:r>
+      <w:r>
+        <w:rPr/>
+        <w:t>. In a professional/public setting these questions (and the behaviors they reveal) will tell you if you're dealing with a fellow forager or a parasite.</w:t>
+      </w:r>
+    </w:p>
+    <w:p>
+      <w:pPr>
+        <w:pStyle w:val="Heading2"/>
+        <w:bidi w:val="0"/>
+        <w:ind w:hanging="0" w:start="0" w:end="0"/>
+        <w:jc w:val="start"/>
+        <w:rPr/>
+      </w:pPr>
+      <w:r>
+        <w:rPr/>
+        <w:t>The Hive-Compatibility Vetting Protocol</w:t>
+      </w:r>
+    </w:p>
+    <w:p>
+      <w:pPr>
+        <w:pStyle w:val="BodyText"/>
+        <w:bidi w:val="0"/>
+        <w:ind w:hanging="0" w:start="0" w:end="0"/>
+        <w:jc w:val="start"/>
+        <w:rPr/>
+      </w:pPr>
+      <w:r>
+        <w:rPr/>
+        <w:t>1. The Reciprocity Test (The "Give-and-Take" Ratio)</w:t>
       </w:r>
     </w:p>
     <w:p>
@@ -2773,7 +2623,7 @@
           <w:rStyle w:val="Emphasis"/>
           <w:i/>
         </w:rPr>
-        <w:t>"When things went sideways on your last major goal, who took the hit, and how was it resolved?"</w:t>
+        <w:t>"In our previous collaborations/projects, how did the team handle a situation where someone went above and beyond?"</w:t>
       </w:r>
     </w:p>
     <w:p>
@@ -2800,18 +2650,7 @@
       </w:r>
       <w:r>
         <w:rPr/>
-        <w:t> Accountability. A corrupting element will always find a "fall bee" to protect their own Sovereign Cell. A Hive-minded person understands that a systemic failure is a collective threat and works to fix the </w:t>
-      </w:r>
-      <w:r>
-        <w:rPr>
-          <w:rStyle w:val="Emphasis"/>
-          <w:i/>
-        </w:rPr>
-        <w:t>leak</w:t>
-      </w:r>
-      <w:r>
-        <w:rPr/>
-        <w:t>, not just save their own skin.</w:t>
+        <w:t> Listen for credit-sharing. Do they name-drop the contributors, or do they take the "we/I" glory? A Hive-compatible person recognizes that rewarding the "extra mile" keeps the hive strong. A parasite views someone else's extra effort as a "free resource" to be exploited.</w:t>
       </w:r>
     </w:p>
     <w:p>
@@ -2824,7 +2663,7 @@
       </w:pPr>
       <w:r>
         <w:rPr/>
-        <w:t>4. The Growth Ceiling (The "Surplus" Mindset)</w:t>
+        <w:t>2. The Maintenance Check (The "Commons" Philosophy)</w:t>
       </w:r>
     </w:p>
     <w:p>
@@ -2859,7 +2698,7 @@
           <w:rStyle w:val="Emphasis"/>
           <w:i/>
         </w:rPr>
-        <w:t>"If we hit our targets early and have extra resources/time, what's the plan for that surplus?"</w:t>
+        <w:t>"What is the biggest (unseen) problem in your current environment, and what are you doing to prepare for it?"</w:t>
       </w:r>
     </w:p>
     <w:p>
@@ -2886,7 +2725,7 @@
       </w:r>
       <w:r>
         <w:rPr/>
-        <w:t> Reinvestment vs. Hoarding. Does the organization/person plan to "re-pollenate" (train staff, improve tools, rest) or do they immediately "over-forage" (increase quotas, cut costs, pocket the gain)?</w:t>
+        <w:t> Does the person care about the "infrastructure" (culture, workflow, morale, ethics), or do they only care about their specific output? A forager invests in the environment; a parasite only cares about their personal harvest.</w:t>
       </w:r>
     </w:p>
     <w:p>
@@ -2899,7 +2738,7 @@
       </w:pPr>
       <w:r>
         <w:rPr/>
-        <w:t>5. The "Parasite" Tolerance (The Immune Response)</w:t>
+        <w:t>3. The Crisis Response (The "What Hurts the Bee" Metric)</w:t>
       </w:r>
     </w:p>
     <w:p>
@@ -2934,7 +2773,7 @@
           <w:rStyle w:val="Emphasis"/>
           <w:i/>
         </w:rPr>
-        <w:t>"How does this group handle high-performers who are toxic to the culture?"</w:t>
+        <w:t>"When things went sideways on your last major goal, who took the hit, and how was it resolved?"</w:t>
       </w:r>
     </w:p>
     <w:p>
@@ -2961,160 +2800,31 @@
       </w:r>
       <w:r>
         <w:rPr/>
-        <w:t> This is the ultimate test. If they tolerate a "brilliant jerk" or a greedy sociopath because of their short-term output, the </w:t>
-      </w:r>
-      <w:r>
-        <w:rPr>
-          <w:rStyle w:val="Strong"/>
-          <w:b/>
-        </w:rPr>
-        <w:t>Immune System</w:t>
-      </w:r>
-      <w:r>
-        <w:rPr/>
-        <w:t> is compromised. A true Pragmatic Hive knows that one high-performing parasite can eventually kill the whole colony.</w:t>
-      </w:r>
-    </w:p>
-    <w:p>
-      <w:pPr>
-        <w:pStyle w:val="Heading2"/>
-        <w:bidi w:val="0"/>
-        <w:jc w:val="start"/>
-        <w:rPr/>
-      </w:pPr>
-      <w:r>
-        <w:rPr/>
-        <w:t>Quick-Decision Rule:</w:t>
-      </w:r>
-    </w:p>
-    <w:p>
-      <w:pPr>
-        <w:pStyle w:val="Normal"/>
-        <w:bidi w:val="0"/>
-        <w:jc w:val="start"/>
-        <w:rPr/>
-      </w:pPr>
-      <w:r>
-        <w:rPr/>
-        <w:t>If they answer with "I" more than "We," and focus on results over systems, they are likely in </w:t>
-      </w:r>
-      <w:r>
-        <w:rPr>
-          <w:rStyle w:val="Strong"/>
-          <w:b/>
-        </w:rPr>
-        <w:t>Survival Mode</w:t>
-      </w:r>
-      <w:r>
-        <w:rPr/>
-        <w:t> or </w:t>
-      </w:r>
-      <w:r>
-        <w:rPr>
-          <w:rStyle w:val="Strong"/>
-          <w:b/>
-        </w:rPr>
-        <w:t>Greed Mode</w:t>
-      </w:r>
-      <w:r>
-        <w:rPr/>
-        <w:t>. Proceed with your </w:t>
-      </w:r>
-      <w:r>
-        <w:rPr>
-          <w:rStyle w:val="Strong"/>
-          <w:b/>
-        </w:rPr>
-        <w:t>Transparency Shield</w:t>
-      </w:r>
-      <w:r>
-        <w:rPr/>
-        <w:t> fully raised.</w:t>
+        <w:t> Accountability. A corrupting element will always find a "fall bee" to protect their own Sovereign Cell. A Hive-minded person understands that a systemic failure is a collective threat and works to fix the </w:t>
+      </w:r>
+      <w:r>
+        <w:rPr>
+          <w:rStyle w:val="Emphasis"/>
+          <w:i/>
+        </w:rPr>
+        <w:t>leak</w:t>
+      </w:r>
+      <w:r>
+        <w:rPr/>
+        <w:t>, not just save their own skin.</w:t>
       </w:r>
     </w:p>
     <w:p>
       <w:pPr>
         <w:pStyle w:val="BodyText"/>
         <w:bidi w:val="0"/>
-        <w:jc w:val="start"/>
-        <w:rPr/>
-      </w:pPr>
-      <w:r>
-        <w:rPr/>
-      </w:r>
-    </w:p>
-    <w:p>
-      <w:pPr>
-        <w:pStyle w:val="Heading1"/>
-        <w:bidi w:val="0"/>
         <w:ind w:hanging="0" w:start="0" w:end="0"/>
         <w:jc w:val="start"/>
         <w:rPr/>
       </w:pPr>
       <w:r>
         <w:rPr/>
-        <w:t>Vetting In Daily Life</w:t>
-      </w:r>
-    </w:p>
-    <w:p>
-      <w:pPr>
-        <w:pStyle w:val="BodyText"/>
-        <w:bidi w:val="0"/>
-        <w:ind w:hanging="0" w:start="0" w:end="0"/>
-        <w:jc w:val="start"/>
-        <w:rPr/>
-      </w:pPr>
-      <w:r>
-        <w:rPr/>
-        <w:t>In a non-professional environment such as in daily personal life, the </w:t>
-      </w:r>
-      <w:r>
-        <w:rPr>
-          <w:rStyle w:val="Strong"/>
-          <w:b/>
-        </w:rPr>
-        <w:t>Pragmatic Hive</w:t>
-      </w:r>
-      <w:r>
-        <w:rPr/>
-        <w:t> vetting process is less about formal interviews and more about observing how people treat the "social fabric" when they think no one is looking.</w:t>
-      </w:r>
-    </w:p>
-    <w:p>
-      <w:pPr>
-        <w:pStyle w:val="BodyText"/>
-        <w:bidi w:val="0"/>
-        <w:ind w:hanging="0" w:start="0" w:end="0"/>
-        <w:jc w:val="start"/>
-        <w:rPr/>
-      </w:pPr>
-      <w:r>
-        <w:rPr/>
-        <w:t>Here is how you translate those high-level concepts into </w:t>
-      </w:r>
-      <w:r>
-        <w:rPr>
-          <w:rStyle w:val="Strong"/>
-          <w:b/>
-        </w:rPr>
-        <w:t>everyday vibe checks</w:t>
-      </w:r>
-      <w:r>
-        <w:rPr/>
-        <w:t> to see if a friend, neighbor, or acquaintance is a fellow forager or a potential parasite:</w:t>
-      </w:r>
-    </w:p>
-    <w:p>
-      <w:pPr>
-        <w:pStyle w:val="BodyText"/>
-        <w:bidi w:val="0"/>
-        <w:ind w:hanging="0" w:start="0" w:end="0"/>
-        <w:jc w:val="start"/>
-        <w:rPr/>
-      </w:pPr>
-      <w:r>
-        <w:rPr/>
-        <w:t>1. The Small Favor Barometer (Reciprocity)</w:t>
+        <w:t>4. The Growth Ceiling (The "Surplus" Mindset)</w:t>
       </w:r>
     </w:p>
     <w:p>
@@ -3138,11 +2848,18 @@
           <w:rStyle w:val="Strong"/>
           <w:b/>
         </w:rPr>
-        <w:t>The Observation:</w:t>
-      </w:r>
-      <w:r>
-        <w:rPr/>
-        <w:t> When you do something small for them (giving them a ride, picking up a coffee, sharing a tool), do they acknowledge the effort or do they treat it as an entitlement?</w:t>
+        <w:t>The Question:</w:t>
+      </w:r>
+      <w:r>
+        <w:rPr/>
+        <w:t> </w:t>
+      </w:r>
+      <w:r>
+        <w:rPr>
+          <w:rStyle w:val="Emphasis"/>
+          <w:i/>
+        </w:rPr>
+        <w:t>"If we hit our targets early and have extra resources/time, what's the plan for that surplus?"</w:t>
       </w:r>
     </w:p>
     <w:p>
@@ -3165,11 +2882,11 @@
           <w:rStyle w:val="Strong"/>
           <w:b/>
         </w:rPr>
-        <w:t>The Hive Logic:</w:t>
-      </w:r>
-      <w:r>
-        <w:rPr/>
-        <w:t> A forager says "I owe you one" (and eventually pays it back). A parasite simply says "Thanks" and moves on to the next request. If the flow of energy is always one-way, they are utilizing you, not building a hive with you.</w:t>
+        <w:t>What to look for:</w:t>
+      </w:r>
+      <w:r>
+        <w:rPr/>
+        <w:t> Reinvestment vs. Hoarding. Does the organization/person plan to "re-pollenate" (train staff, improve tools, rest) or do they immediately "over-forage" (increase quotas, cut costs, pocket the gain)?</w:t>
       </w:r>
     </w:p>
     <w:p>
@@ -3182,7 +2899,7 @@
       </w:pPr>
       <w:r>
         <w:rPr/>
-        <w:t>2. The Public Space Litmus Test (Maintenance)</w:t>
+        <w:t>5. The "Parasite" Tolerance (The Immune Response)</w:t>
       </w:r>
     </w:p>
     <w:p>
@@ -3206,11 +2923,18 @@
           <w:rStyle w:val="Strong"/>
           <w:b/>
         </w:rPr>
-        <w:t>The Observation:</w:t>
-      </w:r>
-      <w:r>
-        <w:rPr/>
-        <w:t> How do they treat things they don't own? Do they return the shopping cart? Do they clean up their trash at a park? Do they treat a waiter with dignity?</w:t>
+        <w:t>The Question:</w:t>
+      </w:r>
+      <w:r>
+        <w:rPr/>
+        <w:t> </w:t>
+      </w:r>
+      <w:r>
+        <w:rPr>
+          <w:rStyle w:val="Emphasis"/>
+          <w:i/>
+        </w:rPr>
+        <w:t>"How does this group handle high-performers who are toxic to the culture?"</w:t>
       </w:r>
     </w:p>
     <w:p>
@@ -3233,24 +2957,164 @@
           <w:rStyle w:val="Strong"/>
           <w:b/>
         </w:rPr>
-        <w:t>The Hive Logic:</w:t>
-      </w:r>
-      <w:r>
-        <w:rPr/>
-        <w:t> This reveals if they believe in the "Commons." If they only care about their own living room but treat the world outside like a dumpster, they will eventually treat your boundaries with the same disrespect and disregard.</w:t>
+        <w:t>What to look for:</w:t>
+      </w:r>
+      <w:r>
+        <w:rPr/>
+        <w:t> This is the ultimate test. If they tolerate a "brilliant jerk" or a greedy sociopath because of their short-term output, the </w:t>
+      </w:r>
+      <w:r>
+        <w:rPr>
+          <w:rStyle w:val="Strong"/>
+          <w:b/>
+        </w:rPr>
+        <w:t>Immune System</w:t>
+      </w:r>
+      <w:r>
+        <w:rPr/>
+        <w:t> is compromised. A true Pragmatic Hive knows that one high-performing parasite can eventually kill the whole colony.</w:t>
+      </w:r>
+    </w:p>
+    <w:p>
+      <w:pPr>
+        <w:pStyle w:val="Heading2"/>
+        <w:bidi w:val="0"/>
+        <w:jc w:val="start"/>
+        <w:rPr/>
+      </w:pPr>
+      <w:r>
+        <w:rPr/>
+        <w:t>Quick-Decision Rule:</w:t>
+      </w:r>
+    </w:p>
+    <w:p>
+      <w:pPr>
+        <w:pStyle w:val="Normal"/>
+        <w:bidi w:val="0"/>
+        <w:jc w:val="start"/>
+        <w:rPr/>
+      </w:pPr>
+      <w:r>
+        <w:rPr/>
+        <w:t>If they answer with "I" more than "We," and focus on results over systems, they are likely in </w:t>
+      </w:r>
+      <w:r>
+        <w:rPr>
+          <w:rStyle w:val="Strong"/>
+          <w:b/>
+        </w:rPr>
+        <w:t>Survival Mode</w:t>
+      </w:r>
+      <w:r>
+        <w:rPr/>
+        <w:t> or </w:t>
+      </w:r>
+      <w:r>
+        <w:rPr>
+          <w:rStyle w:val="Strong"/>
+          <w:b/>
+        </w:rPr>
+        <w:t>Greed Mode</w:t>
+      </w:r>
+      <w:r>
+        <w:rPr/>
+        <w:t>. Proceed with your </w:t>
+      </w:r>
+      <w:r>
+        <w:rPr>
+          <w:rStyle w:val="Strong"/>
+          <w:b/>
+        </w:rPr>
+        <w:t>Transparency Shield</w:t>
+      </w:r>
+      <w:r>
+        <w:rPr/>
+        <w:t> fully raised.</w:t>
       </w:r>
     </w:p>
     <w:p>
       <w:pPr>
         <w:pStyle w:val="BodyText"/>
         <w:bidi w:val="0"/>
+        <w:jc w:val="start"/>
+        <w:rPr/>
+      </w:pPr>
+      <w:r>
+        <w:rPr/>
+      </w:r>
+    </w:p>
+    <w:p>
+      <w:pPr>
+        <w:pStyle w:val="Heading1"/>
+        <w:bidi w:val="0"/>
         <w:ind w:hanging="0" w:start="0" w:end="0"/>
         <w:jc w:val="start"/>
         <w:rPr/>
       </w:pPr>
       <w:r>
         <w:rPr/>
-        <w:t>3. The Gossip &amp; Credit Check (Crisis/Accountability)</w:t>
+        <w:t>Vetting In Daily Life</w:t>
+      </w:r>
+    </w:p>
+    <w:p>
+      <w:pPr>
+        <w:pStyle w:val="BodyText"/>
+        <w:bidi w:val="0"/>
+        <w:ind w:hanging="0" w:start="0" w:end="0"/>
+        <w:jc w:val="start"/>
+        <w:rPr/>
+      </w:pPr>
+      <w:r>
+        <w:rPr/>
+        <w:t>In a non-professional environment such as in daily personal life, the </w:t>
+      </w:r>
+      <w:r>
+        <w:rPr>
+          <w:rStyle w:val="Strong"/>
+          <w:b/>
+        </w:rPr>
+        <w:t>Pragmatic Hive</w:t>
+      </w:r>
+      <w:r>
+        <w:rPr/>
+        <w:t> vetting process is less about formal interviews and more about observing how people treat the "social fabric" when they think no one is looking.</w:t>
+      </w:r>
+    </w:p>
+    <w:p>
+      <w:pPr>
+        <w:pStyle w:val="BodyText"/>
+        <w:bidi w:val="0"/>
+        <w:ind w:hanging="0" w:start="0" w:end="0"/>
+        <w:jc w:val="start"/>
+        <w:rPr/>
+      </w:pPr>
+      <w:r>
+        <w:rPr/>
+        <w:t>Here is how you translate those high-level concepts into </w:t>
+      </w:r>
+      <w:r>
+        <w:rPr>
+          <w:rStyle w:val="Strong"/>
+          <w:b/>
+        </w:rPr>
+        <w:t>everyday vibe checks</w:t>
+      </w:r>
+      <w:r>
+        <w:rPr/>
+        <w:t> to see if a friend, neighbor, or acquaintance is a fellow forager or a potential parasite:</w:t>
+      </w:r>
+    </w:p>
+    <w:p>
+      <w:pPr>
+        <w:pStyle w:val="BodyText"/>
+        <w:bidi w:val="0"/>
+        <w:ind w:hanging="0" w:start="0" w:end="0"/>
+        <w:jc w:val="start"/>
+        <w:rPr/>
+      </w:pPr>
+      <w:r>
+        <w:rPr/>
+        <w:t>1. The Small Favor Barometer (Reciprocity)</w:t>
       </w:r>
     </w:p>
     <w:p>
@@ -3278,7 +3142,7 @@
       </w:r>
       <w:r>
         <w:rPr/>
-        <w:t> When a mutual friend or a situation goes wrong, do they immediately look for someone to blame or mock, or do they look for a way to help/understand?</w:t>
+        <w:t> When you do something small for them (giving them a ride, picking up a coffee, sharing a tool), do they acknowledge the effort or do they treat it as an entitlement?</w:t>
       </w:r>
     </w:p>
     <w:p>
@@ -3305,7 +3169,7 @@
       </w:r>
       <w:r>
         <w:rPr/>
-        <w:t> A person who constantly "stings" others behind their back to explain things or make themselves look better is a corrupting element. In a crisis, they will protect their own ego by sacrificing your reputation.</w:t>
+        <w:t> A forager says "I owe you one" (and eventually pays it back). A parasite simply says "Thanks" and moves on to the next request. If the flow of energy is always one-way, they are utilizing you, not building a hive with you.</w:t>
       </w:r>
     </w:p>
     <w:p>
@@ -3318,7 +3182,7 @@
       </w:pPr>
       <w:r>
         <w:rPr/>
-        <w:t>4. The Checkbook/Time Test (Surplus Mindset)</w:t>
+        <w:t>2. The Public Space Litmus Test (Maintenance)</w:t>
       </w:r>
     </w:p>
     <w:p>
@@ -3346,7 +3210,7 @@
       </w:r>
       <w:r>
         <w:rPr/>
-        <w:t> When they have a "win" (extra money, a day off, a burst of energy), what do they do with the surplus? Do they disappear into solo-indulgence, or do they use a bit of that extra to strengthen their relationships?</w:t>
+        <w:t> How do they treat things they don't own? Do they return the shopping cart? Do they clean up their trash at a park? Do they treat a waiter with dignity?</w:t>
       </w:r>
     </w:p>
     <w:p>
@@ -3373,39 +3237,7 @@
       </w:r>
       <w:r>
         <w:rPr/>
-        <w:t> You aren't looking for them to spend money on you. You're looking to see if they understand that a surplus is an opportunity to reinvest in the people around them. If they only hoard, they likely have </w:t>
-      </w:r>
-      <w:r>
-        <w:rPr>
-          <w:b/>
-          <w:bCs/>
-        </w:rPr>
-        <w:t>r</w:t>
-      </w:r>
-      <w:r>
-        <w:rPr>
-          <w:rStyle w:val="Strong"/>
-          <w:b/>
-        </w:rPr>
-        <w:t xml:space="preserve">esource </w:t>
-      </w:r>
-      <w:r>
-        <w:rPr>
-          <w:rStyle w:val="Strong"/>
-          <w:b/>
-        </w:rPr>
-        <w:t>d</w:t>
-      </w:r>
-      <w:r>
-        <w:rPr>
-          <w:rStyle w:val="Strong"/>
-          <w:b/>
-        </w:rPr>
-        <w:t>ysmorphia</w:t>
-      </w:r>
-      <w:r>
-        <w:rPr/>
-        <w:t>.</w:t>
+        <w:t> This reveals if they believe in the "Commons." If they only care about their own living room but treat the world outside like a dumpster, they will eventually treat your boundaries with the same disrespect and disregard.</w:t>
       </w:r>
     </w:p>
     <w:p>
@@ -3418,7 +3250,7 @@
       </w:pPr>
       <w:r>
         <w:rPr/>
-        <w:t>5. The Toxic Tolerance Boundary (Immune Response)</w:t>
+        <w:t>3. The Gossip &amp; Credit Check (Crisis/Accountability)</w:t>
       </w:r>
     </w:p>
     <w:p>
@@ -3446,7 +3278,7 @@
       </w:r>
       <w:r>
         <w:rPr/>
-        <w:t> How do they react when someone else is being a jerk? Do they laugh along to stay safe, or do they quietly distance themselves or push back?</w:t>
+        <w:t> When a mutual friend or a situation goes wrong, do they immediately look for someone to blame or mock, or do they look for a way to help/understand?</w:t>
       </w:r>
     </w:p>
     <w:p>
@@ -3473,157 +3305,20 @@
       </w:r>
       <w:r>
         <w:rPr/>
-        <w:t> If they tolerate cancerous behavior in others because it’s easier, they will not stand up for you when you need an ally. Their survival instinct is cowardly, not pragmatic.</w:t>
-      </w:r>
-    </w:p>
-    <w:p>
-      <w:pPr>
-        <w:pStyle w:val="Heading2"/>
-        <w:rPr/>
-      </w:pPr>
-      <w:r>
-        <w:rPr>
-          <w:rStyle w:val="Strong"/>
-          <w:b/>
-          <w:bCs/>
-        </w:rPr>
-        <w:t>The Street-Level Filter</w:t>
-      </w:r>
-    </w:p>
-    <w:p>
-      <w:pPr>
-        <w:pStyle w:val="Normal"/>
-        <w:rPr/>
-      </w:pPr>
-      <w:r>
-        <w:rPr/>
-        <w:t>Next time you’re with someone new, ask yourself: </w:t>
-      </w:r>
-      <w:r>
-        <w:rPr>
-          <w:rStyle w:val="Emphasis"/>
-          <w:i/>
-        </w:rPr>
-        <w:t>"If I were in trouble, would this person see it as a burden on their resources, or a threat to our community stability?"</w:t>
+        <w:t> A person who constantly "stings" others behind their back to explain things or make themselves look better is a corrupting element. In a crisis, they will protect their own ego by sacrificing your reputation.</w:t>
       </w:r>
     </w:p>
     <w:p>
       <w:pPr>
         <w:pStyle w:val="BodyText"/>
         <w:bidi w:val="0"/>
-        <w:jc w:val="start"/>
-        <w:rPr/>
-      </w:pPr>
-      <w:r>
-        <w:rPr/>
-      </w:r>
-    </w:p>
-    <w:p>
-      <w:pPr>
-        <w:pStyle w:val="Heading1"/>
-        <w:bidi w:val="0"/>
         <w:ind w:hanging="0" w:start="0" w:end="0"/>
         <w:jc w:val="start"/>
         <w:rPr/>
       </w:pPr>
       <w:r>
         <w:rPr/>
-        <w:t>How to Set Boundaries</w:t>
-      </w:r>
-    </w:p>
-    <w:p>
-      <w:pPr>
-        <w:pStyle w:val="BodyText"/>
-        <w:bidi w:val="0"/>
-        <w:ind w:hanging="0" w:start="0" w:end="0"/>
-        <w:jc w:val="start"/>
-        <w:rPr/>
-      </w:pPr>
-      <w:r>
-        <w:rPr/>
-        <w:t>To set a boundary without starting a war in the hive, you must shift from </w:t>
-      </w:r>
-      <w:r>
-        <w:rPr>
-          <w:rStyle w:val="Strong"/>
-          <w:b/>
-        </w:rPr>
-        <w:t>Active Support</w:t>
-      </w:r>
-      <w:r>
-        <w:rPr/>
-        <w:t> to </w:t>
-      </w:r>
-      <w:r>
-        <w:rPr>
-          <w:rStyle w:val="Strong"/>
-          <w:b/>
-        </w:rPr>
-        <w:t>Passive Presence</w:t>
-      </w:r>
-      <w:r>
-        <w:rPr/>
-        <w:t>. The goal is to make yourself "low-yield" for them without becoming an enemy. In </w:t>
-      </w:r>
-      <w:r>
-        <w:rPr>
-          <w:rStyle w:val="Strong"/>
-          <w:b/>
-        </w:rPr>
-        <w:t>Pragmatic Hive</w:t>
-      </w:r>
-      <w:r>
-        <w:rPr/>
-        <w:t> terms, you are simply reallocating your surplus to more productive cells.</w:t>
-      </w:r>
-    </w:p>
-    <w:p>
-      <w:pPr>
-        <w:pStyle w:val="BodyText"/>
-        <w:bidi w:val="0"/>
-        <w:ind w:hanging="0" w:start="0" w:end="0"/>
-        <w:jc w:val="start"/>
-        <w:rPr/>
-      </w:pPr>
-      <w:r>
-        <w:rPr/>
-        <w:t>Here is how to do it quietly and effectively:</w:t>
-      </w:r>
-    </w:p>
-    <w:p>
-      <w:pPr>
-        <w:pStyle w:val="Normal"/>
-        <w:bidi w:val="0"/>
-        <w:jc w:val="start"/>
-        <w:rPr/>
-      </w:pPr>
-      <w:r>
-        <w:rPr/>
-        <w:t>1. The Budget Communication (Time &amp; Energy)</w:t>
-      </w:r>
-    </w:p>
-    <w:p>
-      <w:pPr>
-        <w:pStyle w:val="BodyText"/>
-        <w:bidi w:val="0"/>
-        <w:ind w:hanging="0" w:start="0" w:end="0"/>
-        <w:jc w:val="start"/>
-        <w:rPr/>
-      </w:pPr>
-      <w:r>
-        <w:rPr/>
-        <w:t>Instead of a dramatic "we aren't friends" talk, which triggers a defensive (and often aggressive) survival response, use </w:t>
-      </w:r>
-      <w:r>
-        <w:rPr>
-          <w:rStyle w:val="Strong"/>
-          <w:b/>
-        </w:rPr>
-        <w:t>The Budget</w:t>
-      </w:r>
-      <w:r>
-        <w:rPr/>
-        <w:t>.</w:t>
+        <w:t>4. The Checkbook/Time Test (Surplus Mindset)</w:t>
       </w:r>
     </w:p>
     <w:p>
@@ -3647,11 +3342,11 @@
           <w:rStyle w:val="Strong"/>
           <w:b/>
         </w:rPr>
-        <w:t>The Script:</w:t>
-      </w:r>
-      <w:r>
-        <w:rPr/>
-        <w:t> "I’d love to help/hang out, but I'm at my limit with [work/family/personal goals] right now and don't have the bandwidth."</w:t>
+        <w:t>The Observation:</w:t>
+      </w:r>
+      <w:r>
+        <w:rPr/>
+        <w:t> When they have a "win" (extra money, a day off, a burst of energy), what do they do with the surplus? Do they disappear into solo-indulgence, or do they use a bit of that extra to strengthen their relationships?</w:t>
       </w:r>
     </w:p>
     <w:p>
@@ -3674,34 +3369,29 @@
           <w:rStyle w:val="Strong"/>
           <w:b/>
         </w:rPr>
-        <w:t>The Logic:</w:t>
-      </w:r>
-      <w:r>
-        <w:rPr/>
-        <w:t> You aren't blaming their character; you are citing your own </w:t>
+        <w:t>The Hive Logic:</w:t>
+      </w:r>
+      <w:r>
+        <w:rPr/>
+        <w:t> You aren't looking for them to spend money on you. You're looking to see if they understand that a surplus is an opportunity to reinvest in the people around them. If they only hoard, they likely have </w:t>
+      </w:r>
+      <w:r>
+        <w:rPr>
+          <w:b/>
+          <w:bCs/>
+        </w:rPr>
+        <w:t>r</w:t>
       </w:r>
       <w:r>
         <w:rPr>
           <w:rStyle w:val="Strong"/>
           <w:b/>
         </w:rPr>
-        <w:t>Sovereign Cell</w:t>
-      </w:r>
-      <w:r>
-        <w:rPr/>
-        <w:t> maintenance. It’s hard to argue with someone who says they are "full."</w:t>
-      </w:r>
-    </w:p>
-    <w:p>
-      <w:pPr>
-        <w:pStyle w:val="Normal"/>
-        <w:bidi w:val="0"/>
-        <w:jc w:val="start"/>
-        <w:rPr/>
-      </w:pPr>
-      <w:r>
-        <w:rPr/>
-        <w:t>2. Move to High-Friction Requests</w:t>
+        <w:t>esource dysmorphia</w:t>
+      </w:r>
+      <w:r>
+        <w:rPr/>
+        <w:t>.</w:t>
       </w:r>
     </w:p>
     <w:p>
@@ -3714,7 +3404,7 @@
       </w:pPr>
       <w:r>
         <w:rPr/>
-        <w:t>If this friend is a "taker" (a parasite), they hate effort. To set a boundary, stop making things easy.</w:t>
+        <w:t>5. The Toxic Tolerance Boundary (Immune Response)</w:t>
       </w:r>
     </w:p>
     <w:p>
@@ -3738,11 +3428,11 @@
           <w:rStyle w:val="Strong"/>
           <w:b/>
         </w:rPr>
-        <w:t>The Move:</w:t>
-      </w:r>
-      <w:r>
-        <w:rPr/>
-        <w:t> If they ask for a favor, add a condition that requires effort from them. "I can help you move that furniture, but I can only do it if we start at 7:00 AM sharp because I have a hard stop at 8:30."</w:t>
+        <w:t>The Observation:</w:t>
+      </w:r>
+      <w:r>
+        <w:rPr/>
+        <w:t> How do they react when someone else is being a jerk? Do they laugh along to stay safe, or do they quietly distance themselves or push back?</w:t>
       </w:r>
     </w:p>
     <w:p>
@@ -3765,47 +3455,161 @@
           <w:rStyle w:val="Strong"/>
           <w:b/>
         </w:rPr>
-        <w:t>The Logic:</w:t>
-      </w:r>
-      <w:r>
-        <w:rPr/>
-        <w:t> Parasites look for the path of least resistance. By adding "friction," you become an inconvenient host. They will naturally drift away to find a "lower-friction" target.</w:t>
-      </w:r>
-    </w:p>
-    <w:p>
-      <w:pPr>
-        <w:pStyle w:val="Normal"/>
-        <w:bidi w:val="0"/>
-        <w:jc w:val="start"/>
-        <w:rPr/>
-      </w:pPr>
-      <w:r>
-        <w:rPr/>
-        <w:t>3. The Gray Rock Social Strategy</w:t>
-      </w:r>
-    </w:p>
-    <w:p>
-      <w:pPr>
-        <w:pStyle w:val="BodyText"/>
-        <w:bidi w:val="0"/>
-        <w:ind w:hanging="0" w:start="0" w:end="0"/>
-        <w:jc w:val="start"/>
-        <w:rPr/>
-      </w:pPr>
-      <w:r>
-        <w:rPr/>
-        <w:t>If you are in the same social circle, you can't always avoid them. Use the </w:t>
-      </w:r>
+        <w:t>The Hive Logic:</w:t>
+      </w:r>
+      <w:r>
+        <w:rPr/>
+        <w:t> If they tolerate cancerous behavior in others because it’s easier, they will not stand up for you when you need an ally. Their survival instinct is cowardly, not pragmatic.</w:t>
+      </w:r>
+    </w:p>
+    <w:p>
+      <w:pPr>
+        <w:pStyle w:val="Heading2"/>
+        <w:rPr/>
+      </w:pPr>
       <w:r>
         <w:rPr>
           <w:rStyle w:val="Strong"/>
           <w:b/>
-        </w:rPr>
-        <w:t>Gray Rock</w:t>
-      </w:r>
-      <w:r>
-        <w:rPr/>
-        <w:t> method to become uninteresting.</w:t>
+          <w:bCs/>
+        </w:rPr>
+        <w:t>The Street-Level Filter</w:t>
+      </w:r>
+    </w:p>
+    <w:p>
+      <w:pPr>
+        <w:pStyle w:val="Normal"/>
+        <w:rPr/>
+      </w:pPr>
+      <w:r>
+        <w:rPr/>
+        <w:t>Next time you’re with someone new, ask yourself: </w:t>
+      </w:r>
+      <w:r>
+        <w:rPr>
+          <w:rStyle w:val="Emphasis"/>
+          <w:i/>
+        </w:rPr>
+        <w:t>"If I were in trouble, would this person see it as a burden on their resources, or a threat to our community stability?"</w:t>
+      </w:r>
+    </w:p>
+    <w:p>
+      <w:pPr>
+        <w:pStyle w:val="BodyText"/>
+        <w:bidi w:val="0"/>
+        <w:jc w:val="start"/>
+        <w:rPr/>
+      </w:pPr>
+      <w:r>
+        <w:rPr/>
+      </w:r>
+    </w:p>
+    <w:p>
+      <w:pPr>
+        <w:pStyle w:val="Heading1"/>
+        <w:bidi w:val="0"/>
+        <w:ind w:hanging="0" w:start="0" w:end="0"/>
+        <w:jc w:val="start"/>
+        <w:rPr/>
+      </w:pPr>
+      <w:r>
+        <w:rPr/>
+        <w:t>How to Set Boundaries</w:t>
+      </w:r>
+    </w:p>
+    <w:p>
+      <w:pPr>
+        <w:pStyle w:val="BodyText"/>
+        <w:bidi w:val="0"/>
+        <w:ind w:hanging="0" w:start="0" w:end="0"/>
+        <w:jc w:val="start"/>
+        <w:rPr/>
+      </w:pPr>
+      <w:r>
+        <w:rPr/>
+        <w:t>To set a boundary without starting a war in the hive, you must shift from </w:t>
+      </w:r>
+      <w:r>
+        <w:rPr>
+          <w:rStyle w:val="Strong"/>
+          <w:b/>
+        </w:rPr>
+        <w:t>Active Support</w:t>
+      </w:r>
+      <w:r>
+        <w:rPr/>
+        <w:t> to </w:t>
+      </w:r>
+      <w:r>
+        <w:rPr>
+          <w:rStyle w:val="Strong"/>
+          <w:b/>
+        </w:rPr>
+        <w:t>Passive Presence</w:t>
+      </w:r>
+      <w:r>
+        <w:rPr/>
+        <w:t>. The goal is to make yourself "low-yield" for them without becoming an enemy. In </w:t>
+      </w:r>
+      <w:r>
+        <w:rPr>
+          <w:rStyle w:val="Strong"/>
+          <w:b/>
+        </w:rPr>
+        <w:t>Pragmatic Hive</w:t>
+      </w:r>
+      <w:r>
+        <w:rPr/>
+        <w:t> terms, you are simply reallocating your surplus to more productive cells.</w:t>
+      </w:r>
+    </w:p>
+    <w:p>
+      <w:pPr>
+        <w:pStyle w:val="BodyText"/>
+        <w:bidi w:val="0"/>
+        <w:ind w:hanging="0" w:start="0" w:end="0"/>
+        <w:jc w:val="start"/>
+        <w:rPr/>
+      </w:pPr>
+      <w:r>
+        <w:rPr/>
+        <w:t>Here is how to do it quietly and effectively:</w:t>
+      </w:r>
+    </w:p>
+    <w:p>
+      <w:pPr>
+        <w:pStyle w:val="Normal"/>
+        <w:bidi w:val="0"/>
+        <w:jc w:val="start"/>
+        <w:rPr/>
+      </w:pPr>
+      <w:r>
+        <w:rPr/>
+        <w:t>1. The Budget Communication (Time &amp; Energy)</w:t>
+      </w:r>
+    </w:p>
+    <w:p>
+      <w:pPr>
+        <w:pStyle w:val="BodyText"/>
+        <w:bidi w:val="0"/>
+        <w:ind w:hanging="0" w:start="0" w:end="0"/>
+        <w:jc w:val="start"/>
+        <w:rPr/>
+      </w:pPr>
+      <w:r>
+        <w:rPr/>
+        <w:t>Instead of a dramatic "we aren't friends" talk, which triggers a defensive (and often aggressive) survival response, use </w:t>
+      </w:r>
+      <w:r>
+        <w:rPr>
+          <w:rStyle w:val="Strong"/>
+          <w:b/>
+        </w:rPr>
+        <w:t>The Budget</w:t>
+      </w:r>
+      <w:r>
+        <w:rPr/>
+        <w:t>.</w:t>
       </w:r>
     </w:p>
     <w:p>
@@ -3829,11 +3633,11 @@
           <w:rStyle w:val="Strong"/>
           <w:b/>
         </w:rPr>
-        <w:t>The Move:</w:t>
-      </w:r>
-      <w:r>
-        <w:rPr/>
-        <w:t> When they talk, give "polite but terminal" responses. "That's interesting." "I see." "Glad that worked out for you." Do not offer your own news or surplus information.</w:t>
+        <w:t>The Script:</w:t>
+      </w:r>
+      <w:r>
+        <w:rPr/>
+        <w:t> "I’d love to help/hang out, but I'm at my limit with [work/family/personal goals] right now and don't have the bandwidth."</w:t>
       </w:r>
     </w:p>
     <w:p>
@@ -3860,7 +3664,18 @@
       </w:r>
       <w:r>
         <w:rPr/>
-        <w:t> You are essentially cloaking your resources. If they don't know what you have (time, money, connections), they can't ask for it. You remain a part of the hive, but more of a closed-off cell.</w:t>
+        <w:t> You aren't blaming their character; you are citing your own </w:t>
+      </w:r>
+      <w:r>
+        <w:rPr>
+          <w:rStyle w:val="Strong"/>
+          <w:b/>
+        </w:rPr>
+        <w:t>Sovereign Cell</w:t>
+      </w:r>
+      <w:r>
+        <w:rPr/>
+        <w:t> maintenance. It’s hard to argue with someone who says they are "full."</w:t>
       </w:r>
     </w:p>
     <w:p>
@@ -3872,7 +3687,7 @@
       </w:pPr>
       <w:r>
         <w:rPr/>
-        <w:t>4. Stop the Emotional Subsidy</w:t>
+        <w:t>2. Move to High-Friction Requests</w:t>
       </w:r>
     </w:p>
     <w:p>
@@ -3885,7 +3700,7 @@
       </w:pPr>
       <w:r>
         <w:rPr/>
-        <w:t>Many corrupting elements in friendships don't just take money; they take emotional labor (venting, drama, constant validation).</w:t>
+        <w:t>If this friend is a "taker" (a parasite), they hate effort. To set a boundary, stop making things easy.</w:t>
       </w:r>
     </w:p>
     <w:p>
@@ -3913,18 +3728,7 @@
       </w:r>
       <w:r>
         <w:rPr/>
-        <w:t> Use the </w:t>
-      </w:r>
-      <w:r>
-        <w:rPr>
-          <w:rStyle w:val="Strong"/>
-          <w:b/>
-        </w:rPr>
-        <w:t>Redirect</w:t>
-      </w:r>
-      <w:r>
-        <w:rPr/>
-        <w:t>. "That sounds like a lot to handle. What do you think you're going to do about it?"</w:t>
+        <w:t> If they ask for a favor, add a condition that requires effort from them. "I can help you move that furniture, but I can only do it if we start at 7:00 AM sharp because I have a hard stop at 8:30."</w:t>
       </w:r>
     </w:p>
     <w:p>
@@ -3951,7 +3755,7 @@
       </w:r>
       <w:r>
         <w:rPr/>
-        <w:t> This shifts the work back to them. You are no longer "processing" their life for them. If they can't use you as an emotional dumping ground, they will find someone else who will.</w:t>
+        <w:t> Parasites look for the path of least resistance. By adding "friction," you become an inconvenient host. They will naturally drift away to find a "lower-friction" target.</w:t>
       </w:r>
     </w:p>
     <w:p>
@@ -3963,7 +3767,7 @@
       </w:pPr>
       <w:r>
         <w:rPr/>
-        <w:t>5. The Public Whole Defense</w:t>
+        <w:t>3. The Gray Rock Social Strategy</w:t>
       </w:r>
     </w:p>
     <w:p>
@@ -3976,18 +3780,18 @@
       </w:pPr>
       <w:r>
         <w:rPr/>
-        <w:t>If they do something that hurts the group (the hive), don't make it personal. Make it about the </w:t>
+        <w:t>If you are in the same social circle, you can't always avoid them. Use the </w:t>
       </w:r>
       <w:r>
         <w:rPr>
           <w:rStyle w:val="Strong"/>
           <w:b/>
         </w:rPr>
-        <w:t>environment</w:t>
-      </w:r>
-      <w:r>
-        <w:rPr/>
-        <w:t>.</w:t>
+        <w:t>Gray Rock</w:t>
+      </w:r>
+      <w:r>
+        <w:rPr/>
+        <w:t> method to become uninteresting.</w:t>
       </w:r>
     </w:p>
     <w:p>
@@ -4015,7 +3819,7 @@
       </w:r>
       <w:r>
         <w:rPr/>
-        <w:t> "I'm not comfortable with [that behavior] because it makes the whole group feel tense, and I really value us."</w:t>
+        <w:t> When they talk, give "polite but terminal" responses. "That's interesting." "I see." "Glad that worked out for you." Do not offer your own news or surplus information.</w:t>
       </w:r>
     </w:p>
     <w:p>
@@ -4042,203 +3846,32 @@
       </w:r>
       <w:r>
         <w:rPr/>
-        <w:t> You are framing the boundary as a "Maintenance of the Commons" rather than a personal attack. It's much harder for them to label you a villain when you are speaking on behalf of the group's stability.</w:t>
-      </w:r>
-    </w:p>
-    <w:p>
-      <w:pPr>
-        <w:pStyle w:val="Heading2"/>
+        <w:t> You are essentially cloaking your resources. If they don't know what you have (time, money, connections), they can't ask for it. You remain a part of the hive, but more of a closed-off cell.</w:t>
+      </w:r>
+    </w:p>
+    <w:p>
+      <w:pPr>
+        <w:pStyle w:val="Normal"/>
+        <w:bidi w:val="0"/>
+        <w:jc w:val="start"/>
+        <w:rPr/>
+      </w:pPr>
+      <w:r>
+        <w:rPr/>
+        <w:t>4. Stop the Emotional Subsidy</w:t>
+      </w:r>
+    </w:p>
+    <w:p>
+      <w:pPr>
+        <w:pStyle w:val="BodyText"/>
         <w:bidi w:val="0"/>
         <w:ind w:hanging="0" w:start="0" w:end="0"/>
         <w:jc w:val="start"/>
         <w:rPr/>
       </w:pPr>
       <w:r>
-        <w:rPr>
-          <w:rStyle w:val="Strong"/>
-          <w:b/>
-          <w:bCs/>
-        </w:rPr>
-        <w:t>The Golden Rule of the Pragmatic Hive</w:t>
-      </w:r>
-    </w:p>
-    <w:p>
-      <w:pPr>
-        <w:pStyle w:val="Normal"/>
-        <w:bidi w:val="0"/>
-        <w:jc w:val="start"/>
-        <w:rPr/>
-      </w:pPr>
-      <w:r>
-        <w:rPr>
-          <w:rStyle w:val="Emphasis"/>
-          <w:i/>
-        </w:rPr>
-        <w:t>Never explain 'why' more than once.</w:t>
-      </w:r>
-      <w:r>
-        <w:rPr/>
-        <w:t xml:space="preserve"> Explaining is a resource. If they didn't respect the boundary the first time, more words </w:t>
-      </w:r>
-      <w:r>
-        <w:rPr>
-          <w:rStyle w:val="Strong"/>
-          <w:b/>
-        </w:rPr>
-        <w:t>won't help</w:t>
-      </w:r>
-      <w:r>
-        <w:rPr/>
-        <w:t>; only </w:t>
-      </w:r>
-      <w:r>
-        <w:rPr>
-          <w:rStyle w:val="Strong"/>
-          <w:b/>
-        </w:rPr>
-        <w:t>consistent absence of access</w:t>
-      </w:r>
-      <w:r>
-        <w:rPr/>
-        <w:t> will.</w:t>
-      </w:r>
-    </w:p>
-    <w:p>
-      <w:pPr>
-        <w:pStyle w:val="Normal"/>
-        <w:bidi w:val="0"/>
-        <w:jc w:val="start"/>
-        <w:rPr/>
-      </w:pPr>
-      <w:r>
-        <w:rPr/>
-      </w:r>
-    </w:p>
-    <w:p>
-      <w:pPr>
-        <w:pStyle w:val="Heading1"/>
-        <w:bidi w:val="0"/>
-        <w:jc w:val="start"/>
-        <w:rPr/>
-      </w:pPr>
-      <w:r>
-        <w:rPr/>
-        <w:t>Poverty</w:t>
-      </w:r>
-    </w:p>
-    <w:p>
-      <w:pPr>
-        <w:pStyle w:val="BodyText"/>
-        <w:bidi w:val="0"/>
-        <w:ind w:hanging="0" w:start="0" w:end="0"/>
-        <w:jc w:val="start"/>
-        <w:rPr>
-          <w:color w:val="auto"/>
-        </w:rPr>
-      </w:pPr>
-      <w:r>
-        <w:rPr>
-          <w:color w:val="auto"/>
-        </w:rPr>
-        <w:t>In the </w:t>
-      </w:r>
-      <w:r>
-        <w:rPr>
-          <w:rStyle w:val="Strong"/>
-          <w:b/>
-          <w:color w:val="auto"/>
-        </w:rPr>
-        <w:t>Pragmatic Hive</w:t>
-      </w:r>
-      <w:r>
-        <w:rPr>
-          <w:color w:val="auto"/>
-        </w:rPr>
-        <w:t>, this condition is known as </w:t>
-      </w:r>
-      <w:r>
-        <w:rPr>
-          <w:rStyle w:val="Strong"/>
-          <w:b/>
-          <w:color w:val="auto"/>
-        </w:rPr>
-        <w:t>Chronic Subsistence Trap</w:t>
-      </w:r>
-      <w:r>
-        <w:rPr>
-          <w:color w:val="auto"/>
-        </w:rPr>
-        <w:t> (or </w:t>
-      </w:r>
-      <w:r>
-        <w:rPr>
-          <w:rStyle w:val="Strong"/>
-          <w:b/>
-          <w:color w:val="auto"/>
-        </w:rPr>
-        <w:t>Survival Stasis</w:t>
-      </w:r>
-      <w:r>
-        <w:rPr>
-          <w:color w:val="auto"/>
-        </w:rPr>
-        <w:t>). When an individual or a class of people cannot reach a "supra-optimum" level (a surplus of safety, time, and resources), they are effectively locked in a permanent state of biological and psychological defensiveness.</w:t>
-      </w:r>
-    </w:p>
-    <w:p>
-      <w:pPr>
-        <w:pStyle w:val="BodyText"/>
-        <w:bidi w:val="0"/>
-        <w:ind w:hanging="0" w:start="0" w:end="0"/>
-        <w:jc w:val="start"/>
-        <w:rPr/>
-      </w:pPr>
-      <w:r>
-        <w:rPr/>
-        <w:t>Here is the theory of how this state alters the individual and, by extension, the Hive:</w:t>
-      </w:r>
-    </w:p>
-    <w:p>
-      <w:pPr>
-        <w:pStyle w:val="Heading2"/>
-        <w:bidi w:val="0"/>
-        <w:jc w:val="start"/>
-        <w:rPr/>
-      </w:pPr>
-      <w:r>
-        <w:rPr/>
-        <w:t>The Cognitive Bandwidth Tax</w:t>
-      </w:r>
-    </w:p>
-    <w:p>
-      <w:pPr>
-        <w:pStyle w:val="BodyText"/>
-        <w:bidi w:val="0"/>
-        <w:ind w:hanging="0" w:start="0" w:end="0"/>
-        <w:jc w:val="start"/>
-        <w:rPr/>
-      </w:pPr>
-      <w:r>
-        <w:rPr/>
-        <w:t>When basic needs (rent, food, health) are never fully secured, the brain stays in a </w:t>
-      </w:r>
-      <w:r>
-        <w:rPr>
-          <w:b/>
-          <w:bCs/>
-        </w:rPr>
-        <w:t>h</w:t>
-      </w:r>
-      <w:r>
-        <w:rPr>
-          <w:rStyle w:val="Strong"/>
-          <w:b/>
-        </w:rPr>
-        <w:t>igh-cortisol loop</w:t>
-      </w:r>
-      <w:r>
-        <w:rPr/>
-        <w:t>. </w:t>
+        <w:rPr/>
+        <w:t>Many corrupting elements in friendships don't just take money; they take emotional labor (venting, drama, constant validation).</w:t>
       </w:r>
     </w:p>
     <w:p>
@@ -4262,11 +3895,22 @@
           <w:rStyle w:val="Strong"/>
           <w:b/>
         </w:rPr>
-        <w:t>The Effect:</w:t>
-      </w:r>
-      <w:r>
-        <w:rPr/>
-        <w:t> Long-term planning is physically impossible because the brain’s prefrontal cortex (the strategist) is constantly overridden by its amygdala (the alarm part of the brain).</w:t>
+        <w:t>The Move:</w:t>
+      </w:r>
+      <w:r>
+        <w:rPr/>
+        <w:t> Use the </w:t>
+      </w:r>
+      <w:r>
+        <w:rPr>
+          <w:rStyle w:val="Strong"/>
+          <w:b/>
+        </w:rPr>
+        <w:t>Redirect</w:t>
+      </w:r>
+      <w:r>
+        <w:rPr/>
+        <w:t>. "That sounds like a lot to handle. What do you think you're going to do about it?"</w:t>
       </w:r>
     </w:p>
     <w:p>
@@ -4289,80 +3933,47 @@
           <w:rStyle w:val="Strong"/>
           <w:b/>
         </w:rPr>
-        <w:t>The Outlook:</w:t>
-      </w:r>
-      <w:r>
-        <w:rPr/>
-        <w:t> Life is viewed not as a series of opportunities, but as a series of </w:t>
+        <w:t>The Logic:</w:t>
+      </w:r>
+      <w:r>
+        <w:rPr/>
+        <w:t> This shifts the work back to them. You are no longer "processing" their life for them. If they can't use you as an emotional dumping ground, they will find someone else who will.</w:t>
+      </w:r>
+    </w:p>
+    <w:p>
+      <w:pPr>
+        <w:pStyle w:val="Normal"/>
+        <w:bidi w:val="0"/>
+        <w:jc w:val="start"/>
+        <w:rPr/>
+      </w:pPr>
+      <w:r>
+        <w:rPr/>
+        <w:t>5. The Public Whole Defense</w:t>
+      </w:r>
+    </w:p>
+    <w:p>
+      <w:pPr>
+        <w:pStyle w:val="BodyText"/>
+        <w:bidi w:val="0"/>
+        <w:ind w:hanging="0" w:start="0" w:end="0"/>
+        <w:jc w:val="start"/>
+        <w:rPr/>
+      </w:pPr>
+      <w:r>
+        <w:rPr/>
+        <w:t>If they do something that hurts the group (the hive), don't make it personal. Make it about the </w:t>
       </w:r>
       <w:r>
         <w:rPr>
           <w:rStyle w:val="Strong"/>
           <w:b/>
         </w:rPr>
-        <w:t>incoming threats</w:t>
-      </w:r>
-      <w:r>
-        <w:rPr/>
-        <w:t xml:space="preserve">. This creates a </w:t>
-      </w:r>
-      <w:r>
-        <w:rPr>
-          <w:b/>
-          <w:bCs/>
-        </w:rPr>
-        <w:t>present-bias</w:t>
-      </w:r>
-      <w:r>
-        <w:rPr/>
-        <w:t xml:space="preserve"> where the individual may make choices that seem irrational to an outsider but are actually logical for someone who might not survive the week. </w:t>
-      </w:r>
-    </w:p>
-    <w:p>
-      <w:pPr>
-        <w:pStyle w:val="Heading2"/>
-        <w:bidi w:val="0"/>
-        <w:jc w:val="start"/>
-        <w:rPr/>
-      </w:pPr>
-      <w:r>
-        <w:rPr/>
-        <w:t>Erosion of Prosocial Capacity</w:t>
-      </w:r>
-    </w:p>
-    <w:p>
-      <w:pPr>
-        <w:pStyle w:val="BodyText"/>
-        <w:bidi w:val="0"/>
-        <w:ind w:hanging="0" w:start="0" w:end="0"/>
-        <w:jc w:val="start"/>
-        <w:rPr/>
-      </w:pPr>
-      <w:r>
-        <w:rPr/>
-        <w:t xml:space="preserve">In our philosophy, </w:t>
-      </w:r>
-      <w:r>
-        <w:rPr>
-          <w:b/>
-          <w:bCs/>
-        </w:rPr>
-        <w:t>service</w:t>
-      </w:r>
-      <w:r>
-        <w:rPr/>
-        <w:t xml:space="preserve"> begins where </w:t>
-      </w:r>
-      <w:r>
-        <w:rPr>
-          <w:b/>
-          <w:bCs/>
-        </w:rPr>
-        <w:t>surplus</w:t>
-      </w:r>
-      <w:r>
-        <w:rPr/>
-        <w:t xml:space="preserve"> starts. If there is no surplus, there is no fuel for altruism.</w:t>
+        <w:t>environment</w:t>
+      </w:r>
+      <w:r>
+        <w:rPr/>
+        <w:t>.</w:t>
       </w:r>
     </w:p>
     <w:p>
@@ -4386,29 +3997,11 @@
           <w:rStyle w:val="Strong"/>
           <w:b/>
         </w:rPr>
-        <w:t>The Effect:</w:t>
-      </w:r>
-      <w:r>
-        <w:rPr/>
-        <w:t> The individual becomes </w:t>
-      </w:r>
-      <w:r>
-        <w:rPr>
-          <w:b/>
-          <w:bCs/>
-        </w:rPr>
-        <w:t>h</w:t>
-      </w:r>
-      <w:r>
-        <w:rPr>
-          <w:rStyle w:val="Strong"/>
-          <w:b/>
-        </w:rPr>
-        <w:t>yper-individualistic</w:t>
-      </w:r>
-      <w:r>
-        <w:rPr/>
-        <w:t> out of necessity. They cannot afford to care about the public whole or the “Commons" because the cost of doing so might be their own immediate survival.</w:t>
+        <w:t>The Move:</w:t>
+      </w:r>
+      <w:r>
+        <w:rPr/>
+        <w:t> "I'm not comfortable with [that behavior] because it makes the whole group feel tense, and I really value us."</w:t>
       </w:r>
     </w:p>
     <w:p>
@@ -4431,29 +4024,164 @@
           <w:rStyle w:val="Strong"/>
           <w:b/>
         </w:rPr>
-        <w:t>The Outlook:</w:t>
-      </w:r>
-      <w:r>
-        <w:rPr/>
-        <w:t> This leads to a </w:t>
-      </w:r>
-      <w:r>
-        <w:rPr>
+        <w:t>The Logic:</w:t>
+      </w:r>
+      <w:r>
+        <w:rPr/>
+        <w:t> You are framing the boundary as a "Maintenance of the Commons" rather than a personal attack. It's much harder for them to label you a villain when you are speaking on behalf of the group's stability.</w:t>
+      </w:r>
+    </w:p>
+    <w:p>
+      <w:pPr>
+        <w:pStyle w:val="Heading2"/>
+        <w:bidi w:val="0"/>
+        <w:ind w:hanging="0" w:start="0" w:end="0"/>
+        <w:jc w:val="start"/>
+        <w:rPr/>
+      </w:pPr>
+      <w:r>
+        <w:rPr>
+          <w:rStyle w:val="Strong"/>
           <w:b/>
           <w:bCs/>
         </w:rPr>
-        <w:t>z</w:t>
+        <w:t>The Golden Rule of the Pragmatic Hive</w:t>
+      </w:r>
+    </w:p>
+    <w:p>
+      <w:pPr>
+        <w:pStyle w:val="Normal"/>
+        <w:bidi w:val="0"/>
+        <w:jc w:val="start"/>
+        <w:rPr/>
+      </w:pPr>
+      <w:r>
+        <w:rPr>
+          <w:rStyle w:val="Emphasis"/>
+          <w:i/>
+        </w:rPr>
+        <w:t>Never explain 'why' more than once.</w:t>
+      </w:r>
+      <w:r>
+        <w:rPr/>
+        <w:t xml:space="preserve"> Explaining is a resource. If they didn't respect the boundary the first time, more words </w:t>
       </w:r>
       <w:r>
         <w:rPr>
           <w:rStyle w:val="Strong"/>
           <w:b/>
         </w:rPr>
-        <w:t>ero-sum worldview</w:t>
-      </w:r>
-      <w:r>
-        <w:rPr/>
-        <w:t>. They believe that for someone else to win, they must lose. The hive is seen not as a supportive structure, but as a competitor for scarce pollen (resources). </w:t>
+        <w:t>won't help</w:t>
+      </w:r>
+      <w:r>
+        <w:rPr/>
+        <w:t>; only </w:t>
+      </w:r>
+      <w:r>
+        <w:rPr>
+          <w:rStyle w:val="Strong"/>
+          <w:b/>
+        </w:rPr>
+        <w:t>consistent absence of access</w:t>
+      </w:r>
+      <w:r>
+        <w:rPr/>
+        <w:t> will.</w:t>
+      </w:r>
+    </w:p>
+    <w:p>
+      <w:pPr>
+        <w:pStyle w:val="Normal"/>
+        <w:bidi w:val="0"/>
+        <w:jc w:val="start"/>
+        <w:rPr/>
+      </w:pPr>
+      <w:r>
+        <w:rPr/>
+      </w:r>
+    </w:p>
+    <w:p>
+      <w:pPr>
+        <w:pStyle w:val="Heading1"/>
+        <w:bidi w:val="0"/>
+        <w:jc w:val="start"/>
+        <w:rPr/>
+      </w:pPr>
+      <w:r>
+        <w:rPr/>
+        <w:t>Poverty</w:t>
+      </w:r>
+    </w:p>
+    <w:p>
+      <w:pPr>
+        <w:pStyle w:val="BodyText"/>
+        <w:bidi w:val="0"/>
+        <w:ind w:hanging="0" w:start="0" w:end="0"/>
+        <w:jc w:val="start"/>
+        <w:rPr>
+          <w:color w:val="auto"/>
+        </w:rPr>
+      </w:pPr>
+      <w:r>
+        <w:rPr>
+          <w:color w:val="auto"/>
+        </w:rPr>
+        <w:t>In the </w:t>
+      </w:r>
+      <w:r>
+        <w:rPr>
+          <w:rStyle w:val="Strong"/>
+          <w:b/>
+          <w:color w:val="auto"/>
+        </w:rPr>
+        <w:t>Pragmatic Hive</w:t>
+      </w:r>
+      <w:r>
+        <w:rPr>
+          <w:color w:val="auto"/>
+        </w:rPr>
+        <w:t>, this condition is known as </w:t>
+      </w:r>
+      <w:r>
+        <w:rPr>
+          <w:rStyle w:val="Strong"/>
+          <w:b/>
+          <w:color w:val="auto"/>
+        </w:rPr>
+        <w:t>Chronic Subsistence Trap</w:t>
+      </w:r>
+      <w:r>
+        <w:rPr>
+          <w:color w:val="auto"/>
+        </w:rPr>
+        <w:t> (or </w:t>
+      </w:r>
+      <w:r>
+        <w:rPr>
+          <w:rStyle w:val="Strong"/>
+          <w:b/>
+          <w:color w:val="auto"/>
+        </w:rPr>
+        <w:t>Survival Stasis</w:t>
+      </w:r>
+      <w:r>
+        <w:rPr>
+          <w:color w:val="auto"/>
+        </w:rPr>
+        <w:t>). When an individual or a class of people cannot reach a "supra-optimum" level (a surplus of safety, time, and resources), they are effectively locked in a permanent state of biological and psychological defensiveness.</w:t>
+      </w:r>
+    </w:p>
+    <w:p>
+      <w:pPr>
+        <w:pStyle w:val="BodyText"/>
+        <w:bidi w:val="0"/>
+        <w:ind w:hanging="0" w:start="0" w:end="0"/>
+        <w:jc w:val="start"/>
+        <w:rPr/>
+      </w:pPr>
+      <w:r>
+        <w:rPr/>
+        <w:t>Here is the theory of how this state alters the individual and, by extension, the Hive:</w:t>
       </w:r>
     </w:p>
     <w:p>
@@ -4465,7 +4193,7 @@
       </w:pPr>
       <w:r>
         <w:rPr/>
-        <w:t>The "Involuntary Parasitism" Paradox</w:t>
+        <w:t>The Cognitive Bandwidth Tax</w:t>
       </w:r>
     </w:p>
     <w:p>
@@ -4478,7 +4206,25 @@
       </w:pPr>
       <w:r>
         <w:rPr/>
-        <w:t>Because they cannot contribute to the Hive’s maintenance (taxes, volunteerism, social cohesion) due to their lack of resources, they are often labeled as "parasites" by those with surplus. </w:t>
+        <w:t>When basic needs (rent, food, health) are never fully secured, the brain stays in a </w:t>
+      </w:r>
+      <w:r>
+        <w:rPr>
+          <w:b/>
+          <w:bCs/>
+        </w:rPr>
+        <w:t>h</w:t>
+      </w:r>
+      <w:r>
+        <w:rPr>
+          <w:rStyle w:val="Strong"/>
+          <w:b/>
+        </w:rPr>
+        <w:t>igh-cortisol loop</w:t>
+      </w:r>
+      <w:r>
+        <w:rPr/>
+        <w:t>. </w:t>
       </w:r>
     </w:p>
     <w:p>
@@ -4502,40 +4248,11 @@
           <w:rStyle w:val="Strong"/>
           <w:b/>
         </w:rPr>
-        <w:t>The Reality:</w:t>
-      </w:r>
-      <w:r>
-        <w:rPr/>
-        <w:t> They are actually </w:t>
-      </w:r>
-      <w:r>
-        <w:rPr>
-          <w:b/>
-          <w:bCs/>
-        </w:rPr>
-        <w:t>st</w:t>
-      </w:r>
-      <w:r>
-        <w:rPr>
-          <w:rStyle w:val="Strong"/>
-          <w:b/>
-        </w:rPr>
-        <w:t>randed cells</w:t>
-      </w:r>
-      <w:r>
-        <w:rPr/>
-        <w:t>. They </w:t>
-      </w:r>
-      <w:r>
-        <w:rPr>
-          <w:rStyle w:val="Emphasis"/>
-          <w:i/>
-        </w:rPr>
-        <w:t>want</w:t>
-      </w:r>
-      <w:r>
-        <w:rPr/>
-        <w:t> to be part of the Hive’s success, but they are stuck in a feedback loop where they must consume more "social maintenance" than they can provide.</w:t>
+        <w:t>The Effect:</w:t>
+      </w:r>
+      <w:r>
+        <w:rPr/>
+        <w:t> Long-term planning is physically impossible because the brain’s prefrontal cortex (the strategist) is constantly overridden by its amygdala (the alarm part of the brain).</w:t>
       </w:r>
     </w:p>
     <w:p>
@@ -4558,62 +4275,80 @@
           <w:rStyle w:val="Strong"/>
           <w:b/>
         </w:rPr>
-        <w:t>The Impact:</w:t>
-      </w:r>
-      <w:r>
-        <w:rPr/>
-        <w:t> This creates systemic friction. A Hive with too many stranded cells becomes heavy and slow, making it vulnerable to the Cancerous Egoists (the greedy) who exploit this instability to take even more.</w:t>
-      </w:r>
-    </w:p>
-    <w:p>
-      <w:pPr>
-        <w:pStyle w:val="Heading2"/>
-        <w:bidi w:val="0"/>
-        <w:jc w:val="start"/>
-        <w:rPr/>
-      </w:pPr>
-      <w:r>
-        <w:rPr/>
-        <w:t>The Moral Injury of Stasis</w:t>
-      </w:r>
-    </w:p>
-    <w:p>
-      <w:pPr>
-        <w:pStyle w:val="BodyText"/>
-        <w:bidi w:val="0"/>
-        <w:ind w:hanging="0" w:start="0" w:end="0"/>
-        <w:jc w:val="start"/>
-        <w:rPr/>
-      </w:pPr>
-      <w:r>
-        <w:rPr/>
-        <w:t>Constantly living on the edge of "not enough" creates a deep sense of </w:t>
+        <w:t>The Outlook:</w:t>
+      </w:r>
+      <w:r>
+        <w:rPr/>
+        <w:t> Life is viewed not as a series of opportunities, but as a series of </w:t>
+      </w:r>
+      <w:r>
+        <w:rPr>
+          <w:rStyle w:val="Strong"/>
+          <w:b/>
+        </w:rPr>
+        <w:t>incoming threats</w:t>
+      </w:r>
+      <w:r>
+        <w:rPr/>
+        <w:t xml:space="preserve">. This creates a </w:t>
       </w:r>
       <w:r>
         <w:rPr>
           <w:b/>
           <w:bCs/>
         </w:rPr>
-        <w:t>e</w:t>
-      </w:r>
-      <w:r>
-        <w:rPr>
-          <w:rStyle w:val="Strong"/>
+        <w:t>present-bias</w:t>
+      </w:r>
+      <w:r>
+        <w:rPr/>
+        <w:t xml:space="preserve"> where the individual may make choices that seem irrational to an outsider but are actually logical for someone who might not survive the week. </w:t>
+      </w:r>
+    </w:p>
+    <w:p>
+      <w:pPr>
+        <w:pStyle w:val="Heading2"/>
+        <w:bidi w:val="0"/>
+        <w:jc w:val="start"/>
+        <w:rPr/>
+      </w:pPr>
+      <w:r>
+        <w:rPr/>
+        <w:t>Erosion of Prosocial Capacity</w:t>
+      </w:r>
+    </w:p>
+    <w:p>
+      <w:pPr>
+        <w:pStyle w:val="BodyText"/>
+        <w:bidi w:val="0"/>
+        <w:ind w:hanging="0" w:start="0" w:end="0"/>
+        <w:jc w:val="start"/>
+        <w:rPr/>
+      </w:pPr>
+      <w:r>
+        <w:rPr/>
+        <w:t xml:space="preserve">In our philosophy, </w:t>
+      </w:r>
+      <w:r>
+        <w:rPr>
           <w:b/>
-        </w:rPr>
-        <w:t>xistential resentment</w:t>
-      </w:r>
-      <w:r>
-        <w:rPr>
-          <w:rStyle w:val="Strong"/>
-          <w:b w:val="false"/>
-          <w:bCs w:val="false"/>
-        </w:rPr>
-        <w:t xml:space="preserve"> in individuals</w:t>
-      </w:r>
-      <w:r>
-        <w:rPr/>
-        <w:t>.</w:t>
+          <w:bCs/>
+        </w:rPr>
+        <w:t>service</w:t>
+      </w:r>
+      <w:r>
+        <w:rPr/>
+        <w:t xml:space="preserve"> begins where </w:t>
+      </w:r>
+      <w:r>
+        <w:rPr>
+          <w:b/>
+          <w:bCs/>
+        </w:rPr>
+        <w:t>surplus</w:t>
+      </w:r>
+      <w:r>
+        <w:rPr/>
+        <w:t xml:space="preserve"> starts. If there is no surplus, there is no fuel for altruism.</w:t>
       </w:r>
     </w:p>
     <w:p>
@@ -4641,7 +4376,25 @@
       </w:r>
       <w:r>
         <w:rPr/>
-        <w:t> When people see others in the service/growth phase while they are stuck in survival mode, it breaks the social contract.</w:t>
+        <w:t> The individual becomes </w:t>
+      </w:r>
+      <w:r>
+        <w:rPr>
+          <w:b/>
+          <w:bCs/>
+        </w:rPr>
+        <w:t>h</w:t>
+      </w:r>
+      <w:r>
+        <w:rPr>
+          <w:rStyle w:val="Strong"/>
+          <w:b/>
+        </w:rPr>
+        <w:t>yper-individualistic</w:t>
+      </w:r>
+      <w:r>
+        <w:rPr/>
+        <w:t> out of necessity. They cannot afford to care about the public whole or the “Commons" because the cost of doing so might be their own immediate survival.</w:t>
       </w:r>
     </w:p>
     <w:p>
@@ -4650,6 +4403,239 @@
         <w:numPr>
           <w:ilvl w:val="0"/>
           <w:numId w:val="163"/>
+        </w:numPr>
+        <w:tabs>
+          <w:tab w:val="left" w:pos="709" w:leader="none"/>
+        </w:tabs>
+        <w:bidi w:val="0"/>
+        <w:ind w:hanging="283" w:start="709" w:end="0"/>
+        <w:jc w:val="start"/>
+        <w:rPr/>
+      </w:pPr>
+      <w:r>
+        <w:rPr>
+          <w:rStyle w:val="Strong"/>
+          <w:b/>
+        </w:rPr>
+        <w:t>The Outlook:</w:t>
+      </w:r>
+      <w:r>
+        <w:rPr/>
+        <w:t> This leads to a </w:t>
+      </w:r>
+      <w:r>
+        <w:rPr>
+          <w:b/>
+          <w:bCs/>
+        </w:rPr>
+        <w:t>z</w:t>
+      </w:r>
+      <w:r>
+        <w:rPr>
+          <w:rStyle w:val="Strong"/>
+          <w:b/>
+        </w:rPr>
+        <w:t>ero-sum worldview</w:t>
+      </w:r>
+      <w:r>
+        <w:rPr/>
+        <w:t>. They believe that for someone else to win, they must lose. The hive is seen not as a supportive structure, but as a competitor for scarce pollen (resources). </w:t>
+      </w:r>
+    </w:p>
+    <w:p>
+      <w:pPr>
+        <w:pStyle w:val="Heading2"/>
+        <w:bidi w:val="0"/>
+        <w:jc w:val="start"/>
+        <w:rPr/>
+      </w:pPr>
+      <w:r>
+        <w:rPr/>
+        <w:t>The "Involuntary Parasitism" Paradox</w:t>
+      </w:r>
+    </w:p>
+    <w:p>
+      <w:pPr>
+        <w:pStyle w:val="BodyText"/>
+        <w:bidi w:val="0"/>
+        <w:ind w:hanging="0" w:start="0" w:end="0"/>
+        <w:jc w:val="start"/>
+        <w:rPr/>
+      </w:pPr>
+      <w:r>
+        <w:rPr/>
+        <w:t>Because they cannot contribute to the Hive’s maintenance (taxes, volunteerism, social cohesion) due to their lack of resources, they are often labeled as "parasites" by those with surplus. </w:t>
+      </w:r>
+    </w:p>
+    <w:p>
+      <w:pPr>
+        <w:pStyle w:val="BodyText"/>
+        <w:numPr>
+          <w:ilvl w:val="0"/>
+          <w:numId w:val="164"/>
+        </w:numPr>
+        <w:tabs>
+          <w:tab w:val="left" w:pos="709" w:leader="none"/>
+        </w:tabs>
+        <w:bidi w:val="0"/>
+        <w:spacing w:before="0" w:after="0"/>
+        <w:ind w:hanging="283" w:start="709" w:end="0"/>
+        <w:jc w:val="start"/>
+        <w:rPr/>
+      </w:pPr>
+      <w:r>
+        <w:rPr>
+          <w:rStyle w:val="Strong"/>
+          <w:b/>
+        </w:rPr>
+        <w:t>The Reality:</w:t>
+      </w:r>
+      <w:r>
+        <w:rPr/>
+        <w:t> They are actually </w:t>
+      </w:r>
+      <w:r>
+        <w:rPr>
+          <w:b/>
+          <w:bCs/>
+        </w:rPr>
+        <w:t>st</w:t>
+      </w:r>
+      <w:r>
+        <w:rPr>
+          <w:rStyle w:val="Strong"/>
+          <w:b/>
+        </w:rPr>
+        <w:t>randed cells</w:t>
+      </w:r>
+      <w:r>
+        <w:rPr/>
+        <w:t>. They </w:t>
+      </w:r>
+      <w:r>
+        <w:rPr>
+          <w:rStyle w:val="Emphasis"/>
+          <w:i/>
+        </w:rPr>
+        <w:t>want</w:t>
+      </w:r>
+      <w:r>
+        <w:rPr/>
+        <w:t> to be part of the Hive’s success, but they are stuck in a feedback loop where they must consume more "social maintenance" than they can provide.</w:t>
+      </w:r>
+    </w:p>
+    <w:p>
+      <w:pPr>
+        <w:pStyle w:val="BodyText"/>
+        <w:numPr>
+          <w:ilvl w:val="0"/>
+          <w:numId w:val="165"/>
+        </w:numPr>
+        <w:tabs>
+          <w:tab w:val="left" w:pos="709" w:leader="none"/>
+        </w:tabs>
+        <w:bidi w:val="0"/>
+        <w:ind w:hanging="283" w:start="709" w:end="0"/>
+        <w:jc w:val="start"/>
+        <w:rPr/>
+      </w:pPr>
+      <w:r>
+        <w:rPr>
+          <w:rStyle w:val="Strong"/>
+          <w:b/>
+        </w:rPr>
+        <w:t>The Impact:</w:t>
+      </w:r>
+      <w:r>
+        <w:rPr/>
+        <w:t> This creates systemic friction. A Hive with too many stranded cells becomes heavy and slow, making it vulnerable to the Cancerous Egoists (the greedy) who exploit this instability to take even more.</w:t>
+      </w:r>
+    </w:p>
+    <w:p>
+      <w:pPr>
+        <w:pStyle w:val="Heading2"/>
+        <w:bidi w:val="0"/>
+        <w:jc w:val="start"/>
+        <w:rPr/>
+      </w:pPr>
+      <w:r>
+        <w:rPr/>
+        <w:t>The Moral Injury of Stasis</w:t>
+      </w:r>
+    </w:p>
+    <w:p>
+      <w:pPr>
+        <w:pStyle w:val="BodyText"/>
+        <w:bidi w:val="0"/>
+        <w:ind w:hanging="0" w:start="0" w:end="0"/>
+        <w:jc w:val="start"/>
+        <w:rPr/>
+      </w:pPr>
+      <w:r>
+        <w:rPr/>
+        <w:t>Constantly living on the edge of "not enough" creates a deep sense of </w:t>
+      </w:r>
+      <w:r>
+        <w:rPr>
+          <w:b/>
+          <w:bCs/>
+        </w:rPr>
+        <w:t>e</w:t>
+      </w:r>
+      <w:r>
+        <w:rPr>
+          <w:rStyle w:val="Strong"/>
+          <w:b/>
+        </w:rPr>
+        <w:t>xistential resentment</w:t>
+      </w:r>
+      <w:r>
+        <w:rPr>
+          <w:rStyle w:val="Strong"/>
+          <w:b w:val="false"/>
+          <w:bCs w:val="false"/>
+        </w:rPr>
+        <w:t xml:space="preserve"> in individuals</w:t>
+      </w:r>
+      <w:r>
+        <w:rPr/>
+        <w:t>.</w:t>
+      </w:r>
+    </w:p>
+    <w:p>
+      <w:pPr>
+        <w:pStyle w:val="BodyText"/>
+        <w:numPr>
+          <w:ilvl w:val="0"/>
+          <w:numId w:val="166"/>
+        </w:numPr>
+        <w:tabs>
+          <w:tab w:val="left" w:pos="709" w:leader="none"/>
+        </w:tabs>
+        <w:bidi w:val="0"/>
+        <w:spacing w:before="0" w:after="0"/>
+        <w:ind w:hanging="283" w:start="709" w:end="0"/>
+        <w:jc w:val="start"/>
+        <w:rPr/>
+      </w:pPr>
+      <w:r>
+        <w:rPr>
+          <w:rStyle w:val="Strong"/>
+          <w:b/>
+        </w:rPr>
+        <w:t>The Effect:</w:t>
+      </w:r>
+      <w:r>
+        <w:rPr/>
+        <w:t> When people see others in the service/growth phase while they are stuck in survival mode, it breaks the social contract.</w:t>
+      </w:r>
+    </w:p>
+    <w:p>
+      <w:pPr>
+        <w:pStyle w:val="BodyText"/>
+        <w:numPr>
+          <w:ilvl w:val="0"/>
+          <w:numId w:val="167"/>
         </w:numPr>
         <w:tabs>
           <w:tab w:val="left" w:pos="709" w:leader="none"/>
@@ -4728,8 +4714,8 @@
       </w:tblPr>
       <w:tblGrid>
         <w:gridCol w:w="1659"/>
-        <w:gridCol w:w="2875"/>
-        <w:gridCol w:w="3478"/>
+        <w:gridCol w:w="2874"/>
+        <w:gridCol w:w="3479"/>
       </w:tblGrid>
       <w:tr>
         <w:trPr/>
@@ -4761,7 +4747,7 @@
         </w:tc>
         <w:tc>
           <w:tcPr>
-            <w:tcW w:w="2875" w:type="dxa"/>
+            <w:tcW w:w="2874" w:type="dxa"/>
             <w:tcBorders>
               <w:top w:val="single" w:sz="2" w:space="0" w:color="000000"/>
               <w:start w:val="single" w:sz="2" w:space="0" w:color="000000"/>
@@ -4787,7 +4773,7 @@
         </w:tc>
         <w:tc>
           <w:tcPr>
-            <w:tcW w:w="3478" w:type="dxa"/>
+            <w:tcW w:w="3479" w:type="dxa"/>
             <w:tcBorders>
               <w:top w:val="single" w:sz="2" w:space="0" w:color="000000"/>
               <w:start w:val="single" w:sz="2" w:space="0" w:color="000000"/>
@@ -4845,7 +4831,7 @@
         </w:tc>
         <w:tc>
           <w:tcPr>
-            <w:tcW w:w="2875" w:type="dxa"/>
+            <w:tcW w:w="2874" w:type="dxa"/>
             <w:tcBorders>
               <w:top w:val="single" w:sz="2" w:space="0" w:color="000000"/>
               <w:start w:val="single" w:sz="2" w:space="0" w:color="000000"/>
@@ -4871,7 +4857,7 @@
         </w:tc>
         <w:tc>
           <w:tcPr>
-            <w:tcW w:w="3478" w:type="dxa"/>
+            <w:tcW w:w="3479" w:type="dxa"/>
             <w:tcBorders>
               <w:top w:val="single" w:sz="2" w:space="0" w:color="000000"/>
               <w:start w:val="single" w:sz="2" w:space="0" w:color="000000"/>
@@ -4929,7 +4915,7 @@
         </w:tc>
         <w:tc>
           <w:tcPr>
-            <w:tcW w:w="2875" w:type="dxa"/>
+            <w:tcW w:w="2874" w:type="dxa"/>
             <w:tcBorders>
               <w:top w:val="single" w:sz="2" w:space="0" w:color="000000"/>
               <w:start w:val="single" w:sz="2" w:space="0" w:color="000000"/>
@@ -4955,7 +4941,7 @@
         </w:tc>
         <w:tc>
           <w:tcPr>
-            <w:tcW w:w="3478" w:type="dxa"/>
+            <w:tcW w:w="3479" w:type="dxa"/>
             <w:tcBorders>
               <w:top w:val="single" w:sz="2" w:space="0" w:color="000000"/>
               <w:start w:val="single" w:sz="2" w:space="0" w:color="000000"/>
@@ -5013,7 +4999,7 @@
         </w:tc>
         <w:tc>
           <w:tcPr>
-            <w:tcW w:w="2875" w:type="dxa"/>
+            <w:tcW w:w="2874" w:type="dxa"/>
             <w:tcBorders>
               <w:top w:val="single" w:sz="2" w:space="0" w:color="000000"/>
               <w:start w:val="single" w:sz="2" w:space="0" w:color="000000"/>
@@ -5039,7 +5025,7 @@
         </w:tc>
         <w:tc>
           <w:tcPr>
-            <w:tcW w:w="3478" w:type="dxa"/>
+            <w:tcW w:w="3479" w:type="dxa"/>
             <w:tcBorders>
               <w:top w:val="single" w:sz="2" w:space="0" w:color="000000"/>
               <w:start w:val="single" w:sz="2" w:space="0" w:color="000000"/>
@@ -5097,7 +5083,7 @@
         </w:tc>
         <w:tc>
           <w:tcPr>
-            <w:tcW w:w="2875" w:type="dxa"/>
+            <w:tcW w:w="2874" w:type="dxa"/>
             <w:tcBorders>
               <w:top w:val="single" w:sz="2" w:space="0" w:color="000000"/>
               <w:start w:val="single" w:sz="2" w:space="0" w:color="000000"/>
@@ -5123,7 +5109,7 @@
         </w:tc>
         <w:tc>
           <w:tcPr>
-            <w:tcW w:w="3478" w:type="dxa"/>
+            <w:tcW w:w="3479" w:type="dxa"/>
             <w:tcBorders>
               <w:top w:val="single" w:sz="2" w:space="0" w:color="000000"/>
               <w:start w:val="single" w:sz="2" w:space="0" w:color="000000"/>
@@ -5226,6 +5212,812 @@
         <w:rPr>
           <w:color w:val="auto"/>
         </w:rPr>
+      </w:r>
+    </w:p>
+    <w:p>
+      <w:pPr>
+        <w:pStyle w:val="Heading1"/>
+        <w:rPr/>
+      </w:pPr>
+      <w:r>
+        <w:rPr/>
+        <w:t>Addressing the Detached Cell</w:t>
+      </w:r>
+    </w:p>
+    <w:p>
+      <w:pPr>
+        <w:pStyle w:val="BodyText"/>
+        <w:rPr/>
+      </w:pPr>
+      <w:r>
+        <w:rPr/>
+        <w:t>Finally, if there are avenues for sufficiency made available, but the individual or group is too far gone in the Chronic Subsistence trap and no longer has any desire or motivation to help the hive, what must be done either: To the resistant individual/group, or to help the hive?</w:t>
+      </w:r>
+    </w:p>
+    <w:p>
+      <w:pPr>
+        <w:pStyle w:val="BodyText"/>
+        <w:ind w:hanging="0" w:start="0" w:end="0"/>
+        <w:rPr/>
+      </w:pPr>
+      <w:r>
+        <w:rPr/>
+        <w:t>In the </w:t>
+      </w:r>
+      <w:r>
+        <w:rPr>
+          <w:rStyle w:val="Strong"/>
+          <w:b/>
+        </w:rPr>
+        <w:t>Pragmatic Hive</w:t>
+      </w:r>
+      <w:r>
+        <w:rPr/>
+        <w:t>, this is the most difficult stage of the philosophy: addressing the </w:t>
+      </w:r>
+      <w:r>
+        <w:rPr>
+          <w:rStyle w:val="Strong"/>
+          <w:b/>
+        </w:rPr>
+        <w:t>Detached Cell</w:t>
+      </w:r>
+      <w:r>
+        <w:rPr/>
+        <w:t xml:space="preserve">. This refers to individuals or groups who, due to prolonged trauma, systemic failure, or deep-seated resentment, have reached a state of </w:t>
+      </w:r>
+      <w:r>
+        <w:rPr>
+          <w:b/>
+          <w:bCs/>
+        </w:rPr>
+        <w:t>l</w:t>
+      </w:r>
+      <w:r>
+        <w:rPr>
+          <w:b/>
+          <w:bCs/>
+        </w:rPr>
+        <w:t xml:space="preserve">earned </w:t>
+      </w:r>
+      <w:r>
+        <w:rPr>
+          <w:b/>
+          <w:bCs/>
+        </w:rPr>
+        <w:t>a</w:t>
+      </w:r>
+      <w:r>
+        <w:rPr>
+          <w:b/>
+          <w:bCs/>
+        </w:rPr>
+        <w:t>pathy</w:t>
+      </w:r>
+      <w:r>
+        <w:rPr/>
+        <w:t>. Even when the path to sufficiency is opened, they no longer trust the Hive enough to walk it.</w:t>
+      </w:r>
+    </w:p>
+    <w:p>
+      <w:pPr>
+        <w:pStyle w:val="BodyText"/>
+        <w:ind w:hanging="0" w:start="0" w:end="0"/>
+        <w:rPr/>
+      </w:pPr>
+      <w:r>
+        <w:rPr/>
+        <w:t>From a pragmatic standpoint, you cannot force a bee to forage; you can only manage the impact of its stasis on the rest of the colony. Here is how the philosophy handles this:</w:t>
+      </w:r>
+    </w:p>
+    <w:p>
+      <w:pPr>
+        <w:pStyle w:val="BodyText"/>
+        <w:ind w:hanging="0" w:start="0" w:end="0"/>
+        <w:rPr/>
+      </w:pPr>
+      <w:r>
+        <w:rPr/>
+        <w:t>1. To the Resistant Individual: The "Dormancy" Protocol</w:t>
+      </w:r>
+    </w:p>
+    <w:p>
+      <w:pPr>
+        <w:pStyle w:val="BodyText"/>
+        <w:ind w:hanging="0" w:start="0" w:end="0"/>
+        <w:rPr/>
+      </w:pPr>
+      <w:r>
+        <w:rPr/>
+        <w:t>If the individual is no longer a "forager" but isn't yet a "parasite" (meaning they aren't actively attacking the hive, just failing to contribute), the Hive must move them to </w:t>
+      </w:r>
+      <w:r>
+        <w:rPr>
+          <w:b/>
+          <w:bCs/>
+        </w:rPr>
+        <w:t>d</w:t>
+      </w:r>
+      <w:r>
+        <w:rPr>
+          <w:rStyle w:val="Strong"/>
+          <w:b/>
+        </w:rPr>
+        <w:t>ormancy</w:t>
+      </w:r>
+      <w:r>
+        <w:rPr/>
+        <w:t>.</w:t>
+      </w:r>
+    </w:p>
+    <w:p>
+      <w:pPr>
+        <w:pStyle w:val="BodyText"/>
+        <w:numPr>
+          <w:ilvl w:val="0"/>
+          <w:numId w:val="168"/>
+        </w:numPr>
+        <w:tabs>
+          <w:tab w:val="clear" w:pos="709"/>
+          <w:tab w:val="left" w:pos="0" w:leader="none"/>
+        </w:tabs>
+        <w:spacing w:before="0" w:after="0"/>
+        <w:ind w:hanging="283" w:start="709" w:end="0"/>
+        <w:rPr/>
+      </w:pPr>
+      <w:r>
+        <w:rPr>
+          <w:rStyle w:val="Strong"/>
+          <w:b/>
+        </w:rPr>
+        <w:t>The Strategy:</w:t>
+      </w:r>
+      <w:r>
+        <w:rPr/>
+        <w:t> Provide the absolute bare-minimum "Life Support" to prevent desperate volatility, but stop the “</w:t>
+      </w:r>
+      <w:r>
+        <w:rPr/>
+        <w:t>e</w:t>
+      </w:r>
+      <w:r>
+        <w:rPr/>
+        <w:t xml:space="preserve">motional or </w:t>
+      </w:r>
+      <w:r>
+        <w:rPr/>
+        <w:t>s</w:t>
+      </w:r>
+      <w:r>
+        <w:rPr/>
+        <w:t xml:space="preserve">trategic </w:t>
+      </w:r>
+      <w:r>
+        <w:rPr/>
+        <w:t>s</w:t>
+      </w:r>
+      <w:r>
+        <w:rPr/>
+        <w:t xml:space="preserve">ubsidy." You provide the floor, but </w:t>
+      </w:r>
+      <w:r>
+        <w:rPr/>
+        <w:t>we</w:t>
+      </w:r>
+      <w:r>
+        <w:rPr/>
+        <w:t xml:space="preserve"> stop trying to build the ladder until they reach for it themselves.</w:t>
+      </w:r>
+    </w:p>
+    <w:p>
+      <w:pPr>
+        <w:pStyle w:val="BodyText"/>
+        <w:numPr>
+          <w:ilvl w:val="0"/>
+          <w:numId w:val="169"/>
+        </w:numPr>
+        <w:tabs>
+          <w:tab w:val="clear" w:pos="709"/>
+          <w:tab w:val="left" w:pos="0" w:leader="none"/>
+        </w:tabs>
+        <w:ind w:hanging="283" w:start="709" w:end="0"/>
+        <w:rPr/>
+      </w:pPr>
+      <w:r>
+        <w:rPr>
+          <w:rStyle w:val="Strong"/>
+          <w:b/>
+        </w:rPr>
+        <w:t>The Logic:</w:t>
+      </w:r>
+      <w:r>
+        <w:rPr/>
+        <w:t xml:space="preserve"> You cannot save someone who views your help as a threat or a trick. Attempting to force participation wastes the Hive's surplus and creates resentment on </w:t>
+      </w:r>
+      <w:r>
+        <w:rPr/>
+        <w:t>all</w:t>
+      </w:r>
+      <w:r>
+        <w:rPr/>
+        <w:t xml:space="preserve"> sides.</w:t>
+      </w:r>
+    </w:p>
+    <w:p>
+      <w:pPr>
+        <w:pStyle w:val="BodyText"/>
+        <w:ind w:hanging="0" w:start="0" w:end="0"/>
+        <w:rPr/>
+      </w:pPr>
+      <w:r>
+        <w:rPr/>
+        <w:t xml:space="preserve">2. To the </w:t>
+      </w:r>
+      <w:r>
+        <w:rPr/>
+        <w:t>R</w:t>
+      </w:r>
+      <w:r>
+        <w:rPr/>
+        <w:t xml:space="preserve">esistant </w:t>
+      </w:r>
+      <w:r>
+        <w:rPr/>
+        <w:t>G</w:t>
+      </w:r>
+      <w:r>
+        <w:rPr/>
+        <w:t>roup: Localized Containment</w:t>
+      </w:r>
+    </w:p>
+    <w:p>
+      <w:pPr>
+        <w:pStyle w:val="BodyText"/>
+        <w:ind w:hanging="0" w:start="0" w:end="0"/>
+        <w:rPr/>
+      </w:pPr>
+      <w:r>
+        <w:rPr/>
+        <w:t>When an entire group is "too far gone," they often develop a </w:t>
+      </w:r>
+      <w:r>
+        <w:rPr>
+          <w:rStyle w:val="Strong"/>
+          <w:b/>
+        </w:rPr>
+        <w:t>Counter-Hive Culture</w:t>
+      </w:r>
+      <w:r>
+        <w:rPr/>
+        <w:t> where status is gained by subverting the main Hive's rules.</w:t>
+      </w:r>
+    </w:p>
+    <w:p>
+      <w:pPr>
+        <w:pStyle w:val="BodyText"/>
+        <w:numPr>
+          <w:ilvl w:val="0"/>
+          <w:numId w:val="170"/>
+        </w:numPr>
+        <w:tabs>
+          <w:tab w:val="clear" w:pos="709"/>
+          <w:tab w:val="left" w:pos="0" w:leader="none"/>
+        </w:tabs>
+        <w:spacing w:before="0" w:after="0"/>
+        <w:ind w:hanging="283" w:start="709" w:end="0"/>
+        <w:rPr/>
+      </w:pPr>
+      <w:r>
+        <w:rPr>
+          <w:rStyle w:val="Strong"/>
+          <w:b/>
+        </w:rPr>
+        <w:t>The Strategy:</w:t>
+      </w:r>
+      <w:r>
+        <w:rPr/>
+        <w:t> You must harden the boundaries of the healthy Hive. This means creating firewalls- legal, social, or economic- that prevent their apathy or volatility from infecting the cells that are still trying to grow.</w:t>
+      </w:r>
+    </w:p>
+    <w:p>
+      <w:pPr>
+        <w:pStyle w:val="BodyText"/>
+        <w:numPr>
+          <w:ilvl w:val="0"/>
+          <w:numId w:val="171"/>
+        </w:numPr>
+        <w:tabs>
+          <w:tab w:val="clear" w:pos="709"/>
+          <w:tab w:val="left" w:pos="0" w:leader="none"/>
+        </w:tabs>
+        <w:ind w:hanging="283" w:start="709" w:end="0"/>
+        <w:rPr/>
+      </w:pPr>
+      <w:r>
+        <w:rPr>
+          <w:rStyle w:val="Strong"/>
+          <w:b/>
+        </w:rPr>
+        <w:t>The Logic:</w:t>
+      </w:r>
+      <w:r>
+        <w:rPr/>
+        <w:t xml:space="preserve"> This is not </w:t>
+      </w:r>
+      <w:r>
+        <w:rPr/>
+        <w:t xml:space="preserve">a </w:t>
+      </w:r>
+      <w:r>
+        <w:rPr/>
+        <w:t>"punishment"; it is </w:t>
+      </w:r>
+      <w:r>
+        <w:rPr>
+          <w:b/>
+          <w:bCs/>
+        </w:rPr>
+        <w:t>s</w:t>
+      </w:r>
+      <w:r>
+        <w:rPr>
+          <w:rStyle w:val="Strong"/>
+          <w:b/>
+        </w:rPr>
+        <w:t xml:space="preserve">ystemic </w:t>
+      </w:r>
+      <w:r>
+        <w:rPr>
+          <w:rStyle w:val="Strong"/>
+          <w:b/>
+        </w:rPr>
+        <w:t>q</w:t>
+      </w:r>
+      <w:r>
+        <w:rPr>
+          <w:rStyle w:val="Strong"/>
+          <w:b/>
+        </w:rPr>
+        <w:t>uarantine</w:t>
+      </w:r>
+      <w:r>
+        <w:rPr/>
+        <w:t>. If one section of the hive is rotting and refuses treatment, you must seal the honeycomb to save the rest of the colony.</w:t>
+      </w:r>
+    </w:p>
+    <w:p>
+      <w:pPr>
+        <w:pStyle w:val="BodyText"/>
+        <w:ind w:hanging="0" w:start="0" w:end="0"/>
+        <w:rPr/>
+      </w:pPr>
+      <w:r>
+        <w:rPr/>
+        <w:t>3. To Help the Hive: The Generational Pivot</w:t>
+      </w:r>
+    </w:p>
+    <w:p>
+      <w:pPr>
+        <w:pStyle w:val="BodyText"/>
+        <w:ind w:hanging="0" w:start="0" w:end="0"/>
+        <w:rPr/>
+      </w:pPr>
+      <w:r>
+        <w:rPr/>
+        <w:t>Pragmatism dictates that you do not spend 100% of your resources on the "</w:t>
+      </w:r>
+      <w:r>
+        <w:rPr/>
+        <w:t>i</w:t>
+      </w:r>
+      <w:r>
+        <w:rPr/>
+        <w:t>ncurable." Instead, you pivot your service toward the </w:t>
+      </w:r>
+      <w:r>
+        <w:rPr>
+          <w:b/>
+          <w:bCs/>
+        </w:rPr>
+        <w:t>n</w:t>
+      </w:r>
+      <w:r>
+        <w:rPr>
+          <w:rStyle w:val="Strong"/>
+          <w:b/>
+        </w:rPr>
+        <w:t xml:space="preserve">ext </w:t>
+      </w:r>
+      <w:r>
+        <w:rPr>
+          <w:rStyle w:val="Strong"/>
+          <w:b/>
+        </w:rPr>
+        <w:t>g</w:t>
+      </w:r>
+      <w:r>
+        <w:rPr>
+          <w:rStyle w:val="Strong"/>
+          <w:b/>
+        </w:rPr>
+        <w:t>eneration</w:t>
+      </w:r>
+      <w:r>
+        <w:rPr/>
+        <w:t> of that group.</w:t>
+      </w:r>
+    </w:p>
+    <w:p>
+      <w:pPr>
+        <w:pStyle w:val="BodyText"/>
+        <w:numPr>
+          <w:ilvl w:val="0"/>
+          <w:numId w:val="172"/>
+        </w:numPr>
+        <w:tabs>
+          <w:tab w:val="clear" w:pos="709"/>
+          <w:tab w:val="left" w:pos="0" w:leader="none"/>
+        </w:tabs>
+        <w:spacing w:before="0" w:after="0"/>
+        <w:ind w:hanging="283" w:start="709" w:end="0"/>
+        <w:rPr/>
+      </w:pPr>
+      <w:r>
+        <w:rPr>
+          <w:rStyle w:val="Strong"/>
+          <w:b/>
+        </w:rPr>
+        <w:t>The Strategy:</w:t>
+      </w:r>
+      <w:r>
+        <w:rPr/>
+        <w:t> If the adults are too far gone in the Chronic Subsistence Trap, the Hive invests its surplus into the </w:t>
+      </w:r>
+      <w:r>
+        <w:rPr>
+          <w:rStyle w:val="Strong"/>
+          <w:b/>
+        </w:rPr>
+        <w:t>offspring</w:t>
+      </w:r>
+      <w:r>
+        <w:rPr/>
+        <w:t> or the </w:t>
+      </w:r>
+      <w:r>
+        <w:rPr>
+          <w:rStyle w:val="Strong"/>
+          <w:b/>
+        </w:rPr>
+        <w:t>environment</w:t>
+      </w:r>
+      <w:r>
+        <w:rPr/>
+        <w:t> surrounding them. You bypass the resistant individuals to ensure the </w:t>
+      </w:r>
+      <w:r>
+        <w:rPr>
+          <w:rStyle w:val="Emphasis"/>
+          <w:i/>
+        </w:rPr>
+        <w:t>next</w:t>
+      </w:r>
+      <w:r>
+        <w:rPr/>
+        <w:t xml:space="preserve"> cycle has a higher </w:t>
+      </w:r>
+      <w:r>
+        <w:rPr/>
+        <w:t>b</w:t>
+      </w:r>
+      <w:r>
+        <w:rPr/>
+        <w:t xml:space="preserve">aseline of </w:t>
+      </w:r>
+      <w:r>
+        <w:rPr/>
+        <w:t>t</w:t>
+      </w:r>
+      <w:r>
+        <w:rPr/>
+        <w:t>rust.</w:t>
+      </w:r>
+    </w:p>
+    <w:p>
+      <w:pPr>
+        <w:pStyle w:val="BodyText"/>
+        <w:numPr>
+          <w:ilvl w:val="0"/>
+          <w:numId w:val="173"/>
+        </w:numPr>
+        <w:tabs>
+          <w:tab w:val="clear" w:pos="709"/>
+          <w:tab w:val="left" w:pos="0" w:leader="none"/>
+        </w:tabs>
+        <w:ind w:hanging="283" w:start="709" w:end="0"/>
+        <w:rPr/>
+      </w:pPr>
+      <w:r>
+        <w:rPr>
+          <w:rStyle w:val="Strong"/>
+          <w:b/>
+        </w:rPr>
+        <w:t>The Logic:</w:t>
+      </w:r>
+      <w:r>
+        <w:rPr/>
+        <w:t> </w:t>
+      </w:r>
+      <w:r>
+        <w:rPr/>
+        <w:t>We</w:t>
+      </w:r>
+      <w:r>
+        <w:rPr/>
+        <w:t xml:space="preserve"> are playing the </w:t>
+      </w:r>
+      <w:r>
+        <w:rPr>
+          <w:b/>
+          <w:bCs/>
+        </w:rPr>
+        <w:t>l</w:t>
+      </w:r>
+      <w:r>
+        <w:rPr>
+          <w:b/>
+          <w:bCs/>
+        </w:rPr>
+        <w:t xml:space="preserve">ong </w:t>
+      </w:r>
+      <w:r>
+        <w:rPr>
+          <w:b/>
+          <w:bCs/>
+        </w:rPr>
+        <w:t>g</w:t>
+      </w:r>
+      <w:r>
+        <w:rPr>
+          <w:b/>
+          <w:bCs/>
+        </w:rPr>
+        <w:t>ame</w:t>
+      </w:r>
+      <w:r>
+        <w:rPr/>
+        <w:t xml:space="preserve">. </w:t>
+      </w:r>
+      <w:r>
+        <w:rPr/>
+        <w:t>A</w:t>
+      </w:r>
+      <w:r>
+        <w:rPr/>
+        <w:t>ccept the current loss of productivity from the resistant group as a sunk cost and focus on preventing the trap from becoming a hereditary loop.</w:t>
+      </w:r>
+    </w:p>
+    <w:p>
+      <w:pPr>
+        <w:pStyle w:val="BodyText"/>
+        <w:ind w:hanging="0" w:start="0" w:end="0"/>
+        <w:rPr/>
+      </w:pPr>
+      <w:r>
+        <w:rPr/>
+        <w:t>4. The "Parasite" Distinction (The Final Guard)</w:t>
+      </w:r>
+    </w:p>
+    <w:p>
+      <w:pPr>
+        <w:pStyle w:val="BodyText"/>
+        <w:ind w:hanging="0" w:start="0" w:end="0"/>
+        <w:rPr/>
+      </w:pPr>
+      <w:r>
+        <w:rPr/>
+        <w:t>There is a hard line between a </w:t>
+      </w:r>
+      <w:r>
+        <w:rPr>
+          <w:b/>
+          <w:bCs/>
+        </w:rPr>
+        <w:t>r</w:t>
+      </w:r>
+      <w:r>
+        <w:rPr>
+          <w:rStyle w:val="Strong"/>
+          <w:b/>
+        </w:rPr>
+        <w:t xml:space="preserve">esistant </w:t>
+      </w:r>
+      <w:r>
+        <w:rPr>
+          <w:rStyle w:val="Strong"/>
+          <w:b/>
+        </w:rPr>
+        <w:t>c</w:t>
+      </w:r>
+      <w:r>
+        <w:rPr>
+          <w:rStyle w:val="Strong"/>
+          <w:b/>
+        </w:rPr>
+        <w:t>ell</w:t>
+      </w:r>
+      <w:r>
+        <w:rPr/>
+        <w:t> (one that does nothing) and a </w:t>
+      </w:r>
+      <w:r>
+        <w:rPr>
+          <w:b/>
+          <w:bCs/>
+        </w:rPr>
+        <w:t>c</w:t>
+      </w:r>
+      <w:r>
+        <w:rPr>
+          <w:rStyle w:val="Strong"/>
+          <w:b/>
+        </w:rPr>
+        <w:t xml:space="preserve">ancerous </w:t>
+      </w:r>
+      <w:r>
+        <w:rPr>
+          <w:rStyle w:val="Strong"/>
+          <w:b/>
+        </w:rPr>
+        <w:t>c</w:t>
+      </w:r>
+      <w:r>
+        <w:rPr>
+          <w:rStyle w:val="Strong"/>
+          <w:b/>
+        </w:rPr>
+        <w:t>ell</w:t>
+      </w:r>
+      <w:r>
+        <w:rPr/>
+        <w:t> (one that actively destroys).</w:t>
+      </w:r>
+    </w:p>
+    <w:p>
+      <w:pPr>
+        <w:pStyle w:val="BodyText"/>
+        <w:numPr>
+          <w:ilvl w:val="0"/>
+          <w:numId w:val="174"/>
+        </w:numPr>
+        <w:tabs>
+          <w:tab w:val="clear" w:pos="709"/>
+          <w:tab w:val="left" w:pos="0" w:leader="none"/>
+        </w:tabs>
+        <w:spacing w:before="0" w:after="0"/>
+        <w:ind w:hanging="283" w:start="709" w:end="0"/>
+        <w:rPr/>
+      </w:pPr>
+      <w:r>
+        <w:rPr>
+          <w:rStyle w:val="Strong"/>
+          <w:b/>
+        </w:rPr>
+        <w:t>The Response:</w:t>
+      </w:r>
+      <w:r>
+        <w:rPr/>
+        <w:t xml:space="preserve"> If the resistant group moves from apathy to </w:t>
+      </w:r>
+      <w:r>
+        <w:rPr/>
+        <w:t>a</w:t>
+      </w:r>
+      <w:r>
+        <w:rPr/>
+        <w:t>ctive sabotage (crime, corruption, or violence against the Hive), the </w:t>
+      </w:r>
+      <w:r>
+        <w:rPr>
+          <w:b/>
+          <w:bCs/>
+        </w:rPr>
+        <w:t>i</w:t>
+      </w:r>
+      <w:r>
+        <w:rPr>
+          <w:rStyle w:val="Strong"/>
+          <w:b/>
+        </w:rPr>
+        <w:t xml:space="preserve">mmune </w:t>
+      </w:r>
+      <w:r>
+        <w:rPr>
+          <w:rStyle w:val="Strong"/>
+          <w:b/>
+        </w:rPr>
+        <w:t>r</w:t>
+      </w:r>
+      <w:r>
+        <w:rPr>
+          <w:rStyle w:val="Strong"/>
+          <w:b/>
+        </w:rPr>
+        <w:t>esponse</w:t>
+      </w:r>
+      <w:r>
+        <w:rPr/>
+        <w:t> must be swift and absolute.</w:t>
+      </w:r>
+    </w:p>
+    <w:p>
+      <w:pPr>
+        <w:pStyle w:val="BodyText"/>
+        <w:numPr>
+          <w:ilvl w:val="0"/>
+          <w:numId w:val="175"/>
+        </w:numPr>
+        <w:tabs>
+          <w:tab w:val="clear" w:pos="709"/>
+          <w:tab w:val="left" w:pos="0" w:leader="none"/>
+        </w:tabs>
+        <w:ind w:hanging="283" w:start="709" w:end="0"/>
+        <w:rPr/>
+      </w:pPr>
+      <w:r>
+        <w:rPr>
+          <w:rStyle w:val="Strong"/>
+          <w:b/>
+        </w:rPr>
+        <w:t>The Logic:</w:t>
+      </w:r>
+      <w:r>
+        <w:rPr/>
+        <w:t> The Hive’s first duty is to the cells that are cooperating. To allow a destructive cell to persist out of "pity" is to betray every "Good Bee" who is working to keep the system alive.</w:t>
+      </w:r>
+    </w:p>
+    <w:p>
+      <w:pPr>
+        <w:pStyle w:val="BodyText"/>
+        <w:ind w:hanging="0" w:start="0" w:end="0"/>
+        <w:rPr/>
+      </w:pPr>
+      <w:r>
+        <w:rPr>
+          <w:rStyle w:val="Strong"/>
+          <w:b/>
+        </w:rPr>
+        <w:t>The Pragmatic Hive Reality</w:t>
+      </w:r>
+      <w:r>
+        <w:rPr/>
+        <w:br/>
+      </w:r>
+      <w:r>
+        <w:rPr>
+          <w:rStyle w:val="Emphasis"/>
+          <w:i/>
+        </w:rPr>
+        <w:t>A Hive can survive a few empty cells, but it cannot survive a hole in the hull. We feed the hungry to keep them from becoming desperate; we guard the walls to keep the desperate from becoming predators; and we focus our growth where the soil is still fertile.</w:t>
+      </w:r>
+    </w:p>
+    <w:p>
+      <w:pPr>
+        <w:pStyle w:val="BodyText"/>
+        <w:rPr/>
+      </w:pPr>
+      <w:r>
+        <w:rPr/>
+      </w:r>
+    </w:p>
+    <w:p>
+      <w:pPr>
+        <w:pStyle w:val="BodyText"/>
+        <w:spacing w:before="0" w:after="140"/>
+        <w:rPr/>
+      </w:pPr>
+      <w:r>
+        <w:rPr/>
       </w:r>
     </w:p>
     <w:sectPr>
@@ -5303,7 +6095,7 @@
         <w:szCs w:val="16"/>
         <w:color w:val="666666"/>
       </w:rPr>
-      <w:t>12</w:t>
+      <w:t>13</w:t>
     </w:r>
     <w:r>
       <w:rPr>
@@ -5360,7 +6152,7 @@
         <w:szCs w:val="16"/>
         <w:color w:val="666666"/>
       </w:rPr>
-      <w:t>12</w:t>
+      <w:t>13</w:t>
     </w:r>
     <w:r>
       <w:rPr>
@@ -5420,7 +6212,7 @@
         <w:szCs w:val="16"/>
         <w:color w:val="666666"/>
       </w:rPr>
-      <w:t>12</w:t>
+      <w:t>13</w:t>
     </w:r>
     <w:r>
       <w:rPr>
@@ -5477,7 +6269,7 @@
         <w:szCs w:val="16"/>
         <w:color w:val="666666"/>
       </w:rPr>
-      <w:t>12</w:t>
+      <w:t>13</w:t>
     </w:r>
     <w:r>
       <w:rPr>
@@ -16520,6 +17312,554 @@
     </w:lvl>
   </w:abstractNum>
   <w:abstractNum w:abstractNumId="82">
+    <w:lvl w:ilvl="0">
+      <w:start w:val="1"/>
+      <w:numFmt w:val="bullet"/>
+      <w:lvlText w:val=""/>
+      <w:lvlJc w:val="start"/>
+      <w:pPr>
+        <w:tabs>
+          <w:tab w:val="num" w:pos="709"/>
+        </w:tabs>
+        <w:ind w:start="709" w:hanging="283"/>
+      </w:pPr>
+      <w:rPr>
+        <w:rFonts w:ascii="Symbol" w:hAnsi="Symbol" w:cs="Symbol" w:hint="default"/>
+      </w:rPr>
+    </w:lvl>
+    <w:lvl w:ilvl="1">
+      <w:start w:val="1"/>
+      <w:numFmt w:val="bullet"/>
+      <w:lvlText w:val=""/>
+      <w:lvlJc w:val="start"/>
+      <w:pPr>
+        <w:tabs>
+          <w:tab w:val="num" w:pos="1418"/>
+        </w:tabs>
+        <w:ind w:start="1418" w:hanging="283"/>
+      </w:pPr>
+      <w:rPr>
+        <w:rFonts w:ascii="Symbol" w:hAnsi="Symbol" w:cs="Symbol" w:hint="default"/>
+      </w:rPr>
+    </w:lvl>
+    <w:lvl w:ilvl="2">
+      <w:start w:val="1"/>
+      <w:numFmt w:val="bullet"/>
+      <w:lvlText w:val=""/>
+      <w:lvlJc w:val="start"/>
+      <w:pPr>
+        <w:tabs>
+          <w:tab w:val="num" w:pos="2127"/>
+        </w:tabs>
+        <w:ind w:start="2127" w:hanging="283"/>
+      </w:pPr>
+      <w:rPr>
+        <w:rFonts w:ascii="Symbol" w:hAnsi="Symbol" w:cs="Symbol" w:hint="default"/>
+      </w:rPr>
+    </w:lvl>
+    <w:lvl w:ilvl="3">
+      <w:start w:val="1"/>
+      <w:numFmt w:val="bullet"/>
+      <w:lvlText w:val=""/>
+      <w:lvlJc w:val="start"/>
+      <w:pPr>
+        <w:tabs>
+          <w:tab w:val="num" w:pos="2836"/>
+        </w:tabs>
+        <w:ind w:start="2836" w:hanging="283"/>
+      </w:pPr>
+      <w:rPr>
+        <w:rFonts w:ascii="Symbol" w:hAnsi="Symbol" w:cs="Symbol" w:hint="default"/>
+      </w:rPr>
+    </w:lvl>
+    <w:lvl w:ilvl="4">
+      <w:start w:val="1"/>
+      <w:numFmt w:val="bullet"/>
+      <w:lvlText w:val=""/>
+      <w:lvlJc w:val="start"/>
+      <w:pPr>
+        <w:tabs>
+          <w:tab w:val="num" w:pos="3545"/>
+        </w:tabs>
+        <w:ind w:start="3545" w:hanging="283"/>
+      </w:pPr>
+      <w:rPr>
+        <w:rFonts w:ascii="Symbol" w:hAnsi="Symbol" w:cs="Symbol" w:hint="default"/>
+      </w:rPr>
+    </w:lvl>
+    <w:lvl w:ilvl="5">
+      <w:start w:val="1"/>
+      <w:numFmt w:val="bullet"/>
+      <w:lvlText w:val=""/>
+      <w:lvlJc w:val="start"/>
+      <w:pPr>
+        <w:tabs>
+          <w:tab w:val="num" w:pos="4254"/>
+        </w:tabs>
+        <w:ind w:start="4254" w:hanging="283"/>
+      </w:pPr>
+      <w:rPr>
+        <w:rFonts w:ascii="Symbol" w:hAnsi="Symbol" w:cs="Symbol" w:hint="default"/>
+      </w:rPr>
+    </w:lvl>
+    <w:lvl w:ilvl="6">
+      <w:start w:val="1"/>
+      <w:numFmt w:val="bullet"/>
+      <w:lvlText w:val=""/>
+      <w:lvlJc w:val="start"/>
+      <w:pPr>
+        <w:tabs>
+          <w:tab w:val="num" w:pos="4963"/>
+        </w:tabs>
+        <w:ind w:start="4963" w:hanging="283"/>
+      </w:pPr>
+      <w:rPr>
+        <w:rFonts w:ascii="Symbol" w:hAnsi="Symbol" w:cs="Symbol" w:hint="default"/>
+      </w:rPr>
+    </w:lvl>
+    <w:lvl w:ilvl="7">
+      <w:start w:val="1"/>
+      <w:numFmt w:val="bullet"/>
+      <w:lvlText w:val=""/>
+      <w:lvlJc w:val="start"/>
+      <w:pPr>
+        <w:tabs>
+          <w:tab w:val="num" w:pos="5672"/>
+        </w:tabs>
+        <w:ind w:start="5672" w:hanging="283"/>
+      </w:pPr>
+      <w:rPr>
+        <w:rFonts w:ascii="Symbol" w:hAnsi="Symbol" w:cs="Symbol" w:hint="default"/>
+      </w:rPr>
+    </w:lvl>
+    <w:lvl w:ilvl="8">
+      <w:start w:val="1"/>
+      <w:numFmt w:val="bullet"/>
+      <w:lvlText w:val=""/>
+      <w:lvlJc w:val="start"/>
+      <w:pPr>
+        <w:tabs>
+          <w:tab w:val="num" w:pos="6381"/>
+        </w:tabs>
+        <w:ind w:start="6381" w:hanging="283"/>
+      </w:pPr>
+      <w:rPr>
+        <w:rFonts w:ascii="Symbol" w:hAnsi="Symbol" w:cs="Symbol" w:hint="default"/>
+      </w:rPr>
+    </w:lvl>
+  </w:abstractNum>
+  <w:abstractNum w:abstractNumId="83">
+    <w:lvl w:ilvl="0">
+      <w:start w:val="1"/>
+      <w:numFmt w:val="bullet"/>
+      <w:lvlText w:val=""/>
+      <w:lvlJc w:val="start"/>
+      <w:pPr>
+        <w:tabs>
+          <w:tab w:val="num" w:pos="709"/>
+        </w:tabs>
+        <w:ind w:start="709" w:hanging="283"/>
+      </w:pPr>
+      <w:rPr>
+        <w:rFonts w:ascii="Symbol" w:hAnsi="Symbol" w:cs="Symbol" w:hint="default"/>
+      </w:rPr>
+    </w:lvl>
+    <w:lvl w:ilvl="1">
+      <w:start w:val="1"/>
+      <w:numFmt w:val="bullet"/>
+      <w:lvlText w:val=""/>
+      <w:lvlJc w:val="start"/>
+      <w:pPr>
+        <w:tabs>
+          <w:tab w:val="num" w:pos="1418"/>
+        </w:tabs>
+        <w:ind w:start="1418" w:hanging="283"/>
+      </w:pPr>
+      <w:rPr>
+        <w:rFonts w:ascii="Symbol" w:hAnsi="Symbol" w:cs="Symbol" w:hint="default"/>
+      </w:rPr>
+    </w:lvl>
+    <w:lvl w:ilvl="2">
+      <w:start w:val="1"/>
+      <w:numFmt w:val="bullet"/>
+      <w:lvlText w:val=""/>
+      <w:lvlJc w:val="start"/>
+      <w:pPr>
+        <w:tabs>
+          <w:tab w:val="num" w:pos="2127"/>
+        </w:tabs>
+        <w:ind w:start="2127" w:hanging="283"/>
+      </w:pPr>
+      <w:rPr>
+        <w:rFonts w:ascii="Symbol" w:hAnsi="Symbol" w:cs="Symbol" w:hint="default"/>
+      </w:rPr>
+    </w:lvl>
+    <w:lvl w:ilvl="3">
+      <w:start w:val="1"/>
+      <w:numFmt w:val="bullet"/>
+      <w:lvlText w:val=""/>
+      <w:lvlJc w:val="start"/>
+      <w:pPr>
+        <w:tabs>
+          <w:tab w:val="num" w:pos="2836"/>
+        </w:tabs>
+        <w:ind w:start="2836" w:hanging="283"/>
+      </w:pPr>
+      <w:rPr>
+        <w:rFonts w:ascii="Symbol" w:hAnsi="Symbol" w:cs="Symbol" w:hint="default"/>
+      </w:rPr>
+    </w:lvl>
+    <w:lvl w:ilvl="4">
+      <w:start w:val="1"/>
+      <w:numFmt w:val="bullet"/>
+      <w:lvlText w:val=""/>
+      <w:lvlJc w:val="start"/>
+      <w:pPr>
+        <w:tabs>
+          <w:tab w:val="num" w:pos="3545"/>
+        </w:tabs>
+        <w:ind w:start="3545" w:hanging="283"/>
+      </w:pPr>
+      <w:rPr>
+        <w:rFonts w:ascii="Symbol" w:hAnsi="Symbol" w:cs="Symbol" w:hint="default"/>
+      </w:rPr>
+    </w:lvl>
+    <w:lvl w:ilvl="5">
+      <w:start w:val="1"/>
+      <w:numFmt w:val="bullet"/>
+      <w:lvlText w:val=""/>
+      <w:lvlJc w:val="start"/>
+      <w:pPr>
+        <w:tabs>
+          <w:tab w:val="num" w:pos="4254"/>
+        </w:tabs>
+        <w:ind w:start="4254" w:hanging="283"/>
+      </w:pPr>
+      <w:rPr>
+        <w:rFonts w:ascii="Symbol" w:hAnsi="Symbol" w:cs="Symbol" w:hint="default"/>
+      </w:rPr>
+    </w:lvl>
+    <w:lvl w:ilvl="6">
+      <w:start w:val="1"/>
+      <w:numFmt w:val="bullet"/>
+      <w:lvlText w:val=""/>
+      <w:lvlJc w:val="start"/>
+      <w:pPr>
+        <w:tabs>
+          <w:tab w:val="num" w:pos="4963"/>
+        </w:tabs>
+        <w:ind w:start="4963" w:hanging="283"/>
+      </w:pPr>
+      <w:rPr>
+        <w:rFonts w:ascii="Symbol" w:hAnsi="Symbol" w:cs="Symbol" w:hint="default"/>
+      </w:rPr>
+    </w:lvl>
+    <w:lvl w:ilvl="7">
+      <w:start w:val="1"/>
+      <w:numFmt w:val="bullet"/>
+      <w:lvlText w:val=""/>
+      <w:lvlJc w:val="start"/>
+      <w:pPr>
+        <w:tabs>
+          <w:tab w:val="num" w:pos="5672"/>
+        </w:tabs>
+        <w:ind w:start="5672" w:hanging="283"/>
+      </w:pPr>
+      <w:rPr>
+        <w:rFonts w:ascii="Symbol" w:hAnsi="Symbol" w:cs="Symbol" w:hint="default"/>
+      </w:rPr>
+    </w:lvl>
+    <w:lvl w:ilvl="8">
+      <w:start w:val="1"/>
+      <w:numFmt w:val="bullet"/>
+      <w:lvlText w:val=""/>
+      <w:lvlJc w:val="start"/>
+      <w:pPr>
+        <w:tabs>
+          <w:tab w:val="num" w:pos="6381"/>
+        </w:tabs>
+        <w:ind w:start="6381" w:hanging="283"/>
+      </w:pPr>
+      <w:rPr>
+        <w:rFonts w:ascii="Symbol" w:hAnsi="Symbol" w:cs="Symbol" w:hint="default"/>
+      </w:rPr>
+    </w:lvl>
+  </w:abstractNum>
+  <w:abstractNum w:abstractNumId="84">
+    <w:lvl w:ilvl="0">
+      <w:start w:val="1"/>
+      <w:numFmt w:val="bullet"/>
+      <w:lvlText w:val=""/>
+      <w:lvlJc w:val="start"/>
+      <w:pPr>
+        <w:tabs>
+          <w:tab w:val="num" w:pos="709"/>
+        </w:tabs>
+        <w:ind w:start="709" w:hanging="283"/>
+      </w:pPr>
+      <w:rPr>
+        <w:rFonts w:ascii="Symbol" w:hAnsi="Symbol" w:cs="Symbol" w:hint="default"/>
+      </w:rPr>
+    </w:lvl>
+    <w:lvl w:ilvl="1">
+      <w:start w:val="1"/>
+      <w:numFmt w:val="bullet"/>
+      <w:lvlText w:val=""/>
+      <w:lvlJc w:val="start"/>
+      <w:pPr>
+        <w:tabs>
+          <w:tab w:val="num" w:pos="1418"/>
+        </w:tabs>
+        <w:ind w:start="1418" w:hanging="283"/>
+      </w:pPr>
+      <w:rPr>
+        <w:rFonts w:ascii="Symbol" w:hAnsi="Symbol" w:cs="Symbol" w:hint="default"/>
+      </w:rPr>
+    </w:lvl>
+    <w:lvl w:ilvl="2">
+      <w:start w:val="1"/>
+      <w:numFmt w:val="bullet"/>
+      <w:lvlText w:val=""/>
+      <w:lvlJc w:val="start"/>
+      <w:pPr>
+        <w:tabs>
+          <w:tab w:val="num" w:pos="2127"/>
+        </w:tabs>
+        <w:ind w:start="2127" w:hanging="283"/>
+      </w:pPr>
+      <w:rPr>
+        <w:rFonts w:ascii="Symbol" w:hAnsi="Symbol" w:cs="Symbol" w:hint="default"/>
+      </w:rPr>
+    </w:lvl>
+    <w:lvl w:ilvl="3">
+      <w:start w:val="1"/>
+      <w:numFmt w:val="bullet"/>
+      <w:lvlText w:val=""/>
+      <w:lvlJc w:val="start"/>
+      <w:pPr>
+        <w:tabs>
+          <w:tab w:val="num" w:pos="2836"/>
+        </w:tabs>
+        <w:ind w:start="2836" w:hanging="283"/>
+      </w:pPr>
+      <w:rPr>
+        <w:rFonts w:ascii="Symbol" w:hAnsi="Symbol" w:cs="Symbol" w:hint="default"/>
+      </w:rPr>
+    </w:lvl>
+    <w:lvl w:ilvl="4">
+      <w:start w:val="1"/>
+      <w:numFmt w:val="bullet"/>
+      <w:lvlText w:val=""/>
+      <w:lvlJc w:val="start"/>
+      <w:pPr>
+        <w:tabs>
+          <w:tab w:val="num" w:pos="3545"/>
+        </w:tabs>
+        <w:ind w:start="3545" w:hanging="283"/>
+      </w:pPr>
+      <w:rPr>
+        <w:rFonts w:ascii="Symbol" w:hAnsi="Symbol" w:cs="Symbol" w:hint="default"/>
+      </w:rPr>
+    </w:lvl>
+    <w:lvl w:ilvl="5">
+      <w:start w:val="1"/>
+      <w:numFmt w:val="bullet"/>
+      <w:lvlText w:val=""/>
+      <w:lvlJc w:val="start"/>
+      <w:pPr>
+        <w:tabs>
+          <w:tab w:val="num" w:pos="4254"/>
+        </w:tabs>
+        <w:ind w:start="4254" w:hanging="283"/>
+      </w:pPr>
+      <w:rPr>
+        <w:rFonts w:ascii="Symbol" w:hAnsi="Symbol" w:cs="Symbol" w:hint="default"/>
+      </w:rPr>
+    </w:lvl>
+    <w:lvl w:ilvl="6">
+      <w:start w:val="1"/>
+      <w:numFmt w:val="bullet"/>
+      <w:lvlText w:val=""/>
+      <w:lvlJc w:val="start"/>
+      <w:pPr>
+        <w:tabs>
+          <w:tab w:val="num" w:pos="4963"/>
+        </w:tabs>
+        <w:ind w:start="4963" w:hanging="283"/>
+      </w:pPr>
+      <w:rPr>
+        <w:rFonts w:ascii="Symbol" w:hAnsi="Symbol" w:cs="Symbol" w:hint="default"/>
+      </w:rPr>
+    </w:lvl>
+    <w:lvl w:ilvl="7">
+      <w:start w:val="1"/>
+      <w:numFmt w:val="bullet"/>
+      <w:lvlText w:val=""/>
+      <w:lvlJc w:val="start"/>
+      <w:pPr>
+        <w:tabs>
+          <w:tab w:val="num" w:pos="5672"/>
+        </w:tabs>
+        <w:ind w:start="5672" w:hanging="283"/>
+      </w:pPr>
+      <w:rPr>
+        <w:rFonts w:ascii="Symbol" w:hAnsi="Symbol" w:cs="Symbol" w:hint="default"/>
+      </w:rPr>
+    </w:lvl>
+    <w:lvl w:ilvl="8">
+      <w:start w:val="1"/>
+      <w:numFmt w:val="bullet"/>
+      <w:lvlText w:val=""/>
+      <w:lvlJc w:val="start"/>
+      <w:pPr>
+        <w:tabs>
+          <w:tab w:val="num" w:pos="6381"/>
+        </w:tabs>
+        <w:ind w:start="6381" w:hanging="283"/>
+      </w:pPr>
+      <w:rPr>
+        <w:rFonts w:ascii="Symbol" w:hAnsi="Symbol" w:cs="Symbol" w:hint="default"/>
+      </w:rPr>
+    </w:lvl>
+  </w:abstractNum>
+  <w:abstractNum w:abstractNumId="85">
+    <w:lvl w:ilvl="0">
+      <w:start w:val="1"/>
+      <w:numFmt w:val="bullet"/>
+      <w:lvlText w:val=""/>
+      <w:lvlJc w:val="start"/>
+      <w:pPr>
+        <w:tabs>
+          <w:tab w:val="num" w:pos="709"/>
+        </w:tabs>
+        <w:ind w:start="709" w:hanging="283"/>
+      </w:pPr>
+      <w:rPr>
+        <w:rFonts w:ascii="Symbol" w:hAnsi="Symbol" w:cs="Symbol" w:hint="default"/>
+      </w:rPr>
+    </w:lvl>
+    <w:lvl w:ilvl="1">
+      <w:start w:val="1"/>
+      <w:numFmt w:val="bullet"/>
+      <w:lvlText w:val=""/>
+      <w:lvlJc w:val="start"/>
+      <w:pPr>
+        <w:tabs>
+          <w:tab w:val="num" w:pos="1418"/>
+        </w:tabs>
+        <w:ind w:start="1418" w:hanging="283"/>
+      </w:pPr>
+      <w:rPr>
+        <w:rFonts w:ascii="Symbol" w:hAnsi="Symbol" w:cs="Symbol" w:hint="default"/>
+      </w:rPr>
+    </w:lvl>
+    <w:lvl w:ilvl="2">
+      <w:start w:val="1"/>
+      <w:numFmt w:val="bullet"/>
+      <w:lvlText w:val=""/>
+      <w:lvlJc w:val="start"/>
+      <w:pPr>
+        <w:tabs>
+          <w:tab w:val="num" w:pos="2127"/>
+        </w:tabs>
+        <w:ind w:start="2127" w:hanging="283"/>
+      </w:pPr>
+      <w:rPr>
+        <w:rFonts w:ascii="Symbol" w:hAnsi="Symbol" w:cs="Symbol" w:hint="default"/>
+      </w:rPr>
+    </w:lvl>
+    <w:lvl w:ilvl="3">
+      <w:start w:val="1"/>
+      <w:numFmt w:val="bullet"/>
+      <w:lvlText w:val=""/>
+      <w:lvlJc w:val="start"/>
+      <w:pPr>
+        <w:tabs>
+          <w:tab w:val="num" w:pos="2836"/>
+        </w:tabs>
+        <w:ind w:start="2836" w:hanging="283"/>
+      </w:pPr>
+      <w:rPr>
+        <w:rFonts w:ascii="Symbol" w:hAnsi="Symbol" w:cs="Symbol" w:hint="default"/>
+      </w:rPr>
+    </w:lvl>
+    <w:lvl w:ilvl="4">
+      <w:start w:val="1"/>
+      <w:numFmt w:val="bullet"/>
+      <w:lvlText w:val=""/>
+      <w:lvlJc w:val="start"/>
+      <w:pPr>
+        <w:tabs>
+          <w:tab w:val="num" w:pos="3545"/>
+        </w:tabs>
+        <w:ind w:start="3545" w:hanging="283"/>
+      </w:pPr>
+      <w:rPr>
+        <w:rFonts w:ascii="Symbol" w:hAnsi="Symbol" w:cs="Symbol" w:hint="default"/>
+      </w:rPr>
+    </w:lvl>
+    <w:lvl w:ilvl="5">
+      <w:start w:val="1"/>
+      <w:numFmt w:val="bullet"/>
+      <w:lvlText w:val=""/>
+      <w:lvlJc w:val="start"/>
+      <w:pPr>
+        <w:tabs>
+          <w:tab w:val="num" w:pos="4254"/>
+        </w:tabs>
+        <w:ind w:start="4254" w:hanging="283"/>
+      </w:pPr>
+      <w:rPr>
+        <w:rFonts w:ascii="Symbol" w:hAnsi="Symbol" w:cs="Symbol" w:hint="default"/>
+      </w:rPr>
+    </w:lvl>
+    <w:lvl w:ilvl="6">
+      <w:start w:val="1"/>
+      <w:numFmt w:val="bullet"/>
+      <w:lvlText w:val=""/>
+      <w:lvlJc w:val="start"/>
+      <w:pPr>
+        <w:tabs>
+          <w:tab w:val="num" w:pos="4963"/>
+        </w:tabs>
+        <w:ind w:start="4963" w:hanging="283"/>
+      </w:pPr>
+      <w:rPr>
+        <w:rFonts w:ascii="Symbol" w:hAnsi="Symbol" w:cs="Symbol" w:hint="default"/>
+      </w:rPr>
+    </w:lvl>
+    <w:lvl w:ilvl="7">
+      <w:start w:val="1"/>
+      <w:numFmt w:val="bullet"/>
+      <w:lvlText w:val=""/>
+      <w:lvlJc w:val="start"/>
+      <w:pPr>
+        <w:tabs>
+          <w:tab w:val="num" w:pos="5672"/>
+        </w:tabs>
+        <w:ind w:start="5672" w:hanging="283"/>
+      </w:pPr>
+      <w:rPr>
+        <w:rFonts w:ascii="Symbol" w:hAnsi="Symbol" w:cs="Symbol" w:hint="default"/>
+      </w:rPr>
+    </w:lvl>
+    <w:lvl w:ilvl="8">
+      <w:start w:val="1"/>
+      <w:numFmt w:val="bullet"/>
+      <w:lvlText w:val=""/>
+      <w:lvlJc w:val="start"/>
+      <w:pPr>
+        <w:tabs>
+          <w:tab w:val="num" w:pos="6381"/>
+        </w:tabs>
+        <w:ind w:start="6381" w:hanging="283"/>
+      </w:pPr>
+      <w:rPr>
+        <w:rFonts w:ascii="Symbol" w:hAnsi="Symbol" w:cs="Symbol" w:hint="default"/>
+      </w:rPr>
+    </w:lvl>
+  </w:abstractNum>
+  <w:abstractNum w:abstractNumId="86">
     <w:lvl w:ilvl="0">
       <w:start w:val="1"/>
       <w:numFmt w:val="bullet"/>
@@ -16903,487 +18243,547 @@
     <w:abstractNumId w:val="82"/>
   </w:num>
   <w:num w:numId="83">
+    <w:abstractNumId w:val="83"/>
+  </w:num>
+  <w:num w:numId="84">
+    <w:abstractNumId w:val="84"/>
+  </w:num>
+  <w:num w:numId="85">
+    <w:abstractNumId w:val="85"/>
+  </w:num>
+  <w:num w:numId="86">
+    <w:abstractNumId w:val="86"/>
+  </w:num>
+  <w:num w:numId="87">
     <w:abstractNumId w:val="2"/>
     <w:lvlOverride w:ilvl="0">
       <w:startOverride w:val="1"/>
     </w:lvlOverride>
   </w:num>
-  <w:num w:numId="84">
+  <w:num w:numId="88">
     <w:abstractNumId w:val="2"/>
     <w:lvlOverride w:ilvl="0">
       <w:startOverride w:val="2"/>
     </w:lvlOverride>
   </w:num>
-  <w:num w:numId="85">
+  <w:num w:numId="89">
     <w:abstractNumId w:val="4"/>
     <w:lvlOverride w:ilvl="0">
       <w:startOverride w:val="1"/>
     </w:lvlOverride>
   </w:num>
-  <w:num w:numId="86">
+  <w:num w:numId="90">
     <w:abstractNumId w:val="4"/>
     <w:lvlOverride w:ilvl="0">
       <w:startOverride w:val="2"/>
     </w:lvlOverride>
   </w:num>
-  <w:num w:numId="87">
+  <w:num w:numId="91">
     <w:abstractNumId w:val="6"/>
     <w:lvlOverride w:ilvl="0">
       <w:startOverride w:val="1"/>
     </w:lvlOverride>
   </w:num>
-  <w:num w:numId="88">
+  <w:num w:numId="92">
     <w:abstractNumId w:val="6"/>
     <w:lvlOverride w:ilvl="0">
       <w:startOverride w:val="2"/>
     </w:lvlOverride>
   </w:num>
-  <w:num w:numId="89">
+  <w:num w:numId="93">
     <w:abstractNumId w:val="8"/>
     <w:lvlOverride w:ilvl="0">
       <w:startOverride w:val="1"/>
     </w:lvlOverride>
   </w:num>
-  <w:num w:numId="90">
+  <w:num w:numId="94">
     <w:abstractNumId w:val="8"/>
     <w:lvlOverride w:ilvl="0">
       <w:startOverride w:val="2"/>
     </w:lvlOverride>
   </w:num>
-  <w:num w:numId="91">
+  <w:num w:numId="95">
     <w:abstractNumId w:val="8"/>
     <w:lvlOverride w:ilvl="0">
       <w:startOverride w:val="3"/>
     </w:lvlOverride>
   </w:num>
-  <w:num w:numId="92">
+  <w:num w:numId="96">
     <w:abstractNumId w:val="11"/>
     <w:lvlOverride w:ilvl="0">
       <w:startOverride w:val="1"/>
     </w:lvlOverride>
   </w:num>
-  <w:num w:numId="93">
+  <w:num w:numId="97">
     <w:abstractNumId w:val="11"/>
     <w:lvlOverride w:ilvl="0">
       <w:startOverride w:val="2"/>
     </w:lvlOverride>
   </w:num>
-  <w:num w:numId="94">
+  <w:num w:numId="98">
     <w:abstractNumId w:val="11"/>
     <w:lvlOverride w:ilvl="0">
       <w:startOverride w:val="3"/>
     </w:lvlOverride>
   </w:num>
-  <w:num w:numId="95">
+  <w:num w:numId="99">
     <w:abstractNumId w:val="14"/>
     <w:lvlOverride w:ilvl="0">
       <w:startOverride w:val="1"/>
     </w:lvlOverride>
   </w:num>
-  <w:num w:numId="96">
+  <w:num w:numId="100">
     <w:abstractNumId w:val="14"/>
     <w:lvlOverride w:ilvl="0">
       <w:startOverride w:val="2"/>
     </w:lvlOverride>
   </w:num>
-  <w:num w:numId="97">
+  <w:num w:numId="101">
     <w:abstractNumId w:val="16"/>
     <w:lvlOverride w:ilvl="0">
       <w:startOverride w:val="1"/>
     </w:lvlOverride>
   </w:num>
-  <w:num w:numId="98">
+  <w:num w:numId="102">
     <w:abstractNumId w:val="16"/>
     <w:lvlOverride w:ilvl="0">
       <w:startOverride w:val="2"/>
     </w:lvlOverride>
   </w:num>
-  <w:num w:numId="99">
+  <w:num w:numId="103">
     <w:abstractNumId w:val="18"/>
     <w:lvlOverride w:ilvl="0">
       <w:startOverride w:val="1"/>
     </w:lvlOverride>
   </w:num>
-  <w:num w:numId="100">
+  <w:num w:numId="104">
     <w:abstractNumId w:val="18"/>
     <w:lvlOverride w:ilvl="0">
       <w:startOverride w:val="2"/>
     </w:lvlOverride>
   </w:num>
-  <w:num w:numId="101">
+  <w:num w:numId="105">
     <w:abstractNumId w:val="18"/>
     <w:lvlOverride w:ilvl="0">
       <w:startOverride w:val="3"/>
     </w:lvlOverride>
   </w:num>
-  <w:num w:numId="102">
+  <w:num w:numId="106">
     <w:abstractNumId w:val="21"/>
     <w:lvlOverride w:ilvl="0">
       <w:startOverride w:val="1"/>
     </w:lvlOverride>
   </w:num>
-  <w:num w:numId="103">
+  <w:num w:numId="107">
     <w:abstractNumId w:val="21"/>
     <w:lvlOverride w:ilvl="0">
       <w:startOverride w:val="2"/>
     </w:lvlOverride>
   </w:num>
-  <w:num w:numId="104">
+  <w:num w:numId="108">
     <w:abstractNumId w:val="21"/>
     <w:lvlOverride w:ilvl="0">
       <w:startOverride w:val="3"/>
     </w:lvlOverride>
   </w:num>
-  <w:num w:numId="105">
+  <w:num w:numId="109">
     <w:abstractNumId w:val="24"/>
     <w:lvlOverride w:ilvl="0">
       <w:startOverride w:val="1"/>
     </w:lvlOverride>
   </w:num>
-  <w:num w:numId="106">
+  <w:num w:numId="110">
     <w:abstractNumId w:val="24"/>
     <w:lvlOverride w:ilvl="0">
       <w:startOverride w:val="2"/>
     </w:lvlOverride>
   </w:num>
-  <w:num w:numId="107">
+  <w:num w:numId="111">
     <w:abstractNumId w:val="24"/>
     <w:lvlOverride w:ilvl="0">
       <w:startOverride w:val="3"/>
     </w:lvlOverride>
   </w:num>
-  <w:num w:numId="108">
+  <w:num w:numId="112">
     <w:abstractNumId w:val="27"/>
     <w:lvlOverride w:ilvl="0">
       <w:startOverride w:val="1"/>
     </w:lvlOverride>
   </w:num>
-  <w:num w:numId="109">
+  <w:num w:numId="113">
     <w:abstractNumId w:val="27"/>
     <w:lvlOverride w:ilvl="0">
       <w:startOverride w:val="2"/>
     </w:lvlOverride>
   </w:num>
-  <w:num w:numId="110">
+  <w:num w:numId="114">
     <w:abstractNumId w:val="29"/>
     <w:lvlOverride w:ilvl="0">
       <w:startOverride w:val="1"/>
     </w:lvlOverride>
   </w:num>
-  <w:num w:numId="111">
+  <w:num w:numId="115">
     <w:abstractNumId w:val="29"/>
     <w:lvlOverride w:ilvl="0">
       <w:startOverride w:val="2"/>
     </w:lvlOverride>
   </w:num>
-  <w:num w:numId="112">
+  <w:num w:numId="116">
     <w:abstractNumId w:val="31"/>
     <w:lvlOverride w:ilvl="0">
       <w:startOverride w:val="1"/>
     </w:lvlOverride>
   </w:num>
-  <w:num w:numId="113">
+  <w:num w:numId="117">
     <w:abstractNumId w:val="31"/>
     <w:lvlOverride w:ilvl="0">
       <w:startOverride w:val="2"/>
     </w:lvlOverride>
   </w:num>
-  <w:num w:numId="114">
+  <w:num w:numId="118">
     <w:abstractNumId w:val="33"/>
     <w:lvlOverride w:ilvl="0">
       <w:startOverride w:val="1"/>
     </w:lvlOverride>
   </w:num>
-  <w:num w:numId="115">
+  <w:num w:numId="119">
     <w:abstractNumId w:val="33"/>
     <w:lvlOverride w:ilvl="0">
       <w:startOverride w:val="2"/>
     </w:lvlOverride>
   </w:num>
-  <w:num w:numId="116">
+  <w:num w:numId="120">
     <w:abstractNumId w:val="35"/>
     <w:lvlOverride w:ilvl="0">
       <w:startOverride w:val="1"/>
     </w:lvlOverride>
   </w:num>
-  <w:num w:numId="117">
+  <w:num w:numId="121">
     <w:abstractNumId w:val="35"/>
     <w:lvlOverride w:ilvl="0">
       <w:startOverride w:val="2"/>
     </w:lvlOverride>
   </w:num>
-  <w:num w:numId="118">
+  <w:num w:numId="122">
     <w:abstractNumId w:val="37"/>
     <w:lvlOverride w:ilvl="0">
       <w:startOverride w:val="1"/>
     </w:lvlOverride>
   </w:num>
-  <w:num w:numId="119">
+  <w:num w:numId="123">
     <w:abstractNumId w:val="37"/>
     <w:lvlOverride w:ilvl="0">
       <w:startOverride w:val="2"/>
     </w:lvlOverride>
   </w:num>
-  <w:num w:numId="120">
+  <w:num w:numId="124">
     <w:abstractNumId w:val="39"/>
     <w:lvlOverride w:ilvl="0">
       <w:startOverride w:val="1"/>
     </w:lvlOverride>
   </w:num>
-  <w:num w:numId="121">
+  <w:num w:numId="125">
     <w:abstractNumId w:val="39"/>
     <w:lvlOverride w:ilvl="0">
       <w:startOverride w:val="2"/>
     </w:lvlOverride>
   </w:num>
-  <w:num w:numId="122">
+  <w:num w:numId="126">
     <w:abstractNumId w:val="41"/>
     <w:lvlOverride w:ilvl="0">
       <w:startOverride w:val="1"/>
     </w:lvlOverride>
   </w:num>
-  <w:num w:numId="123">
+  <w:num w:numId="127">
     <w:abstractNumId w:val="41"/>
     <w:lvlOverride w:ilvl="0">
       <w:startOverride w:val="2"/>
     </w:lvlOverride>
   </w:num>
-  <w:num w:numId="124">
+  <w:num w:numId="128">
     <w:abstractNumId w:val="43"/>
     <w:lvlOverride w:ilvl="0">
       <w:startOverride w:val="1"/>
     </w:lvlOverride>
   </w:num>
-  <w:num w:numId="125">
+  <w:num w:numId="129">
     <w:abstractNumId w:val="43"/>
     <w:lvlOverride w:ilvl="0">
       <w:startOverride w:val="2"/>
     </w:lvlOverride>
   </w:num>
-  <w:num w:numId="126">
+  <w:num w:numId="130">
     <w:abstractNumId w:val="45"/>
     <w:lvlOverride w:ilvl="0">
       <w:startOverride w:val="1"/>
     </w:lvlOverride>
   </w:num>
-  <w:num w:numId="127">
+  <w:num w:numId="131">
     <w:abstractNumId w:val="45"/>
     <w:lvlOverride w:ilvl="0">
       <w:startOverride w:val="2"/>
     </w:lvlOverride>
   </w:num>
-  <w:num w:numId="128">
+  <w:num w:numId="132">
     <w:abstractNumId w:val="47"/>
     <w:lvlOverride w:ilvl="0">
       <w:startOverride w:val="1"/>
     </w:lvlOverride>
   </w:num>
-  <w:num w:numId="129">
+  <w:num w:numId="133">
     <w:abstractNumId w:val="47"/>
     <w:lvlOverride w:ilvl="0">
       <w:startOverride w:val="2"/>
     </w:lvlOverride>
   </w:num>
-  <w:num w:numId="130">
+  <w:num w:numId="134">
     <w:abstractNumId w:val="49"/>
     <w:lvlOverride w:ilvl="0">
       <w:startOverride w:val="1"/>
     </w:lvlOverride>
   </w:num>
-  <w:num w:numId="131">
+  <w:num w:numId="135">
     <w:abstractNumId w:val="49"/>
     <w:lvlOverride w:ilvl="0">
       <w:startOverride w:val="2"/>
     </w:lvlOverride>
   </w:num>
-  <w:num w:numId="132">
+  <w:num w:numId="136">
     <w:abstractNumId w:val="51"/>
     <w:lvlOverride w:ilvl="0">
       <w:startOverride w:val="1"/>
     </w:lvlOverride>
   </w:num>
-  <w:num w:numId="133">
+  <w:num w:numId="137">
     <w:abstractNumId w:val="51"/>
     <w:lvlOverride w:ilvl="0">
       <w:startOverride w:val="2"/>
     </w:lvlOverride>
   </w:num>
-  <w:num w:numId="134">
+  <w:num w:numId="138">
     <w:abstractNumId w:val="53"/>
     <w:lvlOverride w:ilvl="0">
       <w:startOverride w:val="1"/>
     </w:lvlOverride>
   </w:num>
-  <w:num w:numId="135">
+  <w:num w:numId="139">
     <w:abstractNumId w:val="53"/>
     <w:lvlOverride w:ilvl="0">
       <w:startOverride w:val="2"/>
     </w:lvlOverride>
   </w:num>
-  <w:num w:numId="136">
+  <w:num w:numId="140">
     <w:abstractNumId w:val="55"/>
     <w:lvlOverride w:ilvl="0">
       <w:startOverride w:val="1"/>
     </w:lvlOverride>
   </w:num>
-  <w:num w:numId="137">
+  <w:num w:numId="141">
     <w:abstractNumId w:val="55"/>
     <w:lvlOverride w:ilvl="0">
       <w:startOverride w:val="2"/>
     </w:lvlOverride>
   </w:num>
-  <w:num w:numId="138">
+  <w:num w:numId="142">
     <w:abstractNumId w:val="57"/>
     <w:lvlOverride w:ilvl="0">
       <w:startOverride w:val="1"/>
     </w:lvlOverride>
   </w:num>
-  <w:num w:numId="139">
+  <w:num w:numId="143">
     <w:abstractNumId w:val="57"/>
     <w:lvlOverride w:ilvl="0">
       <w:startOverride w:val="2"/>
     </w:lvlOverride>
   </w:num>
-  <w:num w:numId="140">
+  <w:num w:numId="144">
     <w:abstractNumId w:val="59"/>
     <w:lvlOverride w:ilvl="0">
       <w:startOverride w:val="1"/>
     </w:lvlOverride>
   </w:num>
-  <w:num w:numId="141">
+  <w:num w:numId="145">
     <w:abstractNumId w:val="59"/>
     <w:lvlOverride w:ilvl="0">
       <w:startOverride w:val="2"/>
     </w:lvlOverride>
   </w:num>
-  <w:num w:numId="142">
+  <w:num w:numId="146">
     <w:abstractNumId w:val="61"/>
     <w:lvlOverride w:ilvl="0">
       <w:startOverride w:val="1"/>
     </w:lvlOverride>
   </w:num>
-  <w:num w:numId="143">
+  <w:num w:numId="147">
     <w:abstractNumId w:val="61"/>
     <w:lvlOverride w:ilvl="0">
       <w:startOverride w:val="2"/>
     </w:lvlOverride>
   </w:num>
-  <w:num w:numId="144">
+  <w:num w:numId="148">
     <w:abstractNumId w:val="63"/>
     <w:lvlOverride w:ilvl="0">
       <w:startOverride w:val="1"/>
     </w:lvlOverride>
   </w:num>
-  <w:num w:numId="145">
+  <w:num w:numId="149">
     <w:abstractNumId w:val="63"/>
     <w:lvlOverride w:ilvl="0">
       <w:startOverride w:val="2"/>
     </w:lvlOverride>
   </w:num>
-  <w:num w:numId="146">
+  <w:num w:numId="150">
     <w:abstractNumId w:val="65"/>
     <w:lvlOverride w:ilvl="0">
       <w:startOverride w:val="1"/>
     </w:lvlOverride>
   </w:num>
-  <w:num w:numId="147">
+  <w:num w:numId="151">
     <w:abstractNumId w:val="65"/>
     <w:lvlOverride w:ilvl="0">
       <w:startOverride w:val="2"/>
     </w:lvlOverride>
   </w:num>
-  <w:num w:numId="148">
+  <w:num w:numId="152">
     <w:abstractNumId w:val="67"/>
     <w:lvlOverride w:ilvl="0">
       <w:startOverride w:val="1"/>
     </w:lvlOverride>
   </w:num>
-  <w:num w:numId="149">
+  <w:num w:numId="153">
     <w:abstractNumId w:val="67"/>
     <w:lvlOverride w:ilvl="0">
       <w:startOverride w:val="2"/>
     </w:lvlOverride>
   </w:num>
-  <w:num w:numId="150">
+  <w:num w:numId="154">
     <w:abstractNumId w:val="69"/>
     <w:lvlOverride w:ilvl="0">
       <w:startOverride w:val="1"/>
     </w:lvlOverride>
   </w:num>
-  <w:num w:numId="151">
+  <w:num w:numId="155">
     <w:abstractNumId w:val="69"/>
     <w:lvlOverride w:ilvl="0">
       <w:startOverride w:val="2"/>
     </w:lvlOverride>
   </w:num>
-  <w:num w:numId="152">
+  <w:num w:numId="156">
     <w:abstractNumId w:val="71"/>
     <w:lvlOverride w:ilvl="0">
       <w:startOverride w:val="1"/>
     </w:lvlOverride>
   </w:num>
-  <w:num w:numId="153">
+  <w:num w:numId="157">
     <w:abstractNumId w:val="71"/>
     <w:lvlOverride w:ilvl="0">
       <w:startOverride w:val="2"/>
     </w:lvlOverride>
   </w:num>
-  <w:num w:numId="154">
+  <w:num w:numId="158">
     <w:abstractNumId w:val="73"/>
     <w:lvlOverride w:ilvl="0">
       <w:startOverride w:val="1"/>
     </w:lvlOverride>
   </w:num>
-  <w:num w:numId="155">
+  <w:num w:numId="159">
     <w:abstractNumId w:val="73"/>
     <w:lvlOverride w:ilvl="0">
       <w:startOverride w:val="2"/>
     </w:lvlOverride>
   </w:num>
-  <w:num w:numId="156">
+  <w:num w:numId="160">
     <w:abstractNumId w:val="75"/>
     <w:lvlOverride w:ilvl="0">
       <w:startOverride w:val="1"/>
     </w:lvlOverride>
   </w:num>
-  <w:num w:numId="157">
+  <w:num w:numId="161">
     <w:abstractNumId w:val="75"/>
     <w:lvlOverride w:ilvl="0">
       <w:startOverride w:val="2"/>
     </w:lvlOverride>
   </w:num>
-  <w:num w:numId="158">
+  <w:num w:numId="162">
     <w:abstractNumId w:val="77"/>
     <w:lvlOverride w:ilvl="0">
       <w:startOverride w:val="1"/>
     </w:lvlOverride>
   </w:num>
-  <w:num w:numId="159">
+  <w:num w:numId="163">
     <w:abstractNumId w:val="77"/>
     <w:lvlOverride w:ilvl="0">
       <w:startOverride w:val="2"/>
     </w:lvlOverride>
   </w:num>
-  <w:num w:numId="160">
+  <w:num w:numId="164">
     <w:abstractNumId w:val="79"/>
     <w:lvlOverride w:ilvl="0">
       <w:startOverride w:val="1"/>
     </w:lvlOverride>
   </w:num>
-  <w:num w:numId="161">
+  <w:num w:numId="165">
     <w:abstractNumId w:val="79"/>
     <w:lvlOverride w:ilvl="0">
       <w:startOverride w:val="2"/>
     </w:lvlOverride>
   </w:num>
-  <w:num w:numId="162">
+  <w:num w:numId="166">
     <w:abstractNumId w:val="81"/>
     <w:lvlOverride w:ilvl="0">
       <w:startOverride w:val="1"/>
     </w:lvlOverride>
   </w:num>
-  <w:num w:numId="163">
+  <w:num w:numId="167">
     <w:abstractNumId w:val="81"/>
+    <w:lvlOverride w:ilvl="0">
+      <w:startOverride w:val="2"/>
+    </w:lvlOverride>
+  </w:num>
+  <w:num w:numId="168">
+    <w:abstractNumId w:val="83"/>
+    <w:lvlOverride w:ilvl="0">
+      <w:startOverride w:val="1"/>
+    </w:lvlOverride>
+  </w:num>
+  <w:num w:numId="169">
+    <w:abstractNumId w:val="83"/>
+    <w:lvlOverride w:ilvl="0">
+      <w:startOverride w:val="2"/>
+    </w:lvlOverride>
+  </w:num>
+  <w:num w:numId="170">
+    <w:abstractNumId w:val="84"/>
+    <w:lvlOverride w:ilvl="0">
+      <w:startOverride w:val="1"/>
+    </w:lvlOverride>
+  </w:num>
+  <w:num w:numId="171">
+    <w:abstractNumId w:val="84"/>
+    <w:lvlOverride w:ilvl="0">
+      <w:startOverride w:val="2"/>
+    </w:lvlOverride>
+  </w:num>
+  <w:num w:numId="172">
+    <w:abstractNumId w:val="85"/>
+    <w:lvlOverride w:ilvl="0">
+      <w:startOverride w:val="1"/>
+    </w:lvlOverride>
+  </w:num>
+  <w:num w:numId="173">
+    <w:abstractNumId w:val="85"/>
+    <w:lvlOverride w:ilvl="0">
+      <w:startOverride w:val="2"/>
+    </w:lvlOverride>
+  </w:num>
+  <w:num w:numId="174">
+    <w:abstractNumId w:val="86"/>
+    <w:lvlOverride w:ilvl="0">
+      <w:startOverride w:val="1"/>
+    </w:lvlOverride>
+  </w:num>
+  <w:num w:numId="175">
+    <w:abstractNumId w:val="86"/>
     <w:lvlOverride w:ilvl="0">
       <w:startOverride w:val="2"/>
     </w:lvlOverride>

--- a/The Pragmatic Hive v1.docx
+++ b/The Pragmatic Hive v1.docx
@@ -565,7 +565,7 @@
       </w:pPr>
       <w:r>
         <w:rPr/>
-        <w:t>The Transition: "Enlightened Self-Interest"</w:t>
+        <w:t>The Transition: Enlightened Self-Interest</w:t>
       </w:r>
     </w:p>
     <w:p>
@@ -599,7 +599,18 @@
       </w:pPr>
       <w:r>
         <w:rPr/>
-        <w:t>The Hive Logic: You begin to see that "what hurts the hive hurts the bee." Helping others is not "pure altruism" (which some argue doesn't exist) but rather a sophisticated form of survival.</w:t>
+        <w:t xml:space="preserve">The Hive Logic: You begin to see that "what hurts the hive hurts the bee." Helping others is not </w:t>
+      </w:r>
+      <w:r>
+        <w:rPr>
+          <w:i/>
+          <w:iCs/>
+        </w:rPr>
+        <w:t>pure altruism</w:t>
+      </w:r>
+      <w:r>
+        <w:rPr/>
+        <w:t xml:space="preserve"> (which some argue doesn't exist) but rather a sophisticated form of survival.</w:t>
       </w:r>
     </w:p>
     <w:p>
@@ -619,7 +630,29 @@
       </w:pPr>
       <w:r>
         <w:rPr/>
-        <w:t xml:space="preserve">Psychological Reward: Service begins when you start deriving "personal satisfaction" or a "warm glow" from prosocial acts. At this point, your "self-interest" has expanded to include the well-being of the collective because their stability ensures your own continued flourishing. </w:t>
+        <w:t xml:space="preserve">Psychological Reward: Service begins when you start deriving </w:t>
+      </w:r>
+      <w:r>
+        <w:rPr>
+          <w:i/>
+          <w:iCs/>
+        </w:rPr>
+        <w:t>personal satisfaction</w:t>
+      </w:r>
+      <w:r>
+        <w:rPr/>
+        <w:t xml:space="preserve"> or a </w:t>
+      </w:r>
+      <w:r>
+        <w:rPr>
+          <w:i/>
+          <w:iCs/>
+        </w:rPr>
+        <w:t>warm glow</w:t>
+      </w:r>
+      <w:r>
+        <w:rPr/>
+        <w:t xml:space="preserve"> from prosocial acts. At this point, your self-interest has expanded to include the well-being of the collective because their stability ensures your own continued flourishing. </w:t>
       </w:r>
     </w:p>
     <w:p>
@@ -645,7 +678,23 @@
       </w:pPr>
       <w:r>
         <w:rPr/>
-        <w:t>Service officially begins at the level of Self-Transcendence, the highest tier of Maslow's revised hierarchy.</w:t>
+        <w:t xml:space="preserve">Service officially begins at the level of </w:t>
+      </w:r>
+      <w:r>
+        <w:rPr/>
+        <w:t>s</w:t>
+      </w:r>
+      <w:r>
+        <w:rPr/>
+        <w:t>elf-</w:t>
+      </w:r>
+      <w:r>
+        <w:rPr/>
+        <w:t>t</w:t>
+      </w:r>
+      <w:r>
+        <w:rPr/>
+        <w:t>ranscendence, the highest tier of Maslow's revised hierarchy.</w:t>
       </w:r>
     </w:p>
     <w:p>
@@ -666,7 +715,7 @@
       </w:pPr>
       <w:r>
         <w:rPr/>
-        <w:t xml:space="preserve">From "Getting" to "Being": Survival is about </w:t>
+        <w:t xml:space="preserve">From Getting to Being: Survival is about </w:t>
       </w:r>
       <w:r>
         <w:rPr>
@@ -708,7 +757,29 @@
       </w:pPr>
       <w:r>
         <w:rPr/>
-        <w:t>Meta-Motivation: You are no longer driven by fear or lack, but by "highest altruistic ideals". You serve because you have the "surplus" to do so, and because you recognize that a healthy society is the ultimate "safety net" for your own interests.</w:t>
+        <w:t xml:space="preserve">Meta-Motivation: You are no longer driven by fear or lack, but by highest altruistic ideals. You serve because you have the </w:t>
+      </w:r>
+      <w:r>
+        <w:rPr>
+          <w:b/>
+          <w:bCs/>
+        </w:rPr>
+        <w:t>surplus</w:t>
+      </w:r>
+      <w:r>
+        <w:rPr/>
+        <w:t xml:space="preserve"> to do so, and because you recognize that a healthy society is the </w:t>
+      </w:r>
+      <w:r>
+        <w:rPr>
+          <w:b/>
+          <w:bCs/>
+        </w:rPr>
+        <w:t>ultimate safety net</w:t>
+      </w:r>
+      <w:r>
+        <w:rPr/>
+        <w:t xml:space="preserve"> for your own interests.</w:t>
       </w:r>
     </w:p>
     <w:p>
@@ -1284,7 +1355,7 @@
       </w:r>
       <w:r>
         <w:rPr/>
-        <w:t> You have a moral and practical obligation to secure your own "base." This includes financial solvency, physical health, and emotional boundaries.</w:t>
+        <w:t> You have a moral and practical obligation to secure your own base. This includes financial solvency, physical health, and emotional boundaries.</w:t>
       </w:r>
     </w:p>
     <w:p>
@@ -1311,7 +1382,7 @@
       </w:r>
       <w:r>
         <w:rPr/>
-        <w:t> You must ruthlessly protect your resources from "parasitic" elements—those who consume without contributing—because wasting your surplus on the void diminishes your ability to serve the Hive later.</w:t>
+        <w:t> You must ruthlessly protect your resources from parasitic elements—those who consume without contributing—because wasting your surplus on the void diminishes your ability to serve the Hive later.</w:t>
       </w:r>
     </w:p>
     <w:p>
@@ -1380,7 +1451,15 @@
       </w:r>
       <w:r>
         <w:rPr/>
-        <w:t> Once your "Sovereign Cell" is secure, your focus shifts to the "Buffer." You don't just stack gold; you build systems.</w:t>
+        <w:t xml:space="preserve"> Once your Sovereign Cell is secure, your focus shifts to the Buffer. You don't just stack gold </w:t>
+      </w:r>
+      <w:r>
+        <w:rPr/>
+        <w:t>and preps</w:t>
+      </w:r>
+      <w:r>
+        <w:rPr/>
+        <w:t>; you build systems.</w:t>
       </w:r>
     </w:p>
     <w:p>
@@ -1407,7 +1486,7 @@
       </w:r>
       <w:r>
         <w:rPr/>
-        <w:t> You invest in your immediate "cluster" (family, mentors, reliable peers). By strengthening those closest to you, you create a localized shield against broader societal decay.</w:t>
+        <w:t> You invest in your immediate cluster (family, mentors, reliable peers). By strengthening those closest to you, you create a localized shield against broader societal decay.</w:t>
       </w:r>
     </w:p>
     <w:p>
@@ -1476,7 +1555,7 @@
       </w:r>
       <w:r>
         <w:rPr/>
-        <w:t> True service is "Macro-Maintenance." You contribute to the public good (justice, education, infrastructure) not out of "pity," but out of the logical conclusion that a collapsing society will eventually breach even the strongest Sovereign Cell.</w:t>
+        <w:t> True service is Macro-Maintenance. You contribute to the public good (justice, education, infrastructure) not out of pity, but out of the logical conclusion that a collapsing society will eventually breach even the strongest Sovereign Cell.</w:t>
       </w:r>
     </w:p>
     <w:p>
@@ -1503,7 +1582,7 @@
       </w:r>
       <w:r>
         <w:rPr/>
-        <w:t> You serve the "whole" to ensure that the "corrupting elements" (the selfish-only actors) have less room to operate. You are essentially "cleaning the water" you have to drink.</w:t>
+        <w:t> You serve the whole to ensure that the corrupting elements (the selfish-only actors) have less room to operate. You are essentially “cleaning the water” you have to drink.</w:t>
       </w:r>
     </w:p>
     <w:p>
@@ -1522,16 +1601,18 @@
         </w:rPr>
         <w:t>The Pragmatic Hive Creed</w:t>
       </w:r>
-      <w:r>
-        <w:rPr/>
-        <w:br/>
-      </w:r>
+    </w:p>
+    <w:p>
+      <w:pPr>
+        <w:pStyle w:val="Normal"/>
+        <w:rPr/>
+      </w:pPr>
       <w:r>
         <w:rPr>
           <w:rStyle w:val="Emphasis"/>
           <w:i/>
         </w:rPr>
-        <w:t>"I am the center of my world, but my world is a cell in a larger body. I secure my cell so that I may strengthen the body; I protect the body so that my cell remains safe."</w:t>
+        <w:t>I am the center of my world, but my world is a cell in a larger body. I secure my cell so that I may strengthen the body; I protect the body so that my cell remains safe.</w:t>
       </w:r>
     </w:p>
     <w:p>
@@ -1560,24 +1641,26 @@
     </w:p>
     <w:p>
       <w:pPr>
-        <w:pStyle w:val="BodyText"/>
-        <w:bidi w:val="0"/>
-        <w:ind w:hanging="0" w:start="0" w:end="0"/>
-        <w:jc w:val="start"/>
-        <w:rPr/>
-      </w:pPr>
-      <w:r>
-        <w:rPr/>
-        <w:br/>
+        <w:pStyle w:val="Normal"/>
+        <w:rPr/>
+      </w:pPr>
+      <w:r>
+        <w:rPr/>
         <w:t>So when someone has a psychological surplus to focus on goals outside oneself, and that person instead feeds more greed, sociopathy, and self-betterment (at the cost of others), how is this pathology explained under Pragmatic Hive?</w:t>
       </w:r>
     </w:p>
     <w:p>
       <w:pPr>
-        <w:pStyle w:val="BodyText"/>
-        <w:bidi w:val="0"/>
-        <w:ind w:hanging="0" w:start="0" w:end="0"/>
-        <w:jc w:val="start"/>
+        <w:pStyle w:val="Normal"/>
+        <w:rPr/>
+      </w:pPr>
+      <w:r>
+        <w:rPr/>
+      </w:r>
+    </w:p>
+    <w:p>
+      <w:pPr>
+        <w:pStyle w:val="Normal"/>
         <w:rPr/>
       </w:pPr>
       <w:r>
@@ -1632,7 +1715,15 @@
       </w:pPr>
       <w:r>
         <w:rPr/>
-        <w:t>In a healthy Pragmatic Hive, "Survival" has a ceiling. However, the greedy individual suffers from Resource Dysmorphia—a psychological glitch where they cannot perceive "enough."</w:t>
+        <w:t xml:space="preserve">In a healthy Pragmatic Hive, </w:t>
+      </w:r>
+      <w:r>
+        <w:rPr/>
+        <w:t>s</w:t>
+      </w:r>
+      <w:r>
+        <w:rPr/>
+        <w:t>urvival has a ceiling. However, the greedy individual suffers from Resource Dysmorphia—a psychological glitch where they cannot perceive "enough."</w:t>
       </w:r>
     </w:p>
     <w:p>
@@ -1751,7 +1842,7 @@
       </w:pPr>
       <w:r>
         <w:rPr/>
-        <w:t>The Hive Reality: By weakening the Hive (through corruption or exploitation), they are actually lowering their own long-term security. If the Hive collapses, their hoarded wealth becomes worthless. They are "winning" a race toward a cliff.</w:t>
+        <w:t>The Hive Reality: By weakening the Hive (through corruption or exploitation), they are actually lowering their own long-term security. If the Hive collapses, their hoarded wealth becomes worthless. They are winning a race toward a cliff.</w:t>
       </w:r>
     </w:p>
     <w:p>
@@ -1910,7 +2001,15 @@
       </w:r>
       <w:r>
         <w:rPr/>
-        <w:t xml:space="preserve"> self-serving, it does not expect these people to "be better" out of kindness. Instead, the philosophy dictates:</w:t>
+        <w:t xml:space="preserve"> self-serving, it does not expect these people to </w:t>
+      </w:r>
+      <w:r>
+        <w:rPr/>
+        <w:t xml:space="preserve">simply </w:t>
+      </w:r>
+      <w:r>
+        <w:rPr/>
+        <w:t>"be better" out of kindness. Instead, the philosophy dictates:</w:t>
       </w:r>
     </w:p>
     <w:p>
@@ -1931,7 +2030,7 @@
       </w:pPr>
       <w:r>
         <w:rPr/>
-        <w:t>External Constraints: The Hive must create "immune responses" (laws, social ostracization, transparency) that make greed mathematically unprofitable.</w:t>
+        <w:t>External Constraints: The Hive must create immune responses (laws, social ostracization, transparency) that make greed mathematically unprofitable.</w:t>
       </w:r>
     </w:p>
     <w:p>
@@ -1951,7 +2050,7 @@
       </w:pPr>
       <w:r>
         <w:rPr/>
-        <w:t>The Individual Guard: You, as a practitioner of this philosophy, must identify these "Cancerous Cells" early. You do not serve them; you isolate your interests from them. You recognize that their pathology makes them a threat to the environment that sustains you.</w:t>
+        <w:t>The Individual Guard: You, as a practitioner of this philosophy, must identify these Cancerous Cells early. You do not serve them; you isolate your interests from them. You recognize that their pathology makes them a threat to the environment that sustains you.</w:t>
       </w:r>
     </w:p>
     <w:p>
@@ -1964,7 +2063,7 @@
       </w:pPr>
       <w:r>
         <w:rPr/>
-        <w:t>In short, the pathology is a failure of logic. The greedy person thinks they are being "supremely ambitious," but they are actually being "suicidally short-sighted."</w:t>
+        <w:t>In short, the pathology is a failure of logic. The greedy person thinks they are being supremely ambitious, but they are actually being suicidally short-sighted.</w:t>
       </w:r>
     </w:p>
     <w:p>
@@ -1994,10 +2093,31 @@
       </w:r>
       <w:r>
         <w:rPr>
+          <w:b/>
+          <w:bCs/>
+        </w:rPr>
+        <w:t>i</w:t>
+      </w:r>
+      <w:r>
+        <w:rPr>
           <w:rStyle w:val="Strong"/>
           <w:b/>
         </w:rPr>
-        <w:t>Immune Response</w:t>
+        <w:t xml:space="preserve">mmune </w:t>
+      </w:r>
+      <w:r>
+        <w:rPr>
+          <w:rStyle w:val="Strong"/>
+          <w:b/>
+        </w:rPr>
+        <w:t>r</w:t>
+      </w:r>
+      <w:r>
+        <w:rPr>
+          <w:rStyle w:val="Strong"/>
+          <w:b/>
+        </w:rPr>
+        <w:t>esponse</w:t>
       </w:r>
       <w:r>
         <w:rPr/>
@@ -2182,7 +2302,7 @@
       </w:r>
       <w:r>
         <w:rPr/>
-        <w:t> Stop providing "unearned surplus." If they ask for a favor, ask for one in return </w:t>
+        <w:t> Stop providing unearned surplus. If they ask for a favor, ask for one in return </w:t>
       </w:r>
       <w:r>
         <w:rPr>
@@ -2220,7 +2340,49 @@
       </w:r>
       <w:r>
         <w:rPr/>
-        <w:t> A social parasite seeks the path of least resistance. When you introduce "cost" or "effort" to their extraction, they will naturally migrate toward an easier host. You haven't started a fight; you've simply become </w:t>
+        <w:t xml:space="preserve"> A social parasite seeks the path of least resistance. When you introduce </w:t>
+      </w:r>
+      <w:r>
+        <w:rPr>
+          <w:b/>
+          <w:bCs/>
+          <w:i w:val="false"/>
+          <w:iCs w:val="false"/>
+        </w:rPr>
+        <w:t>co</w:t>
+      </w:r>
+      <w:r>
+        <w:rPr>
+          <w:b/>
+          <w:bCs/>
+          <w:i w:val="false"/>
+          <w:iCs w:val="false"/>
+        </w:rPr>
+        <w:t>s</w:t>
+      </w:r>
+      <w:r>
+        <w:rPr>
+          <w:b/>
+          <w:bCs/>
+          <w:i w:val="false"/>
+          <w:iCs w:val="false"/>
+        </w:rPr>
+        <w:t>t</w:t>
+      </w:r>
+      <w:r>
+        <w:rPr/>
+        <w:t xml:space="preserve"> or </w:t>
+      </w:r>
+      <w:r>
+        <w:rPr>
+          <w:b/>
+          <w:bCs/>
+        </w:rPr>
+        <w:t>effort</w:t>
+      </w:r>
+      <w:r>
+        <w:rPr/>
+        <w:t xml:space="preserve"> to their extraction, they will naturally migrate toward an easier host. You haven't started a fight; you've simply become </w:t>
       </w:r>
       <w:r>
         <w:rPr>
@@ -2257,7 +2419,7 @@
       </w:pPr>
       <w:r>
         <w:rPr/>
-        <w:t>Sociopathic or hyper-greedy elements often use emotional manipulation or "status games" to destabilize your sovereign cell.</w:t>
+        <w:t>Sociopathic or hyper-greedy elements often use emotional manipulation or status games to destabilize your sovereign cell.</w:t>
       </w:r>
     </w:p>
     <w:p>
@@ -2757,7 +2919,7 @@
       </w:r>
       <w:r>
         <w:rPr/>
-        <w:t> Does the person care about the "infrastructure" (culture, workflow, morale, ethics), or do they only care about their specific output? A forager invests in the environment; a parasite only cares about their personal harvest.</w:t>
+        <w:t> Does the person care about the infrastructure (culture, workflow, morale, ethics), or do they only care about their specific output? A forager invests in the environment; a parasite only cares about their personal harvest.</w:t>
       </w:r>
     </w:p>
     <w:p>
@@ -2918,7 +3080,7 @@
       </w:r>
       <w:r>
         <w:rPr/>
-        <w:t> Reinvestment vs. Hoarding. Does the organization/person plan to "re-pollenate" (train staff, improve tools, rest) or do they immediately "over-forage" (increase quotas, cut costs, pocket the gain)?</w:t>
+        <w:t> Reinvestment vs. Hoarding. Does the organization/person plan to re-pollenate (train staff, improve tools, rest) or do they immediately over-forage (increase quotas, cut costs, pocket the gain)?</w:t>
       </w:r>
     </w:p>
     <w:p>
@@ -3787,12 +3949,14 @@
       </w:r>
       <w:r>
         <w:rPr/>
-        <w:t> Parasites look for the path of least resistance. By adding "friction," you become an inconvenient host. They will naturally drift away to find a "lower-friction" target.</w:t>
+        <w:t> Parasites look for the path of least resistance. By adding friction, you become an inconvenient host. They will naturally drift away to find a lower-friction target.</w:t>
       </w:r>
     </w:p>
     <w:p>
       <w:pPr>
         <w:pStyle w:val="Normal"/>
+        <w:keepNext w:val="true"/>
+        <w:keepLines/>
         <w:bidi w:val="0"/>
         <w:jc w:val="start"/>
         <w:rPr/>
@@ -3805,6 +3969,7 @@
     <w:p>
       <w:pPr>
         <w:pStyle w:val="BodyText"/>
+        <w:keepLines/>
         <w:bidi w:val="0"/>
         <w:ind w:hanging="0" w:start="0" w:end="0"/>
         <w:jc w:val="start"/>
@@ -3851,7 +4016,35 @@
       </w:r>
       <w:r>
         <w:rPr/>
-        <w:t> When they talk, give "polite but terminal" responses. "That's interesting." "I see." "Glad that worked out for you." Do not offer your own news or surplus information.</w:t>
+        <w:t xml:space="preserve"> When they talk, give "polite but terminal" responses. "That's interesting." "I see." "Glad that worked out for you." </w:t>
+      </w:r>
+      <w:r>
+        <w:rPr/>
+        <w:t xml:space="preserve">Learn to live in awkward </w:t>
+      </w:r>
+      <w:r>
+        <w:rPr/>
+        <w:t>silences</w:t>
+      </w:r>
+      <w:r>
+        <w:rPr/>
+        <w:t xml:space="preserve">. </w:t>
+      </w:r>
+      <w:r>
+        <w:rPr/>
+        <w:t xml:space="preserve">Do not offer your own news or </w:t>
+      </w:r>
+      <w:r>
+        <w:rPr/>
+        <w:t>more</w:t>
+      </w:r>
+      <w:r>
+        <w:rPr/>
+        <w:t xml:space="preserve"> information. </w:t>
+      </w:r>
+      <w:r>
+        <w:rPr/>
+        <w:t>You don’t owe any explanations.</w:t>
       </w:r>
     </w:p>
     <w:p>
@@ -4206,6 +4399,8 @@
     <w:p>
       <w:pPr>
         <w:pStyle w:val="BodyText"/>
+        <w:keepNext w:val="true"/>
+        <w:keepLines/>
         <w:bidi w:val="0"/>
         <w:ind w:hanging="0" w:start="0" w:end="0"/>
         <w:jc w:val="start"/>
@@ -4219,6 +4414,8 @@
     <w:p>
       <w:pPr>
         <w:pStyle w:val="Heading2"/>
+        <w:keepNext w:val="true"/>
+        <w:keepLines/>
         <w:bidi w:val="0"/>
         <w:jc w:val="start"/>
         <w:rPr/>
@@ -5385,7 +5582,23 @@
       </w:r>
       <w:r>
         <w:rPr/>
-        <w:t> Provide the absolute bare-minimum "Life Support" to prevent desperate volatility, but stop the “emotional or strategic subsidy." You provide the floor, but we stop trying to build the ladder until they reach for it themselves.</w:t>
+        <w:t xml:space="preserve"> Provide the absolute bare-minimum </w:t>
+      </w:r>
+      <w:r>
+        <w:rPr/>
+        <w:t>l</w:t>
+      </w:r>
+      <w:r>
+        <w:rPr/>
+        <w:t xml:space="preserve">ife </w:t>
+      </w:r>
+      <w:r>
+        <w:rPr/>
+        <w:t>s</w:t>
+      </w:r>
+      <w:r>
+        <w:rPr/>
+        <w:t>upport to prevent desperate volatility, but stop the emotional or strategic subsidy. You provide the floor, but we stop trying to build the ladder until they reach for it themselves.</w:t>
       </w:r>
     </w:p>
     <w:p>
@@ -5433,7 +5646,7 @@
       </w:pPr>
       <w:r>
         <w:rPr/>
-        <w:t>When an entire group is "too far gone," they often develop a </w:t>
+        <w:t>When an entire group is too “far gone," they often develop a </w:t>
       </w:r>
       <w:r>
         <w:rPr>
@@ -6097,138 +6310,120 @@
   <w:abstractNum w:abstractNumId="1">
     <w:lvl w:ilvl="0">
       <w:start w:val="1"/>
-      <w:numFmt w:val="bullet"/>
-      <w:lvlText w:val=""/>
-      <w:lvlJc w:val="start"/>
-      <w:pPr>
-        <w:tabs>
-          <w:tab w:val="num" w:pos="709"/>
-        </w:tabs>
-        <w:ind w:start="709" w:hanging="283"/>
-      </w:pPr>
-      <w:rPr>
-        <w:rFonts w:ascii="Symbol" w:hAnsi="Symbol" w:cs="Symbol" w:hint="default"/>
-      </w:rPr>
+      <w:numFmt w:val="none"/>
+      <w:suff w:val="nothing"/>
+      <w:lvlText w:val=""/>
+      <w:lvlJc w:val="start"/>
+      <w:pPr>
+        <w:tabs>
+          <w:tab w:val="num" w:pos="0"/>
+        </w:tabs>
+        <w:ind w:start="0" w:hanging="0"/>
+      </w:pPr>
     </w:lvl>
     <w:lvl w:ilvl="1">
       <w:start w:val="1"/>
-      <w:numFmt w:val="bullet"/>
-      <w:lvlText w:val=""/>
-      <w:lvlJc w:val="start"/>
-      <w:pPr>
-        <w:tabs>
-          <w:tab w:val="num" w:pos="1418"/>
-        </w:tabs>
-        <w:ind w:start="1418" w:hanging="283"/>
-      </w:pPr>
-      <w:rPr>
-        <w:rFonts w:ascii="Symbol" w:hAnsi="Symbol" w:cs="Symbol" w:hint="default"/>
-      </w:rPr>
+      <w:numFmt w:val="none"/>
+      <w:suff w:val="nothing"/>
+      <w:lvlText w:val=""/>
+      <w:lvlJc w:val="start"/>
+      <w:pPr>
+        <w:tabs>
+          <w:tab w:val="num" w:pos="0"/>
+        </w:tabs>
+        <w:ind w:start="0" w:hanging="0"/>
+      </w:pPr>
     </w:lvl>
     <w:lvl w:ilvl="2">
       <w:start w:val="1"/>
-      <w:numFmt w:val="bullet"/>
-      <w:lvlText w:val=""/>
-      <w:lvlJc w:val="start"/>
-      <w:pPr>
-        <w:tabs>
-          <w:tab w:val="num" w:pos="2127"/>
-        </w:tabs>
-        <w:ind w:start="2127" w:hanging="283"/>
-      </w:pPr>
-      <w:rPr>
-        <w:rFonts w:ascii="Symbol" w:hAnsi="Symbol" w:cs="Symbol" w:hint="default"/>
-      </w:rPr>
+      <w:numFmt w:val="none"/>
+      <w:suff w:val="nothing"/>
+      <w:lvlText w:val=""/>
+      <w:lvlJc w:val="start"/>
+      <w:pPr>
+        <w:tabs>
+          <w:tab w:val="num" w:pos="0"/>
+        </w:tabs>
+        <w:ind w:start="0" w:hanging="0"/>
+      </w:pPr>
     </w:lvl>
     <w:lvl w:ilvl="3">
       <w:start w:val="1"/>
-      <w:numFmt w:val="bullet"/>
-      <w:lvlText w:val=""/>
-      <w:lvlJc w:val="start"/>
-      <w:pPr>
-        <w:tabs>
-          <w:tab w:val="num" w:pos="2836"/>
-        </w:tabs>
-        <w:ind w:start="2836" w:hanging="283"/>
-      </w:pPr>
-      <w:rPr>
-        <w:rFonts w:ascii="Symbol" w:hAnsi="Symbol" w:cs="Symbol" w:hint="default"/>
-      </w:rPr>
+      <w:numFmt w:val="none"/>
+      <w:suff w:val="nothing"/>
+      <w:lvlText w:val=""/>
+      <w:lvlJc w:val="start"/>
+      <w:pPr>
+        <w:tabs>
+          <w:tab w:val="num" w:pos="0"/>
+        </w:tabs>
+        <w:ind w:start="0" w:hanging="0"/>
+      </w:pPr>
     </w:lvl>
     <w:lvl w:ilvl="4">
       <w:start w:val="1"/>
-      <w:numFmt w:val="bullet"/>
-      <w:lvlText w:val=""/>
-      <w:lvlJc w:val="start"/>
-      <w:pPr>
-        <w:tabs>
-          <w:tab w:val="num" w:pos="3545"/>
-        </w:tabs>
-        <w:ind w:start="3545" w:hanging="283"/>
-      </w:pPr>
-      <w:rPr>
-        <w:rFonts w:ascii="Symbol" w:hAnsi="Symbol" w:cs="Symbol" w:hint="default"/>
-      </w:rPr>
+      <w:numFmt w:val="none"/>
+      <w:suff w:val="nothing"/>
+      <w:lvlText w:val=""/>
+      <w:lvlJc w:val="start"/>
+      <w:pPr>
+        <w:tabs>
+          <w:tab w:val="num" w:pos="0"/>
+        </w:tabs>
+        <w:ind w:start="0" w:hanging="0"/>
+      </w:pPr>
     </w:lvl>
     <w:lvl w:ilvl="5">
       <w:start w:val="1"/>
-      <w:numFmt w:val="bullet"/>
-      <w:lvlText w:val=""/>
-      <w:lvlJc w:val="start"/>
-      <w:pPr>
-        <w:tabs>
-          <w:tab w:val="num" w:pos="4254"/>
-        </w:tabs>
-        <w:ind w:start="4254" w:hanging="283"/>
-      </w:pPr>
-      <w:rPr>
-        <w:rFonts w:ascii="Symbol" w:hAnsi="Symbol" w:cs="Symbol" w:hint="default"/>
-      </w:rPr>
+      <w:numFmt w:val="none"/>
+      <w:suff w:val="nothing"/>
+      <w:lvlText w:val=""/>
+      <w:lvlJc w:val="start"/>
+      <w:pPr>
+        <w:tabs>
+          <w:tab w:val="num" w:pos="0"/>
+        </w:tabs>
+        <w:ind w:start="0" w:hanging="0"/>
+      </w:pPr>
     </w:lvl>
     <w:lvl w:ilvl="6">
       <w:start w:val="1"/>
-      <w:numFmt w:val="bullet"/>
-      <w:lvlText w:val=""/>
-      <w:lvlJc w:val="start"/>
-      <w:pPr>
-        <w:tabs>
-          <w:tab w:val="num" w:pos="4963"/>
-        </w:tabs>
-        <w:ind w:start="4963" w:hanging="283"/>
-      </w:pPr>
-      <w:rPr>
-        <w:rFonts w:ascii="Symbol" w:hAnsi="Symbol" w:cs="Symbol" w:hint="default"/>
-      </w:rPr>
+      <w:numFmt w:val="none"/>
+      <w:suff w:val="nothing"/>
+      <w:lvlText w:val=""/>
+      <w:lvlJc w:val="start"/>
+      <w:pPr>
+        <w:tabs>
+          <w:tab w:val="num" w:pos="0"/>
+        </w:tabs>
+        <w:ind w:start="0" w:hanging="0"/>
+      </w:pPr>
     </w:lvl>
     <w:lvl w:ilvl="7">
       <w:start w:val="1"/>
-      <w:numFmt w:val="bullet"/>
-      <w:lvlText w:val=""/>
-      <w:lvlJc w:val="start"/>
-      <w:pPr>
-        <w:tabs>
-          <w:tab w:val="num" w:pos="5672"/>
-        </w:tabs>
-        <w:ind w:start="5672" w:hanging="283"/>
-      </w:pPr>
-      <w:rPr>
-        <w:rFonts w:ascii="Symbol" w:hAnsi="Symbol" w:cs="Symbol" w:hint="default"/>
-      </w:rPr>
+      <w:numFmt w:val="none"/>
+      <w:suff w:val="nothing"/>
+      <w:lvlText w:val=""/>
+      <w:lvlJc w:val="start"/>
+      <w:pPr>
+        <w:tabs>
+          <w:tab w:val="num" w:pos="0"/>
+        </w:tabs>
+        <w:ind w:start="0" w:hanging="0"/>
+      </w:pPr>
     </w:lvl>
     <w:lvl w:ilvl="8">
       <w:start w:val="1"/>
-      <w:numFmt w:val="bullet"/>
-      <w:lvlText w:val=""/>
-      <w:lvlJc w:val="start"/>
-      <w:pPr>
-        <w:tabs>
-          <w:tab w:val="num" w:pos="6381"/>
-        </w:tabs>
-        <w:ind w:start="6381" w:hanging="283"/>
-      </w:pPr>
-      <w:rPr>
-        <w:rFonts w:ascii="Symbol" w:hAnsi="Symbol" w:cs="Symbol" w:hint="default"/>
-      </w:rPr>
+      <w:numFmt w:val="none"/>
+      <w:suff w:val="nothing"/>
+      <w:lvlText w:val=""/>
+      <w:lvlJc w:val="start"/>
+      <w:pPr>
+        <w:tabs>
+          <w:tab w:val="num" w:pos="0"/>
+        </w:tabs>
+        <w:ind w:start="0" w:hanging="0"/>
+      </w:pPr>
     </w:lvl>
   </w:abstractNum>
   <w:abstractNum w:abstractNumId="2">
@@ -6919,8 +7114,8 @@
   <w:abstractNum w:abstractNumId="7">
     <w:lvl w:ilvl="0">
       <w:start w:val="1"/>
-      <w:numFmt w:val="decimal"/>
-      <w:lvlText w:val="%1."/>
+      <w:numFmt w:val="bullet"/>
+      <w:lvlText w:val=""/>
       <w:lvlJc w:val="start"/>
       <w:pPr>
         <w:tabs>
@@ -6928,12 +7123,14 @@
         </w:tabs>
         <w:ind w:start="709" w:hanging="283"/>
       </w:pPr>
-      <w:rPr/>
+      <w:rPr>
+        <w:rFonts w:ascii="Symbol" w:hAnsi="Symbol" w:cs="Symbol" w:hint="default"/>
+      </w:rPr>
     </w:lvl>
     <w:lvl w:ilvl="1">
       <w:start w:val="1"/>
-      <w:numFmt w:val="decimal"/>
-      <w:lvlText w:val="%2."/>
+      <w:numFmt w:val="bullet"/>
+      <w:lvlText w:val=""/>
       <w:lvlJc w:val="start"/>
       <w:pPr>
         <w:tabs>
@@ -6941,12 +7138,14 @@
         </w:tabs>
         <w:ind w:start="1418" w:hanging="283"/>
       </w:pPr>
-      <w:rPr/>
+      <w:rPr>
+        <w:rFonts w:ascii="Symbol" w:hAnsi="Symbol" w:cs="Symbol" w:hint="default"/>
+      </w:rPr>
     </w:lvl>
     <w:lvl w:ilvl="2">
       <w:start w:val="1"/>
-      <w:numFmt w:val="decimal"/>
-      <w:lvlText w:val="%3."/>
+      <w:numFmt w:val="bullet"/>
+      <w:lvlText w:val=""/>
       <w:lvlJc w:val="start"/>
       <w:pPr>
         <w:tabs>
@@ -6954,12 +7153,14 @@
         </w:tabs>
         <w:ind w:start="2127" w:hanging="283"/>
       </w:pPr>
-      <w:rPr/>
+      <w:rPr>
+        <w:rFonts w:ascii="Symbol" w:hAnsi="Symbol" w:cs="Symbol" w:hint="default"/>
+      </w:rPr>
     </w:lvl>
     <w:lvl w:ilvl="3">
       <w:start w:val="1"/>
-      <w:numFmt w:val="decimal"/>
-      <w:lvlText w:val="%4."/>
+      <w:numFmt w:val="bullet"/>
+      <w:lvlText w:val=""/>
       <w:lvlJc w:val="start"/>
       <w:pPr>
         <w:tabs>
@@ -6967,12 +7168,14 @@
         </w:tabs>
         <w:ind w:start="2836" w:hanging="283"/>
       </w:pPr>
-      <w:rPr/>
+      <w:rPr>
+        <w:rFonts w:ascii="Symbol" w:hAnsi="Symbol" w:cs="Symbol" w:hint="default"/>
+      </w:rPr>
     </w:lvl>
     <w:lvl w:ilvl="4">
       <w:start w:val="1"/>
-      <w:numFmt w:val="decimal"/>
-      <w:lvlText w:val="%5."/>
+      <w:numFmt w:val="bullet"/>
+      <w:lvlText w:val=""/>
       <w:lvlJc w:val="start"/>
       <w:pPr>
         <w:tabs>
@@ -6980,12 +7183,14 @@
         </w:tabs>
         <w:ind w:start="3545" w:hanging="283"/>
       </w:pPr>
-      <w:rPr/>
+      <w:rPr>
+        <w:rFonts w:ascii="Symbol" w:hAnsi="Symbol" w:cs="Symbol" w:hint="default"/>
+      </w:rPr>
     </w:lvl>
     <w:lvl w:ilvl="5">
       <w:start w:val="1"/>
-      <w:numFmt w:val="decimal"/>
-      <w:lvlText w:val="%6."/>
+      <w:numFmt w:val="bullet"/>
+      <w:lvlText w:val=""/>
       <w:lvlJc w:val="start"/>
       <w:pPr>
         <w:tabs>
@@ -6993,12 +7198,14 @@
         </w:tabs>
         <w:ind w:start="4254" w:hanging="283"/>
       </w:pPr>
-      <w:rPr/>
+      <w:rPr>
+        <w:rFonts w:ascii="Symbol" w:hAnsi="Symbol" w:cs="Symbol" w:hint="default"/>
+      </w:rPr>
     </w:lvl>
     <w:lvl w:ilvl="6">
       <w:start w:val="1"/>
-      <w:numFmt w:val="decimal"/>
-      <w:lvlText w:val="%7."/>
+      <w:numFmt w:val="bullet"/>
+      <w:lvlText w:val=""/>
       <w:lvlJc w:val="start"/>
       <w:pPr>
         <w:tabs>
@@ -7006,12 +7213,14 @@
         </w:tabs>
         <w:ind w:start="4963" w:hanging="283"/>
       </w:pPr>
-      <w:rPr/>
+      <w:rPr>
+        <w:rFonts w:ascii="Symbol" w:hAnsi="Symbol" w:cs="Symbol" w:hint="default"/>
+      </w:rPr>
     </w:lvl>
     <w:lvl w:ilvl="7">
       <w:start w:val="1"/>
-      <w:numFmt w:val="decimal"/>
-      <w:lvlText w:val="%8."/>
+      <w:numFmt w:val="bullet"/>
+      <w:lvlText w:val=""/>
       <w:lvlJc w:val="start"/>
       <w:pPr>
         <w:tabs>
@@ -7019,12 +7228,14 @@
         </w:tabs>
         <w:ind w:start="5672" w:hanging="283"/>
       </w:pPr>
-      <w:rPr/>
+      <w:rPr>
+        <w:rFonts w:ascii="Symbol" w:hAnsi="Symbol" w:cs="Symbol" w:hint="default"/>
+      </w:rPr>
     </w:lvl>
     <w:lvl w:ilvl="8">
       <w:start w:val="1"/>
-      <w:numFmt w:val="decimal"/>
-      <w:lvlText w:val="%9."/>
+      <w:numFmt w:val="bullet"/>
+      <w:lvlText w:val=""/>
       <w:lvlJc w:val="start"/>
       <w:pPr>
         <w:tabs>
@@ -7032,7 +7243,9 @@
         </w:tabs>
         <w:ind w:start="6381" w:hanging="283"/>
       </w:pPr>
-      <w:rPr/>
+      <w:rPr>
+        <w:rFonts w:ascii="Symbol" w:hAnsi="Symbol" w:cs="Symbol" w:hint="default"/>
+      </w:rPr>
     </w:lvl>
   </w:abstractNum>
   <w:abstractNum w:abstractNumId="8">
@@ -7276,8 +7489,8 @@
   <w:abstractNum w:abstractNumId="10">
     <w:lvl w:ilvl="0">
       <w:start w:val="1"/>
-      <w:numFmt w:val="bullet"/>
-      <w:lvlText w:val=""/>
+      <w:numFmt w:val="decimal"/>
+      <w:lvlText w:val="%1."/>
       <w:lvlJc w:val="start"/>
       <w:pPr>
         <w:tabs>
@@ -7285,14 +7498,12 @@
         </w:tabs>
         <w:ind w:start="709" w:hanging="283"/>
       </w:pPr>
-      <w:rPr>
-        <w:rFonts w:ascii="Symbol" w:hAnsi="Symbol" w:cs="Symbol" w:hint="default"/>
-      </w:rPr>
+      <w:rPr/>
     </w:lvl>
     <w:lvl w:ilvl="1">
       <w:start w:val="1"/>
-      <w:numFmt w:val="bullet"/>
-      <w:lvlText w:val=""/>
+      <w:numFmt w:val="decimal"/>
+      <w:lvlText w:val="%2."/>
       <w:lvlJc w:val="start"/>
       <w:pPr>
         <w:tabs>
@@ -7300,14 +7511,12 @@
         </w:tabs>
         <w:ind w:start="1418" w:hanging="283"/>
       </w:pPr>
-      <w:rPr>
-        <w:rFonts w:ascii="Symbol" w:hAnsi="Symbol" w:cs="Symbol" w:hint="default"/>
-      </w:rPr>
+      <w:rPr/>
     </w:lvl>
     <w:lvl w:ilvl="2">
       <w:start w:val="1"/>
-      <w:numFmt w:val="bullet"/>
-      <w:lvlText w:val=""/>
+      <w:numFmt w:val="decimal"/>
+      <w:lvlText w:val="%3."/>
       <w:lvlJc w:val="start"/>
       <w:pPr>
         <w:tabs>
@@ -7315,14 +7524,12 @@
         </w:tabs>
         <w:ind w:start="2127" w:hanging="283"/>
       </w:pPr>
-      <w:rPr>
-        <w:rFonts w:ascii="Symbol" w:hAnsi="Symbol" w:cs="Symbol" w:hint="default"/>
-      </w:rPr>
+      <w:rPr/>
     </w:lvl>
     <w:lvl w:ilvl="3">
       <w:start w:val="1"/>
-      <w:numFmt w:val="bullet"/>
-      <w:lvlText w:val=""/>
+      <w:numFmt w:val="decimal"/>
+      <w:lvlText w:val="%4."/>
       <w:lvlJc w:val="start"/>
       <w:pPr>
         <w:tabs>
@@ -7330,14 +7537,12 @@
         </w:tabs>
         <w:ind w:start="2836" w:hanging="283"/>
       </w:pPr>
-      <w:rPr>
-        <w:rFonts w:ascii="Symbol" w:hAnsi="Symbol" w:cs="Symbol" w:hint="default"/>
-      </w:rPr>
+      <w:rPr/>
     </w:lvl>
     <w:lvl w:ilvl="4">
       <w:start w:val="1"/>
-      <w:numFmt w:val="bullet"/>
-      <w:lvlText w:val=""/>
+      <w:numFmt w:val="decimal"/>
+      <w:lvlText w:val="%5."/>
       <w:lvlJc w:val="start"/>
       <w:pPr>
         <w:tabs>
@@ -7345,14 +7550,12 @@
         </w:tabs>
         <w:ind w:start="3545" w:hanging="283"/>
       </w:pPr>
-      <w:rPr>
-        <w:rFonts w:ascii="Symbol" w:hAnsi="Symbol" w:cs="Symbol" w:hint="default"/>
-      </w:rPr>
+      <w:rPr/>
     </w:lvl>
     <w:lvl w:ilvl="5">
       <w:start w:val="1"/>
-      <w:numFmt w:val="bullet"/>
-      <w:lvlText w:val=""/>
+      <w:numFmt w:val="decimal"/>
+      <w:lvlText w:val="%6."/>
       <w:lvlJc w:val="start"/>
       <w:pPr>
         <w:tabs>
@@ -7360,14 +7563,12 @@
         </w:tabs>
         <w:ind w:start="4254" w:hanging="283"/>
       </w:pPr>
-      <w:rPr>
-        <w:rFonts w:ascii="Symbol" w:hAnsi="Symbol" w:cs="Symbol" w:hint="default"/>
-      </w:rPr>
+      <w:rPr/>
     </w:lvl>
     <w:lvl w:ilvl="6">
       <w:start w:val="1"/>
-      <w:numFmt w:val="bullet"/>
-      <w:lvlText w:val=""/>
+      <w:numFmt w:val="decimal"/>
+      <w:lvlText w:val="%7."/>
       <w:lvlJc w:val="start"/>
       <w:pPr>
         <w:tabs>
@@ -7375,14 +7576,12 @@
         </w:tabs>
         <w:ind w:start="4963" w:hanging="283"/>
       </w:pPr>
-      <w:rPr>
-        <w:rFonts w:ascii="Symbol" w:hAnsi="Symbol" w:cs="Symbol" w:hint="default"/>
-      </w:rPr>
+      <w:rPr/>
     </w:lvl>
     <w:lvl w:ilvl="7">
       <w:start w:val="1"/>
-      <w:numFmt w:val="bullet"/>
-      <w:lvlText w:val=""/>
+      <w:numFmt w:val="decimal"/>
+      <w:lvlText w:val="%8."/>
       <w:lvlJc w:val="start"/>
       <w:pPr>
         <w:tabs>
@@ -7390,14 +7589,12 @@
         </w:tabs>
         <w:ind w:start="5672" w:hanging="283"/>
       </w:pPr>
-      <w:rPr>
-        <w:rFonts w:ascii="Symbol" w:hAnsi="Symbol" w:cs="Symbol" w:hint="default"/>
-      </w:rPr>
+      <w:rPr/>
     </w:lvl>
     <w:lvl w:ilvl="8">
       <w:start w:val="1"/>
-      <w:numFmt w:val="bullet"/>
-      <w:lvlText w:val=""/>
+      <w:numFmt w:val="decimal"/>
+      <w:lvlText w:val="%9."/>
       <w:lvlJc w:val="start"/>
       <w:pPr>
         <w:tabs>
@@ -7405,9 +7602,7 @@
         </w:tabs>
         <w:ind w:start="6381" w:hanging="283"/>
       </w:pPr>
-      <w:rPr>
-        <w:rFonts w:ascii="Symbol" w:hAnsi="Symbol" w:cs="Symbol" w:hint="default"/>
-      </w:rPr>
+      <w:rPr/>
     </w:lvl>
   </w:abstractNum>
   <w:abstractNum w:abstractNumId="11">
@@ -18236,120 +18431,138 @@
   <w:abstractNum w:abstractNumId="90">
     <w:lvl w:ilvl="0">
       <w:start w:val="1"/>
-      <w:numFmt w:val="none"/>
-      <w:suff w:val="nothing"/>
-      <w:lvlText w:val=""/>
-      <w:lvlJc w:val="start"/>
-      <w:pPr>
-        <w:tabs>
-          <w:tab w:val="num" w:pos="0"/>
-        </w:tabs>
-        <w:ind w:start="0" w:hanging="0"/>
-      </w:pPr>
+      <w:numFmt w:val="bullet"/>
+      <w:lvlText w:val=""/>
+      <w:lvlJc w:val="start"/>
+      <w:pPr>
+        <w:tabs>
+          <w:tab w:val="num" w:pos="709"/>
+        </w:tabs>
+        <w:ind w:start="709" w:hanging="283"/>
+      </w:pPr>
+      <w:rPr>
+        <w:rFonts w:ascii="Symbol" w:hAnsi="Symbol" w:cs="Symbol" w:hint="default"/>
+      </w:rPr>
     </w:lvl>
     <w:lvl w:ilvl="1">
       <w:start w:val="1"/>
-      <w:numFmt w:val="none"/>
-      <w:suff w:val="nothing"/>
-      <w:lvlText w:val=""/>
-      <w:lvlJc w:val="start"/>
-      <w:pPr>
-        <w:tabs>
-          <w:tab w:val="num" w:pos="0"/>
-        </w:tabs>
-        <w:ind w:start="0" w:hanging="0"/>
-      </w:pPr>
+      <w:numFmt w:val="bullet"/>
+      <w:lvlText w:val=""/>
+      <w:lvlJc w:val="start"/>
+      <w:pPr>
+        <w:tabs>
+          <w:tab w:val="num" w:pos="1418"/>
+        </w:tabs>
+        <w:ind w:start="1418" w:hanging="283"/>
+      </w:pPr>
+      <w:rPr>
+        <w:rFonts w:ascii="Symbol" w:hAnsi="Symbol" w:cs="Symbol" w:hint="default"/>
+      </w:rPr>
     </w:lvl>
     <w:lvl w:ilvl="2">
       <w:start w:val="1"/>
-      <w:numFmt w:val="none"/>
-      <w:suff w:val="nothing"/>
-      <w:lvlText w:val=""/>
-      <w:lvlJc w:val="start"/>
-      <w:pPr>
-        <w:tabs>
-          <w:tab w:val="num" w:pos="0"/>
-        </w:tabs>
-        <w:ind w:start="0" w:hanging="0"/>
-      </w:pPr>
+      <w:numFmt w:val="bullet"/>
+      <w:lvlText w:val=""/>
+      <w:lvlJc w:val="start"/>
+      <w:pPr>
+        <w:tabs>
+          <w:tab w:val="num" w:pos="2127"/>
+        </w:tabs>
+        <w:ind w:start="2127" w:hanging="283"/>
+      </w:pPr>
+      <w:rPr>
+        <w:rFonts w:ascii="Symbol" w:hAnsi="Symbol" w:cs="Symbol" w:hint="default"/>
+      </w:rPr>
     </w:lvl>
     <w:lvl w:ilvl="3">
       <w:start w:val="1"/>
-      <w:numFmt w:val="none"/>
-      <w:suff w:val="nothing"/>
-      <w:lvlText w:val=""/>
-      <w:lvlJc w:val="start"/>
-      <w:pPr>
-        <w:tabs>
-          <w:tab w:val="num" w:pos="0"/>
-        </w:tabs>
-        <w:ind w:start="0" w:hanging="0"/>
-      </w:pPr>
+      <w:numFmt w:val="bullet"/>
+      <w:lvlText w:val=""/>
+      <w:lvlJc w:val="start"/>
+      <w:pPr>
+        <w:tabs>
+          <w:tab w:val="num" w:pos="2836"/>
+        </w:tabs>
+        <w:ind w:start="2836" w:hanging="283"/>
+      </w:pPr>
+      <w:rPr>
+        <w:rFonts w:ascii="Symbol" w:hAnsi="Symbol" w:cs="Symbol" w:hint="default"/>
+      </w:rPr>
     </w:lvl>
     <w:lvl w:ilvl="4">
       <w:start w:val="1"/>
-      <w:numFmt w:val="none"/>
-      <w:suff w:val="nothing"/>
-      <w:lvlText w:val=""/>
-      <w:lvlJc w:val="start"/>
-      <w:pPr>
-        <w:tabs>
-          <w:tab w:val="num" w:pos="0"/>
-        </w:tabs>
-        <w:ind w:start="0" w:hanging="0"/>
-      </w:pPr>
+      <w:numFmt w:val="bullet"/>
+      <w:lvlText w:val=""/>
+      <w:lvlJc w:val="start"/>
+      <w:pPr>
+        <w:tabs>
+          <w:tab w:val="num" w:pos="3545"/>
+        </w:tabs>
+        <w:ind w:start="3545" w:hanging="283"/>
+      </w:pPr>
+      <w:rPr>
+        <w:rFonts w:ascii="Symbol" w:hAnsi="Symbol" w:cs="Symbol" w:hint="default"/>
+      </w:rPr>
     </w:lvl>
     <w:lvl w:ilvl="5">
       <w:start w:val="1"/>
-      <w:numFmt w:val="none"/>
-      <w:suff w:val="nothing"/>
-      <w:lvlText w:val=""/>
-      <w:lvlJc w:val="start"/>
-      <w:pPr>
-        <w:tabs>
-          <w:tab w:val="num" w:pos="0"/>
-        </w:tabs>
-        <w:ind w:start="0" w:hanging="0"/>
-      </w:pPr>
+      <w:numFmt w:val="bullet"/>
+      <w:lvlText w:val=""/>
+      <w:lvlJc w:val="start"/>
+      <w:pPr>
+        <w:tabs>
+          <w:tab w:val="num" w:pos="4254"/>
+        </w:tabs>
+        <w:ind w:start="4254" w:hanging="283"/>
+      </w:pPr>
+      <w:rPr>
+        <w:rFonts w:ascii="Symbol" w:hAnsi="Symbol" w:cs="Symbol" w:hint="default"/>
+      </w:rPr>
     </w:lvl>
     <w:lvl w:ilvl="6">
       <w:start w:val="1"/>
-      <w:numFmt w:val="none"/>
-      <w:suff w:val="nothing"/>
-      <w:lvlText w:val=""/>
-      <w:lvlJc w:val="start"/>
-      <w:pPr>
-        <w:tabs>
-          <w:tab w:val="num" w:pos="0"/>
-        </w:tabs>
-        <w:ind w:start="0" w:hanging="0"/>
-      </w:pPr>
+      <w:numFmt w:val="bullet"/>
+      <w:lvlText w:val=""/>
+      <w:lvlJc w:val="start"/>
+      <w:pPr>
+        <w:tabs>
+          <w:tab w:val="num" w:pos="4963"/>
+        </w:tabs>
+        <w:ind w:start="4963" w:hanging="283"/>
+      </w:pPr>
+      <w:rPr>
+        <w:rFonts w:ascii="Symbol" w:hAnsi="Symbol" w:cs="Symbol" w:hint="default"/>
+      </w:rPr>
     </w:lvl>
     <w:lvl w:ilvl="7">
       <w:start w:val="1"/>
-      <w:numFmt w:val="none"/>
-      <w:suff w:val="nothing"/>
-      <w:lvlText w:val=""/>
-      <w:lvlJc w:val="start"/>
-      <w:pPr>
-        <w:tabs>
-          <w:tab w:val="num" w:pos="0"/>
-        </w:tabs>
-        <w:ind w:start="0" w:hanging="0"/>
-      </w:pPr>
+      <w:numFmt w:val="bullet"/>
+      <w:lvlText w:val=""/>
+      <w:lvlJc w:val="start"/>
+      <w:pPr>
+        <w:tabs>
+          <w:tab w:val="num" w:pos="5672"/>
+        </w:tabs>
+        <w:ind w:start="5672" w:hanging="283"/>
+      </w:pPr>
+      <w:rPr>
+        <w:rFonts w:ascii="Symbol" w:hAnsi="Symbol" w:cs="Symbol" w:hint="default"/>
+      </w:rPr>
     </w:lvl>
     <w:lvl w:ilvl="8">
       <w:start w:val="1"/>
-      <w:numFmt w:val="none"/>
-      <w:suff w:val="nothing"/>
-      <w:lvlText w:val=""/>
-      <w:lvlJc w:val="start"/>
-      <w:pPr>
-        <w:tabs>
-          <w:tab w:val="num" w:pos="0"/>
-        </w:tabs>
-        <w:ind w:start="0" w:hanging="0"/>
-      </w:pPr>
+      <w:numFmt w:val="bullet"/>
+      <w:lvlText w:val=""/>
+      <w:lvlJc w:val="start"/>
+      <w:pPr>
+        <w:tabs>
+          <w:tab w:val="num" w:pos="6381"/>
+        </w:tabs>
+        <w:ind w:start="6381" w:hanging="283"/>
+      </w:pPr>
+      <w:rPr>
+        <w:rFonts w:ascii="Symbol" w:hAnsi="Symbol" w:cs="Symbol" w:hint="default"/>
+      </w:rPr>
     </w:lvl>
   </w:abstractNum>
   <w:num w:numId="1">
@@ -18623,535 +18836,535 @@
     <w:abstractNumId w:val="90"/>
   </w:num>
   <w:num w:numId="91">
-    <w:abstractNumId w:val="1"/>
+    <w:abstractNumId w:val="2"/>
     <w:lvlOverride w:ilvl="0">
       <w:startOverride w:val="1"/>
     </w:lvlOverride>
   </w:num>
   <w:num w:numId="92">
-    <w:abstractNumId w:val="1"/>
+    <w:abstractNumId w:val="2"/>
     <w:lvlOverride w:ilvl="0">
       <w:startOverride w:val="2"/>
     </w:lvlOverride>
   </w:num>
   <w:num w:numId="93">
-    <w:abstractNumId w:val="3"/>
+    <w:abstractNumId w:val="4"/>
     <w:lvlOverride w:ilvl="0">
       <w:startOverride w:val="1"/>
     </w:lvlOverride>
   </w:num>
   <w:num w:numId="94">
-    <w:abstractNumId w:val="3"/>
+    <w:abstractNumId w:val="4"/>
     <w:lvlOverride w:ilvl="0">
       <w:startOverride w:val="2"/>
     </w:lvlOverride>
   </w:num>
   <w:num w:numId="95">
-    <w:abstractNumId w:val="5"/>
+    <w:abstractNumId w:val="6"/>
     <w:lvlOverride w:ilvl="0">
       <w:startOverride w:val="1"/>
     </w:lvlOverride>
   </w:num>
   <w:num w:numId="96">
-    <w:abstractNumId w:val="5"/>
+    <w:abstractNumId w:val="6"/>
     <w:lvlOverride w:ilvl="0">
       <w:startOverride w:val="2"/>
     </w:lvlOverride>
   </w:num>
   <w:num w:numId="97">
-    <w:abstractNumId w:val="7"/>
+    <w:abstractNumId w:val="8"/>
     <w:lvlOverride w:ilvl="0">
       <w:startOverride w:val="1"/>
     </w:lvlOverride>
   </w:num>
   <w:num w:numId="98">
-    <w:abstractNumId w:val="7"/>
+    <w:abstractNumId w:val="8"/>
     <w:lvlOverride w:ilvl="0">
       <w:startOverride w:val="2"/>
     </w:lvlOverride>
   </w:num>
   <w:num w:numId="99">
-    <w:abstractNumId w:val="7"/>
+    <w:abstractNumId w:val="8"/>
     <w:lvlOverride w:ilvl="0">
       <w:startOverride w:val="3"/>
     </w:lvlOverride>
   </w:num>
   <w:num w:numId="100">
-    <w:abstractNumId w:val="10"/>
+    <w:abstractNumId w:val="11"/>
     <w:lvlOverride w:ilvl="0">
       <w:startOverride w:val="1"/>
     </w:lvlOverride>
   </w:num>
   <w:num w:numId="101">
-    <w:abstractNumId w:val="10"/>
+    <w:abstractNumId w:val="11"/>
     <w:lvlOverride w:ilvl="0">
       <w:startOverride w:val="2"/>
     </w:lvlOverride>
   </w:num>
   <w:num w:numId="102">
-    <w:abstractNumId w:val="10"/>
+    <w:abstractNumId w:val="11"/>
     <w:lvlOverride w:ilvl="0">
       <w:startOverride w:val="3"/>
     </w:lvlOverride>
   </w:num>
   <w:num w:numId="103">
-    <w:abstractNumId w:val="13"/>
+    <w:abstractNumId w:val="14"/>
     <w:lvlOverride w:ilvl="0">
       <w:startOverride w:val="1"/>
     </w:lvlOverride>
   </w:num>
   <w:num w:numId="104">
-    <w:abstractNumId w:val="13"/>
+    <w:abstractNumId w:val="14"/>
     <w:lvlOverride w:ilvl="0">
       <w:startOverride w:val="2"/>
     </w:lvlOverride>
   </w:num>
   <w:num w:numId="105">
-    <w:abstractNumId w:val="15"/>
+    <w:abstractNumId w:val="16"/>
     <w:lvlOverride w:ilvl="0">
       <w:startOverride w:val="1"/>
     </w:lvlOverride>
   </w:num>
   <w:num w:numId="106">
-    <w:abstractNumId w:val="15"/>
+    <w:abstractNumId w:val="16"/>
     <w:lvlOverride w:ilvl="0">
       <w:startOverride w:val="2"/>
     </w:lvlOverride>
   </w:num>
   <w:num w:numId="107">
-    <w:abstractNumId w:val="17"/>
+    <w:abstractNumId w:val="18"/>
     <w:lvlOverride w:ilvl="0">
       <w:startOverride w:val="1"/>
     </w:lvlOverride>
   </w:num>
   <w:num w:numId="108">
-    <w:abstractNumId w:val="17"/>
+    <w:abstractNumId w:val="18"/>
     <w:lvlOverride w:ilvl="0">
       <w:startOverride w:val="2"/>
     </w:lvlOverride>
   </w:num>
   <w:num w:numId="109">
-    <w:abstractNumId w:val="17"/>
+    <w:abstractNumId w:val="18"/>
     <w:lvlOverride w:ilvl="0">
       <w:startOverride w:val="3"/>
     </w:lvlOverride>
   </w:num>
   <w:num w:numId="110">
-    <w:abstractNumId w:val="20"/>
+    <w:abstractNumId w:val="21"/>
     <w:lvlOverride w:ilvl="0">
       <w:startOverride w:val="1"/>
     </w:lvlOverride>
   </w:num>
   <w:num w:numId="111">
-    <w:abstractNumId w:val="20"/>
+    <w:abstractNumId w:val="21"/>
     <w:lvlOverride w:ilvl="0">
       <w:startOverride w:val="2"/>
     </w:lvlOverride>
   </w:num>
   <w:num w:numId="112">
-    <w:abstractNumId w:val="20"/>
+    <w:abstractNumId w:val="21"/>
     <w:lvlOverride w:ilvl="0">
       <w:startOverride w:val="3"/>
     </w:lvlOverride>
   </w:num>
   <w:num w:numId="113">
-    <w:abstractNumId w:val="23"/>
+    <w:abstractNumId w:val="24"/>
     <w:lvlOverride w:ilvl="0">
       <w:startOverride w:val="1"/>
     </w:lvlOverride>
   </w:num>
   <w:num w:numId="114">
-    <w:abstractNumId w:val="23"/>
+    <w:abstractNumId w:val="24"/>
     <w:lvlOverride w:ilvl="0">
       <w:startOverride w:val="2"/>
     </w:lvlOverride>
   </w:num>
   <w:num w:numId="115">
-    <w:abstractNumId w:val="23"/>
+    <w:abstractNumId w:val="24"/>
     <w:lvlOverride w:ilvl="0">
       <w:startOverride w:val="3"/>
     </w:lvlOverride>
   </w:num>
   <w:num w:numId="116">
-    <w:abstractNumId w:val="26"/>
+    <w:abstractNumId w:val="27"/>
     <w:lvlOverride w:ilvl="0">
       <w:startOverride w:val="1"/>
     </w:lvlOverride>
   </w:num>
   <w:num w:numId="117">
-    <w:abstractNumId w:val="26"/>
+    <w:abstractNumId w:val="27"/>
     <w:lvlOverride w:ilvl="0">
       <w:startOverride w:val="2"/>
     </w:lvlOverride>
   </w:num>
   <w:num w:numId="118">
-    <w:abstractNumId w:val="28"/>
+    <w:abstractNumId w:val="29"/>
     <w:lvlOverride w:ilvl="0">
       <w:startOverride w:val="1"/>
     </w:lvlOverride>
   </w:num>
   <w:num w:numId="119">
-    <w:abstractNumId w:val="28"/>
+    <w:abstractNumId w:val="29"/>
     <w:lvlOverride w:ilvl="0">
       <w:startOverride w:val="2"/>
     </w:lvlOverride>
   </w:num>
   <w:num w:numId="120">
-    <w:abstractNumId w:val="30"/>
+    <w:abstractNumId w:val="31"/>
     <w:lvlOverride w:ilvl="0">
       <w:startOverride w:val="1"/>
     </w:lvlOverride>
   </w:num>
   <w:num w:numId="121">
-    <w:abstractNumId w:val="30"/>
+    <w:abstractNumId w:val="31"/>
     <w:lvlOverride w:ilvl="0">
       <w:startOverride w:val="2"/>
     </w:lvlOverride>
   </w:num>
   <w:num w:numId="122">
-    <w:abstractNumId w:val="32"/>
+    <w:abstractNumId w:val="33"/>
     <w:lvlOverride w:ilvl="0">
       <w:startOverride w:val="1"/>
     </w:lvlOverride>
   </w:num>
   <w:num w:numId="123">
-    <w:abstractNumId w:val="32"/>
+    <w:abstractNumId w:val="33"/>
     <w:lvlOverride w:ilvl="0">
       <w:startOverride w:val="2"/>
     </w:lvlOverride>
   </w:num>
   <w:num w:numId="124">
-    <w:abstractNumId w:val="34"/>
+    <w:abstractNumId w:val="35"/>
     <w:lvlOverride w:ilvl="0">
       <w:startOverride w:val="1"/>
     </w:lvlOverride>
   </w:num>
   <w:num w:numId="125">
-    <w:abstractNumId w:val="34"/>
+    <w:abstractNumId w:val="35"/>
     <w:lvlOverride w:ilvl="0">
       <w:startOverride w:val="2"/>
     </w:lvlOverride>
   </w:num>
   <w:num w:numId="126">
-    <w:abstractNumId w:val="36"/>
+    <w:abstractNumId w:val="37"/>
     <w:lvlOverride w:ilvl="0">
       <w:startOverride w:val="1"/>
     </w:lvlOverride>
   </w:num>
   <w:num w:numId="127">
-    <w:abstractNumId w:val="36"/>
+    <w:abstractNumId w:val="37"/>
     <w:lvlOverride w:ilvl="0">
       <w:startOverride w:val="2"/>
     </w:lvlOverride>
   </w:num>
   <w:num w:numId="128">
-    <w:abstractNumId w:val="38"/>
+    <w:abstractNumId w:val="39"/>
     <w:lvlOverride w:ilvl="0">
       <w:startOverride w:val="1"/>
     </w:lvlOverride>
   </w:num>
   <w:num w:numId="129">
-    <w:abstractNumId w:val="38"/>
+    <w:abstractNumId w:val="39"/>
     <w:lvlOverride w:ilvl="0">
       <w:startOverride w:val="2"/>
     </w:lvlOverride>
   </w:num>
   <w:num w:numId="130">
-    <w:abstractNumId w:val="40"/>
+    <w:abstractNumId w:val="41"/>
     <w:lvlOverride w:ilvl="0">
       <w:startOverride w:val="1"/>
     </w:lvlOverride>
   </w:num>
   <w:num w:numId="131">
-    <w:abstractNumId w:val="40"/>
+    <w:abstractNumId w:val="41"/>
     <w:lvlOverride w:ilvl="0">
       <w:startOverride w:val="2"/>
     </w:lvlOverride>
   </w:num>
   <w:num w:numId="132">
-    <w:abstractNumId w:val="42"/>
+    <w:abstractNumId w:val="43"/>
     <w:lvlOverride w:ilvl="0">
       <w:startOverride w:val="1"/>
     </w:lvlOverride>
   </w:num>
   <w:num w:numId="133">
-    <w:abstractNumId w:val="42"/>
+    <w:abstractNumId w:val="43"/>
     <w:lvlOverride w:ilvl="0">
       <w:startOverride w:val="2"/>
     </w:lvlOverride>
   </w:num>
   <w:num w:numId="134">
-    <w:abstractNumId w:val="44"/>
+    <w:abstractNumId w:val="45"/>
     <w:lvlOverride w:ilvl="0">
       <w:startOverride w:val="1"/>
     </w:lvlOverride>
   </w:num>
   <w:num w:numId="135">
-    <w:abstractNumId w:val="44"/>
+    <w:abstractNumId w:val="45"/>
     <w:lvlOverride w:ilvl="0">
       <w:startOverride w:val="2"/>
     </w:lvlOverride>
   </w:num>
   <w:num w:numId="136">
-    <w:abstractNumId w:val="46"/>
+    <w:abstractNumId w:val="47"/>
     <w:lvlOverride w:ilvl="0">
       <w:startOverride w:val="1"/>
     </w:lvlOverride>
   </w:num>
   <w:num w:numId="137">
-    <w:abstractNumId w:val="46"/>
+    <w:abstractNumId w:val="47"/>
     <w:lvlOverride w:ilvl="0">
       <w:startOverride w:val="2"/>
     </w:lvlOverride>
   </w:num>
   <w:num w:numId="138">
-    <w:abstractNumId w:val="48"/>
+    <w:abstractNumId w:val="49"/>
     <w:lvlOverride w:ilvl="0">
       <w:startOverride w:val="1"/>
     </w:lvlOverride>
   </w:num>
   <w:num w:numId="139">
-    <w:abstractNumId w:val="48"/>
+    <w:abstractNumId w:val="49"/>
     <w:lvlOverride w:ilvl="0">
       <w:startOverride w:val="2"/>
     </w:lvlOverride>
   </w:num>
   <w:num w:numId="140">
-    <w:abstractNumId w:val="50"/>
+    <w:abstractNumId w:val="51"/>
     <w:lvlOverride w:ilvl="0">
       <w:startOverride w:val="1"/>
     </w:lvlOverride>
   </w:num>
   <w:num w:numId="141">
-    <w:abstractNumId w:val="50"/>
+    <w:abstractNumId w:val="51"/>
     <w:lvlOverride w:ilvl="0">
       <w:startOverride w:val="2"/>
     </w:lvlOverride>
   </w:num>
   <w:num w:numId="142">
-    <w:abstractNumId w:val="52"/>
+    <w:abstractNumId w:val="53"/>
     <w:lvlOverride w:ilvl="0">
       <w:startOverride w:val="1"/>
     </w:lvlOverride>
   </w:num>
   <w:num w:numId="143">
-    <w:abstractNumId w:val="52"/>
+    <w:abstractNumId w:val="53"/>
     <w:lvlOverride w:ilvl="0">
       <w:startOverride w:val="2"/>
     </w:lvlOverride>
   </w:num>
   <w:num w:numId="144">
-    <w:abstractNumId w:val="54"/>
+    <w:abstractNumId w:val="55"/>
     <w:lvlOverride w:ilvl="0">
       <w:startOverride w:val="1"/>
     </w:lvlOverride>
   </w:num>
   <w:num w:numId="145">
-    <w:abstractNumId w:val="54"/>
+    <w:abstractNumId w:val="55"/>
     <w:lvlOverride w:ilvl="0">
       <w:startOverride w:val="2"/>
     </w:lvlOverride>
   </w:num>
   <w:num w:numId="146">
-    <w:abstractNumId w:val="56"/>
+    <w:abstractNumId w:val="57"/>
     <w:lvlOverride w:ilvl="0">
       <w:startOverride w:val="1"/>
     </w:lvlOverride>
   </w:num>
   <w:num w:numId="147">
-    <w:abstractNumId w:val="56"/>
+    <w:abstractNumId w:val="57"/>
     <w:lvlOverride w:ilvl="0">
       <w:startOverride w:val="2"/>
     </w:lvlOverride>
   </w:num>
   <w:num w:numId="148">
-    <w:abstractNumId w:val="58"/>
+    <w:abstractNumId w:val="59"/>
     <w:lvlOverride w:ilvl="0">
       <w:startOverride w:val="1"/>
     </w:lvlOverride>
   </w:num>
   <w:num w:numId="149">
-    <w:abstractNumId w:val="58"/>
+    <w:abstractNumId w:val="59"/>
     <w:lvlOverride w:ilvl="0">
       <w:startOverride w:val="2"/>
     </w:lvlOverride>
   </w:num>
   <w:num w:numId="150">
-    <w:abstractNumId w:val="60"/>
+    <w:abstractNumId w:val="61"/>
     <w:lvlOverride w:ilvl="0">
       <w:startOverride w:val="1"/>
     </w:lvlOverride>
   </w:num>
   <w:num w:numId="151">
-    <w:abstractNumId w:val="60"/>
+    <w:abstractNumId w:val="61"/>
     <w:lvlOverride w:ilvl="0">
       <w:startOverride w:val="2"/>
     </w:lvlOverride>
   </w:num>
   <w:num w:numId="152">
-    <w:abstractNumId w:val="62"/>
+    <w:abstractNumId w:val="63"/>
     <w:lvlOverride w:ilvl="0">
       <w:startOverride w:val="1"/>
     </w:lvlOverride>
   </w:num>
   <w:num w:numId="153">
-    <w:abstractNumId w:val="62"/>
+    <w:abstractNumId w:val="63"/>
     <w:lvlOverride w:ilvl="0">
       <w:startOverride w:val="2"/>
     </w:lvlOverride>
   </w:num>
   <w:num w:numId="154">
-    <w:abstractNumId w:val="64"/>
+    <w:abstractNumId w:val="65"/>
     <w:lvlOverride w:ilvl="0">
       <w:startOverride w:val="1"/>
     </w:lvlOverride>
   </w:num>
   <w:num w:numId="155">
-    <w:abstractNumId w:val="64"/>
+    <w:abstractNumId w:val="65"/>
     <w:lvlOverride w:ilvl="0">
       <w:startOverride w:val="2"/>
     </w:lvlOverride>
   </w:num>
   <w:num w:numId="156">
-    <w:abstractNumId w:val="66"/>
+    <w:abstractNumId w:val="67"/>
     <w:lvlOverride w:ilvl="0">
       <w:startOverride w:val="1"/>
     </w:lvlOverride>
   </w:num>
   <w:num w:numId="157">
-    <w:abstractNumId w:val="66"/>
+    <w:abstractNumId w:val="67"/>
     <w:lvlOverride w:ilvl="0">
       <w:startOverride w:val="2"/>
     </w:lvlOverride>
   </w:num>
   <w:num w:numId="158">
-    <w:abstractNumId w:val="68"/>
+    <w:abstractNumId w:val="69"/>
     <w:lvlOverride w:ilvl="0">
       <w:startOverride w:val="1"/>
     </w:lvlOverride>
   </w:num>
   <w:num w:numId="159">
-    <w:abstractNumId w:val="68"/>
+    <w:abstractNumId w:val="69"/>
     <w:lvlOverride w:ilvl="0">
       <w:startOverride w:val="2"/>
     </w:lvlOverride>
   </w:num>
   <w:num w:numId="160">
-    <w:abstractNumId w:val="70"/>
+    <w:abstractNumId w:val="71"/>
     <w:lvlOverride w:ilvl="0">
       <w:startOverride w:val="1"/>
     </w:lvlOverride>
   </w:num>
   <w:num w:numId="161">
-    <w:abstractNumId w:val="70"/>
+    <w:abstractNumId w:val="71"/>
     <w:lvlOverride w:ilvl="0">
       <w:startOverride w:val="2"/>
     </w:lvlOverride>
   </w:num>
   <w:num w:numId="162">
-    <w:abstractNumId w:val="72"/>
+    <w:abstractNumId w:val="73"/>
     <w:lvlOverride w:ilvl="0">
       <w:startOverride w:val="1"/>
     </w:lvlOverride>
   </w:num>
   <w:num w:numId="163">
-    <w:abstractNumId w:val="72"/>
+    <w:abstractNumId w:val="73"/>
     <w:lvlOverride w:ilvl="0">
       <w:startOverride w:val="2"/>
     </w:lvlOverride>
   </w:num>
   <w:num w:numId="164">
-    <w:abstractNumId w:val="74"/>
+    <w:abstractNumId w:val="75"/>
     <w:lvlOverride w:ilvl="0">
       <w:startOverride w:val="1"/>
     </w:lvlOverride>
   </w:num>
   <w:num w:numId="165">
-    <w:abstractNumId w:val="74"/>
+    <w:abstractNumId w:val="75"/>
     <w:lvlOverride w:ilvl="0">
       <w:startOverride w:val="2"/>
     </w:lvlOverride>
   </w:num>
   <w:num w:numId="166">
-    <w:abstractNumId w:val="76"/>
+    <w:abstractNumId w:val="77"/>
     <w:lvlOverride w:ilvl="0">
       <w:startOverride w:val="1"/>
     </w:lvlOverride>
   </w:num>
   <w:num w:numId="167">
-    <w:abstractNumId w:val="76"/>
+    <w:abstractNumId w:val="77"/>
     <w:lvlOverride w:ilvl="0">
       <w:startOverride w:val="2"/>
     </w:lvlOverride>
   </w:num>
   <w:num w:numId="168">
-    <w:abstractNumId w:val="78"/>
+    <w:abstractNumId w:val="79"/>
     <w:lvlOverride w:ilvl="0">
       <w:startOverride w:val="1"/>
     </w:lvlOverride>
   </w:num>
   <w:num w:numId="169">
-    <w:abstractNumId w:val="78"/>
+    <w:abstractNumId w:val="79"/>
     <w:lvlOverride w:ilvl="0">
       <w:startOverride w:val="2"/>
     </w:lvlOverride>
   </w:num>
   <w:num w:numId="170">
-    <w:abstractNumId w:val="80"/>
+    <w:abstractNumId w:val="81"/>
     <w:lvlOverride w:ilvl="0">
       <w:startOverride w:val="1"/>
     </w:lvlOverride>
   </w:num>
   <w:num w:numId="171">
-    <w:abstractNumId w:val="80"/>
+    <w:abstractNumId w:val="81"/>
     <w:lvlOverride w:ilvl="0">
       <w:startOverride w:val="2"/>
     </w:lvlOverride>
   </w:num>
   <w:num w:numId="172">
-    <w:abstractNumId w:val="82"/>
+    <w:abstractNumId w:val="83"/>
     <w:lvlOverride w:ilvl="0">
       <w:startOverride w:val="1"/>
     </w:lvlOverride>
   </w:num>
   <w:num w:numId="173">
-    <w:abstractNumId w:val="82"/>
+    <w:abstractNumId w:val="83"/>
     <w:lvlOverride w:ilvl="0">
       <w:startOverride w:val="2"/>
     </w:lvlOverride>
   </w:num>
   <w:num w:numId="174">
-    <w:abstractNumId w:val="84"/>
+    <w:abstractNumId w:val="85"/>
     <w:lvlOverride w:ilvl="0">
       <w:startOverride w:val="1"/>
     </w:lvlOverride>
   </w:num>
   <w:num w:numId="175">
-    <w:abstractNumId w:val="84"/>
+    <w:abstractNumId w:val="85"/>
     <w:lvlOverride w:ilvl="0">
       <w:startOverride w:val="2"/>
     </w:lvlOverride>
   </w:num>
   <w:num w:numId="176">
-    <w:abstractNumId w:val="86"/>
+    <w:abstractNumId w:val="87"/>
     <w:lvlOverride w:ilvl="0">
       <w:startOverride w:val="1"/>
     </w:lvlOverride>
   </w:num>
   <w:num w:numId="177">
-    <w:abstractNumId w:val="86"/>
+    <w:abstractNumId w:val="87"/>
     <w:lvlOverride w:ilvl="0">
       <w:startOverride w:val="2"/>
     </w:lvlOverride>
   </w:num>
   <w:num w:numId="178">
-    <w:abstractNumId w:val="88"/>
+    <w:abstractNumId w:val="89"/>
     <w:lvlOverride w:ilvl="0">
       <w:startOverride w:val="1"/>
     </w:lvlOverride>
   </w:num>
   <w:num w:numId="179">
-    <w:abstractNumId w:val="88"/>
+    <w:abstractNumId w:val="89"/>
     <w:lvlOverride w:ilvl="0">
       <w:startOverride w:val="2"/>
     </w:lvlOverride>

--- a/The Pragmatic Hive v1.docx
+++ b/The Pragmatic Hive v1.docx
@@ -144,30 +144,11 @@
       </w:pPr>
       <w:r>
         <w:rPr/>
-        <w:t>Accept that your first duty</w:t>
-      </w:r>
-      <w:r>
-        <w:rPr/>
-        <w:t xml:space="preserve"> is to maintain </w:t>
-      </w:r>
-      <w:r>
-        <w:rPr/>
-        <w:t>your</w:t>
-      </w:r>
-      <w:r>
-        <w:rPr/>
-        <w:t xml:space="preserve"> own life support system. Selfishness is </w:t>
-      </w:r>
-      <w:r>
-        <w:rPr>
-          <w:b/>
-          <w:bCs/>
-        </w:rPr>
-        <w:t>not a moral failing</w:t>
-      </w:r>
-      <w:r>
-        <w:rPr/>
-        <w:t xml:space="preserve"> but a </w:t>
+        <w:t xml:space="preserve">Accept that your first duty is to maintain your own life support system. Selfishness is </w:t>
+      </w:r>
+      <w:r>
+        <w:rPr/>
+        <w:t xml:space="preserve">a </w:t>
       </w:r>
       <w:r>
         <w:rPr>
@@ -204,7 +185,23 @@
       </w:pPr>
       <w:r>
         <w:rPr/>
-        <w:t>This replaces the idea of "self-sacrifice" with "self-extension." Serving others is not an act of negating the self but of sustaining the systems that allow the self to exist. The core principle is simple: damage to the collective inevitably damages the individual. If public infrastructure, social trust, or the environment collapses, personal wealth offers no protection. Therefore, the most logical strategy is to invest in the commons. By improving community safety or education, an individual indirectly hardens their own security. This is not altruism in the sentimental sense but a recognition that individual fitness is inextricably linked to group fitness.</w:t>
+        <w:t xml:space="preserve">This replaces the idea of "self-sacrifice" with "self-extension." Serving others is </w:t>
+      </w:r>
+      <w:r>
+        <w:rPr/>
+        <w:t>an act</w:t>
+      </w:r>
+      <w:r>
+        <w:rPr/>
+        <w:t xml:space="preserve"> of sustaining the systems that allow the self to exist. The core principle is simple: damage to the collective inevitably damages the individual. If public infrastructure, social trust, or the environment collapses, personal wealth offers no protection. Therefore, the most logical strategy is to invest in the commons. By improving community safety or education, an individual indirectly hardens their own security. </w:t>
+      </w:r>
+      <w:r>
+        <w:rPr/>
+        <w:t xml:space="preserve">There should be no virtue signaling or sentimentality to altruism. </w:t>
+      </w:r>
+      <w:r>
+        <w:rPr/>
+        <w:t xml:space="preserve">This is a recognition that individual fitness is inextricably linked to group fitness. </w:t>
       </w:r>
     </w:p>
     <w:p>
@@ -241,31 +238,7 @@
       </w:r>
       <w:r>
         <w:rPr/>
-        <w:t xml:space="preserve"> when they feel threatened or driven by greed. Never assume a system is "fixed." Build "Trust but Verify" into your interactions. Corruption should be viewed </w:t>
-      </w:r>
-      <w:r>
-        <w:rPr/>
-        <w:t>as a normal predictable variable</w:t>
-      </w:r>
-      <w:r>
-        <w:rPr/>
-        <w:t xml:space="preserve">, similar to weather patterns. When it occurs, cynicism </w:t>
-      </w:r>
-      <w:r>
-        <w:rPr/>
-        <w:t>and moral outrage</w:t>
-      </w:r>
-      <w:r>
-        <w:rPr/>
-        <w:t xml:space="preserve"> is unproductive; </w:t>
-      </w:r>
-      <w:r>
-        <w:rPr/>
-        <w:t>simply be prepared</w:t>
-      </w:r>
-      <w:r>
-        <w:rPr/>
-        <w:t>. Those whose basic needs are met must build systems that make ethical behavior the path of least resistance. Laws, checks and balances, and transparency serve to align individual self-interest with the collective good, ensuring that doing the right thing is also the most efficient choice for the selfish actor.</w:t>
+        <w:t xml:space="preserve"> when they feel threatened or driven by greed. Never assume a system is "fixed." Build "Trust but Verify" into your interactions. Corruption should be viewed as a normal predictable variable, similar to weather patterns. When it occurs, cynicism and moral outrage is unproductive; simply be prepared. Those whose basic needs are met must build systems that make ethical behavior the path of least resistance. Laws, checks and balances, and transparency serve to align individual self-interest with the collective good, ensuring that doing the right thing is also the most efficient choice for the selfish actor.</w:t>
       </w:r>
     </w:p>
     <w:p>
@@ -295,7 +268,17 @@
           <w:i w:val="false"/>
           <w:iCs w:val="false"/>
         </w:rPr>
-        <w:t>D</w:t>
+        <w:t xml:space="preserve">Draft your daily life around three concentric circles: </w:t>
+      </w:r>
+      <w:r>
+        <w:rPr>
+          <w:rStyle w:val="Emphasis"/>
+          <w:b/>
+          <w:bCs/>
+          <w:i w:val="false"/>
+          <w:iCs w:val="false"/>
+        </w:rPr>
+        <w:t>The Core (self)</w:t>
       </w:r>
       <w:r>
         <w:rPr>
@@ -303,7 +286,17 @@
           <w:i w:val="false"/>
           <w:iCs w:val="false"/>
         </w:rPr>
-        <w:t>raft your d</w:t>
+        <w:t xml:space="preserve"> maintains the physical and mental vessel. </w:t>
+      </w:r>
+      <w:r>
+        <w:rPr>
+          <w:rStyle w:val="Emphasis"/>
+          <w:b/>
+          <w:bCs/>
+          <w:i w:val="false"/>
+          <w:iCs w:val="false"/>
+        </w:rPr>
+        <w:t>The Inner Ring (reciprocity)</w:t>
       </w:r>
       <w:r>
         <w:rPr>
@@ -311,7 +304,7 @@
           <w:i w:val="false"/>
           <w:iCs w:val="false"/>
         </w:rPr>
-        <w:t xml:space="preserve">aily life around three concentric circles: </w:t>
+        <w:t xml:space="preserve"> protects family and reciprocal allies. </w:t>
       </w:r>
       <w:r>
         <w:rPr>
@@ -321,17 +314,7 @@
           <w:i w:val="false"/>
           <w:iCs w:val="false"/>
         </w:rPr>
-        <w:t xml:space="preserve">The Core </w:t>
-      </w:r>
-      <w:r>
-        <w:rPr>
-          <w:rStyle w:val="Emphasis"/>
-          <w:b/>
-          <w:bCs/>
-          <w:i w:val="false"/>
-          <w:iCs w:val="false"/>
-        </w:rPr>
-        <w:t>(self)</w:t>
+        <w:t>The Outer Ring (the hive)</w:t>
       </w:r>
       <w:r>
         <w:rPr>
@@ -339,111 +322,23 @@
           <w:i w:val="false"/>
           <w:iCs w:val="false"/>
         </w:rPr>
-        <w:t xml:space="preserve"> maintains the physical and mental vessel. </w:t>
-      </w:r>
-      <w:r>
-        <w:rPr>
-          <w:rStyle w:val="Emphasis"/>
-          <w:b/>
-          <w:bCs/>
-          <w:i w:val="false"/>
-          <w:iCs w:val="false"/>
-        </w:rPr>
-        <w:t xml:space="preserve">The Inner Ring </w:t>
-      </w:r>
-      <w:r>
-        <w:rPr>
-          <w:rStyle w:val="Emphasis"/>
-          <w:b/>
-          <w:bCs/>
-          <w:i w:val="false"/>
-          <w:iCs w:val="false"/>
-        </w:rPr>
-        <w:t>(reciprocity)</w:t>
-      </w:r>
+        <w:t xml:space="preserve"> builds the broader community and society, i.e. the world we want to live in (service).</w:t>
+      </w:r>
+    </w:p>
+    <w:p>
+      <w:pPr>
+        <w:pStyle w:val="BodyText"/>
+        <w:bidi w:val="0"/>
+        <w:ind w:hanging="0" w:start="0" w:end="0"/>
+        <w:jc w:val="start"/>
+        <w:rPr/>
+      </w:pPr>
       <w:r>
         <w:rPr>
           <w:rStyle w:val="Emphasis"/>
           <w:i w:val="false"/>
           <w:iCs w:val="false"/>
         </w:rPr>
-        <w:t xml:space="preserve"> protects family and reciprocal allies. </w:t>
-      </w:r>
-      <w:r>
-        <w:rPr>
-          <w:rStyle w:val="Emphasis"/>
-          <w:b/>
-          <w:bCs/>
-          <w:i w:val="false"/>
-          <w:iCs w:val="false"/>
-        </w:rPr>
-        <w:t xml:space="preserve">The Outer Ring </w:t>
-      </w:r>
-      <w:r>
-        <w:rPr>
-          <w:rStyle w:val="Emphasis"/>
-          <w:b/>
-          <w:bCs/>
-          <w:i w:val="false"/>
-          <w:iCs w:val="false"/>
-        </w:rPr>
-        <w:t>(the hive)</w:t>
-      </w:r>
-      <w:r>
-        <w:rPr>
-          <w:rStyle w:val="Emphasis"/>
-          <w:i w:val="false"/>
-          <w:iCs w:val="false"/>
-        </w:rPr>
-        <w:t xml:space="preserve"> builds the broader community and society, </w:t>
-      </w:r>
-      <w:r>
-        <w:rPr>
-          <w:rStyle w:val="Emphasis"/>
-          <w:i w:val="false"/>
-          <w:iCs w:val="false"/>
-        </w:rPr>
-        <w:t>i.e. the world we want to live in</w:t>
-      </w:r>
-      <w:r>
-        <w:rPr>
-          <w:rStyle w:val="Emphasis"/>
-          <w:i w:val="false"/>
-          <w:iCs w:val="false"/>
-        </w:rPr>
-        <w:t xml:space="preserve"> </w:t>
-      </w:r>
-      <w:r>
-        <w:rPr>
-          <w:rStyle w:val="Emphasis"/>
-          <w:i w:val="false"/>
-          <w:iCs w:val="false"/>
-        </w:rPr>
-        <w:t>(service)</w:t>
-      </w:r>
-      <w:r>
-        <w:rPr>
-          <w:rStyle w:val="Emphasis"/>
-          <w:i w:val="false"/>
-          <w:iCs w:val="false"/>
-        </w:rPr>
-        <w:t>.</w:t>
-      </w:r>
-    </w:p>
-    <w:p>
-      <w:pPr>
-        <w:pStyle w:val="BodyText"/>
-        <w:bidi w:val="0"/>
-        <w:ind w:hanging="0" w:start="0" w:end="0"/>
-        <w:jc w:val="start"/>
-        <w:rPr/>
-      </w:pPr>
-      <w:r>
-        <w:rPr>
-          <w:rStyle w:val="Emphasis"/>
-          <w:i w:val="false"/>
-          <w:iCs w:val="false"/>
-        </w:rPr>
         <w:t>This structure ensures that personal stability precedes collective contribution. One secures the self to become a pillar rather than a burden, recognizing that service to the whole stems from the inseparability of the individual and the collective.</w:t>
       </w:r>
     </w:p>
@@ -470,7 +365,7 @@
       </w:pPr>
       <w:r>
         <w:rPr/>
-        <w:t>In the framework of Pragmatic Hive, the boundary between "survival" and "service" is not a fixed line, but a transition of motives. Psychologically, this occurs when an individual moves from Deficiency-based thinking to Growth-based thinking.</w:t>
+        <w:t>In the framework of Pragmatic Hive, the boundary between "survival" and "service" a transition of motives. Psychologically, this occurs when an individual moves from Deficiency-based thinking to Growth-based thinking.</w:t>
       </w:r>
     </w:p>
     <w:p>
@@ -496,23 +391,7 @@
       </w:pPr>
       <w:r>
         <w:rPr/>
-        <w:t xml:space="preserve">Survival ends when your resources, time, energy, and wealth, exceed your immediate and foreseeable </w:t>
-      </w:r>
-      <w:r>
-        <w:rPr/>
-        <w:t>d</w:t>
-      </w:r>
-      <w:r>
-        <w:rPr/>
-        <w:t xml:space="preserve">eficiency </w:t>
-      </w:r>
-      <w:r>
-        <w:rPr/>
-        <w:t>n</w:t>
-      </w:r>
-      <w:r>
-        <w:rPr/>
-        <w:t>eeds.</w:t>
+        <w:t>Survival ends when your resources, time, energy, and wealth, exceed your immediate and foreseeable deficiency needs.</w:t>
       </w:r>
     </w:p>
     <w:p>
@@ -536,36 +415,14 @@
       </w:r>
       <w:r>
         <w:rPr/>
-        <w:t xml:space="preserve"> that provides the psychological stability to handle life challenges without imminent collapse. This threshold remains inviolable; dropping below it to serve others transforms the </w:t>
-      </w:r>
-      <w:r>
-        <w:rPr/>
-        <w:t>you</w:t>
-      </w:r>
-      <w:r>
-        <w:rPr/>
-        <w:t xml:space="preserve"> into a burden rather than a pillar, undermining the very system they intend to support. </w:t>
-      </w:r>
-      <w:r>
-        <w:rPr>
-          <w:b/>
-          <w:bCs/>
-        </w:rPr>
-        <w:t xml:space="preserve">True survival needs </w:t>
-      </w:r>
-      <w:r>
-        <w:rPr>
-          <w:b/>
-          <w:bCs/>
-        </w:rPr>
-        <w:t>are</w:t>
-      </w:r>
-      <w:r>
-        <w:rPr>
-          <w:b/>
-          <w:bCs/>
-        </w:rPr>
-        <w:t xml:space="preserve"> objective organic requirements that must be met</w:t>
+        <w:t xml:space="preserve"> that provides the psychological stability to handle life challenges without imminent collapse. This threshold remains inviolable; dropping below it to serve others transforms the you into a burden rather than a pillar, undermining the very system they intend to support. </w:t>
+      </w:r>
+      <w:r>
+        <w:rPr>
+          <w:b/>
+          <w:bCs/>
+        </w:rPr>
+        <w:t>True survival needs are objective organic requirements that must be met</w:t>
       </w:r>
       <w:r>
         <w:rPr/>
@@ -608,23 +465,15 @@
       </w:r>
       <w:r>
         <w:rPr/>
-        <w:t xml:space="preserve"> This shift reframes helping others not as pure altruism but as a sophisticated survival strategy. </w:t>
-      </w:r>
-      <w:r>
-        <w:rPr/>
-        <w:t>You get</w:t>
-      </w:r>
-      <w:r>
-        <w:rPr/>
-        <w:t xml:space="preserve"> satisfaction from prosocial acts because the stability of the collective ensures </w:t>
-      </w:r>
-      <w:r>
-        <w:rPr/>
-        <w:t>your</w:t>
-      </w:r>
-      <w:r>
-        <w:rPr/>
-        <w:t xml:space="preserve"> own continued flourishing. Self-interest expands to include the well-being of the whole, recognizing that a healthy society acts as the ultimate safety net for personal security.</w:t>
+        <w:t xml:space="preserve"> This shift reframes helping others </w:t>
+      </w:r>
+      <w:r>
+        <w:rPr/>
+        <w:t xml:space="preserve">as </w:t>
+      </w:r>
+      <w:r>
+        <w:rPr/>
+        <w:t>a sophisticated survival strategy. You get satisfaction from prosocial acts because the stability of the collective ensures your own continued flourishing. Self-interest expands to include the well-being of the whole, recognizing that a healthy society acts as the ultimate safety net for personal security.</w:t>
       </w:r>
     </w:p>
     <w:p>
@@ -650,15 +499,7 @@
       </w:pPr>
       <w:r>
         <w:rPr/>
-        <w:t xml:space="preserve">Service officially begins at the level of self-transcendence, the highest tier of Maslow's revised hierarchy, </w:t>
-      </w:r>
-      <w:r>
-        <w:rPr/>
-        <w:t>s</w:t>
-      </w:r>
-      <w:r>
-        <w:rPr/>
-        <w:t xml:space="preserve">hifting from acquisition to contribution. You move from getting to being, driven by growth rather than fear or lack. Your motivation stems from </w:t>
+        <w:t xml:space="preserve">Service officially begins at the level of self-transcendence, the highest tier of Maslow's revised hierarchy, shifting from acquisition to contribution. You move from getting to being, driven by growth rather than fear or lack. Your motivation stems from </w:t>
       </w:r>
       <w:r>
         <w:rPr>
@@ -1208,7 +1049,7 @@
         <w:pStyle w:val="BodyText"/>
         <w:numPr>
           <w:ilvl w:val="0"/>
-          <w:numId w:val="5"/>
+          <w:numId w:val="8"/>
         </w:numPr>
         <w:tabs>
           <w:tab w:val="left" w:pos="709" w:leader="none"/>
@@ -1229,7 +1070,7 @@
         <w:pStyle w:val="BodyText"/>
         <w:numPr>
           <w:ilvl w:val="0"/>
-          <w:numId w:val="2"/>
+          <w:numId w:val="9"/>
         </w:numPr>
         <w:tabs>
           <w:tab w:val="left" w:pos="709" w:leader="none"/>
@@ -1250,7 +1091,7 @@
         <w:pStyle w:val="BodyText"/>
         <w:numPr>
           <w:ilvl w:val="0"/>
-          <w:numId w:val="2"/>
+          <w:numId w:val="10"/>
         </w:numPr>
         <w:tabs>
           <w:tab w:val="left" w:pos="709" w:leader="none"/>
@@ -1284,7 +1125,7 @@
         <w:pStyle w:val="BodyText"/>
         <w:numPr>
           <w:ilvl w:val="0"/>
-          <w:numId w:val="6"/>
+          <w:numId w:val="11"/>
         </w:numPr>
         <w:tabs>
           <w:tab w:val="left" w:pos="709" w:leader="none"/>
@@ -1297,31 +1138,7 @@
       </w:pPr>
       <w:r>
         <w:rPr/>
-        <w:t xml:space="preserve">Wealth and power </w:t>
-      </w:r>
-      <w:r>
-        <w:rPr/>
-        <w:t>are</w:t>
-      </w:r>
-      <w:r>
-        <w:rPr/>
-        <w:t xml:space="preserve"> tools for </w:t>
-      </w:r>
-      <w:r>
-        <w:rPr/>
-        <w:t xml:space="preserve">your </w:t>
-      </w:r>
-      <w:r>
-        <w:rPr/>
-        <w:t>environment’</w:t>
-      </w:r>
-      <w:r>
-        <w:rPr/>
-        <w:t>s</w:t>
-      </w:r>
-      <w:r>
-        <w:rPr/>
-        <w:t xml:space="preserve"> stabilization.</w:t>
+        <w:t>Wealth and power are tools for your environment’s stabilization.</w:t>
       </w:r>
     </w:p>
     <w:p>
@@ -1329,7 +1146,7 @@
         <w:pStyle w:val="BodyText"/>
         <w:numPr>
           <w:ilvl w:val="0"/>
-          <w:numId w:val="3"/>
+          <w:numId w:val="12"/>
         </w:numPr>
         <w:tabs>
           <w:tab w:val="left" w:pos="709" w:leader="none"/>
@@ -1353,15 +1170,7 @@
       </w:r>
       <w:r>
         <w:rPr/>
-        <w:t xml:space="preserve">. You build systems rather than simply stacking gold or </w:t>
-      </w:r>
-      <w:r>
-        <w:rPr/>
-        <w:t>preps (supplies)</w:t>
-      </w:r>
-      <w:r>
-        <w:rPr/>
-        <w:t>.</w:t>
+        <w:t>. You build systems rather than simply stacking gold or preps (supplies).</w:t>
       </w:r>
     </w:p>
     <w:p>
@@ -1369,7 +1178,7 @@
         <w:pStyle w:val="BodyText"/>
         <w:numPr>
           <w:ilvl w:val="0"/>
-          <w:numId w:val="3"/>
+          <w:numId w:val="13"/>
         </w:numPr>
         <w:tabs>
           <w:tab w:val="left" w:pos="709" w:leader="none"/>
@@ -1382,15 +1191,7 @@
       </w:pPr>
       <w:r>
         <w:rPr/>
-        <w:t xml:space="preserve">You invest in your immediate cluster, such as family, mentors, and reliable peers. Strengthening those closest to you </w:t>
-      </w:r>
-      <w:r>
-        <w:rPr/>
-        <w:t xml:space="preserve">and/or whom you can trust </w:t>
-      </w:r>
-      <w:r>
-        <w:rPr/>
-        <w:t>creates a localized shield against broader societal decay.</w:t>
+        <w:t>You invest in your immediate cluster, such as family, mentors, and reliable peers. Strengthening those closest to you and/or whom you can trust creates a localized shield against broader societal decay.</w:t>
       </w:r>
     </w:p>
     <w:p>
@@ -1411,7 +1212,7 @@
         <w:pStyle w:val="BodyText"/>
         <w:numPr>
           <w:ilvl w:val="0"/>
-          <w:numId w:val="7"/>
+          <w:numId w:val="14"/>
         </w:numPr>
         <w:tabs>
           <w:tab w:val="left" w:pos="709" w:leader="none"/>
@@ -1432,7 +1233,7 @@
         <w:pStyle w:val="BodyText"/>
         <w:numPr>
           <w:ilvl w:val="0"/>
-          <w:numId w:val="4"/>
+          <w:numId w:val="15"/>
         </w:numPr>
         <w:tabs>
           <w:tab w:val="left" w:pos="709" w:leader="none"/>
@@ -1445,31 +1246,7 @@
       </w:pPr>
       <w:r>
         <w:rPr/>
-        <w:t xml:space="preserve">True service </w:t>
-      </w:r>
-      <w:r>
-        <w:rPr/>
-        <w:t>is</w:t>
-      </w:r>
-      <w:r>
-        <w:rPr/>
-        <w:t xml:space="preserve"> Macro-Maintenance. You contribute to the public good </w:t>
-      </w:r>
-      <w:r>
-        <w:rPr/>
-        <w:t xml:space="preserve">(e.g. </w:t>
-      </w:r>
-      <w:r>
-        <w:rPr/>
-        <w:t>justice, education, and infrastructure</w:t>
-      </w:r>
-      <w:r>
-        <w:rPr/>
-        <w:t>)</w:t>
-      </w:r>
-      <w:r>
-        <w:rPr/>
-        <w:t xml:space="preserve"> because a collapsing society will eventually breach even the strongest Sovereign Cell.</w:t>
+        <w:t>True service is Macro-Maintenance. You contribute to the public good (e.g. justice, education, and infrastructure) because a collapsing society will eventually breach even the strongest Sovereign Cell.</w:t>
       </w:r>
     </w:p>
     <w:p>
@@ -1477,7 +1254,7 @@
         <w:pStyle w:val="BodyText"/>
         <w:numPr>
           <w:ilvl w:val="0"/>
-          <w:numId w:val="4"/>
+          <w:numId w:val="16"/>
         </w:numPr>
         <w:tabs>
           <w:tab w:val="left" w:pos="709" w:leader="none"/>
@@ -1490,39 +1267,7 @@
       </w:pPr>
       <w:r>
         <w:rPr/>
-        <w:t xml:space="preserve">You serve the whole to ensure that corrupting elements </w:t>
-      </w:r>
-      <w:r>
-        <w:rPr/>
-        <w:t>(selfish-only actors)</w:t>
-      </w:r>
-      <w:r>
-        <w:rPr/>
-        <w:t xml:space="preserve"> have less room to operate. </w:t>
-      </w:r>
-      <w:r>
-        <w:rPr/>
-        <w:t>You are</w:t>
-      </w:r>
-      <w:r>
-        <w:rPr/>
-        <w:t xml:space="preserve"> </w:t>
-      </w:r>
-      <w:r>
-        <w:rPr/>
-        <w:t>basically</w:t>
-      </w:r>
-      <w:r>
-        <w:rPr/>
-        <w:t xml:space="preserve"> cleaning the water you </w:t>
-      </w:r>
-      <w:r>
-        <w:rPr/>
-        <w:t>have to</w:t>
-      </w:r>
-      <w:r>
-        <w:rPr/>
-        <w:t xml:space="preserve"> drink.</w:t>
+        <w:t>You serve the whole to ensure that corrupting elements (selfish-only actors) have less room to operate. You are basically cleaning the water you have to drink.</w:t>
       </w:r>
     </w:p>
     <w:p>
@@ -1552,35 +1297,1120 @@
           <w:rStyle w:val="Emphasis"/>
           <w:i/>
         </w:rPr>
-        <w:t xml:space="preserve">I am the center of my world, yet </w:t>
+        <w:t>I am the center of my world, yet I am a cell within a larger body. I secure my cell to strengthen the body, and I protect the body so that my cell remains safe.</w:t>
+      </w:r>
+    </w:p>
+    <w:p>
+      <w:pPr>
+        <w:pStyle w:val="BodyText"/>
+        <w:bidi w:val="0"/>
+        <w:jc w:val="start"/>
+        <w:rPr/>
+      </w:pPr>
+      <w:r>
+        <w:rPr/>
+      </w:r>
+    </w:p>
+    <w:p>
+      <w:pPr>
+        <w:pStyle w:val="Heading1"/>
+        <w:bidi w:val="0"/>
+        <w:ind w:hanging="0" w:start="0" w:end="0"/>
+        <w:jc w:val="start"/>
+        <w:rPr/>
+      </w:pPr>
+      <w:r>
+        <w:rPr/>
+        <w:t>Sociopathy Explained</w:t>
+      </w:r>
+    </w:p>
+    <w:p>
+      <w:pPr>
+        <w:pStyle w:val="Normal"/>
+        <w:rPr/>
+      </w:pPr>
+      <w:r>
+        <w:rPr/>
+        <w:t>So when someone has a psychological surplus to focus on goals outside oneself, and that person instead feeds more greed, sociopathy, and self-betterment (at the cost of others), how is this pathology explained under Pragmatic Hive?</w:t>
+      </w:r>
+    </w:p>
+    <w:p>
+      <w:pPr>
+        <w:pStyle w:val="Normal"/>
+        <w:rPr/>
+      </w:pPr>
+      <w:r>
+        <w:rPr/>
+      </w:r>
+    </w:p>
+    <w:p>
+      <w:pPr>
+        <w:pStyle w:val="Normal"/>
+        <w:rPr/>
+      </w:pPr>
+      <w:r>
+        <w:rPr/>
+        <w:t xml:space="preserve">This pathology can be categorized as </w:t>
+      </w:r>
+      <w:r>
+        <w:rPr>
+          <w:b/>
+          <w:bCs/>
+        </w:rPr>
+        <w:t>Cancerous Egoism</w:t>
+      </w:r>
+      <w:r>
+        <w:rPr/>
+        <w:t>. It is a biological and systemic failure where a cell forgets its place within the body and begins consuming the host to its own eventual demise. This behavior stems from three specific failures.</w:t>
+      </w:r>
+    </w:p>
+    <w:p>
+      <w:pPr>
+        <w:pStyle w:val="Normal"/>
+        <w:rPr/>
+      </w:pPr>
+      <w:r>
+        <w:rPr/>
+      </w:r>
+    </w:p>
+    <w:p>
+      <w:pPr>
+        <w:pStyle w:val="BodyText"/>
+        <w:bidi w:val="0"/>
+        <w:ind w:hanging="0" w:start="0" w:end="0"/>
+        <w:jc w:val="start"/>
+        <w:rPr/>
+      </w:pPr>
+      <w:r>
+        <w:rPr/>
+        <w:t>Under this philosophy, this pathology is explained through three specific lenses:</w:t>
+      </w:r>
+    </w:p>
+    <w:p>
+      <w:pPr>
+        <w:pStyle w:val="Normal"/>
+        <w:rPr/>
+      </w:pPr>
+      <w:r>
+        <w:rPr/>
+        <w:t xml:space="preserve">First, the individual falls into the </w:t>
+      </w:r>
+      <w:r>
+        <w:rPr>
+          <w:b/>
+          <w:bCs/>
+        </w:rPr>
+        <w:t>Infinity Trap (Resource Dysmorphia)</w:t>
+      </w:r>
+      <w:r>
+        <w:rPr/>
+        <w:t xml:space="preserve">. While a healthy system recognizes a ceiling for survival, the greedy suffer from Resource Dysmorphia, a psychological glitch preventing them from perceiving what is "enough." They remain </w:t>
+      </w:r>
+      <w:r>
+        <w:rPr>
+          <w:b/>
+          <w:bCs/>
+        </w:rPr>
+        <w:t>stuck in scarcity mode</w:t>
+      </w:r>
+      <w:r>
+        <w:rPr/>
+        <w:t xml:space="preserve"> despite massive surplus, treating the Hive's infrastructure as a mine to strip rather than a habitat to maintain. Like a bee drinking too much nectar, they become too heavy to fly back to the hive.</w:t>
+      </w:r>
+    </w:p>
+    <w:p>
+      <w:pPr>
+        <w:pStyle w:val="Normal"/>
+        <w:rPr/>
+      </w:pPr>
+      <w:r>
+        <w:rPr/>
+      </w:r>
+    </w:p>
+    <w:p>
+      <w:pPr>
+        <w:pStyle w:val="Normal"/>
+        <w:rPr/>
+      </w:pPr>
+      <w:r>
+        <w:rPr/>
+        <w:t xml:space="preserve">Second, they rely on the </w:t>
+      </w:r>
+      <w:r>
+        <w:rPr>
+          <w:b/>
+          <w:bCs/>
+        </w:rPr>
+        <w:t>Parasitic Shortcut</w:t>
+      </w:r>
+      <w:r>
+        <w:rPr/>
+        <w:t xml:space="preserve">. The sociopathy here is a maladaptive survival strategy where extracting value from others proves faster than creating value for the whole. They believe they are </w:t>
+      </w:r>
+      <w:r>
+        <w:rPr>
+          <w:b/>
+          <w:bCs/>
+        </w:rPr>
+        <w:t>winning the game of life</w:t>
+      </w:r>
+      <w:r>
+        <w:rPr/>
+        <w:t>, yet by weakening the Hive through corruption, they lower their own long-term security. They are winning a race off a cliff.</w:t>
+      </w:r>
+    </w:p>
+    <w:p>
+      <w:pPr>
+        <w:pStyle w:val="Normal"/>
+        <w:rPr/>
+      </w:pPr>
+      <w:r>
+        <w:rPr/>
+      </w:r>
+    </w:p>
+    <w:p>
+      <w:pPr>
+        <w:pStyle w:val="Normal"/>
+        <w:rPr/>
+      </w:pPr>
+      <w:r>
+        <w:rPr/>
+        <w:t xml:space="preserve">Third, they experience a </w:t>
+      </w:r>
+      <w:r>
+        <w:rPr>
+          <w:b/>
+          <w:bCs/>
+        </w:rPr>
+        <w:t>Feedback Loop Failure</w:t>
+      </w:r>
+      <w:r>
+        <w:rPr/>
+        <w:t xml:space="preserve">. The Pragmatic Hive relies on </w:t>
+      </w:r>
+      <w:r>
+        <w:rPr>
+          <w:b/>
+          <w:bCs/>
+        </w:rPr>
+        <w:t>reciprocity</w:t>
+      </w:r>
+      <w:r>
+        <w:rPr/>
+        <w:t xml:space="preserve">, but these individuals lack the </w:t>
+      </w:r>
+      <w:r>
+        <w:rPr>
+          <w:b/>
+          <w:bCs/>
+        </w:rPr>
+        <w:t>systemic intelligence</w:t>
+      </w:r>
+      <w:r>
+        <w:rPr/>
+        <w:t xml:space="preserve"> to realize their well-being ties to the public whole. They view themselves as an </w:t>
+      </w:r>
+      <w:r>
+        <w:rPr>
+          <w:b/>
+          <w:bCs/>
+        </w:rPr>
+        <w:t>island</w:t>
+      </w:r>
+      <w:r>
+        <w:rPr/>
+        <w:t xml:space="preserve"> rather than as a </w:t>
+      </w:r>
+      <w:r>
+        <w:rPr>
+          <w:b/>
+          <w:bCs/>
+        </w:rPr>
+        <w:t>node</w:t>
+      </w:r>
+      <w:r>
+        <w:rPr/>
+        <w:t xml:space="preserve">. This creates a </w:t>
+      </w:r>
+      <w:r>
+        <w:rPr>
+          <w:b/>
+          <w:bCs/>
+        </w:rPr>
+        <w:t>corrupting element</w:t>
+      </w:r>
+      <w:r>
+        <w:rPr/>
+        <w:t xml:space="preserve">; when one bee hoards without consequence, others stop foraging and </w:t>
+      </w:r>
+      <w:r>
+        <w:rPr>
+          <w:b/>
+          <w:bCs/>
+        </w:rPr>
+        <w:t>start hoarding too</w:t>
+      </w:r>
+      <w:r>
+        <w:rPr/>
+        <w:t>, driving the society into a death spiral.</w:t>
+      </w:r>
+    </w:p>
+    <w:p>
+      <w:pPr>
+        <w:pStyle w:val="Normal"/>
+        <w:rPr/>
+      </w:pPr>
+      <w:r>
+        <w:rPr/>
+      </w:r>
+    </w:p>
+    <w:p>
+      <w:pPr>
+        <w:pStyle w:val="Normal"/>
+        <w:rPr/>
+      </w:pPr>
+      <w:r>
+        <w:rPr/>
+        <w:t>In short, the pathology is a failure of logic. The greedy person thinks they are being supremely ambitious, but they are actually being suicidally short-sighted.</w:t>
+      </w:r>
+    </w:p>
+    <w:p>
+      <w:pPr>
+        <w:pStyle w:val="Heading2"/>
+        <w:bidi w:val="0"/>
+        <w:ind w:hanging="0" w:start="0" w:end="0"/>
+        <w:jc w:val="start"/>
+        <w:rPr/>
+      </w:pPr>
+      <w:r>
+        <w:rPr/>
+        <w:t>How the Pragmatic Hive Responds (The Guard)</w:t>
+      </w:r>
+    </w:p>
+    <w:p>
+      <w:pPr>
+        <w:pStyle w:val="BodyText"/>
+        <w:bidi w:val="0"/>
+        <w:ind w:hanging="0" w:start="0" w:end="0"/>
+        <w:jc w:val="start"/>
+        <w:rPr/>
+      </w:pPr>
+      <w:r>
+        <w:rPr/>
+        <w:t xml:space="preserve">Because the Pragmatic Hive acknowledges that people are </w:t>
       </w:r>
       <w:r>
         <w:rPr>
           <w:rStyle w:val="Emphasis"/>
           <w:i/>
         </w:rPr>
-        <w:t xml:space="preserve">I am </w:t>
+        <w:t>inherently</w:t>
+      </w:r>
+      <w:r>
+        <w:rPr/>
+        <w:t xml:space="preserve"> self-serving, it does not expect these people to simply "be better" out of kindness. </w:t>
+      </w:r>
+    </w:p>
+    <w:p>
+      <w:pPr>
+        <w:pStyle w:val="BodyText"/>
+        <w:bidi w:val="0"/>
+        <w:ind w:hanging="0" w:start="0" w:end="0"/>
+        <w:jc w:val="start"/>
+        <w:rPr/>
+      </w:pPr>
+      <w:r>
+        <w:rPr/>
+        <w:t>Instead, the philosophy dictates the creation of external constraints. The Hive must establish immune responses such as laws, social ostracization, and transparency to render greed mathematically unprofitable. On an individual level, you must identify these cancerous cells early. You do not serve them; you isolate your interests from their influence. Recognizing that their pathology threatens the environment sustaining you, you withdraw your surplus and enforce boundaries.</w:t>
+      </w:r>
+    </w:p>
+    <w:p>
+      <w:pPr>
+        <w:pStyle w:val="Heading1"/>
+        <w:bidi w:val="0"/>
+        <w:ind w:hanging="0" w:start="0" w:end="0"/>
+        <w:jc w:val="start"/>
+        <w:rPr/>
+      </w:pPr>
+      <w:r>
+        <w:rPr/>
+        <w:t>The Immune Response</w:t>
+      </w:r>
+    </w:p>
+    <w:p>
+      <w:pPr>
+        <w:pStyle w:val="BodyText"/>
+        <w:bidi w:val="0"/>
+        <w:ind w:hanging="0" w:start="0" w:end="0"/>
+        <w:jc w:val="start"/>
+        <w:rPr/>
+      </w:pPr>
+      <w:r>
+        <w:rPr/>
+        <w:t>Much like in nature, there must be an immune response. To execute an </w:t>
+      </w:r>
+      <w:r>
+        <w:rPr>
+          <w:b/>
+          <w:bCs/>
+        </w:rPr>
+        <w:t>i</w:t>
+      </w:r>
+      <w:r>
+        <w:rPr>
+          <w:rStyle w:val="Strong"/>
+          <w:b/>
+        </w:rPr>
+        <w:t>mmune response</w:t>
+      </w:r>
+      <w:r>
+        <w:rPr/>
+        <w:t> within the Pragmatic Hive, you must move past moral outrage and into </w:t>
+      </w:r>
+      <w:r>
+        <w:rPr>
+          <w:rStyle w:val="Strong"/>
+          <w:b/>
+        </w:rPr>
+        <w:t>systemic containment</w:t>
+      </w:r>
+      <w:r>
+        <w:rPr/>
+        <w:t>. You don't try to "fix" the corrupting element (the Parasite); you change the environment so their strategy fails.</w:t>
+      </w:r>
+    </w:p>
+    <w:p>
+      <w:pPr>
+        <w:pStyle w:val="BodyText"/>
+        <w:bidi w:val="0"/>
+        <w:ind w:hanging="0" w:start="0" w:end="0"/>
+        <w:jc w:val="start"/>
+        <w:rPr/>
+      </w:pPr>
+      <w:r>
+        <w:rPr/>
+        <w:t>Here is how you neutralize these elements while guarding your own cell:</w:t>
+      </w:r>
+    </w:p>
+    <w:p>
+      <w:pPr>
+        <w:pStyle w:val="BodyText"/>
+        <w:bidi w:val="0"/>
+        <w:ind w:hanging="0" w:start="0" w:end="0"/>
+        <w:jc w:val="start"/>
+        <w:rPr/>
+      </w:pPr>
+      <w:r>
+        <w:rPr>
+          <w:b/>
+          <w:bCs/>
+        </w:rPr>
+        <w:t>The Transparency Shield</w:t>
+      </w:r>
+      <w:r>
+        <w:rPr/>
+        <w:t xml:space="preserve"> forces every interaction into the light. Parasites thrive in shadows, vague verbal agreements, lack of documentation, and gatekept information. You counter this by following up every conversation with a summary email or other method of documentation and using carbon copies strategically. A corrupt actor cannot easily exploit a system where every move is logged. Creating a paper trail builds an </w:t>
+      </w:r>
+      <w:r>
+        <w:rPr>
+          <w:b/>
+          <w:bCs/>
+        </w:rPr>
+        <w:t>immune barrier</w:t>
+      </w:r>
+      <w:r>
+        <w:rPr/>
+        <w:t xml:space="preserve"> that makes you a high-effort, low-reward target.</w:t>
+      </w:r>
+    </w:p>
+    <w:p>
+      <w:pPr>
+        <w:pStyle w:val="BodyText"/>
+        <w:bidi w:val="0"/>
+        <w:ind w:hanging="0" w:start="0" w:end="0"/>
+        <w:jc w:val="start"/>
+        <w:rPr/>
+      </w:pPr>
+      <w:r>
+        <w:rPr/>
+        <w:t xml:space="preserve">In the Pragmatic Hive, "service" is for those who contribute. </w:t>
+      </w:r>
+      <w:r>
+        <w:rPr>
+          <w:b/>
+          <w:bCs/>
+        </w:rPr>
+        <w:t>Fostering High-Friction Reciprocity (Social)</w:t>
+      </w:r>
+      <w:r>
+        <w:rPr/>
+        <w:t xml:space="preserve"> is one way to identify a "taker" who feeds their greed at your expense. Stop providing unearned surplus. If they ask for a favor, require one in return first. A social parasite seeks the path of least resistance. Introducing </w:t>
+      </w:r>
+      <w:r>
+        <w:rPr>
+          <w:b/>
+          <w:bCs/>
+        </w:rPr>
+        <w:t>cost</w:t>
+      </w:r>
+      <w:r>
+        <w:rPr/>
+        <w:t xml:space="preserve"> or effort causes them to migrate toward an easier host. You have not started a fight; you have simply become </w:t>
+      </w:r>
+      <w:r>
+        <w:rPr>
+          <w:b/>
+          <w:bCs/>
+        </w:rPr>
+        <w:t>harder to exploit</w:t>
+      </w:r>
+      <w:r>
+        <w:rPr/>
+        <w:t>.</w:t>
+      </w:r>
+    </w:p>
+    <w:p>
+      <w:pPr>
+        <w:pStyle w:val="BodyText"/>
+        <w:bidi w:val="0"/>
+        <w:ind w:hanging="0" w:start="0" w:end="0"/>
+        <w:jc w:val="start"/>
+        <w:rPr/>
+      </w:pPr>
+      <w:r>
+        <w:rPr/>
+        <w:t xml:space="preserve">Sociopathic or hyper-greedy elements often use emotional manipulation or status games to destabilize your sovereign cell. You respond by employing </w:t>
+      </w:r>
+      <w:r>
+        <w:rPr>
+          <w:b/>
+          <w:bCs/>
+        </w:rPr>
+        <w:t>Gray Rock Insulation (Personal/Emotional)</w:t>
+      </w:r>
+      <w:r>
+        <w:rPr>
+          <w:b w:val="false"/>
+          <w:bCs w:val="false"/>
+        </w:rPr>
+        <w:t>. You become</w:t>
+      </w:r>
+      <w:r>
+        <w:rPr/>
+        <w:t xml:space="preserve"> as uninteresting as a </w:t>
+      </w:r>
+      <w:r>
+        <w:rPr>
+          <w:b/>
+          <w:bCs/>
+        </w:rPr>
+        <w:t>gray rock</w:t>
+      </w:r>
+      <w:r>
+        <w:rPr/>
+        <w:t>. Give short, non-committal answers. Do not share your wins, vulnerabilities, or surplus. If they cannot find a hook into your ego or resources, they cannot manipulate you. You cloak your cell from their radar.</w:t>
+      </w:r>
+    </w:p>
+    <w:p>
+      <w:pPr>
+        <w:pStyle w:val="BodyText"/>
+        <w:bidi w:val="0"/>
+        <w:ind w:hanging="0" w:start="0" w:end="0"/>
+        <w:jc w:val="start"/>
+        <w:rPr/>
+      </w:pPr>
+      <w:r>
+        <w:rPr/>
+        <w:t xml:space="preserve">One bee cannot stop a hornet, but the Hive can. Quietly identify other foragers focused on Hive health and mutual growth. Form tight, high-trust alliances in the form of a </w:t>
+      </w:r>
+      <w:r>
+        <w:rPr>
+          <w:b/>
+          <w:bCs/>
+        </w:rPr>
+        <w:t>Coalition of the Foragers (Systemic)</w:t>
+      </w:r>
+      <w:r>
+        <w:rPr/>
+        <w:t>. Share warnings about corrupting elements and pool your surplus to protect one another.  ("Heads up, X takes credit for others' work" or "X just took way more than their fair share of community supplies".) You create a collective immune system.</w:t>
+      </w:r>
+    </w:p>
+    <w:p>
+      <w:pPr>
+        <w:pStyle w:val="BodyText"/>
+        <w:bidi w:val="0"/>
+        <w:ind w:hanging="0" w:start="0" w:end="0"/>
+        <w:jc w:val="start"/>
+        <w:rPr/>
+      </w:pPr>
+      <w:r>
+        <w:rPr/>
+        <w:t xml:space="preserve">Sometimes a specific hive (a company, a friend group, a city) becomes so infested with Cancerous Egoism that the cost of maintenance exceeds the benefit of staying. This is when you must enact a </w:t>
+      </w:r>
+      <w:r>
+        <w:rPr>
+          <w:b/>
+          <w:bCs/>
+        </w:rPr>
+        <w:t>Calculated Exit (The Last Resort)</w:t>
+      </w:r>
+      <w:r>
+        <w:rPr/>
+        <w:t xml:space="preserve">. Identify the tipping point. If the system is more than half parasitic, your service fuels the decay. A Pragmatic Hive practitioner knows when to </w:t>
+      </w:r>
+      <w:r>
+        <w:rPr>
+          <w:b/>
+          <w:bCs/>
+        </w:rPr>
+        <w:t>swarm</w:t>
+      </w:r>
+      <w:r>
+        <w:rPr/>
+        <w:t>. You take your Sovereign Cell and surplus to a healthier environment elsewhere where your service can take root and actually be productive.</w:t>
+      </w:r>
+    </w:p>
+    <w:p>
+      <w:pPr>
+        <w:pStyle w:val="BodyText"/>
+        <w:bidi w:val="0"/>
+        <w:ind w:hanging="0" w:start="0" w:end="0"/>
+        <w:jc w:val="start"/>
+        <w:rPr/>
+      </w:pPr>
+      <w:r>
+        <w:rPr/>
+        <w:t>Before every interaction with a suspected corrupting element, ask: </w:t>
       </w:r>
       <w:r>
         <w:rPr>
           <w:rStyle w:val="Emphasis"/>
           <w:i/>
         </w:rPr>
-        <w:t xml:space="preserve">a cell within a larger body. I secure my cell to strengthen the body, and I protect the body </w:t>
+        <w:t>"Am I feeding a fellow forager, or am I being mined by a parasite?"</w:t>
+      </w:r>
+    </w:p>
+    <w:p>
+      <w:pPr>
+        <w:pStyle w:val="BodyText"/>
+        <w:bidi w:val="0"/>
+        <w:jc w:val="start"/>
+        <w:rPr/>
+      </w:pPr>
+      <w:r>
+        <w:rPr/>
+      </w:r>
+    </w:p>
+    <w:p>
+      <w:pPr>
+        <w:pStyle w:val="Heading1"/>
+        <w:bidi w:val="0"/>
+        <w:ind w:hanging="0" w:start="0" w:end="0"/>
+        <w:jc w:val="start"/>
+        <w:rPr/>
+      </w:pPr>
+      <w:r>
+        <w:rPr/>
+        <w:t>Vetting Protocol</w:t>
+      </w:r>
+    </w:p>
+    <w:p>
+      <w:pPr>
+        <w:pStyle w:val="BodyText"/>
+        <w:bidi w:val="0"/>
+        <w:ind w:hanging="0" w:start="0" w:end="0"/>
+        <w:jc w:val="start"/>
+        <w:rPr/>
+      </w:pPr>
+      <w:r>
+        <w:rPr/>
+        <w:t>To maintain the </w:t>
+      </w:r>
+      <w:r>
+        <w:rPr>
+          <w:rStyle w:val="Strong"/>
+          <w:b/>
+        </w:rPr>
+        <w:t>Pragmatic Hive</w:t>
+      </w:r>
+      <w:r>
+        <w:rPr/>
+        <w:t>, your vetting protocol must bypass "polite talk" and look for </w:t>
+      </w:r>
+      <w:r>
+        <w:rPr>
+          <w:rStyle w:val="Strong"/>
+          <w:b/>
+        </w:rPr>
+        <w:t>systemic behavior</w:t>
+      </w:r>
+      <w:r>
+        <w:rPr/>
+        <w:t>. In a professional/public setting these questions (and the behaviors they reveal) will tell you if you're dealing with a fellow forager or a parasite.</w:t>
+      </w:r>
+    </w:p>
+    <w:p>
+      <w:pPr>
+        <w:pStyle w:val="Normal"/>
+        <w:rPr/>
+      </w:pPr>
+      <w:r>
+        <w:rPr>
+          <w:b/>
+          <w:bCs/>
+        </w:rPr>
+        <w:t>The Reciprocity Test</w:t>
+      </w:r>
+      <w:r>
+        <w:rPr/>
+        <w:t xml:space="preserve"> examines the give-and-take ratio. Ask how a team handled a situation where someone went above and beyond. Listen for credit-sharing. A Hive-compatible person names contributors, while a parasite views extra effort as a free resource to exploit.</w:t>
+      </w:r>
+    </w:p>
+    <w:p>
+      <w:pPr>
+        <w:pStyle w:val="Normal"/>
+        <w:rPr/>
+      </w:pPr>
+      <w:r>
+        <w:rPr/>
+      </w:r>
+    </w:p>
+    <w:p>
+      <w:pPr>
+        <w:pStyle w:val="Normal"/>
+        <w:rPr/>
+      </w:pPr>
+      <w:r>
+        <w:rPr>
+          <w:b/>
+          <w:bCs/>
+        </w:rPr>
+        <w:t>The Maintenance Check</w:t>
+      </w:r>
+      <w:r>
+        <w:rPr/>
+        <w:t xml:space="preserve"> assesses the commons philosophy. Ask about the biggest unseen problem in their current environment and their preparation for it. A forager invests in the infrastructure, culture, and ethics. A parasite cares only for their specific output and expects to rely solely on others for rescue or solution.</w:t>
+      </w:r>
+    </w:p>
+    <w:p>
+      <w:pPr>
+        <w:pStyle w:val="Normal"/>
+        <w:rPr/>
+      </w:pPr>
+      <w:r>
+        <w:rPr/>
+      </w:r>
+    </w:p>
+    <w:p>
+      <w:pPr>
+        <w:pStyle w:val="Normal"/>
+        <w:rPr/>
+      </w:pPr>
+      <w:r>
+        <w:rPr>
+          <w:b/>
+          <w:bCs/>
+        </w:rPr>
+        <w:t>The Crisis Response</w:t>
+      </w:r>
+      <w:r>
+        <w:rPr/>
+        <w:t xml:space="preserve"> measures the "what hurts the bee" metric. Ask who took the hit when things went sideways on a major goal and how it got resolved. A corrupting element finds a fall guy (fall bee) to protect their own Sovereign Cell. A Hive-minded person treats systemic failure as a collective threat and works to fix the leak. Look for ownership rather than blame.</w:t>
+      </w:r>
+    </w:p>
+    <w:p>
+      <w:pPr>
+        <w:pStyle w:val="Normal"/>
+        <w:rPr/>
+      </w:pPr>
+      <w:r>
+        <w:rPr/>
+      </w:r>
+    </w:p>
+    <w:p>
+      <w:pPr>
+        <w:pStyle w:val="Normal"/>
+        <w:rPr/>
+      </w:pPr>
+      <w:r>
+        <w:rPr>
+          <w:b/>
+          <w:bCs/>
+        </w:rPr>
+        <w:t>The Growth Ceiling</w:t>
+      </w:r>
+      <w:r>
+        <w:rPr/>
+        <w:t xml:space="preserve"> evaluates the surplus mindset. Ask what the plan is for extra resources or time if targets are hit early. Look for reinvestment versus hoarding. A healthy entity plans to re-pollenate (reinvest) by training staff, sharing more wealth, or improving tools. A greedy one increases quotas, seeks more for personal benefit, ways to further take advantage of productivity (exploit), or devises ways to pocket the gain.</w:t>
+      </w:r>
+    </w:p>
+    <w:p>
+      <w:pPr>
+        <w:pStyle w:val="Normal"/>
+        <w:rPr/>
+      </w:pPr>
+      <w:r>
+        <w:rPr/>
+      </w:r>
+    </w:p>
+    <w:p>
+      <w:pPr>
+        <w:pStyle w:val="Normal"/>
+        <w:rPr/>
+      </w:pPr>
+      <w:r>
+        <w:rPr>
+          <w:b/>
+          <w:bCs/>
+        </w:rPr>
+        <w:t>The Parasite Tolerance</w:t>
+      </w:r>
+      <w:r>
+        <w:rPr/>
+        <w:t xml:space="preserve"> test checks the </w:t>
+      </w:r>
+      <w:r>
+        <w:rPr>
+          <w:b/>
+          <w:bCs/>
+        </w:rPr>
+        <w:t>Immune Response</w:t>
+      </w:r>
+      <w:r>
+        <w:rPr/>
+        <w:t>. Ask how the group handles high-performers who are toxic to the culture. If they tolerate a “brilliant jerk” for short-term output, the immune system is compromised. A true Pragmatic Hive knows that one high-performing parasite can kill the whole colony.</w:t>
+      </w:r>
+    </w:p>
+    <w:p>
+      <w:pPr>
+        <w:pStyle w:val="Heading2"/>
+        <w:bidi w:val="0"/>
+        <w:jc w:val="start"/>
+        <w:rPr/>
+      </w:pPr>
+      <w:r>
+        <w:rPr/>
+        <w:t>Quick-Decision Rule:</w:t>
+      </w:r>
+    </w:p>
+    <w:p>
+      <w:pPr>
+        <w:pStyle w:val="Normal"/>
+        <w:bidi w:val="0"/>
+        <w:jc w:val="start"/>
+        <w:rPr/>
+      </w:pPr>
+      <w:r>
+        <w:rPr/>
+        <w:t>If they answer with "I" more than "We," and focus on results over systems, they are likely in </w:t>
+      </w:r>
+      <w:r>
+        <w:rPr>
+          <w:rStyle w:val="Strong"/>
+          <w:b/>
+        </w:rPr>
+        <w:t>Survival Mode</w:t>
+      </w:r>
+      <w:r>
+        <w:rPr/>
+        <w:t> or </w:t>
+      </w:r>
+      <w:r>
+        <w:rPr>
+          <w:rStyle w:val="Strong"/>
+          <w:b/>
+        </w:rPr>
+        <w:t>Greed Mode</w:t>
+      </w:r>
+      <w:r>
+        <w:rPr/>
+        <w:t>. Proceed with your </w:t>
+      </w:r>
+      <w:r>
+        <w:rPr>
+          <w:rStyle w:val="Strong"/>
+          <w:b/>
+        </w:rPr>
+        <w:t>Transparency Shield</w:t>
+      </w:r>
+      <w:r>
+        <w:rPr/>
+        <w:t> fully raised.</w:t>
+      </w:r>
+    </w:p>
+    <w:p>
+      <w:pPr>
+        <w:pStyle w:val="BodyText"/>
+        <w:bidi w:val="0"/>
+        <w:jc w:val="start"/>
+        <w:rPr/>
+      </w:pPr>
+      <w:r>
+        <w:rPr/>
+      </w:r>
+    </w:p>
+    <w:p>
+      <w:pPr>
+        <w:pStyle w:val="Heading1"/>
+        <w:bidi w:val="0"/>
+        <w:ind w:hanging="0" w:start="0" w:end="0"/>
+        <w:jc w:val="start"/>
+        <w:rPr/>
+      </w:pPr>
+      <w:r>
+        <w:rPr/>
+        <w:t>Vetting In Daily Life</w:t>
+      </w:r>
+    </w:p>
+    <w:p>
+      <w:pPr>
+        <w:pStyle w:val="BodyText"/>
+        <w:bidi w:val="0"/>
+        <w:ind w:hanging="0" w:start="0" w:end="0"/>
+        <w:jc w:val="start"/>
+        <w:rPr/>
+      </w:pPr>
+      <w:r>
+        <w:rPr/>
+        <w:t>In a non-professional environment such as in daily personal life, the </w:t>
+      </w:r>
+      <w:r>
+        <w:rPr>
+          <w:rStyle w:val="Strong"/>
+          <w:b/>
+        </w:rPr>
+        <w:t>Pragmatic Hive</w:t>
+      </w:r>
+      <w:r>
+        <w:rPr/>
+        <w:t> vetting process is less about formal interviews and more about observing how people treat the "social fabric" when they think no one is looking.</w:t>
+      </w:r>
+    </w:p>
+    <w:p>
+      <w:pPr>
+        <w:pStyle w:val="BodyText"/>
+        <w:bidi w:val="0"/>
+        <w:ind w:hanging="0" w:start="0" w:end="0"/>
+        <w:jc w:val="start"/>
+        <w:rPr/>
+      </w:pPr>
+      <w:r>
+        <w:rPr/>
+        <w:t>Here is how you translate those high-level concepts into </w:t>
+      </w:r>
+      <w:r>
+        <w:rPr>
+          <w:rStyle w:val="Strong"/>
+          <w:b/>
+        </w:rPr>
+        <w:t>everyday vibe checks</w:t>
+      </w:r>
+      <w:r>
+        <w:rPr/>
+        <w:t> to see if a friend, neighbor, or acquaintance is a fellow forager or a potential parasite:</w:t>
+      </w:r>
+    </w:p>
+    <w:p>
+      <w:pPr>
+        <w:pStyle w:val="BodyText"/>
+        <w:bidi w:val="0"/>
+        <w:ind w:hanging="0" w:start="0" w:end="0"/>
+        <w:jc w:val="start"/>
+        <w:rPr/>
+      </w:pPr>
+      <w:r>
+        <w:rPr>
+          <w:b/>
+          <w:bCs/>
+        </w:rPr>
+        <w:t>The Small Favor Barometer</w:t>
+      </w:r>
+      <w:r>
+        <w:rPr/>
+        <w:t xml:space="preserve"> checks </w:t>
+      </w:r>
+      <w:r>
+        <w:rPr>
+          <w:b/>
+          <w:bCs/>
+        </w:rPr>
+        <w:t>reciprocity</w:t>
+      </w:r>
+      <w:r>
+        <w:rPr/>
+        <w:t>. If they treat your effort as an entitlement rather than acknowledging the debt, they are utilizing you. A forager says "I owe you one" (and eventually pays it back). A parasite says "Thanks" and moves on to the next need, crisis, or request.</w:t>
+      </w:r>
+    </w:p>
+    <w:p>
+      <w:pPr>
+        <w:pStyle w:val="BodyText"/>
+        <w:bidi w:val="0"/>
+        <w:ind w:hanging="0" w:start="0" w:end="0"/>
+        <w:jc w:val="start"/>
+        <w:rPr/>
+      </w:pPr>
+      <w:r>
+        <w:rPr>
+          <w:b/>
+          <w:bCs/>
+        </w:rPr>
+        <w:t>The Public Space Litmus Test</w:t>
+      </w:r>
+      <w:r>
+        <w:rPr/>
+        <w:t xml:space="preserve"> reveals their view of the commons (</w:t>
+      </w:r>
+      <w:r>
+        <w:rPr>
+          <w:b/>
+          <w:bCs/>
+        </w:rPr>
+        <w:t>Maintenance</w:t>
+      </w:r>
+      <w:r>
+        <w:rPr/>
+        <w:t>). How they treat things they do not own, such as returning shopping carts or cleaning up trash, indicates whether they will respect your boundaries. Do they treat a waiter with dignity? Do they respect community things that aren’t their own? Do they “leave it better than when we arrived”?</w:t>
+      </w:r>
+    </w:p>
+    <w:p>
+      <w:pPr>
+        <w:pStyle w:val="BodyText"/>
+        <w:bidi w:val="0"/>
+        <w:ind w:hanging="0" w:start="0" w:end="0"/>
+        <w:jc w:val="start"/>
+        <w:rPr/>
+      </w:pPr>
+      <w:r>
+        <w:rPr>
+          <w:b/>
+          <w:bCs/>
+        </w:rPr>
+        <w:t>The Gossip and Credit Check</w:t>
+      </w:r>
+      <w:r>
+        <w:rPr/>
+        <w:t xml:space="preserve"> observes </w:t>
+      </w:r>
+      <w:r>
+        <w:rPr>
+          <w:b/>
+          <w:bCs/>
+        </w:rPr>
+        <w:t>crisis/accountability</w:t>
+      </w:r>
+      <w:r>
+        <w:rPr/>
+        <w:t>. A person who stings others behind their backs to elevate themselves will sacrifice your reputation in a crisis. Do they immediately look</w:t>
+      </w:r>
+    </w:p>
+    <w:p>
+      <w:pPr>
+        <w:pStyle w:val="BodyText"/>
+        <w:bidi w:val="0"/>
+        <w:ind w:hanging="0" w:start="0" w:end="0"/>
+        <w:jc w:val="start"/>
+        <w:rPr/>
+      </w:pPr>
+      <w:r>
+        <w:rPr/>
+        <w:t>for someone to blame or mock, or do they look for a way to help/understand?</w:t>
+      </w:r>
+    </w:p>
+    <w:p>
+      <w:pPr>
+        <w:pStyle w:val="BodyText"/>
+        <w:bidi w:val="0"/>
+        <w:ind w:hanging="0" w:start="0" w:end="0"/>
+        <w:jc w:val="start"/>
+        <w:rPr/>
+      </w:pPr>
+      <w:r>
+        <w:rPr>
+          <w:b/>
+          <w:bCs/>
+        </w:rPr>
+        <w:t>The Checkbook and Time Test</w:t>
+      </w:r>
+      <w:r>
+        <w:rPr/>
+        <w:t xml:space="preserve"> looks at the </w:t>
+      </w:r>
+      <w:r>
+        <w:rPr>
+          <w:b/>
+          <w:bCs/>
+        </w:rPr>
+        <w:t>surplus mindset</w:t>
+      </w:r>
+      <w:r>
+        <w:rPr/>
+        <w:t xml:space="preserve">. When they win, do they disappear into solo-indulgence or use the surplus to strengthen relationships? </w:t>
+      </w:r>
+    </w:p>
+    <w:p>
+      <w:pPr>
+        <w:pStyle w:val="BodyText"/>
+        <w:bidi w:val="0"/>
+        <w:ind w:hanging="0" w:start="0" w:end="0"/>
+        <w:jc w:val="start"/>
+        <w:rPr/>
+      </w:pPr>
+      <w:r>
+        <w:rPr/>
+        <w:t xml:space="preserve">Finally, the </w:t>
+      </w:r>
+      <w:r>
+        <w:rPr>
+          <w:b/>
+          <w:bCs/>
+        </w:rPr>
+        <w:t>Toxic Tolerance Boundary</w:t>
+      </w:r>
+      <w:r>
+        <w:rPr/>
+        <w:t xml:space="preserve"> observes their reaction to bad behavior (</w:t>
+      </w:r>
+      <w:r>
+        <w:rPr>
+          <w:b/>
+          <w:bCs/>
+        </w:rPr>
+        <w:t>Immune Response</w:t>
+      </w:r>
+      <w:r>
+        <w:rPr/>
+        <w:t>). If they laugh along with jerks to play it safe, they tolerate cancerous behavior because it is easier and will not stand up for you when needed. Their survival instinct is cowardly, not pragmatic.</w:t>
+      </w:r>
+    </w:p>
+    <w:p>
+      <w:pPr>
+        <w:pStyle w:val="Heading2"/>
+        <w:rPr/>
+      </w:pPr>
+      <w:r>
+        <w:rPr>
+          <w:rStyle w:val="Strong"/>
+          <w:b/>
+          <w:bCs/>
+        </w:rPr>
+        <w:t>The Street-Level Filter</w:t>
+      </w:r>
+    </w:p>
+    <w:p>
+      <w:pPr>
+        <w:pStyle w:val="Normal"/>
+        <w:rPr/>
+      </w:pPr>
+      <w:r>
+        <w:rPr/>
+        <w:t>Next time you’re with someone new, ask yourself: </w:t>
       </w:r>
       <w:r>
         <w:rPr>
           <w:rStyle w:val="Emphasis"/>
           <w:i/>
         </w:rPr>
-        <w:t>so that</w:t>
-      </w:r>
-      <w:r>
-        <w:rPr>
-          <w:rStyle w:val="Emphasis"/>
-          <w:i/>
-        </w:rPr>
-        <w:t xml:space="preserve"> my cell remains safe.</w:t>
+        <w:t>"If I were in trouble, would this person see it as a burden on their resources, or a threat to our community stability?"</w:t>
       </w:r>
     </w:p>
     <w:p>
@@ -1604,821 +2434,111 @@
       </w:pPr>
       <w:r>
         <w:rPr/>
-        <w:t>Sociopathy Explained</w:t>
+        <w:t>How to Set Boundaries</w:t>
+      </w:r>
+    </w:p>
+    <w:p>
+      <w:pPr>
+        <w:pStyle w:val="BodyText"/>
+        <w:bidi w:val="0"/>
+        <w:ind w:hanging="0" w:start="0" w:end="0"/>
+        <w:jc w:val="start"/>
+        <w:rPr/>
+      </w:pPr>
+      <w:r>
+        <w:rPr/>
+        <w:t>To set a boundary without starting a war in the hive, you must shift from </w:t>
+      </w:r>
+      <w:r>
+        <w:rPr>
+          <w:rStyle w:val="Strong"/>
+          <w:b/>
+        </w:rPr>
+        <w:t>Active Support</w:t>
+      </w:r>
+      <w:r>
+        <w:rPr/>
+        <w:t> to </w:t>
+      </w:r>
+      <w:r>
+        <w:rPr>
+          <w:rStyle w:val="Strong"/>
+          <w:b/>
+        </w:rPr>
+        <w:t>Passive Presence</w:t>
+      </w:r>
+      <w:r>
+        <w:rPr/>
+        <w:t>. The goal is to make yourself "low-yield" for them without becoming an enemy. In </w:t>
+      </w:r>
+      <w:r>
+        <w:rPr>
+          <w:rStyle w:val="Strong"/>
+          <w:b/>
+        </w:rPr>
+        <w:t>Pragmatic Hive</w:t>
+      </w:r>
+      <w:r>
+        <w:rPr/>
+        <w:t> terms, you are simply reallocating your surplus to more productive cells.</w:t>
+      </w:r>
+    </w:p>
+    <w:p>
+      <w:pPr>
+        <w:pStyle w:val="BodyText"/>
+        <w:bidi w:val="0"/>
+        <w:ind w:hanging="0" w:start="0" w:end="0"/>
+        <w:jc w:val="start"/>
+        <w:rPr/>
+      </w:pPr>
+      <w:r>
+        <w:rPr/>
+        <w:t>Here is how to do it quietly and effectively:</w:t>
       </w:r>
     </w:p>
     <w:p>
       <w:pPr>
         <w:pStyle w:val="Normal"/>
-        <w:rPr/>
-      </w:pPr>
-      <w:r>
-        <w:rPr/>
-        <w:t>So when someone has a psychological surplus to focus on goals outside oneself, and that person instead feeds more greed, sociopathy, and self-betterment (at the cost of others), how is this pathology explained under Pragmatic Hive?</w:t>
-      </w:r>
-    </w:p>
-    <w:p>
-      <w:pPr>
-        <w:pStyle w:val="Normal"/>
-        <w:rPr/>
-      </w:pPr>
-      <w:r>
-        <w:rPr/>
-      </w:r>
-    </w:p>
-    <w:p>
-      <w:pPr>
-        <w:pStyle w:val="Normal"/>
-        <w:rPr/>
-      </w:pPr>
-      <w:r>
-        <w:rPr/>
-        <w:t>T</w:t>
-      </w:r>
-      <w:r>
-        <w:rPr/>
-        <w:t xml:space="preserve">his pathology </w:t>
-      </w:r>
-      <w:r>
-        <w:rPr/>
-        <w:t>can be categorized</w:t>
-      </w:r>
-      <w:r>
-        <w:rPr/>
-        <w:t xml:space="preserve"> as </w:t>
-      </w:r>
-      <w:r>
-        <w:rPr>
-          <w:b/>
-          <w:bCs/>
-        </w:rPr>
-        <w:t>Cancerous Egoism</w:t>
-      </w:r>
-      <w:r>
-        <w:rPr/>
-        <w:t xml:space="preserve">. It </w:t>
-      </w:r>
-      <w:r>
-        <w:rPr/>
-        <w:t>is</w:t>
-      </w:r>
-      <w:r>
-        <w:rPr/>
-        <w:t xml:space="preserve"> a biological and systemic failure where a cell forgets its place within the body and begins consuming the host to its own eventual demise. This behavior stems from three specific failures.</w:t>
-      </w:r>
-    </w:p>
-    <w:p>
-      <w:pPr>
-        <w:pStyle w:val="Normal"/>
-        <w:rPr/>
-      </w:pPr>
-      <w:r>
-        <w:rPr/>
-      </w:r>
-    </w:p>
-    <w:p>
-      <w:pPr>
-        <w:pStyle w:val="BodyText"/>
-        <w:bidi w:val="0"/>
-        <w:ind w:hanging="0" w:start="0" w:end="0"/>
-        <w:jc w:val="start"/>
-        <w:rPr/>
-      </w:pPr>
-      <w:r>
-        <w:rPr/>
-        <w:t>Under this philosophy, this pathology is explained through three specific lenses:</w:t>
-      </w:r>
-    </w:p>
-    <w:p>
-      <w:pPr>
-        <w:pStyle w:val="Normal"/>
-        <w:rPr/>
-      </w:pPr>
-      <w:r>
-        <w:rPr/>
-        <w:t xml:space="preserve">First, the individual falls into the </w:t>
-      </w:r>
-      <w:r>
-        <w:rPr>
-          <w:b/>
-          <w:bCs/>
-        </w:rPr>
-        <w:t xml:space="preserve">Infinity Trap </w:t>
-      </w:r>
-      <w:r>
-        <w:rPr>
-          <w:b/>
-          <w:bCs/>
-        </w:rPr>
-        <w:t>(Resource Dysmorphia)</w:t>
-      </w:r>
-      <w:r>
-        <w:rPr/>
-        <w:t xml:space="preserve">. While a healthy system recognizes a ceiling for survival, the greedy suffer from Resource Dysmorphia, a psychological glitch preventing them from perceiving </w:t>
-      </w:r>
-      <w:r>
-        <w:rPr/>
-        <w:t>what is</w:t>
-      </w:r>
-      <w:r>
-        <w:rPr/>
-        <w:t xml:space="preserve"> "enough." They remain </w:t>
-      </w:r>
-      <w:r>
-        <w:rPr>
-          <w:b/>
-          <w:bCs/>
-        </w:rPr>
-        <w:t>stuck in scarcity mode</w:t>
-      </w:r>
-      <w:r>
-        <w:rPr/>
-        <w:t xml:space="preserve"> despite massive surplus, treating the Hive's infrastructure as a mine to strip rather than a habitat to maintain. Like a bee drinking too much nectar, they become too heavy to fly </w:t>
-      </w:r>
-      <w:r>
-        <w:rPr/>
-        <w:t>back to the hive.</w:t>
-      </w:r>
-    </w:p>
-    <w:p>
-      <w:pPr>
-        <w:pStyle w:val="Normal"/>
-        <w:rPr/>
-      </w:pPr>
-      <w:r>
-        <w:rPr/>
-      </w:r>
-    </w:p>
-    <w:p>
-      <w:pPr>
-        <w:pStyle w:val="Normal"/>
-        <w:rPr/>
-      </w:pPr>
-      <w:r>
-        <w:rPr/>
-        <w:t xml:space="preserve">Second, they rely on the </w:t>
-      </w:r>
-      <w:r>
-        <w:rPr>
-          <w:b/>
-          <w:bCs/>
-        </w:rPr>
-        <w:t>Parasitic Shortcut</w:t>
-      </w:r>
-      <w:r>
-        <w:rPr/>
-        <w:t xml:space="preserve">. </w:t>
-      </w:r>
-      <w:r>
-        <w:rPr/>
-        <w:t>The s</w:t>
-      </w:r>
-      <w:r>
-        <w:rPr/>
-        <w:t xml:space="preserve">ociopathy here </w:t>
-      </w:r>
-      <w:r>
-        <w:rPr/>
-        <w:t>is</w:t>
-      </w:r>
-      <w:r>
-        <w:rPr/>
-        <w:t xml:space="preserve"> a maladaptive survival strategy where extracting value from others proves faster than creating value for the whole. They believe they are </w:t>
-      </w:r>
-      <w:r>
-        <w:rPr>
-          <w:b/>
-          <w:bCs/>
-        </w:rPr>
-        <w:t>winning the game of life</w:t>
-      </w:r>
-      <w:r>
-        <w:rPr/>
-        <w:t xml:space="preserve">, yet by weakening the Hive through corruption, they lower their own long-term security. They </w:t>
-      </w:r>
-      <w:r>
-        <w:rPr/>
-        <w:t>are</w:t>
-      </w:r>
-      <w:r>
-        <w:rPr/>
-        <w:t xml:space="preserve"> win</w:t>
-      </w:r>
-      <w:r>
-        <w:rPr/>
-        <w:t>ning</w:t>
-      </w:r>
-      <w:r>
-        <w:rPr/>
-        <w:t xml:space="preserve"> a race </w:t>
-      </w:r>
-      <w:r>
-        <w:rPr/>
-        <w:t>off</w:t>
-      </w:r>
-      <w:r>
-        <w:rPr/>
-        <w:t xml:space="preserve"> a cliff.</w:t>
-      </w:r>
-    </w:p>
-    <w:p>
-      <w:pPr>
-        <w:pStyle w:val="Normal"/>
-        <w:rPr/>
-      </w:pPr>
-      <w:r>
-        <w:rPr/>
-      </w:r>
-    </w:p>
-    <w:p>
-      <w:pPr>
-        <w:pStyle w:val="Normal"/>
-        <w:rPr/>
-      </w:pPr>
-      <w:r>
-        <w:rPr/>
-        <w:t xml:space="preserve">Third, they experience a </w:t>
-      </w:r>
-      <w:r>
-        <w:rPr>
-          <w:b/>
-          <w:bCs/>
-        </w:rPr>
-        <w:t>Feedback Loop Failure</w:t>
-      </w:r>
-      <w:r>
-        <w:rPr/>
-        <w:t xml:space="preserve">. The Pragmatic Hive relies on </w:t>
-      </w:r>
-      <w:r>
-        <w:rPr>
-          <w:b/>
-          <w:bCs/>
-        </w:rPr>
-        <w:t>reciprocity</w:t>
-      </w:r>
-      <w:r>
-        <w:rPr/>
-        <w:t xml:space="preserve">, but these individuals lack the </w:t>
-      </w:r>
-      <w:r>
-        <w:rPr>
-          <w:b/>
-          <w:bCs/>
-        </w:rPr>
-        <w:t>systemic intelligence</w:t>
-      </w:r>
-      <w:r>
-        <w:rPr/>
-        <w:t xml:space="preserve"> to realize their well-being ties to the public whole. They view themselves as </w:t>
-      </w:r>
-      <w:r>
-        <w:rPr/>
-        <w:t xml:space="preserve">an </w:t>
-      </w:r>
-      <w:r>
-        <w:rPr>
-          <w:b/>
-          <w:bCs/>
-        </w:rPr>
-        <w:t>island</w:t>
-      </w:r>
-      <w:r>
-        <w:rPr/>
-        <w:t xml:space="preserve"> rather than </w:t>
-      </w:r>
-      <w:r>
-        <w:rPr/>
-        <w:t>as a</w:t>
-      </w:r>
-      <w:r>
-        <w:rPr/>
-        <w:t xml:space="preserve"> </w:t>
-      </w:r>
-      <w:r>
-        <w:rPr>
-          <w:b/>
-          <w:bCs/>
-        </w:rPr>
-        <w:t>node</w:t>
-      </w:r>
-      <w:r>
-        <w:rPr/>
-        <w:t xml:space="preserve">. This creates a </w:t>
-      </w:r>
-      <w:r>
-        <w:rPr>
-          <w:b/>
-          <w:bCs/>
-        </w:rPr>
-        <w:t>corrupting element</w:t>
-      </w:r>
-      <w:r>
-        <w:rPr/>
-        <w:t xml:space="preserve">; when one bee hoards without consequence, others stop foraging and </w:t>
-      </w:r>
-      <w:r>
-        <w:rPr>
-          <w:b/>
-          <w:bCs/>
-        </w:rPr>
-        <w:t>start hoarding too</w:t>
-      </w:r>
-      <w:r>
-        <w:rPr/>
-        <w:t>, driving the society into a death spiral.</w:t>
-      </w:r>
-    </w:p>
-    <w:p>
-      <w:pPr>
-        <w:pStyle w:val="Normal"/>
-        <w:rPr/>
-      </w:pPr>
-      <w:r>
-        <w:rPr/>
-      </w:r>
-    </w:p>
-    <w:p>
-      <w:pPr>
-        <w:pStyle w:val="Normal"/>
-        <w:rPr/>
-      </w:pPr>
-      <w:r>
-        <w:rPr/>
-        <w:t>In short, the pathology is a failure of logic. The greedy person thinks they are being supremely ambitious, but they are actually being suicidally short-sighted.</w:t>
-      </w:r>
-    </w:p>
-    <w:p>
-      <w:pPr>
-        <w:pStyle w:val="Heading2"/>
-        <w:bidi w:val="0"/>
-        <w:ind w:hanging="0" w:start="0" w:end="0"/>
-        <w:jc w:val="start"/>
-        <w:rPr/>
-      </w:pPr>
-      <w:r>
-        <w:rPr/>
-        <w:t>How the Pragmatic Hive Responds (The Guard)</w:t>
-      </w:r>
-    </w:p>
-    <w:p>
-      <w:pPr>
-        <w:pStyle w:val="BodyText"/>
-        <w:bidi w:val="0"/>
-        <w:ind w:hanging="0" w:start="0" w:end="0"/>
-        <w:jc w:val="start"/>
-        <w:rPr/>
-      </w:pPr>
-      <w:r>
-        <w:rPr/>
-        <w:t xml:space="preserve">Because the Pragmatic Hive acknowledges that people are </w:t>
-      </w:r>
-      <w:r>
-        <w:rPr>
-          <w:rStyle w:val="Emphasis"/>
-          <w:i/>
-        </w:rPr>
-        <w:t>inherently</w:t>
-      </w:r>
-      <w:r>
-        <w:rPr/>
-        <w:t xml:space="preserve"> self-serving, it does not expect these people to simply "be better" out of kindness. </w:t>
-      </w:r>
-    </w:p>
-    <w:p>
-      <w:pPr>
-        <w:pStyle w:val="BodyText"/>
-        <w:bidi w:val="0"/>
-        <w:ind w:hanging="0" w:start="0" w:end="0"/>
-        <w:jc w:val="start"/>
-        <w:rPr/>
-      </w:pPr>
-      <w:r>
-        <w:rPr/>
-        <w:t>Instead, the philosophy dictates the creation of external constraints. The Hive must establish immune responses such as laws, social ostracization, and transparency to render greed mathematically unprofitable. On an individual level, you must identify these cancerous cells early. You do not serve them; you isolate your interests from their influence. Recognizing that their pathology threatens the environment sustaining you, you withdraw your surplus and enforce boundaries.</w:t>
-      </w:r>
-    </w:p>
-    <w:p>
-      <w:pPr>
-        <w:pStyle w:val="Heading1"/>
-        <w:bidi w:val="0"/>
-        <w:ind w:hanging="0" w:start="0" w:end="0"/>
-        <w:jc w:val="start"/>
-        <w:rPr/>
-      </w:pPr>
-      <w:r>
-        <w:rPr/>
-        <w:t>The Immune Response</w:t>
-      </w:r>
-    </w:p>
-    <w:p>
-      <w:pPr>
-        <w:pStyle w:val="BodyText"/>
-        <w:bidi w:val="0"/>
-        <w:ind w:hanging="0" w:start="0" w:end="0"/>
-        <w:jc w:val="start"/>
-        <w:rPr/>
-      </w:pPr>
-      <w:r>
-        <w:rPr/>
-        <w:t>Much like in nature, there must be an immune response. To execute an </w:t>
-      </w:r>
-      <w:r>
-        <w:rPr>
-          <w:b/>
-          <w:bCs/>
-        </w:rPr>
-        <w:t>i</w:t>
-      </w:r>
-      <w:r>
-        <w:rPr>
-          <w:rStyle w:val="Strong"/>
-          <w:b/>
-        </w:rPr>
-        <w:t>mmune response</w:t>
-      </w:r>
-      <w:r>
-        <w:rPr/>
-        <w:t> within the Pragmatic Hive, you must move past moral outrage and into </w:t>
-      </w:r>
-      <w:r>
-        <w:rPr>
-          <w:rStyle w:val="Strong"/>
-          <w:b/>
-        </w:rPr>
-        <w:t>systemic containment</w:t>
-      </w:r>
-      <w:r>
-        <w:rPr/>
-        <w:t>. You don't try to "fix" the corrupting element (the Parasite); you change the environment so their strategy fails.</w:t>
-      </w:r>
-    </w:p>
-    <w:p>
-      <w:pPr>
-        <w:pStyle w:val="BodyText"/>
-        <w:bidi w:val="0"/>
-        <w:ind w:hanging="0" w:start="0" w:end="0"/>
-        <w:jc w:val="start"/>
-        <w:rPr/>
-      </w:pPr>
-      <w:r>
-        <w:rPr/>
-        <w:t>Here is how you neutralize these elements while guarding your own cell:</w:t>
-      </w:r>
-    </w:p>
-    <w:p>
-      <w:pPr>
-        <w:pStyle w:val="BodyText"/>
-        <w:bidi w:val="0"/>
-        <w:ind w:hanging="0" w:start="0" w:end="0"/>
-        <w:jc w:val="start"/>
-        <w:rPr/>
-      </w:pPr>
-      <w:r>
-        <w:rPr>
-          <w:b/>
-          <w:bCs/>
-        </w:rPr>
-        <w:t>The Transparency Shield</w:t>
-      </w:r>
-      <w:r>
-        <w:rPr/>
-        <w:t xml:space="preserve"> forces every interaction into the light. Parasites thrive in shadows, vague verbal agreements, lack of documentation, and gatekept information. You counter this by following up every conversation with a summary email </w:t>
-      </w:r>
-      <w:r>
-        <w:rPr/>
-        <w:t>or other method of documentation</w:t>
-      </w:r>
-      <w:r>
-        <w:rPr/>
-        <w:t xml:space="preserve"> and using carbon copies strategically. A corrupt actor cannot easily exploit a system where every move is logged. Creating a paper trail builds an </w:t>
-      </w:r>
-      <w:r>
-        <w:rPr>
-          <w:b/>
-          <w:bCs/>
-        </w:rPr>
-        <w:t>immune barrier</w:t>
-      </w:r>
-      <w:r>
-        <w:rPr/>
-        <w:t xml:space="preserve"> that makes you a high-effort, low-reward target.</w:t>
-      </w:r>
-    </w:p>
-    <w:p>
-      <w:pPr>
-        <w:pStyle w:val="BodyText"/>
-        <w:bidi w:val="0"/>
-        <w:ind w:hanging="0" w:start="0" w:end="0"/>
-        <w:jc w:val="start"/>
-        <w:rPr/>
-      </w:pPr>
-      <w:r>
-        <w:rPr/>
-        <w:t xml:space="preserve">In the Pragmatic Hive, "service" is for those who contribute. </w:t>
-      </w:r>
-      <w:r>
-        <w:rPr>
-          <w:b/>
-          <w:bCs/>
-        </w:rPr>
-        <w:t>Fostering High-Friction Reciprocity (Social)</w:t>
-      </w:r>
-      <w:r>
-        <w:rPr/>
-        <w:t xml:space="preserve"> is one way to</w:t>
-      </w:r>
-      <w:r>
-        <w:rPr/>
-        <w:t xml:space="preserve"> identify a "taker" who feeds their greed at your expense. Stop providing unearned surplus. If they ask for a favor, require one in return first. A social parasite seeks the path of least resistance. Introducing </w:t>
-      </w:r>
-      <w:r>
-        <w:rPr>
-          <w:b/>
-          <w:bCs/>
-        </w:rPr>
-        <w:t>cost</w:t>
-      </w:r>
-      <w:r>
-        <w:rPr/>
-        <w:t xml:space="preserve"> or effort causes them to migrate toward an easier host. You have not started a fight; you have simply become </w:t>
-      </w:r>
-      <w:r>
-        <w:rPr>
-          <w:b/>
-          <w:bCs/>
-        </w:rPr>
-        <w:t>harder to exploit</w:t>
-      </w:r>
-      <w:r>
-        <w:rPr/>
-        <w:t>.</w:t>
-      </w:r>
-    </w:p>
-    <w:p>
-      <w:pPr>
-        <w:pStyle w:val="BodyText"/>
-        <w:bidi w:val="0"/>
-        <w:ind w:hanging="0" w:start="0" w:end="0"/>
-        <w:jc w:val="start"/>
-        <w:rPr/>
-      </w:pPr>
-      <w:r>
-        <w:rPr/>
-        <w:t xml:space="preserve">Sociopathic or hyper-greedy elements often use emotional manipulation or status games to destabilize your sovereign cell. You respond by </w:t>
-      </w:r>
-      <w:r>
-        <w:rPr/>
-        <w:t xml:space="preserve">employing </w:t>
-      </w:r>
-      <w:r>
-        <w:rPr>
-          <w:b/>
-          <w:bCs/>
-        </w:rPr>
-        <w:t>Gray Rock Insulation (Personal/Emotional)</w:t>
+        <w:bidi w:val="0"/>
+        <w:jc w:val="start"/>
+        <w:rPr/>
+      </w:pPr>
+      <w:r>
+        <w:rPr>
+          <w:b/>
+          <w:bCs/>
+        </w:rPr>
+        <w:t>The Budget Communication (Time &amp; Energy)</w:t>
       </w:r>
       <w:r>
         <w:rPr>
           <w:b w:val="false"/>
           <w:bCs w:val="false"/>
         </w:rPr>
-        <w:t>. You become</w:t>
-      </w:r>
-      <w:r>
-        <w:rPr/>
-        <w:t xml:space="preserve"> as uninteresting as a </w:t>
-      </w:r>
-      <w:r>
-        <w:rPr>
-          <w:b/>
-          <w:bCs/>
-        </w:rPr>
-        <w:t>gray rock</w:t>
-      </w:r>
-      <w:r>
-        <w:rPr/>
-        <w:t>. Give short, non-committal answers. Do not share your wins, vulnerabilities, or surplus. If they cannot find a hook into your ego or resources, they cannot manipulate you. You cloak your cell from their radar.</w:t>
-      </w:r>
-    </w:p>
-    <w:p>
-      <w:pPr>
-        <w:pStyle w:val="BodyText"/>
-        <w:bidi w:val="0"/>
-        <w:ind w:hanging="0" w:start="0" w:end="0"/>
-        <w:jc w:val="start"/>
-        <w:rPr/>
-      </w:pPr>
-      <w:r>
-        <w:rPr/>
-        <w:t xml:space="preserve">One bee cannot stop a hornet, but the Hive can. Quietly identify other foragers focused on Hive health and mutual growth. Form tight, high-trust alliances </w:t>
-      </w:r>
-      <w:r>
-        <w:rPr/>
-        <w:t xml:space="preserve">in the form of a </w:t>
-      </w:r>
-      <w:r>
-        <w:rPr>
-          <w:b/>
-          <w:bCs/>
-        </w:rPr>
-        <w:t>Coalition of the Foragers (Systemic)</w:t>
-      </w:r>
-      <w:r>
-        <w:rPr/>
-        <w:t xml:space="preserve">. Share warnings about corrupting elements and pool your surplus to protect one another.  ("Heads up, X takes credit for others' work" </w:t>
-      </w:r>
-      <w:r>
-        <w:rPr/>
-        <w:t>or "X just took way more than their fair share of community supplies".</w:t>
-      </w:r>
-      <w:r>
-        <w:rPr/>
-        <w:t xml:space="preserve">) </w:t>
-      </w:r>
-      <w:r>
-        <w:rPr/>
-        <w:t>You</w:t>
-      </w:r>
-      <w:r>
-        <w:rPr/>
-        <w:t xml:space="preserve"> </w:t>
-      </w:r>
-      <w:r>
-        <w:rPr/>
-        <w:t>create</w:t>
-      </w:r>
-      <w:r>
-        <w:rPr/>
-        <w:t xml:space="preserve"> a collective immune system.</w:t>
-      </w:r>
-    </w:p>
-    <w:p>
-      <w:pPr>
-        <w:pStyle w:val="BodyText"/>
-        <w:bidi w:val="0"/>
-        <w:ind w:hanging="0" w:start="0" w:end="0"/>
-        <w:jc w:val="start"/>
-        <w:rPr/>
-      </w:pPr>
-      <w:r>
-        <w:rPr/>
-        <w:t xml:space="preserve">Sometimes a specific hive (a company, a friend group, a city) becomes so infested with Cancerous Egoism that the cost of maintenance exceeds the benefit of staying. </w:t>
-      </w:r>
-      <w:r>
-        <w:rPr/>
-        <w:t xml:space="preserve">This is when you must enact a </w:t>
-      </w:r>
-      <w:r>
-        <w:rPr>
-          <w:b/>
-          <w:bCs/>
-        </w:rPr>
-        <w:t>Calculated Exit (The Last Resort)</w:t>
-      </w:r>
-      <w:r>
-        <w:rPr/>
-        <w:t xml:space="preserve">. </w:t>
-      </w:r>
-      <w:r>
-        <w:rPr/>
-        <w:t xml:space="preserve">Identify the tipping point. If the system is more than half parasitic, your service fuels the decay. A Pragmatic Hive practitioner knows when to </w:t>
-      </w:r>
-      <w:r>
-        <w:rPr>
-          <w:b/>
-          <w:bCs/>
-        </w:rPr>
-        <w:t>swarm</w:t>
-      </w:r>
-      <w:r>
-        <w:rPr/>
-        <w:t xml:space="preserve">. You take your Sovereign Cell and surplus to a healthier environment </w:t>
-      </w:r>
-      <w:r>
-        <w:rPr/>
-        <w:t>else</w:t>
-      </w:r>
-      <w:r>
-        <w:rPr/>
-        <w:t xml:space="preserve">where </w:t>
-      </w:r>
-      <w:r>
-        <w:rPr/>
-        <w:t xml:space="preserve">where </w:t>
-      </w:r>
-      <w:r>
-        <w:rPr/>
-        <w:t xml:space="preserve">your service can take root </w:t>
-      </w:r>
-      <w:r>
-        <w:rPr/>
-        <w:t>and actually be productive</w:t>
-      </w:r>
-      <w:r>
-        <w:rPr/>
-        <w:t>.</w:t>
-      </w:r>
-    </w:p>
-    <w:p>
-      <w:pPr>
-        <w:pStyle w:val="BodyText"/>
-        <w:bidi w:val="0"/>
-        <w:ind w:hanging="0" w:start="0" w:end="0"/>
-        <w:jc w:val="start"/>
-        <w:rPr/>
-      </w:pPr>
-      <w:r>
-        <w:rPr/>
-        <w:t>Before every interaction with a suspected corrupting element, ask: </w:t>
-      </w:r>
-      <w:r>
-        <w:rPr>
-          <w:rStyle w:val="Emphasis"/>
-          <w:i/>
-        </w:rPr>
-        <w:t>"Am I feeding a fellow forager, or am I being mined by a parasite?"</w:t>
-      </w:r>
-    </w:p>
-    <w:p>
-      <w:pPr>
-        <w:pStyle w:val="BodyText"/>
-        <w:bidi w:val="0"/>
-        <w:jc w:val="start"/>
-        <w:rPr/>
-      </w:pPr>
-      <w:r>
-        <w:rPr/>
-      </w:r>
-    </w:p>
-    <w:p>
-      <w:pPr>
-        <w:pStyle w:val="Heading1"/>
-        <w:bidi w:val="0"/>
-        <w:ind w:hanging="0" w:start="0" w:end="0"/>
-        <w:jc w:val="start"/>
-        <w:rPr/>
-      </w:pPr>
-      <w:r>
-        <w:rPr/>
-        <w:t>Vetting Protocol</w:t>
-      </w:r>
-    </w:p>
-    <w:p>
-      <w:pPr>
-        <w:pStyle w:val="BodyText"/>
-        <w:bidi w:val="0"/>
-        <w:ind w:hanging="0" w:start="0" w:end="0"/>
-        <w:jc w:val="start"/>
-        <w:rPr/>
-      </w:pPr>
-      <w:r>
-        <w:rPr/>
-        <w:t>To maintain the </w:t>
-      </w:r>
-      <w:r>
-        <w:rPr>
-          <w:rStyle w:val="Strong"/>
-          <w:b/>
-        </w:rPr>
-        <w:t>Pragmatic Hive</w:t>
-      </w:r>
-      <w:r>
-        <w:rPr/>
-        <w:t>, your vetting protocol must bypass "polite talk" and look for </w:t>
-      </w:r>
-      <w:r>
-        <w:rPr>
-          <w:rStyle w:val="Strong"/>
-          <w:b/>
-        </w:rPr>
-        <w:t>systemic behavior</w:t>
-      </w:r>
-      <w:r>
-        <w:rPr/>
-        <w:t>. In a professional/public setting these questions (and the behaviors they reveal) will tell you if you're dealing with a fellow forager or a parasite.</w:t>
+        <w:t>:</w:t>
+      </w:r>
+      <w:r>
+        <w:rPr/>
+        <w:t xml:space="preserve"> Begin with budget communication regarding time and energy. Instead of attacking character, cite your own Sovereign Cell maintenance needs. "I’d love to help/hang out, but I'm at my limit with [work/family/personal goals]</w:t>
       </w:r>
     </w:p>
     <w:p>
       <w:pPr>
         <w:pStyle w:val="Normal"/>
-        <w:rPr/>
-      </w:pPr>
-      <w:r>
-        <w:rPr>
-          <w:b/>
-          <w:bCs/>
-        </w:rPr>
-        <w:t>The Reciprocity Test</w:t>
-      </w:r>
-      <w:r>
-        <w:rPr/>
-        <w:t xml:space="preserve"> examines the give-and-take ratio. Ask how a team handled a situation where someone went above and beyond. Listen for credit-sharing. A Hive-compatible person names contributors, while a parasite views extra effort as a free resource to exploit.</w:t>
+        <w:bidi w:val="0"/>
+        <w:jc w:val="start"/>
+        <w:rPr/>
+      </w:pPr>
+      <w:r>
+        <w:rPr/>
+        <w:t>right now and don't have the bandwidth." This frames the refusal as a limitation of your Sovereign Cell rather than a rejection of the other person.</w:t>
       </w:r>
     </w:p>
     <w:p>
       <w:pPr>
         <w:pStyle w:val="Normal"/>
+        <w:bidi w:val="0"/>
+        <w:jc w:val="start"/>
         <w:rPr/>
       </w:pPr>
       <w:r>
@@ -2428,720 +2548,6 @@
     <w:p>
       <w:pPr>
         <w:pStyle w:val="Normal"/>
-        <w:rPr/>
-      </w:pPr>
-      <w:r>
-        <w:rPr>
-          <w:b/>
-          <w:bCs/>
-        </w:rPr>
-        <w:t>The Maintenance Check</w:t>
-      </w:r>
-      <w:r>
-        <w:rPr/>
-        <w:t xml:space="preserve"> assesses the commons philosophy. Ask about the biggest unseen problem in their current environment and their preparation for it. A forager invests in the infrastructure, culture, and ethics. A parasite cares only for their specific output </w:t>
-      </w:r>
-      <w:r>
-        <w:rPr/>
-        <w:t>and expects to rely solely on others for rescue or solution.</w:t>
-      </w:r>
-    </w:p>
-    <w:p>
-      <w:pPr>
-        <w:pStyle w:val="Normal"/>
-        <w:rPr/>
-      </w:pPr>
-      <w:r>
-        <w:rPr/>
-      </w:r>
-    </w:p>
-    <w:p>
-      <w:pPr>
-        <w:pStyle w:val="Normal"/>
-        <w:rPr/>
-      </w:pPr>
-      <w:r>
-        <w:rPr>
-          <w:b/>
-          <w:bCs/>
-        </w:rPr>
-        <w:t>The Crisis Response</w:t>
-      </w:r>
-      <w:r>
-        <w:rPr/>
-        <w:t xml:space="preserve"> measures the "what hurts the bee" metric. Ask who took the hit when things went sideways on a major goal and how it </w:t>
-      </w:r>
-      <w:r>
-        <w:rPr/>
-        <w:t xml:space="preserve">got </w:t>
-      </w:r>
-      <w:r>
-        <w:rPr/>
-        <w:t xml:space="preserve">resolved. A corrupting element finds a fall </w:t>
-      </w:r>
-      <w:r>
-        <w:rPr/>
-        <w:t>guy (fall bee)</w:t>
-      </w:r>
-      <w:r>
-        <w:rPr/>
-        <w:t xml:space="preserve"> to protect their own Sovereign Cell. A Hive-minded person treats systemic failure as a collective threat and works to fix the leak. </w:t>
-      </w:r>
-      <w:r>
-        <w:rPr/>
-        <w:t>Look for ownership rather than blame.</w:t>
-      </w:r>
-    </w:p>
-    <w:p>
-      <w:pPr>
-        <w:pStyle w:val="Normal"/>
-        <w:rPr/>
-      </w:pPr>
-      <w:r>
-        <w:rPr/>
-      </w:r>
-    </w:p>
-    <w:p>
-      <w:pPr>
-        <w:pStyle w:val="Normal"/>
-        <w:rPr/>
-      </w:pPr>
-      <w:r>
-        <w:rPr>
-          <w:b/>
-          <w:bCs/>
-        </w:rPr>
-        <w:t>The Growth Ceiling</w:t>
-      </w:r>
-      <w:r>
-        <w:rPr/>
-        <w:t xml:space="preserve"> evaluates the surplus mindset. Ask what the plan is for extra resources or time if targets are hit early. Look for reinvestment versus hoarding. A healthy entity plans to re-pollenate </w:t>
-      </w:r>
-      <w:r>
-        <w:rPr/>
-        <w:t>(reinvest)</w:t>
-      </w:r>
-      <w:r>
-        <w:rPr/>
-        <w:t xml:space="preserve"> by training staff, </w:t>
-      </w:r>
-      <w:r>
-        <w:rPr/>
-        <w:t>sharing more wealth,</w:t>
-      </w:r>
-      <w:r>
-        <w:rPr/>
-        <w:t xml:space="preserve"> or improving tools. A greedy one increases quotas, </w:t>
-      </w:r>
-      <w:r>
-        <w:rPr/>
-        <w:t>seeks more for personal benefit, ways to further take advantage of productivity (exploit),</w:t>
-      </w:r>
-      <w:r>
-        <w:rPr/>
-        <w:t xml:space="preserve"> or </w:t>
-      </w:r>
-      <w:r>
-        <w:rPr/>
-        <w:t>devises ways to pocket</w:t>
-      </w:r>
-      <w:r>
-        <w:rPr/>
-        <w:t xml:space="preserve"> the gain.</w:t>
-      </w:r>
-    </w:p>
-    <w:p>
-      <w:pPr>
-        <w:pStyle w:val="Normal"/>
-        <w:rPr/>
-      </w:pPr>
-      <w:r>
-        <w:rPr/>
-      </w:r>
-    </w:p>
-    <w:p>
-      <w:pPr>
-        <w:pStyle w:val="Normal"/>
-        <w:rPr/>
-      </w:pPr>
-      <w:r>
-        <w:rPr>
-          <w:b/>
-          <w:bCs/>
-        </w:rPr>
-        <w:t>The Parasite Tolerance</w:t>
-      </w:r>
-      <w:r>
-        <w:rPr/>
-        <w:t xml:space="preserve"> test checks the </w:t>
-      </w:r>
-      <w:r>
-        <w:rPr>
-          <w:b/>
-          <w:bCs/>
-        </w:rPr>
-        <w:t>I</w:t>
-      </w:r>
-      <w:r>
-        <w:rPr>
-          <w:b/>
-          <w:bCs/>
-        </w:rPr>
-        <w:t xml:space="preserve">mmune </w:t>
-      </w:r>
-      <w:r>
-        <w:rPr>
-          <w:b/>
-          <w:bCs/>
-        </w:rPr>
-        <w:t>R</w:t>
-      </w:r>
-      <w:r>
-        <w:rPr>
-          <w:b/>
-          <w:bCs/>
-        </w:rPr>
-        <w:t>esponse</w:t>
-      </w:r>
-      <w:r>
-        <w:rPr/>
-        <w:t>. Ask how the group handles high-performers who are toxic to the culture. If they tolerate a “brilliant jerk” for short-term output, the immune system is compromised. A true Pragmatic Hive knows that one high-performing parasite can kill the whole colony.</w:t>
-      </w:r>
-    </w:p>
-    <w:p>
-      <w:pPr>
-        <w:pStyle w:val="Heading2"/>
-        <w:bidi w:val="0"/>
-        <w:jc w:val="start"/>
-        <w:rPr/>
-      </w:pPr>
-      <w:r>
-        <w:rPr/>
-        <w:t>Quick-Decision Rule:</w:t>
-      </w:r>
-    </w:p>
-    <w:p>
-      <w:pPr>
-        <w:pStyle w:val="Normal"/>
-        <w:bidi w:val="0"/>
-        <w:jc w:val="start"/>
-        <w:rPr/>
-      </w:pPr>
-      <w:r>
-        <w:rPr/>
-        <w:t>If they answer with "I" more than "We," and focus on results over systems, they are likely in </w:t>
-      </w:r>
-      <w:r>
-        <w:rPr>
-          <w:rStyle w:val="Strong"/>
-          <w:b/>
-        </w:rPr>
-        <w:t>Survival Mode</w:t>
-      </w:r>
-      <w:r>
-        <w:rPr/>
-        <w:t> or </w:t>
-      </w:r>
-      <w:r>
-        <w:rPr>
-          <w:rStyle w:val="Strong"/>
-          <w:b/>
-        </w:rPr>
-        <w:t>Greed Mode</w:t>
-      </w:r>
-      <w:r>
-        <w:rPr/>
-        <w:t>. Proceed with your </w:t>
-      </w:r>
-      <w:r>
-        <w:rPr>
-          <w:rStyle w:val="Strong"/>
-          <w:b/>
-        </w:rPr>
-        <w:t>Transparency Shield</w:t>
-      </w:r>
-      <w:r>
-        <w:rPr/>
-        <w:t> fully raised.</w:t>
-      </w:r>
-    </w:p>
-    <w:p>
-      <w:pPr>
-        <w:pStyle w:val="BodyText"/>
-        <w:bidi w:val="0"/>
-        <w:jc w:val="start"/>
-        <w:rPr/>
-      </w:pPr>
-      <w:r>
-        <w:rPr/>
-      </w:r>
-    </w:p>
-    <w:p>
-      <w:pPr>
-        <w:pStyle w:val="Heading1"/>
-        <w:bidi w:val="0"/>
-        <w:ind w:hanging="0" w:start="0" w:end="0"/>
-        <w:jc w:val="start"/>
-        <w:rPr/>
-      </w:pPr>
-      <w:r>
-        <w:rPr/>
-        <w:t>Vetting In Daily Life</w:t>
-      </w:r>
-    </w:p>
-    <w:p>
-      <w:pPr>
-        <w:pStyle w:val="BodyText"/>
-        <w:bidi w:val="0"/>
-        <w:ind w:hanging="0" w:start="0" w:end="0"/>
-        <w:jc w:val="start"/>
-        <w:rPr/>
-      </w:pPr>
-      <w:r>
-        <w:rPr/>
-        <w:t>In a non-professional environment such as in daily personal life, the </w:t>
-      </w:r>
-      <w:r>
-        <w:rPr>
-          <w:rStyle w:val="Strong"/>
-          <w:b/>
-        </w:rPr>
-        <w:t>Pragmatic Hive</w:t>
-      </w:r>
-      <w:r>
-        <w:rPr/>
-        <w:t> vetting process is less about formal interviews and more about observing how people treat the "social fabric" when they think no one is looking.</w:t>
-      </w:r>
-    </w:p>
-    <w:p>
-      <w:pPr>
-        <w:pStyle w:val="BodyText"/>
-        <w:bidi w:val="0"/>
-        <w:ind w:hanging="0" w:start="0" w:end="0"/>
-        <w:jc w:val="start"/>
-        <w:rPr/>
-      </w:pPr>
-      <w:r>
-        <w:rPr/>
-        <w:t>Here is how you translate those high-level concepts into </w:t>
-      </w:r>
-      <w:r>
-        <w:rPr>
-          <w:rStyle w:val="Strong"/>
-          <w:b/>
-        </w:rPr>
-        <w:t>everyday vibe checks</w:t>
-      </w:r>
-      <w:r>
-        <w:rPr/>
-        <w:t> to see if a friend, neighbor, or acquaintance is a fellow forager or a potential parasite:</w:t>
-      </w:r>
-    </w:p>
-    <w:p>
-      <w:pPr>
-        <w:pStyle w:val="BodyText"/>
-        <w:bidi w:val="0"/>
-        <w:ind w:hanging="0" w:start="0" w:end="0"/>
-        <w:jc w:val="start"/>
-        <w:rPr/>
-      </w:pPr>
-      <w:r>
-        <w:rPr>
-          <w:b/>
-          <w:bCs/>
-        </w:rPr>
-        <w:t>The Small Favor Barometer</w:t>
-      </w:r>
-      <w:r>
-        <w:rPr/>
-        <w:t xml:space="preserve"> checks </w:t>
-      </w:r>
-      <w:r>
-        <w:rPr>
-          <w:b/>
-          <w:bCs/>
-        </w:rPr>
-        <w:t>reciprocity</w:t>
-      </w:r>
-      <w:r>
-        <w:rPr/>
-        <w:t xml:space="preserve">. If they treat your effort as an entitlement rather than acknowledging the debt, they are utilizing you. A forager says "I owe you one" (and eventually pays it back). A parasite says "Thanks" and moves on to the next </w:t>
-      </w:r>
-      <w:r>
-        <w:rPr/>
-        <w:t>need, crisis, or</w:t>
-      </w:r>
-      <w:r>
-        <w:rPr/>
-        <w:t xml:space="preserve"> request.</w:t>
-      </w:r>
-    </w:p>
-    <w:p>
-      <w:pPr>
-        <w:pStyle w:val="BodyText"/>
-        <w:bidi w:val="0"/>
-        <w:ind w:hanging="0" w:start="0" w:end="0"/>
-        <w:jc w:val="start"/>
-        <w:rPr/>
-      </w:pPr>
-      <w:r>
-        <w:rPr>
-          <w:b/>
-          <w:bCs/>
-        </w:rPr>
-        <w:t>The Public Space Litmus Test</w:t>
-      </w:r>
-      <w:r>
-        <w:rPr/>
-        <w:t xml:space="preserve"> reveals their view of the commons </w:t>
-      </w:r>
-      <w:r>
-        <w:rPr/>
-        <w:t>(</w:t>
-      </w:r>
-      <w:r>
-        <w:rPr>
-          <w:b/>
-          <w:bCs/>
-        </w:rPr>
-        <w:t>Maintenance</w:t>
-      </w:r>
-      <w:r>
-        <w:rPr/>
-        <w:t>)</w:t>
-      </w:r>
-      <w:r>
-        <w:rPr/>
-        <w:t xml:space="preserve">. How they treat things they do not own, such as returning shopping carts or cleaning up trash, indicates whether they will respect your boundaries. Do they treat a waiter with dignity? </w:t>
-      </w:r>
-      <w:r>
-        <w:rPr/>
-        <w:t>Do they respect community things that aren’t their own? Do they “leave it better than when we arrived”?</w:t>
-      </w:r>
-    </w:p>
-    <w:p>
-      <w:pPr>
-        <w:pStyle w:val="BodyText"/>
-        <w:bidi w:val="0"/>
-        <w:ind w:hanging="0" w:start="0" w:end="0"/>
-        <w:jc w:val="start"/>
-        <w:rPr/>
-      </w:pPr>
-      <w:r>
-        <w:rPr>
-          <w:b/>
-          <w:bCs/>
-        </w:rPr>
-        <w:t>The Gossip and Credit Check</w:t>
-      </w:r>
-      <w:r>
-        <w:rPr/>
-        <w:t xml:space="preserve"> observes </w:t>
-      </w:r>
-      <w:r>
-        <w:rPr>
-          <w:b/>
-          <w:bCs/>
-        </w:rPr>
-        <w:t>crisis/</w:t>
-      </w:r>
-      <w:r>
-        <w:rPr>
-          <w:b/>
-          <w:bCs/>
-        </w:rPr>
-        <w:t>accountability</w:t>
-      </w:r>
-      <w:r>
-        <w:rPr/>
-        <w:t xml:space="preserve">. A person who stings others behind their backs to elevate themselves will sacrifice your reputation in a crisis. </w:t>
-      </w:r>
-      <w:r>
-        <w:rPr/>
-        <w:t>D</w:t>
-      </w:r>
-      <w:r>
-        <w:rPr/>
-        <w:t>o they immediately look</w:t>
-      </w:r>
-    </w:p>
-    <w:p>
-      <w:pPr>
-        <w:pStyle w:val="BodyText"/>
-        <w:bidi w:val="0"/>
-        <w:ind w:hanging="0" w:start="0" w:end="0"/>
-        <w:jc w:val="start"/>
-        <w:rPr/>
-      </w:pPr>
-      <w:r>
-        <w:rPr/>
-        <w:t>for someone to blame or mock, or do they look for a way to help/understand?</w:t>
-      </w:r>
-    </w:p>
-    <w:p>
-      <w:pPr>
-        <w:pStyle w:val="BodyText"/>
-        <w:bidi w:val="0"/>
-        <w:ind w:hanging="0" w:start="0" w:end="0"/>
-        <w:jc w:val="start"/>
-        <w:rPr/>
-      </w:pPr>
-      <w:r>
-        <w:rPr>
-          <w:b/>
-          <w:bCs/>
-        </w:rPr>
-        <w:t>The Checkbook and Time Test</w:t>
-      </w:r>
-      <w:r>
-        <w:rPr/>
-        <w:t xml:space="preserve"> looks at the </w:t>
-      </w:r>
-      <w:r>
-        <w:rPr>
-          <w:b/>
-          <w:bCs/>
-        </w:rPr>
-        <w:t>surplus mindset</w:t>
-      </w:r>
-      <w:r>
-        <w:rPr/>
-        <w:t xml:space="preserve">. When they win, do they disappear into solo-indulgence or use the surplus to strengthen relationships? </w:t>
-      </w:r>
-    </w:p>
-    <w:p>
-      <w:pPr>
-        <w:pStyle w:val="BodyText"/>
-        <w:bidi w:val="0"/>
-        <w:ind w:hanging="0" w:start="0" w:end="0"/>
-        <w:jc w:val="start"/>
-        <w:rPr/>
-      </w:pPr>
-      <w:r>
-        <w:rPr/>
-        <w:t xml:space="preserve">Finally, the </w:t>
-      </w:r>
-      <w:r>
-        <w:rPr>
-          <w:b/>
-          <w:bCs/>
-        </w:rPr>
-        <w:t>Toxic Tolerance Boundary</w:t>
-      </w:r>
-      <w:r>
-        <w:rPr/>
-        <w:t xml:space="preserve"> observes their reaction to bad behavior </w:t>
-      </w:r>
-      <w:r>
-        <w:rPr/>
-        <w:t>(</w:t>
-      </w:r>
-      <w:r>
-        <w:rPr>
-          <w:b/>
-          <w:bCs/>
-        </w:rPr>
-        <w:t>Immune Response</w:t>
-      </w:r>
-      <w:r>
-        <w:rPr/>
-        <w:t>)</w:t>
-      </w:r>
-      <w:r>
-        <w:rPr/>
-        <w:t xml:space="preserve">. If they laugh along with jerks to </w:t>
-      </w:r>
-      <w:r>
-        <w:rPr/>
-        <w:t>play it</w:t>
-      </w:r>
-      <w:r>
-        <w:rPr/>
-        <w:t xml:space="preserve"> safe, they </w:t>
-      </w:r>
-      <w:r>
-        <w:rPr/>
-        <w:t>tolerate cancerous behavior because it is easier and</w:t>
-      </w:r>
-      <w:r>
-        <w:rPr/>
-        <w:t xml:space="preserve"> will not stand up for you when needed. Their survival instinct is cowardly, not pragmatic.</w:t>
-      </w:r>
-    </w:p>
-    <w:p>
-      <w:pPr>
-        <w:pStyle w:val="Heading2"/>
-        <w:rPr/>
-      </w:pPr>
-      <w:r>
-        <w:rPr>
-          <w:rStyle w:val="Strong"/>
-          <w:b/>
-          <w:bCs/>
-        </w:rPr>
-        <w:t>The Street-Level Filter</w:t>
-      </w:r>
-    </w:p>
-    <w:p>
-      <w:pPr>
-        <w:pStyle w:val="Normal"/>
-        <w:rPr/>
-      </w:pPr>
-      <w:r>
-        <w:rPr/>
-        <w:t>Next time you’re with someone new, ask yourself: </w:t>
-      </w:r>
-      <w:r>
-        <w:rPr>
-          <w:rStyle w:val="Emphasis"/>
-          <w:i/>
-        </w:rPr>
-        <w:t>"If I were in trouble, would this person see it as a burden on their resources, or a threat to our community stability?"</w:t>
-      </w:r>
-    </w:p>
-    <w:p>
-      <w:pPr>
-        <w:pStyle w:val="BodyText"/>
-        <w:bidi w:val="0"/>
-        <w:jc w:val="start"/>
-        <w:rPr/>
-      </w:pPr>
-      <w:r>
-        <w:rPr/>
-      </w:r>
-    </w:p>
-    <w:p>
-      <w:pPr>
-        <w:pStyle w:val="Heading1"/>
-        <w:bidi w:val="0"/>
-        <w:ind w:hanging="0" w:start="0" w:end="0"/>
-        <w:jc w:val="start"/>
-        <w:rPr/>
-      </w:pPr>
-      <w:r>
-        <w:rPr/>
-        <w:t>How to Set Boundaries</w:t>
-      </w:r>
-    </w:p>
-    <w:p>
-      <w:pPr>
-        <w:pStyle w:val="BodyText"/>
-        <w:bidi w:val="0"/>
-        <w:ind w:hanging="0" w:start="0" w:end="0"/>
-        <w:jc w:val="start"/>
-        <w:rPr/>
-      </w:pPr>
-      <w:r>
-        <w:rPr/>
-        <w:t>To set a boundary without starting a war in the hive, you must shift from </w:t>
-      </w:r>
-      <w:r>
-        <w:rPr>
-          <w:rStyle w:val="Strong"/>
-          <w:b/>
-        </w:rPr>
-        <w:t>Active Support</w:t>
-      </w:r>
-      <w:r>
-        <w:rPr/>
-        <w:t> to </w:t>
-      </w:r>
-      <w:r>
-        <w:rPr>
-          <w:rStyle w:val="Strong"/>
-          <w:b/>
-        </w:rPr>
-        <w:t>Passive Presence</w:t>
-      </w:r>
-      <w:r>
-        <w:rPr/>
-        <w:t>. The goal is to make yourself "low-yield" for them without becoming an enemy. In </w:t>
-      </w:r>
-      <w:r>
-        <w:rPr>
-          <w:rStyle w:val="Strong"/>
-          <w:b/>
-        </w:rPr>
-        <w:t>Pragmatic Hive</w:t>
-      </w:r>
-      <w:r>
-        <w:rPr/>
-        <w:t> terms, you are simply reallocating your surplus to more productive cells.</w:t>
-      </w:r>
-    </w:p>
-    <w:p>
-      <w:pPr>
-        <w:pStyle w:val="BodyText"/>
-        <w:bidi w:val="0"/>
-        <w:ind w:hanging="0" w:start="0" w:end="0"/>
-        <w:jc w:val="start"/>
-        <w:rPr/>
-      </w:pPr>
-      <w:r>
-        <w:rPr/>
-        <w:t>Here is how to do it quietly and effectively:</w:t>
-      </w:r>
-    </w:p>
-    <w:p>
-      <w:pPr>
-        <w:pStyle w:val="Normal"/>
-        <w:bidi w:val="0"/>
-        <w:jc w:val="start"/>
-        <w:rPr/>
-      </w:pPr>
-      <w:r>
-        <w:rPr>
-          <w:b/>
-          <w:bCs/>
-        </w:rPr>
-        <w:t>The Budget Communication (Time &amp; Energy)</w:t>
-      </w:r>
-      <w:r>
-        <w:rPr>
-          <w:b w:val="false"/>
-          <w:bCs w:val="false"/>
-        </w:rPr>
-        <w:t>:</w:t>
-      </w:r>
-      <w:r>
-        <w:rPr/>
-        <w:t xml:space="preserve"> Begin with budget communication regarding time and energy. Instead of attacking character, cite your own </w:t>
-      </w:r>
-      <w:r>
-        <w:rPr/>
-        <w:t xml:space="preserve">Sovereign Cell </w:t>
-      </w:r>
-      <w:r>
-        <w:rPr/>
-        <w:t>maintenance needs. "I’d love to help/hang out, but I'm at my limit with [work/family/personal goals]</w:t>
-      </w:r>
-    </w:p>
-    <w:p>
-      <w:pPr>
-        <w:pStyle w:val="Normal"/>
-        <w:bidi w:val="0"/>
-        <w:jc w:val="start"/>
-        <w:rPr/>
-      </w:pPr>
-      <w:r>
-        <w:rPr/>
-        <w:t>right now and don't have the bandwidth." This frames the refusal as a limitation of your Sovereign Cell rather than a rejection of the other person.</w:t>
-      </w:r>
-    </w:p>
-    <w:p>
-      <w:pPr>
-        <w:pStyle w:val="Normal"/>
-        <w:bidi w:val="0"/>
-        <w:jc w:val="start"/>
-        <w:rPr/>
-      </w:pPr>
-      <w:r>
-        <w:rPr/>
-      </w:r>
-    </w:p>
-    <w:p>
-      <w:pPr>
-        <w:pStyle w:val="Normal"/>
         <w:bidi w:val="0"/>
         <w:jc w:val="start"/>
         <w:rPr/>
@@ -3155,15 +2561,7 @@
       </w:r>
       <w:r>
         <w:rPr/>
-        <w:t xml:space="preserve">: If </w:t>
-      </w:r>
-      <w:r>
-        <w:rPr/>
-        <w:t>a</w:t>
-      </w:r>
-      <w:r>
-        <w:rPr/>
-        <w:t xml:space="preserve"> friend is a "taker" (a parasite), they hate effort. To set a boundary, stop making things easy. "I can help you move that furniture, but I can only do it if we start at 7:00 AM sharp because I have a hard stop at 8:30." Parasites seek the path of least resistance. Add conditions that require effort from them, such as strict start times or specific logistical demands. When the cost of extraction rises, they naturally migrate to easier hosts. You have not started a fight; you have simply become inconvenient.</w:t>
+        <w:t>: If a friend is a "taker" (a parasite), they hate effort. To set a boundary, stop making things easy. "I can help you move that furniture, but I can only do it if we start at 7:00 AM sharp because I have a hard stop at 8:30." Parasites seek the path of least resistance. Add conditions that require effort from them, such as strict start times or specific logistical demands. When the cost of extraction rises, they naturally migrate to easier hosts. You have not started a fight; you have simply become inconvenient.</w:t>
       </w:r>
     </w:p>
     <w:p>
@@ -3262,23 +2660,7 @@
       </w:r>
       <w:r>
         <w:rPr/>
-        <w:t xml:space="preserve">If they do something that hurts the group (the </w:t>
-      </w:r>
-      <w:r>
-        <w:rPr/>
-        <w:t>H</w:t>
-      </w:r>
-      <w:r>
-        <w:rPr/>
-        <w:t xml:space="preserve">ive), don't make it personal. Frame the boundary around the environment rather than personal grievances. State that the behavior makes the group tense and that you value the collective stability. This makes it difficult for them to label you a villain when you speak on behalf of the </w:t>
-      </w:r>
-      <w:r>
-        <w:rPr/>
-        <w:t>group</w:t>
-      </w:r>
-      <w:r>
-        <w:rPr/>
-        <w:t>.</w:t>
+        <w:t>If they do something that hurts the group (the Hive), don't make it personal. Frame the boundary around the environment rather than personal grievances. State that the behavior makes the group tense and that you value the collective stability. This makes it difficult for them to label you a villain when you speak on behalf of the group.</w:t>
       </w:r>
     </w:p>
     <w:p>
@@ -3293,7 +2675,10 @@
         </w:rPr>
       </w:pPr>
       <w:r>
-        <w:rPr/>
+        <w:rPr>
+          <w:b/>
+          <w:bCs/>
+        </w:rPr>
       </w:r>
     </w:p>
     <w:p>
@@ -3451,7 +2836,7 @@
       </w:r>
       <w:r>
         <w:rPr/>
-        <w:t xml:space="preserve"> explains the mental toll. When rent, food, and health remain insecure, the brain stays trapped in a high-cortisol loop. The prefrontal cortex, responsible for strategy, gets overridden by the amygdala, the alarm system. Life appears not as a series of opportunities but as a stream of incoming threats. This creates a present bias where choices seem irrational to outsiders but are logical for someone who might not survive the week. </w:t>
+        <w:t xml:space="preserve"> explains the mental toll. When rent, food, and health remain insecure, the brain stays trapped in a high-cortisol loop. The prefrontal cortex, responsible for strategy, gets overridden by the amygdala, the alarm system. Life appears as a stream of incoming threats. This creates a present bias where choices seem irrational to outsiders but are logical for someone who might not survive the week. </w:t>
       </w:r>
     </w:p>
     <w:p>
@@ -3497,15 +2882,7 @@
       </w:r>
       <w:r>
         <w:rPr/>
-        <w:t xml:space="preserve"> takes hold; they believe another's win necessitates their loss. The Hive transforms from a supportive structure into a competitor for scarce pollen </w:t>
-      </w:r>
-      <w:r>
-        <w:rPr/>
-        <w:t>(resources)</w:t>
-      </w:r>
-      <w:r>
-        <w:rPr/>
-        <w:t>.</w:t>
+        <w:t xml:space="preserve"> takes hold; they believe another's win necessitates their loss. The Hive transforms from a supportive structure into a competitor for scarce pollen (resources).</w:t>
       </w:r>
     </w:p>
     <w:p>
@@ -3525,23 +2902,7 @@
       </w:r>
       <w:r>
         <w:rPr/>
-        <w:t xml:space="preserve"> arises because these individuals cannot contribute to the Hive's maintenance through taxes, volunteerism, or social cohesion due to their lack of resources. </w:t>
-      </w:r>
-      <w:r>
-        <w:rPr/>
-        <w:t>T</w:t>
-      </w:r>
-      <w:r>
-        <w:rPr/>
-        <w:t xml:space="preserve">hey are </w:t>
-      </w:r>
-      <w:r>
-        <w:rPr/>
-        <w:t>then</w:t>
-      </w:r>
-      <w:r>
-        <w:rPr/>
-        <w:t xml:space="preserve"> labeled as "parasites" by those with surplus. In reality, they are </w:t>
+        <w:t xml:space="preserve"> arises because these individuals cannot contribute to the Hive's maintenance through taxes, volunteerism, or social cohesion due to their lack of resources. They are then labeled as "parasites" by those with surplus. In reality, they are </w:t>
       </w:r>
       <w:r>
         <w:rPr>
@@ -4263,15 +3624,7 @@
       </w:r>
       <w:r>
         <w:rPr/>
-        <w:t xml:space="preserve">, but cease all emotional or strategic subsidies. You provide the floor but stop building the ladder until they </w:t>
-      </w:r>
-      <w:r>
-        <w:rPr/>
-        <w:t xml:space="preserve">can </w:t>
-      </w:r>
-      <w:r>
-        <w:rPr/>
-        <w:t>reach for it themselves. You cannot save someone who views your help as a threat. Attempting to force participation wastes the Hive's surplus and creates resentment on all sides.</w:t>
+        <w:t>, but cease all emotional or strategic subsidies. You provide the floor but stop building the ladder until they can reach for it themselves. You cannot save someone who views your help as a threat. Attempting to force participation wastes the Hive's surplus and creates resentment on all sides.</w:t>
       </w:r>
     </w:p>
     <w:p>
@@ -4337,15 +3690,7 @@
       </w:r>
       <w:r>
         <w:rPr/>
-        <w:t xml:space="preserve">. Pragmatism dictates that you do not spend </w:t>
-      </w:r>
-      <w:r>
-        <w:rPr/>
-        <w:t>100%</w:t>
-      </w:r>
-      <w:r>
-        <w:rPr/>
-        <w:t xml:space="preserve"> resources on the incurable. Instead, pivot your service toward the </w:t>
+        <w:t xml:space="preserve">. Pragmatism dictates that you do not spend 100% resources on the incurable. Instead, pivot your service toward the </w:t>
       </w:r>
       <w:r>
         <w:rPr>
@@ -4378,11 +3723,7 @@
       </w:pPr>
       <w:r>
         <w:rPr/>
-        <w:t xml:space="preserve">Finally, </w:t>
-      </w:r>
-      <w:r>
-        <w:rPr/>
-        <w:t xml:space="preserve">The "Parasite" Distinction (The Final Guard). There is a hard line between a </w:t>
+        <w:t xml:space="preserve">Finally, The "Parasite" Distinction (The Final Guard). There is a hard line between a </w:t>
       </w:r>
       <w:r>
         <w:rPr>
@@ -4393,23 +3734,7 @@
       </w:r>
       <w:r>
         <w:rPr/>
-        <w:t xml:space="preserve"> </w:t>
-      </w:r>
-      <w:r>
-        <w:rPr/>
-        <w:t>(</w:t>
-      </w:r>
-      <w:r>
-        <w:rPr/>
-        <w:t>that does nothing</w:t>
-      </w:r>
-      <w:r>
-        <w:rPr/>
-        <w:t>)</w:t>
-      </w:r>
-      <w:r>
-        <w:rPr/>
-        <w:t xml:space="preserve"> and a </w:t>
+        <w:t xml:space="preserve"> (that does nothing) and a </w:t>
       </w:r>
       <w:r>
         <w:rPr>
@@ -4420,23 +3745,7 @@
       </w:r>
       <w:r>
         <w:rPr/>
-        <w:t xml:space="preserve"> </w:t>
-      </w:r>
-      <w:r>
-        <w:rPr/>
-        <w:t>(</w:t>
-      </w:r>
-      <w:r>
-        <w:rPr/>
-        <w:t>that actively destroys</w:t>
-      </w:r>
-      <w:r>
-        <w:rPr/>
-        <w:t>)</w:t>
-      </w:r>
-      <w:r>
-        <w:rPr/>
-        <w:t xml:space="preserve">. If the resistant group moves from apathy to active sabotage, such as crime or violence, the </w:t>
+        <w:t xml:space="preserve"> (that actively destroys). If the resistant group moves from apathy to active sabotage, such as crime or violence, the </w:t>
       </w:r>
       <w:r>
         <w:rPr>
@@ -4467,11 +3776,7 @@
       </w:pPr>
       <w:r>
         <w:rPr/>
-        <w:t>If  (when)</w:t>
-      </w:r>
-      <w:r>
-        <w:rPr/>
-        <w:t xml:space="preserve"> the grid fails, the Pragmatic Hive shifts from maintenance to emergency containment. The COVID lockdowns demonstrated how quickly normalcy can dissolve when external pressure mounts. Supply chains fractured, social trust eroded, and communities faced the same cognitive bandwidth tax that poverty imposes. The difference was that millions entered the subsistence trap simultaneously rather than gradually.</w:t>
+        <w:t>If  (when) the grid fails, the Pragmatic Hive shifts from maintenance to emergency containment. The COVID lockdowns demonstrated how quickly normalcy can dissolve when external pressure mounts. Supply chains fractured, social trust eroded, and communities faced the same cognitive bandwidth tax that poverty imposes. The difference was that millions entered the subsistence trap simultaneously rather than gradually.</w:t>
       </w:r>
     </w:p>
     <w:p>
@@ -4491,15 +3796,7 @@
       </w:pPr>
       <w:r>
         <w:rPr/>
-        <w:t xml:space="preserve">Consider the civil unrest following the 2020 protests, where the suspension of normal policing created a vacuum filled by opportunistic looting alongside genuine grievance. Neighborhoods that fractured lacked a coordinated Coalition of the Foragers, leaving individual households exposed to both state overreach and mob violence. This allowed Cancerous Egoists to strip assets under the cover of chaos. Communities that activated their internal immune systems maintained order without waiting for external intervention. They established clear perimeters, documented every interaction, and distinguished between the desperate seeking aid and the predatory seeking destruction. This divergence proved that when the social contract frays, the survival of the Hive depends on the speed and rigor with which foragers organize to isolate parasites and secure the </w:t>
-      </w:r>
-      <w:r>
-        <w:rPr/>
-        <w:t>community</w:t>
-      </w:r>
-      <w:r>
-        <w:rPr/>
-        <w:t>.</w:t>
+        <w:t>Consider the civil unrest following the 2020 protests, where the suspension of normal policing created a vacuum filled by opportunistic looting alongside genuine grievance. Neighborhoods that fractured lacked a coordinated Coalition of the Foragers, leaving individual households exposed to both state overreach and mob violence. This allowed Cancerous Egoists to strip assets under the cover of chaos. Communities that activated their internal immune systems maintained order without waiting for external intervention. They established clear perimeters, documented every interaction, and distinguished between the desperate seeking aid and the predatory seeking destruction. This divergence proved that when the social contract frays, the survival of the Hive depends on the speed and rigor with which foragers organize to isolate parasites and secure the community.</w:t>
       </w:r>
     </w:p>
     <w:p>
@@ -4519,15 +3816,7 @@
       </w:pPr>
       <w:r>
         <w:rPr/>
-        <w:t xml:space="preserve">The community must distinguish between the desperate and the predatory. Those caught in the subsistence trap receive bare minimum life support to prevent violence. This is the Dormancy Protocol applied at scale. You feed them enough to stop panic but do not offer surplus or trust. This prevents desperation from turning into </w:t>
-      </w:r>
-      <w:r>
-        <w:rPr/>
-        <w:t xml:space="preserve">waste, exploitation of public service, </w:t>
-      </w:r>
-      <w:r>
-        <w:rPr/>
-        <w:t>arson, or murder.</w:t>
+        <w:t>The community must distinguish between the desperate and the predatory. Those caught in the subsistence trap receive bare minimum life support to prevent violence. This is the Dormancy Protocol applied at scale. You feed them enough to stop panic but do not offer surplus or trust. This prevents desperation from turning into waste, exploitation of public service, arson, or murder.</w:t>
       </w:r>
     </w:p>
     <w:p>
@@ -4857,6 +4146,828 @@
   <w:abstractNum w:abstractNumId="1">
     <w:lvl w:ilvl="0">
       <w:start w:val="1"/>
+      <w:numFmt w:val="bullet"/>
+      <w:lvlText w:val=""/>
+      <w:lvlJc w:val="start"/>
+      <w:pPr>
+        <w:tabs>
+          <w:tab w:val="num" w:pos="709"/>
+        </w:tabs>
+        <w:ind w:start="709" w:hanging="283"/>
+      </w:pPr>
+      <w:rPr>
+        <w:rFonts w:ascii="Symbol" w:hAnsi="Symbol" w:cs="Symbol" w:hint="default"/>
+      </w:rPr>
+    </w:lvl>
+    <w:lvl w:ilvl="1">
+      <w:start w:val="1"/>
+      <w:numFmt w:val="bullet"/>
+      <w:lvlText w:val=""/>
+      <w:lvlJc w:val="start"/>
+      <w:pPr>
+        <w:tabs>
+          <w:tab w:val="num" w:pos="1418"/>
+        </w:tabs>
+        <w:ind w:start="1418" w:hanging="283"/>
+      </w:pPr>
+      <w:rPr>
+        <w:rFonts w:ascii="Symbol" w:hAnsi="Symbol" w:cs="Symbol" w:hint="default"/>
+      </w:rPr>
+    </w:lvl>
+    <w:lvl w:ilvl="2">
+      <w:start w:val="1"/>
+      <w:numFmt w:val="bullet"/>
+      <w:lvlText w:val=""/>
+      <w:lvlJc w:val="start"/>
+      <w:pPr>
+        <w:tabs>
+          <w:tab w:val="num" w:pos="2127"/>
+        </w:tabs>
+        <w:ind w:start="2127" w:hanging="283"/>
+      </w:pPr>
+      <w:rPr>
+        <w:rFonts w:ascii="Symbol" w:hAnsi="Symbol" w:cs="Symbol" w:hint="default"/>
+      </w:rPr>
+    </w:lvl>
+    <w:lvl w:ilvl="3">
+      <w:start w:val="1"/>
+      <w:numFmt w:val="bullet"/>
+      <w:lvlText w:val=""/>
+      <w:lvlJc w:val="start"/>
+      <w:pPr>
+        <w:tabs>
+          <w:tab w:val="num" w:pos="2836"/>
+        </w:tabs>
+        <w:ind w:start="2836" w:hanging="283"/>
+      </w:pPr>
+      <w:rPr>
+        <w:rFonts w:ascii="Symbol" w:hAnsi="Symbol" w:cs="Symbol" w:hint="default"/>
+      </w:rPr>
+    </w:lvl>
+    <w:lvl w:ilvl="4">
+      <w:start w:val="1"/>
+      <w:numFmt w:val="bullet"/>
+      <w:lvlText w:val=""/>
+      <w:lvlJc w:val="start"/>
+      <w:pPr>
+        <w:tabs>
+          <w:tab w:val="num" w:pos="3545"/>
+        </w:tabs>
+        <w:ind w:start="3545" w:hanging="283"/>
+      </w:pPr>
+      <w:rPr>
+        <w:rFonts w:ascii="Symbol" w:hAnsi="Symbol" w:cs="Symbol" w:hint="default"/>
+      </w:rPr>
+    </w:lvl>
+    <w:lvl w:ilvl="5">
+      <w:start w:val="1"/>
+      <w:numFmt w:val="bullet"/>
+      <w:lvlText w:val=""/>
+      <w:lvlJc w:val="start"/>
+      <w:pPr>
+        <w:tabs>
+          <w:tab w:val="num" w:pos="4254"/>
+        </w:tabs>
+        <w:ind w:start="4254" w:hanging="283"/>
+      </w:pPr>
+      <w:rPr>
+        <w:rFonts w:ascii="Symbol" w:hAnsi="Symbol" w:cs="Symbol" w:hint="default"/>
+      </w:rPr>
+    </w:lvl>
+    <w:lvl w:ilvl="6">
+      <w:start w:val="1"/>
+      <w:numFmt w:val="bullet"/>
+      <w:lvlText w:val=""/>
+      <w:lvlJc w:val="start"/>
+      <w:pPr>
+        <w:tabs>
+          <w:tab w:val="num" w:pos="4963"/>
+        </w:tabs>
+        <w:ind w:start="4963" w:hanging="283"/>
+      </w:pPr>
+      <w:rPr>
+        <w:rFonts w:ascii="Symbol" w:hAnsi="Symbol" w:cs="Symbol" w:hint="default"/>
+      </w:rPr>
+    </w:lvl>
+    <w:lvl w:ilvl="7">
+      <w:start w:val="1"/>
+      <w:numFmt w:val="bullet"/>
+      <w:lvlText w:val=""/>
+      <w:lvlJc w:val="start"/>
+      <w:pPr>
+        <w:tabs>
+          <w:tab w:val="num" w:pos="5672"/>
+        </w:tabs>
+        <w:ind w:start="5672" w:hanging="283"/>
+      </w:pPr>
+      <w:rPr>
+        <w:rFonts w:ascii="Symbol" w:hAnsi="Symbol" w:cs="Symbol" w:hint="default"/>
+      </w:rPr>
+    </w:lvl>
+    <w:lvl w:ilvl="8">
+      <w:start w:val="1"/>
+      <w:numFmt w:val="bullet"/>
+      <w:lvlText w:val=""/>
+      <w:lvlJc w:val="start"/>
+      <w:pPr>
+        <w:tabs>
+          <w:tab w:val="num" w:pos="6381"/>
+        </w:tabs>
+        <w:ind w:start="6381" w:hanging="283"/>
+      </w:pPr>
+      <w:rPr>
+        <w:rFonts w:ascii="Symbol" w:hAnsi="Symbol" w:cs="Symbol" w:hint="default"/>
+      </w:rPr>
+    </w:lvl>
+  </w:abstractNum>
+  <w:abstractNum w:abstractNumId="2">
+    <w:lvl w:ilvl="0">
+      <w:start w:val="1"/>
+      <w:numFmt w:val="bullet"/>
+      <w:lvlText w:val=""/>
+      <w:lvlJc w:val="start"/>
+      <w:pPr>
+        <w:tabs>
+          <w:tab w:val="num" w:pos="709"/>
+        </w:tabs>
+        <w:ind w:start="709" w:hanging="283"/>
+      </w:pPr>
+      <w:rPr>
+        <w:rFonts w:ascii="Symbol" w:hAnsi="Symbol" w:cs="Symbol" w:hint="default"/>
+      </w:rPr>
+    </w:lvl>
+    <w:lvl w:ilvl="1">
+      <w:start w:val="1"/>
+      <w:numFmt w:val="bullet"/>
+      <w:lvlText w:val=""/>
+      <w:lvlJc w:val="start"/>
+      <w:pPr>
+        <w:tabs>
+          <w:tab w:val="num" w:pos="1418"/>
+        </w:tabs>
+        <w:ind w:start="1418" w:hanging="283"/>
+      </w:pPr>
+      <w:rPr>
+        <w:rFonts w:ascii="Symbol" w:hAnsi="Symbol" w:cs="Symbol" w:hint="default"/>
+      </w:rPr>
+    </w:lvl>
+    <w:lvl w:ilvl="2">
+      <w:start w:val="1"/>
+      <w:numFmt w:val="bullet"/>
+      <w:lvlText w:val=""/>
+      <w:lvlJc w:val="start"/>
+      <w:pPr>
+        <w:tabs>
+          <w:tab w:val="num" w:pos="2127"/>
+        </w:tabs>
+        <w:ind w:start="2127" w:hanging="283"/>
+      </w:pPr>
+      <w:rPr>
+        <w:rFonts w:ascii="Symbol" w:hAnsi="Symbol" w:cs="Symbol" w:hint="default"/>
+      </w:rPr>
+    </w:lvl>
+    <w:lvl w:ilvl="3">
+      <w:start w:val="1"/>
+      <w:numFmt w:val="bullet"/>
+      <w:lvlText w:val=""/>
+      <w:lvlJc w:val="start"/>
+      <w:pPr>
+        <w:tabs>
+          <w:tab w:val="num" w:pos="2836"/>
+        </w:tabs>
+        <w:ind w:start="2836" w:hanging="283"/>
+      </w:pPr>
+      <w:rPr>
+        <w:rFonts w:ascii="Symbol" w:hAnsi="Symbol" w:cs="Symbol" w:hint="default"/>
+      </w:rPr>
+    </w:lvl>
+    <w:lvl w:ilvl="4">
+      <w:start w:val="1"/>
+      <w:numFmt w:val="bullet"/>
+      <w:lvlText w:val=""/>
+      <w:lvlJc w:val="start"/>
+      <w:pPr>
+        <w:tabs>
+          <w:tab w:val="num" w:pos="3545"/>
+        </w:tabs>
+        <w:ind w:start="3545" w:hanging="283"/>
+      </w:pPr>
+      <w:rPr>
+        <w:rFonts w:ascii="Symbol" w:hAnsi="Symbol" w:cs="Symbol" w:hint="default"/>
+      </w:rPr>
+    </w:lvl>
+    <w:lvl w:ilvl="5">
+      <w:start w:val="1"/>
+      <w:numFmt w:val="bullet"/>
+      <w:lvlText w:val=""/>
+      <w:lvlJc w:val="start"/>
+      <w:pPr>
+        <w:tabs>
+          <w:tab w:val="num" w:pos="4254"/>
+        </w:tabs>
+        <w:ind w:start="4254" w:hanging="283"/>
+      </w:pPr>
+      <w:rPr>
+        <w:rFonts w:ascii="Symbol" w:hAnsi="Symbol" w:cs="Symbol" w:hint="default"/>
+      </w:rPr>
+    </w:lvl>
+    <w:lvl w:ilvl="6">
+      <w:start w:val="1"/>
+      <w:numFmt w:val="bullet"/>
+      <w:lvlText w:val=""/>
+      <w:lvlJc w:val="start"/>
+      <w:pPr>
+        <w:tabs>
+          <w:tab w:val="num" w:pos="4963"/>
+        </w:tabs>
+        <w:ind w:start="4963" w:hanging="283"/>
+      </w:pPr>
+      <w:rPr>
+        <w:rFonts w:ascii="Symbol" w:hAnsi="Symbol" w:cs="Symbol" w:hint="default"/>
+      </w:rPr>
+    </w:lvl>
+    <w:lvl w:ilvl="7">
+      <w:start w:val="1"/>
+      <w:numFmt w:val="bullet"/>
+      <w:lvlText w:val=""/>
+      <w:lvlJc w:val="start"/>
+      <w:pPr>
+        <w:tabs>
+          <w:tab w:val="num" w:pos="5672"/>
+        </w:tabs>
+        <w:ind w:start="5672" w:hanging="283"/>
+      </w:pPr>
+      <w:rPr>
+        <w:rFonts w:ascii="Symbol" w:hAnsi="Symbol" w:cs="Symbol" w:hint="default"/>
+      </w:rPr>
+    </w:lvl>
+    <w:lvl w:ilvl="8">
+      <w:start w:val="1"/>
+      <w:numFmt w:val="bullet"/>
+      <w:lvlText w:val=""/>
+      <w:lvlJc w:val="start"/>
+      <w:pPr>
+        <w:tabs>
+          <w:tab w:val="num" w:pos="6381"/>
+        </w:tabs>
+        <w:ind w:start="6381" w:hanging="283"/>
+      </w:pPr>
+      <w:rPr>
+        <w:rFonts w:ascii="Symbol" w:hAnsi="Symbol" w:cs="Symbol" w:hint="default"/>
+      </w:rPr>
+    </w:lvl>
+  </w:abstractNum>
+  <w:abstractNum w:abstractNumId="3">
+    <w:lvl w:ilvl="0">
+      <w:start w:val="1"/>
+      <w:numFmt w:val="bullet"/>
+      <w:lvlText w:val=""/>
+      <w:lvlJc w:val="start"/>
+      <w:pPr>
+        <w:tabs>
+          <w:tab w:val="num" w:pos="709"/>
+        </w:tabs>
+        <w:ind w:start="709" w:hanging="283"/>
+      </w:pPr>
+      <w:rPr>
+        <w:rFonts w:ascii="Symbol" w:hAnsi="Symbol" w:cs="Symbol" w:hint="default"/>
+      </w:rPr>
+    </w:lvl>
+    <w:lvl w:ilvl="1">
+      <w:start w:val="1"/>
+      <w:numFmt w:val="bullet"/>
+      <w:lvlText w:val=""/>
+      <w:lvlJc w:val="start"/>
+      <w:pPr>
+        <w:tabs>
+          <w:tab w:val="num" w:pos="1418"/>
+        </w:tabs>
+        <w:ind w:start="1418" w:hanging="283"/>
+      </w:pPr>
+      <w:rPr>
+        <w:rFonts w:ascii="Symbol" w:hAnsi="Symbol" w:cs="Symbol" w:hint="default"/>
+      </w:rPr>
+    </w:lvl>
+    <w:lvl w:ilvl="2">
+      <w:start w:val="1"/>
+      <w:numFmt w:val="bullet"/>
+      <w:lvlText w:val=""/>
+      <w:lvlJc w:val="start"/>
+      <w:pPr>
+        <w:tabs>
+          <w:tab w:val="num" w:pos="2127"/>
+        </w:tabs>
+        <w:ind w:start="2127" w:hanging="283"/>
+      </w:pPr>
+      <w:rPr>
+        <w:rFonts w:ascii="Symbol" w:hAnsi="Symbol" w:cs="Symbol" w:hint="default"/>
+      </w:rPr>
+    </w:lvl>
+    <w:lvl w:ilvl="3">
+      <w:start w:val="1"/>
+      <w:numFmt w:val="bullet"/>
+      <w:lvlText w:val=""/>
+      <w:lvlJc w:val="start"/>
+      <w:pPr>
+        <w:tabs>
+          <w:tab w:val="num" w:pos="2836"/>
+        </w:tabs>
+        <w:ind w:start="2836" w:hanging="283"/>
+      </w:pPr>
+      <w:rPr>
+        <w:rFonts w:ascii="Symbol" w:hAnsi="Symbol" w:cs="Symbol" w:hint="default"/>
+      </w:rPr>
+    </w:lvl>
+    <w:lvl w:ilvl="4">
+      <w:start w:val="1"/>
+      <w:numFmt w:val="bullet"/>
+      <w:lvlText w:val=""/>
+      <w:lvlJc w:val="start"/>
+      <w:pPr>
+        <w:tabs>
+          <w:tab w:val="num" w:pos="3545"/>
+        </w:tabs>
+        <w:ind w:start="3545" w:hanging="283"/>
+      </w:pPr>
+      <w:rPr>
+        <w:rFonts w:ascii="Symbol" w:hAnsi="Symbol" w:cs="Symbol" w:hint="default"/>
+      </w:rPr>
+    </w:lvl>
+    <w:lvl w:ilvl="5">
+      <w:start w:val="1"/>
+      <w:numFmt w:val="bullet"/>
+      <w:lvlText w:val=""/>
+      <w:lvlJc w:val="start"/>
+      <w:pPr>
+        <w:tabs>
+          <w:tab w:val="num" w:pos="4254"/>
+        </w:tabs>
+        <w:ind w:start="4254" w:hanging="283"/>
+      </w:pPr>
+      <w:rPr>
+        <w:rFonts w:ascii="Symbol" w:hAnsi="Symbol" w:cs="Symbol" w:hint="default"/>
+      </w:rPr>
+    </w:lvl>
+    <w:lvl w:ilvl="6">
+      <w:start w:val="1"/>
+      <w:numFmt w:val="bullet"/>
+      <w:lvlText w:val=""/>
+      <w:lvlJc w:val="start"/>
+      <w:pPr>
+        <w:tabs>
+          <w:tab w:val="num" w:pos="4963"/>
+        </w:tabs>
+        <w:ind w:start="4963" w:hanging="283"/>
+      </w:pPr>
+      <w:rPr>
+        <w:rFonts w:ascii="Symbol" w:hAnsi="Symbol" w:cs="Symbol" w:hint="default"/>
+      </w:rPr>
+    </w:lvl>
+    <w:lvl w:ilvl="7">
+      <w:start w:val="1"/>
+      <w:numFmt w:val="bullet"/>
+      <w:lvlText w:val=""/>
+      <w:lvlJc w:val="start"/>
+      <w:pPr>
+        <w:tabs>
+          <w:tab w:val="num" w:pos="5672"/>
+        </w:tabs>
+        <w:ind w:start="5672" w:hanging="283"/>
+      </w:pPr>
+      <w:rPr>
+        <w:rFonts w:ascii="Symbol" w:hAnsi="Symbol" w:cs="Symbol" w:hint="default"/>
+      </w:rPr>
+    </w:lvl>
+    <w:lvl w:ilvl="8">
+      <w:start w:val="1"/>
+      <w:numFmt w:val="bullet"/>
+      <w:lvlText w:val=""/>
+      <w:lvlJc w:val="start"/>
+      <w:pPr>
+        <w:tabs>
+          <w:tab w:val="num" w:pos="6381"/>
+        </w:tabs>
+        <w:ind w:start="6381" w:hanging="283"/>
+      </w:pPr>
+      <w:rPr>
+        <w:rFonts w:ascii="Symbol" w:hAnsi="Symbol" w:cs="Symbol" w:hint="default"/>
+      </w:rPr>
+    </w:lvl>
+  </w:abstractNum>
+  <w:abstractNum w:abstractNumId="4">
+    <w:lvl w:ilvl="0">
+      <w:start w:val="1"/>
+      <w:numFmt w:val="bullet"/>
+      <w:lvlText w:val=""/>
+      <w:lvlJc w:val="start"/>
+      <w:pPr>
+        <w:tabs>
+          <w:tab w:val="num" w:pos="709"/>
+        </w:tabs>
+        <w:ind w:start="709" w:hanging="283"/>
+      </w:pPr>
+      <w:rPr>
+        <w:rFonts w:ascii="Symbol" w:hAnsi="Symbol" w:cs="Symbol" w:hint="default"/>
+      </w:rPr>
+    </w:lvl>
+    <w:lvl w:ilvl="1">
+      <w:start w:val="1"/>
+      <w:numFmt w:val="bullet"/>
+      <w:lvlText w:val=""/>
+      <w:lvlJc w:val="start"/>
+      <w:pPr>
+        <w:tabs>
+          <w:tab w:val="num" w:pos="1418"/>
+        </w:tabs>
+        <w:ind w:start="1418" w:hanging="283"/>
+      </w:pPr>
+      <w:rPr>
+        <w:rFonts w:ascii="Symbol" w:hAnsi="Symbol" w:cs="Symbol" w:hint="default"/>
+      </w:rPr>
+    </w:lvl>
+    <w:lvl w:ilvl="2">
+      <w:start w:val="1"/>
+      <w:numFmt w:val="bullet"/>
+      <w:lvlText w:val=""/>
+      <w:lvlJc w:val="start"/>
+      <w:pPr>
+        <w:tabs>
+          <w:tab w:val="num" w:pos="2127"/>
+        </w:tabs>
+        <w:ind w:start="2127" w:hanging="283"/>
+      </w:pPr>
+      <w:rPr>
+        <w:rFonts w:ascii="Symbol" w:hAnsi="Symbol" w:cs="Symbol" w:hint="default"/>
+      </w:rPr>
+    </w:lvl>
+    <w:lvl w:ilvl="3">
+      <w:start w:val="1"/>
+      <w:numFmt w:val="bullet"/>
+      <w:lvlText w:val=""/>
+      <w:lvlJc w:val="start"/>
+      <w:pPr>
+        <w:tabs>
+          <w:tab w:val="num" w:pos="2836"/>
+        </w:tabs>
+        <w:ind w:start="2836" w:hanging="283"/>
+      </w:pPr>
+      <w:rPr>
+        <w:rFonts w:ascii="Symbol" w:hAnsi="Symbol" w:cs="Symbol" w:hint="default"/>
+      </w:rPr>
+    </w:lvl>
+    <w:lvl w:ilvl="4">
+      <w:start w:val="1"/>
+      <w:numFmt w:val="bullet"/>
+      <w:lvlText w:val=""/>
+      <w:lvlJc w:val="start"/>
+      <w:pPr>
+        <w:tabs>
+          <w:tab w:val="num" w:pos="3545"/>
+        </w:tabs>
+        <w:ind w:start="3545" w:hanging="283"/>
+      </w:pPr>
+      <w:rPr>
+        <w:rFonts w:ascii="Symbol" w:hAnsi="Symbol" w:cs="Symbol" w:hint="default"/>
+      </w:rPr>
+    </w:lvl>
+    <w:lvl w:ilvl="5">
+      <w:start w:val="1"/>
+      <w:numFmt w:val="bullet"/>
+      <w:lvlText w:val=""/>
+      <w:lvlJc w:val="start"/>
+      <w:pPr>
+        <w:tabs>
+          <w:tab w:val="num" w:pos="4254"/>
+        </w:tabs>
+        <w:ind w:start="4254" w:hanging="283"/>
+      </w:pPr>
+      <w:rPr>
+        <w:rFonts w:ascii="Symbol" w:hAnsi="Symbol" w:cs="Symbol" w:hint="default"/>
+      </w:rPr>
+    </w:lvl>
+    <w:lvl w:ilvl="6">
+      <w:start w:val="1"/>
+      <w:numFmt w:val="bullet"/>
+      <w:lvlText w:val=""/>
+      <w:lvlJc w:val="start"/>
+      <w:pPr>
+        <w:tabs>
+          <w:tab w:val="num" w:pos="4963"/>
+        </w:tabs>
+        <w:ind w:start="4963" w:hanging="283"/>
+      </w:pPr>
+      <w:rPr>
+        <w:rFonts w:ascii="Symbol" w:hAnsi="Symbol" w:cs="Symbol" w:hint="default"/>
+      </w:rPr>
+    </w:lvl>
+    <w:lvl w:ilvl="7">
+      <w:start w:val="1"/>
+      <w:numFmt w:val="bullet"/>
+      <w:lvlText w:val=""/>
+      <w:lvlJc w:val="start"/>
+      <w:pPr>
+        <w:tabs>
+          <w:tab w:val="num" w:pos="5672"/>
+        </w:tabs>
+        <w:ind w:start="5672" w:hanging="283"/>
+      </w:pPr>
+      <w:rPr>
+        <w:rFonts w:ascii="Symbol" w:hAnsi="Symbol" w:cs="Symbol" w:hint="default"/>
+      </w:rPr>
+    </w:lvl>
+    <w:lvl w:ilvl="8">
+      <w:start w:val="1"/>
+      <w:numFmt w:val="bullet"/>
+      <w:lvlText w:val=""/>
+      <w:lvlJc w:val="start"/>
+      <w:pPr>
+        <w:tabs>
+          <w:tab w:val="num" w:pos="6381"/>
+        </w:tabs>
+        <w:ind w:start="6381" w:hanging="283"/>
+      </w:pPr>
+      <w:rPr>
+        <w:rFonts w:ascii="Symbol" w:hAnsi="Symbol" w:cs="Symbol" w:hint="default"/>
+      </w:rPr>
+    </w:lvl>
+  </w:abstractNum>
+  <w:abstractNum w:abstractNumId="5">
+    <w:lvl w:ilvl="0">
+      <w:start w:val="1"/>
+      <w:numFmt w:val="bullet"/>
+      <w:lvlText w:val=""/>
+      <w:lvlJc w:val="start"/>
+      <w:pPr>
+        <w:tabs>
+          <w:tab w:val="num" w:pos="709"/>
+        </w:tabs>
+        <w:ind w:start="709" w:hanging="283"/>
+      </w:pPr>
+      <w:rPr>
+        <w:rFonts w:ascii="Symbol" w:hAnsi="Symbol" w:cs="Symbol" w:hint="default"/>
+      </w:rPr>
+    </w:lvl>
+    <w:lvl w:ilvl="1">
+      <w:start w:val="1"/>
+      <w:numFmt w:val="bullet"/>
+      <w:lvlText w:val=""/>
+      <w:lvlJc w:val="start"/>
+      <w:pPr>
+        <w:tabs>
+          <w:tab w:val="num" w:pos="1418"/>
+        </w:tabs>
+        <w:ind w:start="1418" w:hanging="283"/>
+      </w:pPr>
+      <w:rPr>
+        <w:rFonts w:ascii="Symbol" w:hAnsi="Symbol" w:cs="Symbol" w:hint="default"/>
+      </w:rPr>
+    </w:lvl>
+    <w:lvl w:ilvl="2">
+      <w:start w:val="1"/>
+      <w:numFmt w:val="bullet"/>
+      <w:lvlText w:val=""/>
+      <w:lvlJc w:val="start"/>
+      <w:pPr>
+        <w:tabs>
+          <w:tab w:val="num" w:pos="2127"/>
+        </w:tabs>
+        <w:ind w:start="2127" w:hanging="283"/>
+      </w:pPr>
+      <w:rPr>
+        <w:rFonts w:ascii="Symbol" w:hAnsi="Symbol" w:cs="Symbol" w:hint="default"/>
+      </w:rPr>
+    </w:lvl>
+    <w:lvl w:ilvl="3">
+      <w:start w:val="1"/>
+      <w:numFmt w:val="bullet"/>
+      <w:lvlText w:val=""/>
+      <w:lvlJc w:val="start"/>
+      <w:pPr>
+        <w:tabs>
+          <w:tab w:val="num" w:pos="2836"/>
+        </w:tabs>
+        <w:ind w:start="2836" w:hanging="283"/>
+      </w:pPr>
+      <w:rPr>
+        <w:rFonts w:ascii="Symbol" w:hAnsi="Symbol" w:cs="Symbol" w:hint="default"/>
+      </w:rPr>
+    </w:lvl>
+    <w:lvl w:ilvl="4">
+      <w:start w:val="1"/>
+      <w:numFmt w:val="bullet"/>
+      <w:lvlText w:val=""/>
+      <w:lvlJc w:val="start"/>
+      <w:pPr>
+        <w:tabs>
+          <w:tab w:val="num" w:pos="3545"/>
+        </w:tabs>
+        <w:ind w:start="3545" w:hanging="283"/>
+      </w:pPr>
+      <w:rPr>
+        <w:rFonts w:ascii="Symbol" w:hAnsi="Symbol" w:cs="Symbol" w:hint="default"/>
+      </w:rPr>
+    </w:lvl>
+    <w:lvl w:ilvl="5">
+      <w:start w:val="1"/>
+      <w:numFmt w:val="bullet"/>
+      <w:lvlText w:val=""/>
+      <w:lvlJc w:val="start"/>
+      <w:pPr>
+        <w:tabs>
+          <w:tab w:val="num" w:pos="4254"/>
+        </w:tabs>
+        <w:ind w:start="4254" w:hanging="283"/>
+      </w:pPr>
+      <w:rPr>
+        <w:rFonts w:ascii="Symbol" w:hAnsi="Symbol" w:cs="Symbol" w:hint="default"/>
+      </w:rPr>
+    </w:lvl>
+    <w:lvl w:ilvl="6">
+      <w:start w:val="1"/>
+      <w:numFmt w:val="bullet"/>
+      <w:lvlText w:val=""/>
+      <w:lvlJc w:val="start"/>
+      <w:pPr>
+        <w:tabs>
+          <w:tab w:val="num" w:pos="4963"/>
+        </w:tabs>
+        <w:ind w:start="4963" w:hanging="283"/>
+      </w:pPr>
+      <w:rPr>
+        <w:rFonts w:ascii="Symbol" w:hAnsi="Symbol" w:cs="Symbol" w:hint="default"/>
+      </w:rPr>
+    </w:lvl>
+    <w:lvl w:ilvl="7">
+      <w:start w:val="1"/>
+      <w:numFmt w:val="bullet"/>
+      <w:lvlText w:val=""/>
+      <w:lvlJc w:val="start"/>
+      <w:pPr>
+        <w:tabs>
+          <w:tab w:val="num" w:pos="5672"/>
+        </w:tabs>
+        <w:ind w:start="5672" w:hanging="283"/>
+      </w:pPr>
+      <w:rPr>
+        <w:rFonts w:ascii="Symbol" w:hAnsi="Symbol" w:cs="Symbol" w:hint="default"/>
+      </w:rPr>
+    </w:lvl>
+    <w:lvl w:ilvl="8">
+      <w:start w:val="1"/>
+      <w:numFmt w:val="bullet"/>
+      <w:lvlText w:val=""/>
+      <w:lvlJc w:val="start"/>
+      <w:pPr>
+        <w:tabs>
+          <w:tab w:val="num" w:pos="6381"/>
+        </w:tabs>
+        <w:ind w:start="6381" w:hanging="283"/>
+      </w:pPr>
+      <w:rPr>
+        <w:rFonts w:ascii="Symbol" w:hAnsi="Symbol" w:cs="Symbol" w:hint="default"/>
+      </w:rPr>
+    </w:lvl>
+  </w:abstractNum>
+  <w:abstractNum w:abstractNumId="6">
+    <w:lvl w:ilvl="0">
+      <w:start w:val="1"/>
+      <w:numFmt w:val="bullet"/>
+      <w:lvlText w:val=""/>
+      <w:lvlJc w:val="start"/>
+      <w:pPr>
+        <w:tabs>
+          <w:tab w:val="num" w:pos="709"/>
+        </w:tabs>
+        <w:ind w:start="709" w:hanging="283"/>
+      </w:pPr>
+      <w:rPr>
+        <w:rFonts w:ascii="Symbol" w:hAnsi="Symbol" w:cs="Symbol" w:hint="default"/>
+      </w:rPr>
+    </w:lvl>
+    <w:lvl w:ilvl="1">
+      <w:start w:val="1"/>
+      <w:numFmt w:val="bullet"/>
+      <w:lvlText w:val=""/>
+      <w:lvlJc w:val="start"/>
+      <w:pPr>
+        <w:tabs>
+          <w:tab w:val="num" w:pos="1418"/>
+        </w:tabs>
+        <w:ind w:start="1418" w:hanging="283"/>
+      </w:pPr>
+      <w:rPr>
+        <w:rFonts w:ascii="Symbol" w:hAnsi="Symbol" w:cs="Symbol" w:hint="default"/>
+      </w:rPr>
+    </w:lvl>
+    <w:lvl w:ilvl="2">
+      <w:start w:val="1"/>
+      <w:numFmt w:val="bullet"/>
+      <w:lvlText w:val=""/>
+      <w:lvlJc w:val="start"/>
+      <w:pPr>
+        <w:tabs>
+          <w:tab w:val="num" w:pos="2127"/>
+        </w:tabs>
+        <w:ind w:start="2127" w:hanging="283"/>
+      </w:pPr>
+      <w:rPr>
+        <w:rFonts w:ascii="Symbol" w:hAnsi="Symbol" w:cs="Symbol" w:hint="default"/>
+      </w:rPr>
+    </w:lvl>
+    <w:lvl w:ilvl="3">
+      <w:start w:val="1"/>
+      <w:numFmt w:val="bullet"/>
+      <w:lvlText w:val=""/>
+      <w:lvlJc w:val="start"/>
+      <w:pPr>
+        <w:tabs>
+          <w:tab w:val="num" w:pos="2836"/>
+        </w:tabs>
+        <w:ind w:start="2836" w:hanging="283"/>
+      </w:pPr>
+      <w:rPr>
+        <w:rFonts w:ascii="Symbol" w:hAnsi="Symbol" w:cs="Symbol" w:hint="default"/>
+      </w:rPr>
+    </w:lvl>
+    <w:lvl w:ilvl="4">
+      <w:start w:val="1"/>
+      <w:numFmt w:val="bullet"/>
+      <w:lvlText w:val=""/>
+      <w:lvlJc w:val="start"/>
+      <w:pPr>
+        <w:tabs>
+          <w:tab w:val="num" w:pos="3545"/>
+        </w:tabs>
+        <w:ind w:start="3545" w:hanging="283"/>
+      </w:pPr>
+      <w:rPr>
+        <w:rFonts w:ascii="Symbol" w:hAnsi="Symbol" w:cs="Symbol" w:hint="default"/>
+      </w:rPr>
+    </w:lvl>
+    <w:lvl w:ilvl="5">
+      <w:start w:val="1"/>
+      <w:numFmt w:val="bullet"/>
+      <w:lvlText w:val=""/>
+      <w:lvlJc w:val="start"/>
+      <w:pPr>
+        <w:tabs>
+          <w:tab w:val="num" w:pos="4254"/>
+        </w:tabs>
+        <w:ind w:start="4254" w:hanging="283"/>
+      </w:pPr>
+      <w:rPr>
+        <w:rFonts w:ascii="Symbol" w:hAnsi="Symbol" w:cs="Symbol" w:hint="default"/>
+      </w:rPr>
+    </w:lvl>
+    <w:lvl w:ilvl="6">
+      <w:start w:val="1"/>
+      <w:numFmt w:val="bullet"/>
+      <w:lvlText w:val=""/>
+      <w:lvlJc w:val="start"/>
+      <w:pPr>
+        <w:tabs>
+          <w:tab w:val="num" w:pos="4963"/>
+        </w:tabs>
+        <w:ind w:start="4963" w:hanging="283"/>
+      </w:pPr>
+      <w:rPr>
+        <w:rFonts w:ascii="Symbol" w:hAnsi="Symbol" w:cs="Symbol" w:hint="default"/>
+      </w:rPr>
+    </w:lvl>
+    <w:lvl w:ilvl="7">
+      <w:start w:val="1"/>
+      <w:numFmt w:val="bullet"/>
+      <w:lvlText w:val=""/>
+      <w:lvlJc w:val="start"/>
+      <w:pPr>
+        <w:tabs>
+          <w:tab w:val="num" w:pos="5672"/>
+        </w:tabs>
+        <w:ind w:start="5672" w:hanging="283"/>
+      </w:pPr>
+      <w:rPr>
+        <w:rFonts w:ascii="Symbol" w:hAnsi="Symbol" w:cs="Symbol" w:hint="default"/>
+      </w:rPr>
+    </w:lvl>
+    <w:lvl w:ilvl="8">
+      <w:start w:val="1"/>
+      <w:numFmt w:val="bullet"/>
+      <w:lvlText w:val=""/>
+      <w:lvlJc w:val="start"/>
+      <w:pPr>
+        <w:tabs>
+          <w:tab w:val="num" w:pos="6381"/>
+        </w:tabs>
+        <w:ind w:start="6381" w:hanging="283"/>
+      </w:pPr>
+      <w:rPr>
+        <w:rFonts w:ascii="Symbol" w:hAnsi="Symbol" w:cs="Symbol" w:hint="default"/>
+      </w:rPr>
+    </w:lvl>
+  </w:abstractNum>
+  <w:abstractNum w:abstractNumId="7">
+    <w:lvl w:ilvl="0">
+      <w:start w:val="1"/>
       <w:numFmt w:val="none"/>
       <w:suff w:val="nothing"/>
       <w:lvlText w:val=""/>
@@ -4971,417 +5082,6 @@
         </w:tabs>
         <w:ind w:start="0" w:hanging="0"/>
       </w:pPr>
-    </w:lvl>
-  </w:abstractNum>
-  <w:abstractNum w:abstractNumId="2">
-    <w:lvl w:ilvl="0">
-      <w:start w:val="1"/>
-      <w:numFmt w:val="bullet"/>
-      <w:lvlText w:val=""/>
-      <w:lvlJc w:val="start"/>
-      <w:pPr>
-        <w:tabs>
-          <w:tab w:val="num" w:pos="709"/>
-        </w:tabs>
-        <w:ind w:start="709" w:hanging="283"/>
-      </w:pPr>
-      <w:rPr>
-        <w:rFonts w:ascii="Symbol" w:hAnsi="Symbol" w:cs="Symbol" w:hint="default"/>
-      </w:rPr>
-    </w:lvl>
-    <w:lvl w:ilvl="1">
-      <w:start w:val="1"/>
-      <w:numFmt w:val="bullet"/>
-      <w:lvlText w:val=""/>
-      <w:lvlJc w:val="start"/>
-      <w:pPr>
-        <w:tabs>
-          <w:tab w:val="num" w:pos="1418"/>
-        </w:tabs>
-        <w:ind w:start="1418" w:hanging="283"/>
-      </w:pPr>
-      <w:rPr>
-        <w:rFonts w:ascii="Symbol" w:hAnsi="Symbol" w:cs="Symbol" w:hint="default"/>
-      </w:rPr>
-    </w:lvl>
-    <w:lvl w:ilvl="2">
-      <w:start w:val="1"/>
-      <w:numFmt w:val="bullet"/>
-      <w:lvlText w:val=""/>
-      <w:lvlJc w:val="start"/>
-      <w:pPr>
-        <w:tabs>
-          <w:tab w:val="num" w:pos="2127"/>
-        </w:tabs>
-        <w:ind w:start="2127" w:hanging="283"/>
-      </w:pPr>
-      <w:rPr>
-        <w:rFonts w:ascii="Symbol" w:hAnsi="Symbol" w:cs="Symbol" w:hint="default"/>
-      </w:rPr>
-    </w:lvl>
-    <w:lvl w:ilvl="3">
-      <w:start w:val="1"/>
-      <w:numFmt w:val="bullet"/>
-      <w:lvlText w:val=""/>
-      <w:lvlJc w:val="start"/>
-      <w:pPr>
-        <w:tabs>
-          <w:tab w:val="num" w:pos="2836"/>
-        </w:tabs>
-        <w:ind w:start="2836" w:hanging="283"/>
-      </w:pPr>
-      <w:rPr>
-        <w:rFonts w:ascii="Symbol" w:hAnsi="Symbol" w:cs="Symbol" w:hint="default"/>
-      </w:rPr>
-    </w:lvl>
-    <w:lvl w:ilvl="4">
-      <w:start w:val="1"/>
-      <w:numFmt w:val="bullet"/>
-      <w:lvlText w:val=""/>
-      <w:lvlJc w:val="start"/>
-      <w:pPr>
-        <w:tabs>
-          <w:tab w:val="num" w:pos="3545"/>
-        </w:tabs>
-        <w:ind w:start="3545" w:hanging="283"/>
-      </w:pPr>
-      <w:rPr>
-        <w:rFonts w:ascii="Symbol" w:hAnsi="Symbol" w:cs="Symbol" w:hint="default"/>
-      </w:rPr>
-    </w:lvl>
-    <w:lvl w:ilvl="5">
-      <w:start w:val="1"/>
-      <w:numFmt w:val="bullet"/>
-      <w:lvlText w:val=""/>
-      <w:lvlJc w:val="start"/>
-      <w:pPr>
-        <w:tabs>
-          <w:tab w:val="num" w:pos="4254"/>
-        </w:tabs>
-        <w:ind w:start="4254" w:hanging="283"/>
-      </w:pPr>
-      <w:rPr>
-        <w:rFonts w:ascii="Symbol" w:hAnsi="Symbol" w:cs="Symbol" w:hint="default"/>
-      </w:rPr>
-    </w:lvl>
-    <w:lvl w:ilvl="6">
-      <w:start w:val="1"/>
-      <w:numFmt w:val="bullet"/>
-      <w:lvlText w:val=""/>
-      <w:lvlJc w:val="start"/>
-      <w:pPr>
-        <w:tabs>
-          <w:tab w:val="num" w:pos="4963"/>
-        </w:tabs>
-        <w:ind w:start="4963" w:hanging="283"/>
-      </w:pPr>
-      <w:rPr>
-        <w:rFonts w:ascii="Symbol" w:hAnsi="Symbol" w:cs="Symbol" w:hint="default"/>
-      </w:rPr>
-    </w:lvl>
-    <w:lvl w:ilvl="7">
-      <w:start w:val="1"/>
-      <w:numFmt w:val="bullet"/>
-      <w:lvlText w:val=""/>
-      <w:lvlJc w:val="start"/>
-      <w:pPr>
-        <w:tabs>
-          <w:tab w:val="num" w:pos="5672"/>
-        </w:tabs>
-        <w:ind w:start="5672" w:hanging="283"/>
-      </w:pPr>
-      <w:rPr>
-        <w:rFonts w:ascii="Symbol" w:hAnsi="Symbol" w:cs="Symbol" w:hint="default"/>
-      </w:rPr>
-    </w:lvl>
-    <w:lvl w:ilvl="8">
-      <w:start w:val="1"/>
-      <w:numFmt w:val="bullet"/>
-      <w:lvlText w:val=""/>
-      <w:lvlJc w:val="start"/>
-      <w:pPr>
-        <w:tabs>
-          <w:tab w:val="num" w:pos="6381"/>
-        </w:tabs>
-        <w:ind w:start="6381" w:hanging="283"/>
-      </w:pPr>
-      <w:rPr>
-        <w:rFonts w:ascii="Symbol" w:hAnsi="Symbol" w:cs="Symbol" w:hint="default"/>
-      </w:rPr>
-    </w:lvl>
-  </w:abstractNum>
-  <w:abstractNum w:abstractNumId="3">
-    <w:lvl w:ilvl="0">
-      <w:start w:val="1"/>
-      <w:numFmt w:val="bullet"/>
-      <w:lvlText w:val=""/>
-      <w:lvlJc w:val="start"/>
-      <w:pPr>
-        <w:tabs>
-          <w:tab w:val="num" w:pos="709"/>
-        </w:tabs>
-        <w:ind w:start="709" w:hanging="283"/>
-      </w:pPr>
-      <w:rPr>
-        <w:rFonts w:ascii="Symbol" w:hAnsi="Symbol" w:cs="Symbol" w:hint="default"/>
-      </w:rPr>
-    </w:lvl>
-    <w:lvl w:ilvl="1">
-      <w:start w:val="1"/>
-      <w:numFmt w:val="bullet"/>
-      <w:lvlText w:val=""/>
-      <w:lvlJc w:val="start"/>
-      <w:pPr>
-        <w:tabs>
-          <w:tab w:val="num" w:pos="1418"/>
-        </w:tabs>
-        <w:ind w:start="1418" w:hanging="283"/>
-      </w:pPr>
-      <w:rPr>
-        <w:rFonts w:ascii="Symbol" w:hAnsi="Symbol" w:cs="Symbol" w:hint="default"/>
-      </w:rPr>
-    </w:lvl>
-    <w:lvl w:ilvl="2">
-      <w:start w:val="1"/>
-      <w:numFmt w:val="bullet"/>
-      <w:lvlText w:val=""/>
-      <w:lvlJc w:val="start"/>
-      <w:pPr>
-        <w:tabs>
-          <w:tab w:val="num" w:pos="2127"/>
-        </w:tabs>
-        <w:ind w:start="2127" w:hanging="283"/>
-      </w:pPr>
-      <w:rPr>
-        <w:rFonts w:ascii="Symbol" w:hAnsi="Symbol" w:cs="Symbol" w:hint="default"/>
-      </w:rPr>
-    </w:lvl>
-    <w:lvl w:ilvl="3">
-      <w:start w:val="1"/>
-      <w:numFmt w:val="bullet"/>
-      <w:lvlText w:val=""/>
-      <w:lvlJc w:val="start"/>
-      <w:pPr>
-        <w:tabs>
-          <w:tab w:val="num" w:pos="2836"/>
-        </w:tabs>
-        <w:ind w:start="2836" w:hanging="283"/>
-      </w:pPr>
-      <w:rPr>
-        <w:rFonts w:ascii="Symbol" w:hAnsi="Symbol" w:cs="Symbol" w:hint="default"/>
-      </w:rPr>
-    </w:lvl>
-    <w:lvl w:ilvl="4">
-      <w:start w:val="1"/>
-      <w:numFmt w:val="bullet"/>
-      <w:lvlText w:val=""/>
-      <w:lvlJc w:val="start"/>
-      <w:pPr>
-        <w:tabs>
-          <w:tab w:val="num" w:pos="3545"/>
-        </w:tabs>
-        <w:ind w:start="3545" w:hanging="283"/>
-      </w:pPr>
-      <w:rPr>
-        <w:rFonts w:ascii="Symbol" w:hAnsi="Symbol" w:cs="Symbol" w:hint="default"/>
-      </w:rPr>
-    </w:lvl>
-    <w:lvl w:ilvl="5">
-      <w:start w:val="1"/>
-      <w:numFmt w:val="bullet"/>
-      <w:lvlText w:val=""/>
-      <w:lvlJc w:val="start"/>
-      <w:pPr>
-        <w:tabs>
-          <w:tab w:val="num" w:pos="4254"/>
-        </w:tabs>
-        <w:ind w:start="4254" w:hanging="283"/>
-      </w:pPr>
-      <w:rPr>
-        <w:rFonts w:ascii="Symbol" w:hAnsi="Symbol" w:cs="Symbol" w:hint="default"/>
-      </w:rPr>
-    </w:lvl>
-    <w:lvl w:ilvl="6">
-      <w:start w:val="1"/>
-      <w:numFmt w:val="bullet"/>
-      <w:lvlText w:val=""/>
-      <w:lvlJc w:val="start"/>
-      <w:pPr>
-        <w:tabs>
-          <w:tab w:val="num" w:pos="4963"/>
-        </w:tabs>
-        <w:ind w:start="4963" w:hanging="283"/>
-      </w:pPr>
-      <w:rPr>
-        <w:rFonts w:ascii="Symbol" w:hAnsi="Symbol" w:cs="Symbol" w:hint="default"/>
-      </w:rPr>
-    </w:lvl>
-    <w:lvl w:ilvl="7">
-      <w:start w:val="1"/>
-      <w:numFmt w:val="bullet"/>
-      <w:lvlText w:val=""/>
-      <w:lvlJc w:val="start"/>
-      <w:pPr>
-        <w:tabs>
-          <w:tab w:val="num" w:pos="5672"/>
-        </w:tabs>
-        <w:ind w:start="5672" w:hanging="283"/>
-      </w:pPr>
-      <w:rPr>
-        <w:rFonts w:ascii="Symbol" w:hAnsi="Symbol" w:cs="Symbol" w:hint="default"/>
-      </w:rPr>
-    </w:lvl>
-    <w:lvl w:ilvl="8">
-      <w:start w:val="1"/>
-      <w:numFmt w:val="bullet"/>
-      <w:lvlText w:val=""/>
-      <w:lvlJc w:val="start"/>
-      <w:pPr>
-        <w:tabs>
-          <w:tab w:val="num" w:pos="6381"/>
-        </w:tabs>
-        <w:ind w:start="6381" w:hanging="283"/>
-      </w:pPr>
-      <w:rPr>
-        <w:rFonts w:ascii="Symbol" w:hAnsi="Symbol" w:cs="Symbol" w:hint="default"/>
-      </w:rPr>
-    </w:lvl>
-  </w:abstractNum>
-  <w:abstractNum w:abstractNumId="4">
-    <w:lvl w:ilvl="0">
-      <w:start w:val="1"/>
-      <w:numFmt w:val="bullet"/>
-      <w:lvlText w:val=""/>
-      <w:lvlJc w:val="start"/>
-      <w:pPr>
-        <w:tabs>
-          <w:tab w:val="num" w:pos="709"/>
-        </w:tabs>
-        <w:ind w:start="709" w:hanging="283"/>
-      </w:pPr>
-      <w:rPr>
-        <w:rFonts w:ascii="Symbol" w:hAnsi="Symbol" w:cs="Symbol" w:hint="default"/>
-      </w:rPr>
-    </w:lvl>
-    <w:lvl w:ilvl="1">
-      <w:start w:val="1"/>
-      <w:numFmt w:val="bullet"/>
-      <w:lvlText w:val=""/>
-      <w:lvlJc w:val="start"/>
-      <w:pPr>
-        <w:tabs>
-          <w:tab w:val="num" w:pos="1418"/>
-        </w:tabs>
-        <w:ind w:start="1418" w:hanging="283"/>
-      </w:pPr>
-      <w:rPr>
-        <w:rFonts w:ascii="Symbol" w:hAnsi="Symbol" w:cs="Symbol" w:hint="default"/>
-      </w:rPr>
-    </w:lvl>
-    <w:lvl w:ilvl="2">
-      <w:start w:val="1"/>
-      <w:numFmt w:val="bullet"/>
-      <w:lvlText w:val=""/>
-      <w:lvlJc w:val="start"/>
-      <w:pPr>
-        <w:tabs>
-          <w:tab w:val="num" w:pos="2127"/>
-        </w:tabs>
-        <w:ind w:start="2127" w:hanging="283"/>
-      </w:pPr>
-      <w:rPr>
-        <w:rFonts w:ascii="Symbol" w:hAnsi="Symbol" w:cs="Symbol" w:hint="default"/>
-      </w:rPr>
-    </w:lvl>
-    <w:lvl w:ilvl="3">
-      <w:start w:val="1"/>
-      <w:numFmt w:val="bullet"/>
-      <w:lvlText w:val=""/>
-      <w:lvlJc w:val="start"/>
-      <w:pPr>
-        <w:tabs>
-          <w:tab w:val="num" w:pos="2836"/>
-        </w:tabs>
-        <w:ind w:start="2836" w:hanging="283"/>
-      </w:pPr>
-      <w:rPr>
-        <w:rFonts w:ascii="Symbol" w:hAnsi="Symbol" w:cs="Symbol" w:hint="default"/>
-      </w:rPr>
-    </w:lvl>
-    <w:lvl w:ilvl="4">
-      <w:start w:val="1"/>
-      <w:numFmt w:val="bullet"/>
-      <w:lvlText w:val=""/>
-      <w:lvlJc w:val="start"/>
-      <w:pPr>
-        <w:tabs>
-          <w:tab w:val="num" w:pos="3545"/>
-        </w:tabs>
-        <w:ind w:start="3545" w:hanging="283"/>
-      </w:pPr>
-      <w:rPr>
-        <w:rFonts w:ascii="Symbol" w:hAnsi="Symbol" w:cs="Symbol" w:hint="default"/>
-      </w:rPr>
-    </w:lvl>
-    <w:lvl w:ilvl="5">
-      <w:start w:val="1"/>
-      <w:numFmt w:val="bullet"/>
-      <w:lvlText w:val=""/>
-      <w:lvlJc w:val="start"/>
-      <w:pPr>
-        <w:tabs>
-          <w:tab w:val="num" w:pos="4254"/>
-        </w:tabs>
-        <w:ind w:start="4254" w:hanging="283"/>
-      </w:pPr>
-      <w:rPr>
-        <w:rFonts w:ascii="Symbol" w:hAnsi="Symbol" w:cs="Symbol" w:hint="default"/>
-      </w:rPr>
-    </w:lvl>
-    <w:lvl w:ilvl="6">
-      <w:start w:val="1"/>
-      <w:numFmt w:val="bullet"/>
-      <w:lvlText w:val=""/>
-      <w:lvlJc w:val="start"/>
-      <w:pPr>
-        <w:tabs>
-          <w:tab w:val="num" w:pos="4963"/>
-        </w:tabs>
-        <w:ind w:start="4963" w:hanging="283"/>
-      </w:pPr>
-      <w:rPr>
-        <w:rFonts w:ascii="Symbol" w:hAnsi="Symbol" w:cs="Symbol" w:hint="default"/>
-      </w:rPr>
-    </w:lvl>
-    <w:lvl w:ilvl="7">
-      <w:start w:val="1"/>
-      <w:numFmt w:val="bullet"/>
-      <w:lvlText w:val=""/>
-      <w:lvlJc w:val="start"/>
-      <w:pPr>
-        <w:tabs>
-          <w:tab w:val="num" w:pos="5672"/>
-        </w:tabs>
-        <w:ind w:start="5672" w:hanging="283"/>
-      </w:pPr>
-      <w:rPr>
-        <w:rFonts w:ascii="Symbol" w:hAnsi="Symbol" w:cs="Symbol" w:hint="default"/>
-      </w:rPr>
-    </w:lvl>
-    <w:lvl w:ilvl="8">
-      <w:start w:val="1"/>
-      <w:numFmt w:val="bullet"/>
-      <w:lvlText w:val=""/>
-      <w:lvlJc w:val="start"/>
-      <w:pPr>
-        <w:tabs>
-          <w:tab w:val="num" w:pos="6381"/>
-        </w:tabs>
-        <w:ind w:start="6381" w:hanging="283"/>
-      </w:pPr>
-      <w:rPr>
-        <w:rFonts w:ascii="Symbol" w:hAnsi="Symbol" w:cs="Symbol" w:hint="default"/>
-      </w:rPr>
     </w:lvl>
   </w:abstractNum>
   <w:num w:numId="1">
@@ -5397,22 +5097,49 @@
     <w:abstractNumId w:val="4"/>
   </w:num>
   <w:num w:numId="5">
-    <w:abstractNumId w:val="2"/>
+    <w:abstractNumId w:val="5"/>
+  </w:num>
+  <w:num w:numId="6">
+    <w:abstractNumId w:val="6"/>
+  </w:num>
+  <w:num w:numId="7">
+    <w:abstractNumId w:val="7"/>
+  </w:num>
+  <w:num w:numId="8">
+    <w:abstractNumId w:val="4"/>
     <w:lvlOverride w:ilvl="0">
       <w:startOverride w:val="1"/>
     </w:lvlOverride>
   </w:num>
-  <w:num w:numId="6">
-    <w:abstractNumId w:val="3"/>
+  <w:num w:numId="9">
+    <w:abstractNumId w:val="4"/>
+  </w:num>
+  <w:num w:numId="10">
+    <w:abstractNumId w:val="4"/>
+  </w:num>
+  <w:num w:numId="11">
+    <w:abstractNumId w:val="5"/>
     <w:lvlOverride w:ilvl="0">
       <w:startOverride w:val="1"/>
     </w:lvlOverride>
   </w:num>
-  <w:num w:numId="7">
-    <w:abstractNumId w:val="4"/>
+  <w:num w:numId="12">
+    <w:abstractNumId w:val="5"/>
+  </w:num>
+  <w:num w:numId="13">
+    <w:abstractNumId w:val="5"/>
+  </w:num>
+  <w:num w:numId="14">
+    <w:abstractNumId w:val="6"/>
     <w:lvlOverride w:ilvl="0">
       <w:startOverride w:val="1"/>
     </w:lvlOverride>
+  </w:num>
+  <w:num w:numId="15">
+    <w:abstractNumId w:val="6"/>
+  </w:num>
+  <w:num w:numId="16">
+    <w:abstractNumId w:val="6"/>
   </w:num>
 </w:numbering>
 </file>
